--- a/docx_output_v2/Sibelius-Semester1-Part4-Lessons-25-32.docx
+++ b/docx_output_v2/Sibelius-Semester1-Part4-Lessons-25-32.docx
@@ -12,6 +12,7 @@
       <w:pPr>
         <w:bidi w:val="1"/>
         <w:jc w:val="center"/>
+        <w:textDirection w:val="lrTb"/>
       </w:pPr>
       <w:r>
         <w:rPr>
@@ -20,6 +21,9 @@
           <w:i w:val="0"/>
           <w:color w:val="1A1A2E"/>
           <w:sz w:val="56"/>
+          <w:rtl w:val="1"/>
+          <w:rFonts w:cs="Calibri"/>
+          <w:szCs w:val="56"/>
         </w:rPr>
         <w:t>منهاج سيبليوس الشامل</w:t>
       </w:r>
@@ -29,6 +33,7 @@
       <w:pPr>
         <w:bidi w:val="1"/>
         <w:jc w:val="center"/>
+        <w:textDirection w:val="lrTb"/>
       </w:pPr>
       <w:r>
         <w:rPr>
@@ -37,6 +42,9 @@
           <w:i w:val="0"/>
           <w:color w:val="2C3E6B"/>
           <w:sz w:val="36"/>
+          <w:rtl w:val="1"/>
+          <w:rFonts w:cs="Calibri"/>
+          <w:szCs w:val="36"/>
         </w:rPr>
         <w:t>منهاج شامل لجميع الآلات الموسيقية</w:t>
       </w:r>
@@ -45,6 +53,7 @@
       <w:pPr>
         <w:bidi w:val="1"/>
         <w:jc w:val="center"/>
+        <w:textDirection w:val="lrTb"/>
       </w:pPr>
       <w:r>
         <w:rPr>
@@ -53,6 +62,9 @@
           <w:i w:val="0"/>
           <w:color w:val="666666"/>
           <w:sz w:val="28"/>
+          <w:rtl w:val="1"/>
+          <w:rFonts w:cs="Calibri"/>
+          <w:szCs w:val="28"/>
         </w:rPr>
         <w:t>Comprehensive Sibelius Curriculum — For All Instruments</w:t>
       </w:r>
@@ -62,6 +74,7 @@
       <w:pPr>
         <w:bidi w:val="1"/>
         <w:jc w:val="center"/>
+        <w:textDirection w:val="lrTb"/>
       </w:pPr>
       <w:r>
         <w:rPr>
@@ -70,6 +83,9 @@
           <w:i w:val="0"/>
           <w:color w:val="34497E"/>
           <w:sz w:val="28"/>
+          <w:rtl w:val="1"/>
+          <w:rFonts w:cs="Calibri"/>
+          <w:szCs w:val="28"/>
         </w:rPr>
         <w:t>الجزء الرابع: الدروس 25–32 — متقدم الفصل الأول</w:t>
       </w:r>
@@ -79,6 +95,7 @@
       <w:pPr>
         <w:bidi w:val="1"/>
         <w:jc w:val="center"/>
+        <w:textDirection w:val="lrTb"/>
       </w:pPr>
       <w:r>
         <w:rPr>
@@ -87,6 +104,9 @@
           <w:i w:val="0"/>
           <w:color w:val="888888"/>
           <w:sz w:val="24"/>
+          <w:rtl w:val="1"/>
+          <w:rFonts w:cs="Calibri"/>
+          <w:szCs w:val="24"/>
         </w:rPr>
         <w:t>8 دروس</w:t>
       </w:r>
@@ -95,6 +115,7 @@
       <w:pPr>
         <w:bidi w:val="1"/>
         <w:jc w:val="center"/>
+        <w:textDirection w:val="lrTb"/>
       </w:pPr>
       <w:r>
         <w:rPr>
@@ -103,6 +124,9 @@
           <w:i w:val="0"/>
           <w:color w:val="34497E"/>
           <w:sz w:val="24"/>
+          <w:rtl w:val="1"/>
+          <w:rFonts w:cs="Calibri"/>
+          <w:szCs w:val="24"/>
         </w:rPr>
         <w:t>إعداد: د. مصطفى كمال — Fujairah Academy of Fine Arts</w:t>
       </w:r>
@@ -116,6 +140,7 @@
       <w:pPr>
         <w:jc w:val="center"/>
         <w:bidi w:val="1"/>
+        <w:textDirection w:val="lrTb"/>
       </w:pPr>
       <w:r>
         <w:rPr>
@@ -123,6 +148,9 @@
           <w:b/>
           <w:color w:val="1A1A2E"/>
           <w:sz w:val="44"/>
+          <w:rtl w:val="1"/>
+          <w:rFonts w:cs="Calibri"/>
+          <w:szCs w:val="44"/>
         </w:rPr>
         <w:t>فهرس المحتويات</w:t>
       </w:r>
@@ -132,12 +160,16 @@
       <w:pPr>
         <w:bidi w:val="1"/>
         <w:jc w:val="right"/>
+        <w:textDirection w:val="lrTb"/>
       </w:pPr>
       <w:r>
         <w:rPr>
           <w:rFonts w:ascii="Calibri" w:hAnsi="Calibri"/>
           <w:b/>
           <w:sz w:val="22"/>
+          <w:rtl w:val="1"/>
+          <w:rFonts w:cs="Calibri"/>
+          <w:szCs w:val="22"/>
         </w:rPr>
         <w:t>الدرس 25</w:t>
       </w:r>
@@ -146,6 +178,9 @@
           <w:rFonts w:ascii="Calibri" w:hAnsi="Calibri"/>
           <w:color w:val="666666"/>
           <w:sz w:val="22"/>
+          <w:rtl w:val="1"/>
+          <w:rFonts w:cs="Calibri"/>
+          <w:szCs w:val="22"/>
         </w:rPr>
         <w:t xml:space="preserve"> — الدرس 25 | Lesson 25</w:t>
       </w:r>
@@ -154,12 +189,16 @@
       <w:pPr>
         <w:bidi w:val="1"/>
         <w:jc w:val="right"/>
+        <w:textDirection w:val="lrTb"/>
       </w:pPr>
       <w:r>
         <w:rPr>
           <w:rFonts w:ascii="Calibri" w:hAnsi="Calibri"/>
           <w:b/>
           <w:sz w:val="22"/>
+          <w:rtl w:val="1"/>
+          <w:rFonts w:cs="Calibri"/>
+          <w:szCs w:val="22"/>
         </w:rPr>
         <w:t>الدرس 26</w:t>
       </w:r>
@@ -168,6 +207,9 @@
           <w:rFonts w:ascii="Calibri" w:hAnsi="Calibri"/>
           <w:color w:val="666666"/>
           <w:sz w:val="22"/>
+          <w:rtl w:val="1"/>
+          <w:rFonts w:cs="Calibri"/>
+          <w:szCs w:val="22"/>
         </w:rPr>
         <w:t xml:space="preserve"> — الدرس 26 | Lesson 26</w:t>
       </w:r>
@@ -176,12 +218,16 @@
       <w:pPr>
         <w:bidi w:val="1"/>
         <w:jc w:val="right"/>
+        <w:textDirection w:val="lrTb"/>
       </w:pPr>
       <w:r>
         <w:rPr>
           <w:rFonts w:ascii="Calibri" w:hAnsi="Calibri"/>
           <w:b/>
           <w:sz w:val="22"/>
+          <w:rtl w:val="1"/>
+          <w:rFonts w:cs="Calibri"/>
+          <w:szCs w:val="22"/>
         </w:rPr>
         <w:t>الدرس 27</w:t>
       </w:r>
@@ -190,6 +236,9 @@
           <w:rFonts w:ascii="Calibri" w:hAnsi="Calibri"/>
           <w:color w:val="666666"/>
           <w:sz w:val="22"/>
+          <w:rtl w:val="1"/>
+          <w:rFonts w:cs="Calibri"/>
+          <w:szCs w:val="22"/>
         </w:rPr>
         <w:t xml:space="preserve"> — الدرس 27 | Lesson 27</w:t>
       </w:r>
@@ -198,12 +247,16 @@
       <w:pPr>
         <w:bidi w:val="1"/>
         <w:jc w:val="right"/>
+        <w:textDirection w:val="lrTb"/>
       </w:pPr>
       <w:r>
         <w:rPr>
           <w:rFonts w:ascii="Calibri" w:hAnsi="Calibri"/>
           <w:b/>
           <w:sz w:val="22"/>
+          <w:rtl w:val="1"/>
+          <w:rFonts w:cs="Calibri"/>
+          <w:szCs w:val="22"/>
         </w:rPr>
         <w:t>الدرس 28</w:t>
       </w:r>
@@ -212,6 +265,9 @@
           <w:rFonts w:ascii="Calibri" w:hAnsi="Calibri"/>
           <w:color w:val="666666"/>
           <w:sz w:val="22"/>
+          <w:rtl w:val="1"/>
+          <w:rFonts w:cs="Calibri"/>
+          <w:szCs w:val="22"/>
         </w:rPr>
         <w:t xml:space="preserve"> — الدرس 28 | Lesson 28</w:t>
       </w:r>
@@ -220,12 +276,16 @@
       <w:pPr>
         <w:bidi w:val="1"/>
         <w:jc w:val="right"/>
+        <w:textDirection w:val="lrTb"/>
       </w:pPr>
       <w:r>
         <w:rPr>
           <w:rFonts w:ascii="Calibri" w:hAnsi="Calibri"/>
           <w:b/>
           <w:sz w:val="22"/>
+          <w:rtl w:val="1"/>
+          <w:rFonts w:cs="Calibri"/>
+          <w:szCs w:val="22"/>
         </w:rPr>
         <w:t>الدرس 29</w:t>
       </w:r>
@@ -234,6 +294,9 @@
           <w:rFonts w:ascii="Calibri" w:hAnsi="Calibri"/>
           <w:color w:val="666666"/>
           <w:sz w:val="22"/>
+          <w:rtl w:val="1"/>
+          <w:rFonts w:cs="Calibri"/>
+          <w:szCs w:val="22"/>
         </w:rPr>
         <w:t xml:space="preserve"> — الدرس 29 | Lesson 29</w:t>
       </w:r>
@@ -242,12 +305,16 @@
       <w:pPr>
         <w:bidi w:val="1"/>
         <w:jc w:val="right"/>
+        <w:textDirection w:val="lrTb"/>
       </w:pPr>
       <w:r>
         <w:rPr>
           <w:rFonts w:ascii="Calibri" w:hAnsi="Calibri"/>
           <w:b/>
           <w:sz w:val="22"/>
+          <w:rtl w:val="1"/>
+          <w:rFonts w:cs="Calibri"/>
+          <w:szCs w:val="22"/>
         </w:rPr>
         <w:t>الدرس 30</w:t>
       </w:r>
@@ -256,6 +323,9 @@
           <w:rFonts w:ascii="Calibri" w:hAnsi="Calibri"/>
           <w:color w:val="666666"/>
           <w:sz w:val="22"/>
+          <w:rtl w:val="1"/>
+          <w:rFonts w:cs="Calibri"/>
+          <w:szCs w:val="22"/>
         </w:rPr>
         <w:t xml:space="preserve"> — الدرس 30 | Lesson 30</w:t>
       </w:r>
@@ -264,12 +334,16 @@
       <w:pPr>
         <w:bidi w:val="1"/>
         <w:jc w:val="right"/>
+        <w:textDirection w:val="lrTb"/>
       </w:pPr>
       <w:r>
         <w:rPr>
           <w:rFonts w:ascii="Calibri" w:hAnsi="Calibri"/>
           <w:b/>
           <w:sz w:val="22"/>
+          <w:rtl w:val="1"/>
+          <w:rFonts w:cs="Calibri"/>
+          <w:szCs w:val="22"/>
         </w:rPr>
         <w:t>الدرس 31</w:t>
       </w:r>
@@ -278,6 +352,9 @@
           <w:rFonts w:ascii="Calibri" w:hAnsi="Calibri"/>
           <w:color w:val="666666"/>
           <w:sz w:val="22"/>
+          <w:rtl w:val="1"/>
+          <w:rFonts w:cs="Calibri"/>
+          <w:szCs w:val="22"/>
         </w:rPr>
         <w:t xml:space="preserve"> — الدرس 31 | Lesson 31</w:t>
       </w:r>
@@ -286,12 +363,16 @@
       <w:pPr>
         <w:bidi w:val="1"/>
         <w:jc w:val="right"/>
+        <w:textDirection w:val="lrTb"/>
       </w:pPr>
       <w:r>
         <w:rPr>
           <w:rFonts w:ascii="Calibri" w:hAnsi="Calibri"/>
           <w:b/>
           <w:sz w:val="22"/>
+          <w:rtl w:val="1"/>
+          <w:rFonts w:cs="Calibri"/>
+          <w:szCs w:val="22"/>
         </w:rPr>
         <w:t>الدرس 32</w:t>
       </w:r>
@@ -300,6 +381,9 @@
           <w:rFonts w:ascii="Calibri" w:hAnsi="Calibri"/>
           <w:color w:val="666666"/>
           <w:sz w:val="22"/>
+          <w:rtl w:val="1"/>
+          <w:rFonts w:cs="Calibri"/>
+          <w:szCs w:val="22"/>
         </w:rPr>
         <w:t xml:space="preserve"> — الدرس 32 | Lesson 32</w:t>
       </w:r>
@@ -313,6 +397,7 @@
       <w:pPr>
         <w:jc w:val="center"/>
         <w:bidi w:val="1"/>
+        <w:textDirection w:val="lrTb"/>
       </w:pPr>
       <w:r>
         <w:rPr>
@@ -320,6 +405,9 @@
           <w:b/>
           <w:color w:val="1A1A2E"/>
           <w:sz w:val="44"/>
+          <w:rtl w:val="1"/>
+          <w:rFonts w:cs="Calibri"/>
+          <w:szCs w:val="44"/>
         </w:rPr>
         <w:t>الفصل الدراسي الأول — الجزء الرابع</w:t>
       </w:r>
@@ -329,6 +417,7 @@
       <w:pPr>
         <w:jc w:val="center"/>
         <w:bidi w:val="1"/>
+        <w:textDirection w:val="lrTb"/>
       </w:pPr>
       <w:r>
         <w:rPr>
@@ -336,6 +425,9 @@
           <w:b/>
           <w:color w:val="1A1A2E"/>
           <w:sz w:val="44"/>
+          <w:rtl w:val="1"/>
+          <w:rFonts w:cs="Calibri"/>
+          <w:szCs w:val="44"/>
         </w:rPr>
         <w:t>الدرس 25 | Lesson 25</w:t>
       </w:r>
@@ -344,6 +436,7 @@
       <w:pPr>
         <w:jc w:val="center"/>
         <w:bidi w:val="1"/>
+        <w:textDirection w:val="lrTb"/>
       </w:pPr>
       <w:r>
         <w:rPr>
@@ -351,6 +444,9 @@
           <w:b/>
           <w:color w:val="2C3E6B"/>
           <w:sz w:val="36"/>
+          <w:rtl w:val="1"/>
+          <w:rFonts w:cs="Calibri"/>
+          <w:szCs w:val="36"/>
         </w:rPr>
         <w:t>مقام الراست – أساس المقامات الشرقية</w:t>
       </w:r>
@@ -359,6 +455,7 @@
       <w:pPr>
         <w:jc w:val="center"/>
         <w:bidi w:val="1"/>
+        <w:textDirection w:val="lrTb"/>
       </w:pPr>
       <w:r>
         <w:rPr>
@@ -366,6 +463,9 @@
           <w:b/>
           <w:color w:val="2C3E6B"/>
           <w:sz w:val="36"/>
+          <w:rtl w:val="1"/>
+          <w:rFonts w:cs="Calibri"/>
+          <w:szCs w:val="36"/>
         </w:rPr>
         <w:t>Maqam Rast – Foundation of Oriental Maqamat</w:t>
       </w:r>
@@ -374,6 +474,7 @@
       <w:pPr>
         <w:jc w:val="right"/>
         <w:bidi w:val="1"/>
+        <w:textDirection w:val="lrTb"/>
       </w:pPr>
       <w:r>
         <w:rPr>
@@ -381,6 +482,9 @@
           <w:b/>
           <w:color w:val="34497E"/>
           <w:sz w:val="28"/>
+          <w:rtl w:val="1"/>
+          <w:rFonts w:cs="Calibri"/>
+          <w:szCs w:val="28"/>
         </w:rPr>
         <w:t>معلومات الدرس | Lesson Info</w:t>
       </w:r>
@@ -413,6 +517,7 @@
             <w:pPr>
               <w:jc w:val="right"/>
               <w:bidi w:val="1"/>
+              <w:textDirection w:val="lrTb"/>
             </w:pPr>
             <w:r/>
             <w:r>
@@ -421,6 +526,9 @@
                 <w:b/>
                 <w:color w:val="FFFFFF"/>
                 <w:sz w:val="18"/>
+                <w:rtl w:val="1"/>
+                <w:rFonts w:cs="Calibri"/>
+                <w:szCs w:val="18"/>
               </w:rPr>
               <w:t>AR</w:t>
             </w:r>
@@ -435,6 +543,7 @@
             <w:pPr>
               <w:jc w:val="right"/>
               <w:bidi w:val="1"/>
+              <w:textDirection w:val="lrTb"/>
             </w:pPr>
             <w:r/>
             <w:r>
@@ -443,6 +552,9 @@
                 <w:b/>
                 <w:color w:val="FFFFFF"/>
                 <w:sz w:val="18"/>
+                <w:rtl w:val="1"/>
+                <w:rFonts w:cs="Calibri"/>
+                <w:szCs w:val="18"/>
               </w:rPr>
               <w:t>EN</w:t>
             </w:r>
@@ -458,12 +570,16 @@
             <w:pPr>
               <w:jc w:val="right"/>
               <w:bidi w:val="1"/>
+              <w:textDirection w:val="lrTb"/>
             </w:pPr>
             <w:r/>
             <w:r>
               <w:rPr>
                 <w:rFonts w:ascii="Calibri" w:hAnsi="Calibri"/>
                 <w:sz w:val="18"/>
+                <w:rtl w:val="1"/>
+                <w:rFonts w:cs="Calibri"/>
+                <w:szCs w:val="18"/>
               </w:rPr>
               <w:t>رقم الدرس</w:t>
             </w:r>
@@ -477,12 +593,16 @@
             <w:pPr>
               <w:jc w:val="right"/>
               <w:bidi w:val="1"/>
+              <w:textDirection w:val="lrTb"/>
             </w:pPr>
             <w:r/>
             <w:r>
               <w:rPr>
                 <w:rFonts w:ascii="Calibri" w:hAnsi="Calibri"/>
                 <w:sz w:val="18"/>
+                <w:rtl w:val="1"/>
+                <w:rFonts w:cs="Calibri"/>
+                <w:szCs w:val="18"/>
               </w:rPr>
               <w:t>25</w:t>
             </w:r>
@@ -499,12 +619,16 @@
             <w:pPr>
               <w:jc w:val="right"/>
               <w:bidi w:val="1"/>
+              <w:textDirection w:val="lrTb"/>
             </w:pPr>
             <w:r/>
             <w:r>
               <w:rPr>
                 <w:rFonts w:ascii="Calibri" w:hAnsi="Calibri"/>
                 <w:sz w:val="18"/>
+                <w:rtl w:val="1"/>
+                <w:rFonts w:cs="Calibri"/>
+                <w:szCs w:val="18"/>
               </w:rPr>
               <w:t>عنوان عربي</w:t>
             </w:r>
@@ -519,12 +643,16 @@
             <w:pPr>
               <w:jc w:val="right"/>
               <w:bidi w:val="1"/>
+              <w:textDirection w:val="lrTb"/>
             </w:pPr>
             <w:r/>
             <w:r>
               <w:rPr>
                 <w:rFonts w:ascii="Calibri" w:hAnsi="Calibri"/>
                 <w:sz w:val="18"/>
+                <w:rtl w:val="1"/>
+                <w:rFonts w:cs="Calibri"/>
+                <w:szCs w:val="18"/>
               </w:rPr>
               <w:t>مقام الراست – المدخل</w:t>
             </w:r>
@@ -540,12 +668,16 @@
             <w:pPr>
               <w:jc w:val="right"/>
               <w:bidi w:val="1"/>
+              <w:textDirection w:val="lrTb"/>
             </w:pPr>
             <w:r/>
             <w:r>
               <w:rPr>
                 <w:rFonts w:ascii="Calibri" w:hAnsi="Calibri"/>
                 <w:sz w:val="18"/>
+                <w:rtl w:val="1"/>
+                <w:rFonts w:cs="Calibri"/>
+                <w:szCs w:val="18"/>
               </w:rPr>
               <w:t>English Title</w:t>
             </w:r>
@@ -559,12 +691,16 @@
             <w:pPr>
               <w:jc w:val="right"/>
               <w:bidi w:val="1"/>
+              <w:textDirection w:val="lrTb"/>
             </w:pPr>
             <w:r/>
             <w:r>
               <w:rPr>
                 <w:rFonts w:ascii="Calibri" w:hAnsi="Calibri"/>
                 <w:sz w:val="18"/>
+                <w:rtl w:val="1"/>
+                <w:rFonts w:cs="Calibri"/>
+                <w:szCs w:val="18"/>
               </w:rPr>
               <w:t>Maqam Rast – Introduction</w:t>
             </w:r>
@@ -581,12 +717,16 @@
             <w:pPr>
               <w:jc w:val="right"/>
               <w:bidi w:val="1"/>
+              <w:textDirection w:val="lrTb"/>
             </w:pPr>
             <w:r/>
             <w:r>
               <w:rPr>
                 <w:rFonts w:ascii="Calibri" w:hAnsi="Calibri"/>
                 <w:sz w:val="18"/>
+                <w:rtl w:val="1"/>
+                <w:rFonts w:cs="Calibri"/>
+                <w:szCs w:val="18"/>
               </w:rPr>
               <w:t>المقام</w:t>
             </w:r>
@@ -601,12 +741,16 @@
             <w:pPr>
               <w:jc w:val="right"/>
               <w:bidi w:val="1"/>
+              <w:textDirection w:val="lrTb"/>
             </w:pPr>
             <w:r/>
             <w:r>
               <w:rPr>
                 <w:rFonts w:ascii="Calibri" w:hAnsi="Calibri"/>
                 <w:sz w:val="18"/>
+                <w:rtl w:val="1"/>
+                <w:rFonts w:cs="Calibri"/>
+                <w:szCs w:val="18"/>
               </w:rPr>
               <w:t>راست (Rast)</w:t>
             </w:r>
@@ -622,12 +766,16 @@
             <w:pPr>
               <w:jc w:val="right"/>
               <w:bidi w:val="1"/>
+              <w:textDirection w:val="lrTb"/>
             </w:pPr>
             <w:r/>
             <w:r>
               <w:rPr>
                 <w:rFonts w:ascii="Calibri" w:hAnsi="Calibri"/>
                 <w:sz w:val="18"/>
+                <w:rtl w:val="1"/>
+                <w:rFonts w:cs="Calibri"/>
+                <w:szCs w:val="18"/>
               </w:rPr>
               <w:t>الإيقاع</w:t>
             </w:r>
@@ -641,12 +789,16 @@
             <w:pPr>
               <w:jc w:val="right"/>
               <w:bidi w:val="1"/>
+              <w:textDirection w:val="lrTb"/>
             </w:pPr>
             <w:r/>
             <w:r>
               <w:rPr>
                 <w:rFonts w:ascii="Calibri" w:hAnsi="Calibri"/>
                 <w:sz w:val="18"/>
+                <w:rtl w:val="1"/>
+                <w:rFonts w:cs="Calibri"/>
+                <w:szCs w:val="18"/>
               </w:rPr>
               <w:t>مقسوم (Maqsum) – 4/4</w:t>
             </w:r>
@@ -658,6 +810,7 @@
       <w:pPr>
         <w:jc w:val="right"/>
         <w:bidi w:val="1"/>
+        <w:textDirection w:val="lrTb"/>
       </w:pPr>
       <w:r>
         <w:rPr>
@@ -665,6 +818,9 @@
           <w:b/>
           <w:color w:val="34497E"/>
           <w:sz w:val="28"/>
+          <w:rtl w:val="1"/>
+          <w:rFonts w:cs="Calibri"/>
+          <w:szCs w:val="28"/>
         </w:rPr>
         <w:t>الأهداف | Objectives</w:t>
       </w:r>
@@ -673,11 +829,15 @@
       <w:pPr>
         <w:bidi w:val="1"/>
         <w:jc w:val="right"/>
+        <w:textDirection w:val="lrTb"/>
       </w:pPr>
       <w:r>
         <w:rPr>
           <w:rFonts w:ascii="Calibri" w:hAnsi="Calibri"/>
           <w:sz w:val="22"/>
+          <w:rtl w:val="1"/>
+          <w:rFonts w:cs="Calibri"/>
+          <w:szCs w:val="22"/>
         </w:rPr>
         <w:t>تعريف مقام الراست وتركيبه</w:t>
       </w:r>
@@ -686,11 +846,15 @@
       <w:pPr>
         <w:bidi w:val="1"/>
         <w:jc w:val="right"/>
+        <w:textDirection w:val="lrTb"/>
       </w:pPr>
       <w:r>
         <w:rPr>
           <w:rFonts w:ascii="Calibri" w:hAnsi="Calibri"/>
           <w:sz w:val="22"/>
+          <w:rtl w:val="1"/>
+          <w:rFonts w:cs="Calibri"/>
+          <w:szCs w:val="22"/>
         </w:rPr>
         <w:t>فهم ربع الدرجة (Quarter Tone) في الراست</w:t>
       </w:r>
@@ -699,11 +863,15 @@
       <w:pPr>
         <w:bidi w:val="1"/>
         <w:jc w:val="right"/>
+        <w:textDirection w:val="lrTb"/>
       </w:pPr>
       <w:r>
         <w:rPr>
           <w:rFonts w:ascii="Calibri" w:hAnsi="Calibri"/>
           <w:sz w:val="22"/>
+          <w:rtl w:val="1"/>
+          <w:rFonts w:cs="Calibri"/>
+          <w:szCs w:val="22"/>
         </w:rPr>
         <w:t>كتابة سلم الراست في Sibelius باستخدام ربع الدرجة</w:t>
       </w:r>
@@ -712,11 +880,15 @@
       <w:pPr>
         <w:bidi w:val="1"/>
         <w:jc w:val="right"/>
+        <w:textDirection w:val="lrTb"/>
       </w:pPr>
       <w:r>
         <w:rPr>
           <w:rFonts w:ascii="Calibri" w:hAnsi="Calibri"/>
           <w:sz w:val="22"/>
+          <w:rtl w:val="1"/>
+          <w:rFonts w:cs="Calibri"/>
+          <w:szCs w:val="22"/>
         </w:rPr>
         <w:t>الاستماع والتمييز بين الراست والمقامات السابقة</w:t>
       </w:r>
@@ -725,6 +897,7 @@
       <w:pPr>
         <w:jc w:val="right"/>
         <w:bidi w:val="1"/>
+        <w:textDirection w:val="lrTb"/>
       </w:pPr>
       <w:r>
         <w:rPr>
@@ -732,6 +905,9 @@
           <w:b/>
           <w:color w:val="34497E"/>
           <w:sz w:val="28"/>
+          <w:rtl w:val="1"/>
+          <w:rFonts w:cs="Calibri"/>
+          <w:szCs w:val="28"/>
         </w:rPr>
         <w:t>1. النظري | Theory (10 min)</w:t>
       </w:r>
@@ -740,6 +916,7 @@
       <w:pPr>
         <w:jc w:val="right"/>
         <w:bidi w:val="1"/>
+        <w:textDirection w:val="lrTb"/>
       </w:pPr>
       <w:r>
         <w:rPr>
@@ -747,6 +924,9 @@
           <w:b/>
           <w:color w:val="445588"/>
           <w:sz w:val="24"/>
+          <w:rtl w:val="1"/>
+          <w:rFonts w:cs="Calibri"/>
+          <w:szCs w:val="24"/>
         </w:rPr>
         <w:t>مقام الراست (Rast)</w:t>
       </w:r>
@@ -755,12 +935,16 @@
       <w:pPr>
         <w:bidi w:val="1"/>
         <w:jc w:val="right"/>
+        <w:textDirection w:val="lrTb"/>
       </w:pPr>
       <w:r>
         <w:rPr>
           <w:rFonts w:ascii="Calibri" w:hAnsi="Calibri"/>
           <w:b w:val="0"/>
           <w:sz w:val="22"/>
+          <w:rtl w:val="1"/>
+          <w:rFonts w:cs="Calibri"/>
+          <w:szCs w:val="22"/>
         </w:rPr>
         <w:t>الراست هو أبو المقامات الشرقية وأكثرها أصالة.</w:t>
       </w:r>
@@ -769,6 +953,7 @@
       <w:pPr>
         <w:jc w:val="right"/>
         <w:bidi w:val="1"/>
+        <w:textDirection w:val="lrTb"/>
       </w:pPr>
       <w:r>
         <w:rPr>
@@ -776,6 +961,9 @@
           <w:b/>
           <w:color w:val="445588"/>
           <w:sz w:val="24"/>
+          <w:rtl w:val="1"/>
+          <w:rFonts w:cs="Calibri"/>
+          <w:szCs w:val="24"/>
         </w:rPr>
         <w:t>سلم الراست</w:t>
       </w:r>
@@ -784,6 +972,7 @@
       <w:pPr>
         <w:bidi w:val="1"/>
         <w:jc w:val="right"/>
+        <w:textDirection w:val="lrTb"/>
         <w:shd w:fill="F5F5F5" w:val="clear"/>
       </w:pPr>
       <w:r>
@@ -791,6 +980,9 @@
           <w:rFonts w:ascii="Courier New" w:hAnsi="Courier New"/>
           <w:color w:val="333333"/>
           <w:sz w:val="18"/>
+          <w:rtl w:val="1"/>
+          <w:rFonts w:cs="Calibri"/>
+          <w:szCs w:val="18"/>
         </w:rPr>
         <w:t>C ──3/4── D ──W── E♭ ──H── F ──W── G ──3/4── A ──W── B♭ ──H── C</w:t>
       </w:r>
@@ -799,6 +991,7 @@
       <w:pPr>
         <w:jc w:val="right"/>
         <w:bidi w:val="1"/>
+        <w:textDirection w:val="lrTb"/>
       </w:pPr>
       <w:r>
         <w:rPr>
@@ -806,6 +999,9 @@
           <w:b/>
           <w:color w:val="445588"/>
           <w:sz w:val="24"/>
+          <w:rtl w:val="1"/>
+          <w:rFonts w:cs="Calibri"/>
+          <w:szCs w:val="24"/>
         </w:rPr>
         <w:t>ربع الدرجة (Quarter Tone) في الراست</w:t>
       </w:r>
@@ -814,11 +1010,15 @@
       <w:pPr>
         <w:bidi w:val="1"/>
         <w:jc w:val="right"/>
+        <w:textDirection w:val="lrTb"/>
       </w:pPr>
       <w:r>
         <w:rPr>
           <w:rFonts w:ascii="Calibri" w:hAnsi="Calibri"/>
           <w:sz w:val="22"/>
+          <w:rtl w:val="1"/>
+          <w:rFonts w:cs="Calibri"/>
+          <w:szCs w:val="22"/>
         </w:rPr>
         <w:t>• درجة C (Do) = قرار (غَماز)</w:t>
       </w:r>
@@ -827,11 +1027,15 @@
       <w:pPr>
         <w:bidi w:val="1"/>
         <w:jc w:val="right"/>
+        <w:textDirection w:val="lrTb"/>
       </w:pPr>
       <w:r>
         <w:rPr>
           <w:rFonts w:ascii="Calibri" w:hAnsi="Calibri"/>
           <w:sz w:val="22"/>
+          <w:rtl w:val="1"/>
+          <w:rFonts w:cs="Calibri"/>
+          <w:szCs w:val="22"/>
         </w:rPr>
         <w:t>• درجة D (Re) = مسافة ¾ (ثلاثة أرباع درجة) من C</w:t>
       </w:r>
@@ -840,11 +1044,15 @@
       <w:pPr>
         <w:bidi w:val="1"/>
         <w:jc w:val="right"/>
+        <w:textDirection w:val="lrTb"/>
       </w:pPr>
       <w:r>
         <w:rPr>
           <w:rFonts w:ascii="Calibri" w:hAnsi="Calibri"/>
           <w:sz w:val="22"/>
+          <w:rtl w:val="1"/>
+          <w:rFonts w:cs="Calibri"/>
+          <w:szCs w:val="22"/>
         </w:rPr>
         <w:t>• درجة E نصف بيمول (E♭) = نصف درجة + ربع درجة</w:t>
       </w:r>
@@ -853,11 +1061,15 @@
       <w:pPr>
         <w:bidi w:val="1"/>
         <w:jc w:val="right"/>
+        <w:textDirection w:val="lrTb"/>
       </w:pPr>
       <w:r>
         <w:rPr>
           <w:rFonts w:ascii="Calibri" w:hAnsi="Calibri"/>
           <w:sz w:val="22"/>
+          <w:rtl w:val="1"/>
+          <w:rFonts w:cs="Calibri"/>
+          <w:szCs w:val="22"/>
         </w:rPr>
         <w:t>• درجة G (Sol) = غماز الجواب (Dominant)</w:t>
       </w:r>
@@ -866,11 +1078,15 @@
       <w:pPr>
         <w:bidi w:val="1"/>
         <w:jc w:val="right"/>
+        <w:textDirection w:val="lrTb"/>
       </w:pPr>
       <w:r>
         <w:rPr>
           <w:rFonts w:ascii="Calibri" w:hAnsi="Calibri"/>
           <w:sz w:val="22"/>
+          <w:rtl w:val="1"/>
+          <w:rFonts w:cs="Calibri"/>
+          <w:szCs w:val="22"/>
         </w:rPr>
         <w:t>• درجة A (La) = مسافة ¾ من G</w:t>
       </w:r>
@@ -879,6 +1095,7 @@
       <w:pPr>
         <w:jc w:val="right"/>
         <w:bidi w:val="1"/>
+        <w:textDirection w:val="lrTb"/>
       </w:pPr>
       <w:r>
         <w:rPr>
@@ -886,6 +1103,9 @@
           <w:b/>
           <w:color w:val="445588"/>
           <w:sz w:val="24"/>
+          <w:rtl w:val="1"/>
+          <w:rFonts w:cs="Calibri"/>
+          <w:szCs w:val="24"/>
         </w:rPr>
         <w:t>مقارنة: راست vs عجم</w:t>
       </w:r>
@@ -918,6 +1138,7 @@
             <w:pPr>
               <w:jc w:val="right"/>
               <w:bidi w:val="1"/>
+              <w:textDirection w:val="lrTb"/>
             </w:pPr>
             <w:r/>
             <w:r>
@@ -926,6 +1147,9 @@
                 <w:b/>
                 <w:color w:val="FFFFFF"/>
                 <w:sz w:val="18"/>
+                <w:rtl w:val="1"/>
+                <w:rFonts w:cs="Calibri"/>
+                <w:szCs w:val="18"/>
               </w:rPr>
               <w:t>الراست</w:t>
             </w:r>
@@ -940,6 +1164,7 @@
             <w:pPr>
               <w:jc w:val="right"/>
               <w:bidi w:val="1"/>
+              <w:textDirection w:val="lrTb"/>
             </w:pPr>
             <w:r/>
             <w:r>
@@ -948,6 +1173,9 @@
                 <w:b/>
                 <w:color w:val="FFFFFF"/>
                 <w:sz w:val="18"/>
+                <w:rtl w:val="1"/>
+                <w:rFonts w:cs="Calibri"/>
+                <w:szCs w:val="18"/>
               </w:rPr>
               <w:t>العجم</w:t>
             </w:r>
@@ -963,12 +1191,16 @@
             <w:pPr>
               <w:jc w:val="right"/>
               <w:bidi w:val="1"/>
+              <w:textDirection w:val="lrTb"/>
             </w:pPr>
             <w:r/>
             <w:r>
               <w:rPr>
                 <w:rFonts w:ascii="Calibri" w:hAnsi="Calibri"/>
                 <w:sz w:val="18"/>
+                <w:rtl w:val="1"/>
+                <w:rFonts w:cs="Calibri"/>
+                <w:szCs w:val="18"/>
               </w:rPr>
               <w:t>C D E♭ F G A B♭ C</w:t>
             </w:r>
@@ -982,12 +1214,16 @@
             <w:pPr>
               <w:jc w:val="right"/>
               <w:bidi w:val="1"/>
+              <w:textDirection w:val="lrTb"/>
             </w:pPr>
             <w:r/>
             <w:r>
               <w:rPr>
                 <w:rFonts w:ascii="Calibri" w:hAnsi="Calibri"/>
                 <w:sz w:val="18"/>
+                <w:rtl w:val="1"/>
+                <w:rFonts w:cs="Calibri"/>
+                <w:szCs w:val="18"/>
               </w:rPr>
               <w:t>C D E F G A B C</w:t>
             </w:r>
@@ -1004,12 +1240,16 @@
             <w:pPr>
               <w:jc w:val="right"/>
               <w:bidi w:val="1"/>
+              <w:textDirection w:val="lrTb"/>
             </w:pPr>
             <w:r/>
             <w:r>
               <w:rPr>
                 <w:rFonts w:ascii="Calibri" w:hAnsi="Calibri"/>
                 <w:sz w:val="18"/>
+                <w:rtl w:val="1"/>
+                <w:rFonts w:cs="Calibri"/>
+                <w:szCs w:val="18"/>
               </w:rPr>
               <w:t>يحتوي على أرباع درجات</w:t>
             </w:r>
@@ -1024,12 +1264,16 @@
             <w:pPr>
               <w:jc w:val="right"/>
               <w:bidi w:val="1"/>
+              <w:textDirection w:val="lrTb"/>
             </w:pPr>
             <w:r/>
             <w:r>
               <w:rPr>
                 <w:rFonts w:ascii="Calibri" w:hAnsi="Calibri"/>
                 <w:sz w:val="18"/>
+                <w:rtl w:val="1"/>
+                <w:rFonts w:cs="Calibri"/>
+                <w:szCs w:val="18"/>
               </w:rPr>
               <w:t>لا يحتوي</w:t>
             </w:r>
@@ -1045,12 +1289,16 @@
             <w:pPr>
               <w:jc w:val="right"/>
               <w:bidi w:val="1"/>
+              <w:textDirection w:val="lrTb"/>
             </w:pPr>
             <w:r/>
             <w:r>
               <w:rPr>
                 <w:rFonts w:ascii="Calibri" w:hAnsi="Calibri"/>
                 <w:sz w:val="18"/>
+                <w:rtl w:val="1"/>
+                <w:rFonts w:cs="Calibri"/>
+                <w:szCs w:val="18"/>
               </w:rPr>
               <w:t>شرقي أصيل</w:t>
             </w:r>
@@ -1064,12 +1312,16 @@
             <w:pPr>
               <w:jc w:val="right"/>
               <w:bidi w:val="1"/>
+              <w:textDirection w:val="lrTb"/>
             </w:pPr>
             <w:r/>
             <w:r>
               <w:rPr>
                 <w:rFonts w:ascii="Calibri" w:hAnsi="Calibri"/>
                 <w:sz w:val="18"/>
+                <w:rtl w:val="1"/>
+                <w:rFonts w:cs="Calibri"/>
+                <w:szCs w:val="18"/>
               </w:rPr>
               <w:t>غربي</w:t>
             </w:r>
@@ -1081,6 +1333,7 @@
       <w:pPr>
         <w:jc w:val="right"/>
         <w:bidi w:val="1"/>
+        <w:textDirection w:val="lrTb"/>
       </w:pPr>
       <w:r>
         <w:rPr>
@@ -1088,6 +1341,9 @@
           <w:b/>
           <w:color w:val="34497E"/>
           <w:sz w:val="28"/>
+          <w:rtl w:val="1"/>
+          <w:rFonts w:cs="Calibri"/>
+          <w:szCs w:val="28"/>
         </w:rPr>
         <w:t>2. التطبيق العملي | Practice (30 min)</w:t>
       </w:r>
@@ -1096,6 +1352,7 @@
       <w:pPr>
         <w:jc w:val="right"/>
         <w:bidi w:val="1"/>
+        <w:textDirection w:val="lrTb"/>
       </w:pPr>
       <w:r>
         <w:rPr>
@@ -1103,6 +1360,9 @@
           <w:b/>
           <w:color w:val="445588"/>
           <w:sz w:val="24"/>
+          <w:rtl w:val="1"/>
+          <w:rFonts w:cs="Calibri"/>
+          <w:szCs w:val="24"/>
         </w:rPr>
         <w:t>تمرين 1: إعداد Key Signature للراست (5 دقائق)</w:t>
       </w:r>
@@ -1111,12 +1371,16 @@
       <w:pPr>
         <w:bidi w:val="1"/>
         <w:jc w:val="right"/>
+        <w:textDirection w:val="lrTb"/>
       </w:pPr>
       <w:r>
         <w:rPr>
           <w:rFonts w:ascii="Calibri" w:hAnsi="Calibri"/>
           <w:b w:val="0"/>
           <w:sz w:val="22"/>
+          <w:rtl w:val="1"/>
+          <w:rFonts w:cs="Calibri"/>
+          <w:szCs w:val="22"/>
         </w:rPr>
         <w:t>في Sibelius:</w:t>
         <w:br/>
@@ -1131,6 +1395,7 @@
       <w:pPr>
         <w:jc w:val="right"/>
         <w:bidi w:val="1"/>
+        <w:textDirection w:val="lrTb"/>
       </w:pPr>
       <w:r>
         <w:rPr>
@@ -1138,6 +1403,9 @@
           <w:b/>
           <w:color w:val="445588"/>
           <w:sz w:val="24"/>
+          <w:rtl w:val="1"/>
+          <w:rFonts w:cs="Calibri"/>
+          <w:szCs w:val="24"/>
         </w:rPr>
         <w:t>تمرين 2: كتابة سلم الراست (10 دقائق)</w:t>
       </w:r>
@@ -1146,12 +1414,16 @@
       <w:pPr>
         <w:bidi w:val="1"/>
         <w:jc w:val="right"/>
+        <w:textDirection w:val="lrTb"/>
       </w:pPr>
       <w:r>
         <w:rPr>
           <w:rFonts w:ascii="Calibri" w:hAnsi="Calibri"/>
           <w:b w:val="0"/>
           <w:sz w:val="22"/>
+          <w:rtl w:val="1"/>
+          <w:rFonts w:cs="Calibri"/>
+          <w:szCs w:val="22"/>
         </w:rPr>
         <w:t>مهم: في Sibelius، لا يوجد ربع درجة افتراضي. سنستخدم التقريب:</w:t>
         <w:br/>
@@ -1164,6 +1436,7 @@
       <w:pPr>
         <w:bidi w:val="1"/>
         <w:jc w:val="right"/>
+        <w:textDirection w:val="lrTb"/>
         <w:shd w:fill="F5F5F5" w:val="clear"/>
       </w:pPr>
       <w:r>
@@ -1171,6 +1444,9 @@
           <w:rFonts w:ascii="Courier New" w:hAnsi="Courier New"/>
           <w:color w:val="333333"/>
           <w:sz w:val="18"/>
+          <w:rtl w:val="1"/>
+          <w:rFonts w:cs="Calibri"/>
+          <w:szCs w:val="18"/>
         </w:rPr>
         <w:t>مازورة 1: C D E♭ F | G A B♭ C | (راست صعود)</w:t>
         <w:br/>
@@ -1183,6 +1459,7 @@
       <w:pPr>
         <w:jc w:val="right"/>
         <w:bidi w:val="1"/>
+        <w:textDirection w:val="lrTb"/>
       </w:pPr>
       <w:r>
         <w:rPr>
@@ -1190,6 +1467,9 @@
           <w:b/>
           <w:color w:val="445588"/>
           <w:sz w:val="24"/>
+          <w:rtl w:val="1"/>
+          <w:rFonts w:cs="Calibri"/>
+          <w:szCs w:val="24"/>
         </w:rPr>
         <w:t>تمرين 3: جنس الراست (10 دقائق)</w:t>
       </w:r>
@@ -1198,12 +1478,16 @@
       <w:pPr>
         <w:bidi w:val="1"/>
         <w:jc w:val="right"/>
+        <w:textDirection w:val="lrTb"/>
       </w:pPr>
       <w:r>
         <w:rPr>
           <w:rFonts w:ascii="Calibri" w:hAnsi="Calibri"/>
           <w:b w:val="0"/>
           <w:sz w:val="22"/>
+          <w:rtl w:val="1"/>
+          <w:rFonts w:cs="Calibri"/>
+          <w:szCs w:val="22"/>
         </w:rPr>
         <w:t>جنس الراست على C: C D E♭ F (أربع نوتات)</w:t>
         <w:br/>
@@ -1220,12 +1504,16 @@
       <w:pPr>
         <w:bidi w:val="1"/>
         <w:jc w:val="right"/>
+        <w:textDirection w:val="lrTb"/>
       </w:pPr>
       <w:r>
         <w:rPr>
           <w:rFonts w:ascii="Calibri" w:hAnsi="Calibri"/>
           <w:b w:val="0"/>
           <w:sz w:val="22"/>
+          <w:rtl w:val="1"/>
+          <w:rFonts w:cs="Calibri"/>
+          <w:szCs w:val="22"/>
         </w:rPr>
         <w:t>جنس الراست على G: G A B♭ C</w:t>
         <w:br/>
@@ -1242,6 +1530,7 @@
       <w:pPr>
         <w:jc w:val="right"/>
         <w:bidi w:val="1"/>
+        <w:textDirection w:val="lrTb"/>
       </w:pPr>
       <w:r>
         <w:rPr>
@@ -1249,6 +1538,9 @@
           <w:b/>
           <w:color w:val="445588"/>
           <w:sz w:val="24"/>
+          <w:rtl w:val="1"/>
+          <w:rFonts w:cs="Calibri"/>
+          <w:szCs w:val="24"/>
         </w:rPr>
         <w:t>تمرين 4: الراست مع إيقاع المقسوم (5 دقائق)</w:t>
       </w:r>
@@ -1257,6 +1549,7 @@
       <w:pPr>
         <w:bidi w:val="1"/>
         <w:jc w:val="right"/>
+        <w:textDirection w:val="lrTb"/>
         <w:shd w:fill="F5F5F5" w:val="clear"/>
       </w:pPr>
       <w:r>
@@ -1264,6 +1557,9 @@
           <w:rFonts w:ascii="Courier New" w:hAnsi="Courier New"/>
           <w:color w:val="333333"/>
           <w:sz w:val="18"/>
+          <w:rtl w:val="1"/>
+          <w:rFonts w:cs="Calibri"/>
+          <w:szCs w:val="18"/>
         </w:rPr>
         <w:t>مازورة 1: C (Noire) | (Rest) D (Noire) |</w:t>
         <w:br/>
@@ -1278,6 +1574,7 @@
       <w:pPr>
         <w:jc w:val="right"/>
         <w:bidi w:val="1"/>
+        <w:textDirection w:val="lrTb"/>
       </w:pPr>
       <w:r>
         <w:rPr>
@@ -1285,6 +1582,9 @@
           <w:b/>
           <w:color w:val="34497E"/>
           <w:sz w:val="28"/>
+          <w:rtl w:val="1"/>
+          <w:rFonts w:cs="Calibri"/>
+          <w:szCs w:val="28"/>
         </w:rPr>
         <w:t>3. اختصارات Sibelius (5 min)</w:t>
       </w:r>
@@ -1318,6 +1618,7 @@
             <w:pPr>
               <w:jc w:val="right"/>
               <w:bidi w:val="1"/>
+              <w:textDirection w:val="lrTb"/>
             </w:pPr>
             <w:r/>
             <w:r>
@@ -1326,6 +1627,9 @@
                 <w:b/>
                 <w:color w:val="FFFFFF"/>
                 <w:sz w:val="18"/>
+                <w:rtl w:val="1"/>
+                <w:rFonts w:cs="Calibri"/>
+                <w:szCs w:val="18"/>
               </w:rPr>
               <w:t>#</w:t>
             </w:r>
@@ -1340,6 +1644,7 @@
             <w:pPr>
               <w:jc w:val="right"/>
               <w:bidi w:val="1"/>
+              <w:textDirection w:val="lrTb"/>
             </w:pPr>
             <w:r/>
             <w:r>
@@ -1348,6 +1653,9 @@
                 <w:b/>
                 <w:color w:val="FFFFFF"/>
                 <w:sz w:val="18"/>
+                <w:rtl w:val="1"/>
+                <w:rFonts w:cs="Calibri"/>
+                <w:szCs w:val="18"/>
               </w:rPr>
               <w:t>الاختصار</w:t>
             </w:r>
@@ -1362,6 +1670,7 @@
             <w:pPr>
               <w:jc w:val="right"/>
               <w:bidi w:val="1"/>
+              <w:textDirection w:val="lrTb"/>
             </w:pPr>
             <w:r/>
             <w:r>
@@ -1370,6 +1679,9 @@
                 <w:b/>
                 <w:color w:val="FFFFFF"/>
                 <w:sz w:val="18"/>
+                <w:rtl w:val="1"/>
+                <w:rFonts w:cs="Calibri"/>
+                <w:szCs w:val="18"/>
               </w:rPr>
               <w:t>الوظيفة</w:t>
             </w:r>
@@ -1385,12 +1697,16 @@
             <w:pPr>
               <w:jc w:val="right"/>
               <w:bidi w:val="1"/>
+              <w:textDirection w:val="lrTb"/>
             </w:pPr>
             <w:r/>
             <w:r>
               <w:rPr>
                 <w:rFonts w:ascii="Calibri" w:hAnsi="Calibri"/>
                 <w:sz w:val="18"/>
+                <w:rtl w:val="1"/>
+                <w:rFonts w:cs="Calibri"/>
+                <w:szCs w:val="18"/>
               </w:rPr>
               <w:t>1</w:t>
             </w:r>
@@ -1404,12 +1720,16 @@
             <w:pPr>
               <w:jc w:val="right"/>
               <w:bidi w:val="1"/>
+              <w:textDirection w:val="lrTb"/>
             </w:pPr>
             <w:r/>
             <w:r>
               <w:rPr>
                 <w:rFonts w:ascii="Calibri" w:hAnsi="Calibri"/>
                 <w:sz w:val="18"/>
+                <w:rtl w:val="1"/>
+                <w:rFonts w:cs="Calibri"/>
+                <w:szCs w:val="18"/>
               </w:rPr>
               <w:t>- (Minus)</w:t>
             </w:r>
@@ -1423,12 +1743,16 @@
             <w:pPr>
               <w:jc w:val="right"/>
               <w:bidi w:val="1"/>
+              <w:textDirection w:val="lrTb"/>
             </w:pPr>
             <w:r/>
             <w:r>
               <w:rPr>
                 <w:rFonts w:ascii="Calibri" w:hAnsi="Calibri"/>
                 <w:sz w:val="18"/>
+                <w:rtl w:val="1"/>
+                <w:rFonts w:cs="Calibri"/>
+                <w:szCs w:val="18"/>
               </w:rPr>
               <w:t>خفض نصف درجة (لـ E♭ و B♭)</w:t>
             </w:r>
@@ -1445,12 +1769,16 @@
             <w:pPr>
               <w:jc w:val="right"/>
               <w:bidi w:val="1"/>
+              <w:textDirection w:val="lrTb"/>
             </w:pPr>
             <w:r/>
             <w:r>
               <w:rPr>
                 <w:rFonts w:ascii="Calibri" w:hAnsi="Calibri"/>
                 <w:sz w:val="18"/>
+                <w:rtl w:val="1"/>
+                <w:rFonts w:cs="Calibri"/>
+                <w:szCs w:val="18"/>
               </w:rPr>
               <w:t>2</w:t>
             </w:r>
@@ -1465,12 +1793,16 @@
             <w:pPr>
               <w:jc w:val="right"/>
               <w:bidi w:val="1"/>
+              <w:textDirection w:val="lrTb"/>
             </w:pPr>
             <w:r/>
             <w:r>
               <w:rPr>
                 <w:rFonts w:ascii="Calibri" w:hAnsi="Calibri"/>
                 <w:sz w:val="18"/>
+                <w:rtl w:val="1"/>
+                <w:rFonts w:cs="Calibri"/>
+                <w:szCs w:val="18"/>
               </w:rPr>
               <w:t>Ctrl+Shift+Q</w:t>
             </w:r>
@@ -1485,12 +1817,16 @@
             <w:pPr>
               <w:jc w:val="right"/>
               <w:bidi w:val="1"/>
+              <w:textDirection w:val="lrTb"/>
             </w:pPr>
             <w:r/>
             <w:r>
               <w:rPr>
                 <w:rFonts w:ascii="Calibri" w:hAnsi="Calibri"/>
                 <w:sz w:val="18"/>
+                <w:rtl w:val="1"/>
+                <w:rFonts w:cs="Calibri"/>
+                <w:szCs w:val="18"/>
               </w:rPr>
               <w:t>إضافة Quarter Tone (في الإصدارات الحديثة)</w:t>
             </w:r>
@@ -1506,12 +1842,16 @@
             <w:pPr>
               <w:jc w:val="right"/>
               <w:bidi w:val="1"/>
+              <w:textDirection w:val="lrTb"/>
             </w:pPr>
             <w:r/>
             <w:r>
               <w:rPr>
                 <w:rFonts w:ascii="Calibri" w:hAnsi="Calibri"/>
                 <w:sz w:val="18"/>
+                <w:rtl w:val="1"/>
+                <w:rFonts w:cs="Calibri"/>
+                <w:szCs w:val="18"/>
               </w:rPr>
               <w:t>3</w:t>
             </w:r>
@@ -1525,12 +1865,16 @@
             <w:pPr>
               <w:jc w:val="right"/>
               <w:bidi w:val="1"/>
+              <w:textDirection w:val="lrTb"/>
             </w:pPr>
             <w:r/>
             <w:r>
               <w:rPr>
                 <w:rFonts w:ascii="Calibri" w:hAnsi="Calibri"/>
                 <w:sz w:val="18"/>
+                <w:rtl w:val="1"/>
+                <w:rFonts w:cs="Calibri"/>
+                <w:szCs w:val="18"/>
               </w:rPr>
               <w:t>Ctrl+Shift+↑/↓</w:t>
             </w:r>
@@ -1544,12 +1888,16 @@
             <w:pPr>
               <w:jc w:val="right"/>
               <w:bidi w:val="1"/>
+              <w:textDirection w:val="lrTb"/>
             </w:pPr>
             <w:r/>
             <w:r>
               <w:rPr>
                 <w:rFonts w:ascii="Calibri" w:hAnsi="Calibri"/>
                 <w:sz w:val="18"/>
+                <w:rtl w:val="1"/>
+                <w:rFonts w:cs="Calibri"/>
+                <w:szCs w:val="18"/>
               </w:rPr>
               <w:t>Microtonal shift (رفع/خفض ربع درجة)</w:t>
             </w:r>
@@ -1566,12 +1914,16 @@
             <w:pPr>
               <w:jc w:val="right"/>
               <w:bidi w:val="1"/>
+              <w:textDirection w:val="lrTb"/>
             </w:pPr>
             <w:r/>
             <w:r>
               <w:rPr>
                 <w:rFonts w:ascii="Calibri" w:hAnsi="Calibri"/>
                 <w:sz w:val="18"/>
+                <w:rtl w:val="1"/>
+                <w:rFonts w:cs="Calibri"/>
+                <w:szCs w:val="18"/>
               </w:rPr>
               <w:t>4</w:t>
             </w:r>
@@ -1586,12 +1938,16 @@
             <w:pPr>
               <w:jc w:val="right"/>
               <w:bidi w:val="1"/>
+              <w:textDirection w:val="lrTb"/>
             </w:pPr>
             <w:r/>
             <w:r>
               <w:rPr>
                 <w:rFonts w:ascii="Calibri" w:hAnsi="Calibri"/>
                 <w:sz w:val="18"/>
+                <w:rtl w:val="1"/>
+                <w:rFonts w:cs="Calibri"/>
+                <w:szCs w:val="18"/>
               </w:rPr>
               <w:t>~ (Tilde)</w:t>
             </w:r>
@@ -1606,12 +1962,16 @@
             <w:pPr>
               <w:jc w:val="right"/>
               <w:bidi w:val="1"/>
+              <w:textDirection w:val="lrTb"/>
             </w:pPr>
             <w:r/>
             <w:r>
               <w:rPr>
                 <w:rFonts w:ascii="Calibri" w:hAnsi="Calibri"/>
                 <w:sz w:val="18"/>
+                <w:rtl w:val="1"/>
+                <w:rFonts w:cs="Calibri"/>
+                <w:szCs w:val="18"/>
               </w:rPr>
               <w:t>إظهار/إخفاء Microtones</w:t>
             </w:r>
@@ -1627,12 +1987,16 @@
             <w:pPr>
               <w:jc w:val="right"/>
               <w:bidi w:val="1"/>
+              <w:textDirection w:val="lrTb"/>
             </w:pPr>
             <w:r/>
             <w:r>
               <w:rPr>
                 <w:rFonts w:ascii="Calibri" w:hAnsi="Calibri"/>
                 <w:sz w:val="18"/>
+                <w:rtl w:val="1"/>
+                <w:rFonts w:cs="Calibri"/>
+                <w:szCs w:val="18"/>
               </w:rPr>
               <w:t>5</w:t>
             </w:r>
@@ -1646,12 +2010,16 @@
             <w:pPr>
               <w:jc w:val="right"/>
               <w:bidi w:val="1"/>
+              <w:textDirection w:val="lrTb"/>
             </w:pPr>
             <w:r/>
             <w:r>
               <w:rPr>
                 <w:rFonts w:ascii="Calibri" w:hAnsi="Calibri"/>
                 <w:sz w:val="18"/>
+                <w:rtl w:val="1"/>
+                <w:rFonts w:cs="Calibri"/>
+                <w:szCs w:val="18"/>
               </w:rPr>
               <w:t>Ctrl+Alt+↑/↓</w:t>
             </w:r>
@@ -1665,12 +2033,16 @@
             <w:pPr>
               <w:jc w:val="right"/>
               <w:bidi w:val="1"/>
+              <w:textDirection w:val="lrTb"/>
             </w:pPr>
             <w:r/>
             <w:r>
               <w:rPr>
                 <w:rFonts w:ascii="Calibri" w:hAnsi="Calibri"/>
                 <w:sz w:val="18"/>
+                <w:rtl w:val="1"/>
+                <w:rFonts w:cs="Calibri"/>
+                <w:szCs w:val="18"/>
               </w:rPr>
               <w:t>ضبط موضع النوتة رأسيّاً بدقة</w:t>
             </w:r>
@@ -1682,6 +2054,7 @@
       <w:pPr>
         <w:jc w:val="right"/>
         <w:bidi w:val="1"/>
+        <w:textDirection w:val="lrTb"/>
       </w:pPr>
       <w:r>
         <w:rPr>
@@ -1689,6 +2062,9 @@
           <w:b/>
           <w:color w:val="34497E"/>
           <w:sz w:val="28"/>
+          <w:rtl w:val="1"/>
+          <w:rFonts w:cs="Calibri"/>
+          <w:szCs w:val="28"/>
         </w:rPr>
         <w:t>4. مراجعة وواجب | Review &amp; HW (5 min)</w:t>
       </w:r>
@@ -1697,12 +2073,16 @@
       <w:pPr>
         <w:bidi w:val="1"/>
         <w:jc w:val="right"/>
+        <w:textDirection w:val="lrTb"/>
       </w:pPr>
       <w:r>
         <w:rPr>
           <w:rFonts w:ascii="Calibri" w:hAnsi="Calibri"/>
           <w:b w:val="0"/>
           <w:sz w:val="22"/>
+          <w:rtl w:val="1"/>
+          <w:rFonts w:cs="Calibri"/>
+          <w:szCs w:val="22"/>
         </w:rPr>
         <w:t>أسئلة: 1. ما هي الدرجات المميزة في مقام الراست؟ 2. ما الفرق بين الراست والعجم؟ 3. كيف تكتب E نصف بيمول؟</w:t>
         <w:br/>
@@ -1713,6 +2093,7 @@
       <w:pPr>
         <w:jc w:val="right"/>
         <w:bidi w:val="1"/>
+        <w:textDirection w:val="lrTb"/>
       </w:pPr>
       <w:r>
         <w:rPr>
@@ -1720,6 +2101,9 @@
           <w:b/>
           <w:color w:val="34497E"/>
           <w:sz w:val="28"/>
+          <w:rtl w:val="1"/>
+          <w:rFonts w:cs="Calibri"/>
+          <w:szCs w:val="28"/>
         </w:rPr>
         <w:t>5. تطبيق العود | Oud Application</w:t>
       </w:r>
@@ -1728,12 +2112,16 @@
       <w:pPr>
         <w:bidi w:val="1"/>
         <w:jc w:val="right"/>
+        <w:textDirection w:val="lrTb"/>
       </w:pPr>
       <w:r>
         <w:rPr>
           <w:rFonts w:ascii="Calibri" w:hAnsi="Calibri"/>
           <w:b w:val="0"/>
           <w:sz w:val="22"/>
+          <w:rtl w:val="1"/>
+          <w:rFonts w:cs="Calibri"/>
+          <w:szCs w:val="22"/>
         </w:rPr>
         <w:t>اعزف سلم الراست على العود: C (الوتر الرابع عقدة 1) - D (الوتر الرابع عقدة 3) - E♭ (مفتاح مطلقاً، أقرب للـ E مع شد خفيف) - F (الوتر الثالث عقدة 1). لاحظ ربع الدرجة على D.</w:t>
       </w:r>
@@ -1742,6 +2130,7 @@
       <w:pPr>
         <w:jc w:val="right"/>
         <w:bidi w:val="1"/>
+        <w:textDirection w:val="lrTb"/>
       </w:pPr>
       <w:r>
         <w:rPr>
@@ -1749,6 +2138,9 @@
           <w:b/>
           <w:color w:val="34497E"/>
           <w:sz w:val="28"/>
+          <w:rtl w:val="1"/>
+          <w:rFonts w:cs="Calibri"/>
+          <w:szCs w:val="28"/>
         </w:rPr>
         <w:t>6. التقييم: سلم الراست /5، جنس الراست /5، تطبيق مع مقسوم /3، أسئلة /2 = /15</w:t>
       </w:r>
@@ -1757,6 +2149,7 @@
       <w:pPr>
         <w:jc w:val="right"/>
         <w:bidi w:val="1"/>
+        <w:textDirection w:val="lrTb"/>
       </w:pPr>
       <w:r>
         <w:rPr>
@@ -1764,6 +2157,9 @@
           <w:b/>
           <w:color w:val="34497E"/>
           <w:sz w:val="28"/>
+          <w:rtl w:val="1"/>
+          <w:rFonts w:cs="Calibri"/>
+          <w:szCs w:val="28"/>
         </w:rPr>
         <w:t>7. مفردات: راست (Rast)، ربع درجة (Quarter Tone/Microtone)، نصف بيمول (Half Flat)، غَماز (Tonic)، جواب (Dominant)</w:t>
       </w:r>
@@ -1772,6 +2168,7 @@
       <w:pPr>
         <w:jc w:val="right"/>
         <w:bidi w:val="1"/>
+        <w:textDirection w:val="lrTb"/>
       </w:pPr>
       <w:r>
         <w:rPr>
@@ -1779,6 +2176,9 @@
           <w:b/>
           <w:color w:val="34497E"/>
           <w:sz w:val="28"/>
+          <w:rtl w:val="1"/>
+          <w:rFonts w:cs="Calibri"/>
+          <w:szCs w:val="28"/>
         </w:rPr>
         <w:t>8. ملاحظات: الراست مقام أساسي في الموسيقى العربية. الربع درجة هي ما يميز الموسيقى الشرقية عن الغربية.</w:t>
       </w:r>
@@ -1792,6 +2192,7 @@
       <w:pPr>
         <w:jc w:val="center"/>
         <w:bidi w:val="1"/>
+        <w:textDirection w:val="lrTb"/>
       </w:pPr>
       <w:r>
         <w:rPr>
@@ -1799,6 +2200,9 @@
           <w:b/>
           <w:color w:val="1A1A2E"/>
           <w:sz w:val="44"/>
+          <w:rtl w:val="1"/>
+          <w:rFonts w:cs="Calibri"/>
+          <w:szCs w:val="44"/>
         </w:rPr>
         <w:t>الدرس 26 | Lesson 26</w:t>
       </w:r>
@@ -1807,6 +2211,7 @@
       <w:pPr>
         <w:jc w:val="center"/>
         <w:bidi w:val="1"/>
+        <w:textDirection w:val="lrTb"/>
       </w:pPr>
       <w:r>
         <w:rPr>
@@ -1814,6 +2219,9 @@
           <w:b/>
           <w:color w:val="2C3E6B"/>
           <w:sz w:val="36"/>
+          <w:rtl w:val="1"/>
+          <w:rFonts w:cs="Calibri"/>
+          <w:szCs w:val="36"/>
         </w:rPr>
         <w:t>مقام الراست – جنس الراست والنوى</w:t>
       </w:r>
@@ -1822,6 +2230,7 @@
       <w:pPr>
         <w:jc w:val="center"/>
         <w:bidi w:val="1"/>
+        <w:textDirection w:val="lrTb"/>
       </w:pPr>
       <w:r>
         <w:rPr>
@@ -1829,6 +2238,9 @@
           <w:b/>
           <w:color w:val="2C3E6B"/>
           <w:sz w:val="36"/>
+          <w:rtl w:val="1"/>
+          <w:rFonts w:cs="Calibri"/>
+          <w:szCs w:val="36"/>
         </w:rPr>
         <w:t>Maqam Rast – Rast and Nawa Genres</w:t>
       </w:r>
@@ -1837,6 +2249,7 @@
       <w:pPr>
         <w:jc w:val="right"/>
         <w:bidi w:val="1"/>
+        <w:textDirection w:val="lrTb"/>
       </w:pPr>
       <w:r>
         <w:rPr>
@@ -1844,6 +2257,9 @@
           <w:b/>
           <w:color w:val="34497E"/>
           <w:sz w:val="28"/>
+          <w:rtl w:val="1"/>
+          <w:rFonts w:cs="Calibri"/>
+          <w:szCs w:val="28"/>
         </w:rPr>
         <w:t>معلومات الدرس | Lesson Info</w:t>
       </w:r>
@@ -1876,6 +2292,7 @@
             <w:pPr>
               <w:jc w:val="right"/>
               <w:bidi w:val="1"/>
+              <w:textDirection w:val="lrTb"/>
             </w:pPr>
             <w:r/>
             <w:r>
@@ -1884,6 +2301,9 @@
                 <w:b/>
                 <w:color w:val="FFFFFF"/>
                 <w:sz w:val="18"/>
+                <w:rtl w:val="1"/>
+                <w:rFonts w:cs="Calibri"/>
+                <w:szCs w:val="18"/>
               </w:rPr>
               <w:t>AR</w:t>
             </w:r>
@@ -1898,6 +2318,7 @@
             <w:pPr>
               <w:jc w:val="right"/>
               <w:bidi w:val="1"/>
+              <w:textDirection w:val="lrTb"/>
             </w:pPr>
             <w:r/>
             <w:r>
@@ -1906,6 +2327,9 @@
                 <w:b/>
                 <w:color w:val="FFFFFF"/>
                 <w:sz w:val="18"/>
+                <w:rtl w:val="1"/>
+                <w:rFonts w:cs="Calibri"/>
+                <w:szCs w:val="18"/>
               </w:rPr>
               <w:t>EN</w:t>
             </w:r>
@@ -1921,12 +2345,16 @@
             <w:pPr>
               <w:jc w:val="right"/>
               <w:bidi w:val="1"/>
+              <w:textDirection w:val="lrTb"/>
             </w:pPr>
             <w:r/>
             <w:r>
               <w:rPr>
                 <w:rFonts w:ascii="Calibri" w:hAnsi="Calibri"/>
                 <w:sz w:val="18"/>
+                <w:rtl w:val="1"/>
+                <w:rFonts w:cs="Calibri"/>
+                <w:szCs w:val="18"/>
               </w:rPr>
               <w:t>رقم الدرس</w:t>
             </w:r>
@@ -1940,12 +2368,16 @@
             <w:pPr>
               <w:jc w:val="right"/>
               <w:bidi w:val="1"/>
+              <w:textDirection w:val="lrTb"/>
             </w:pPr>
             <w:r/>
             <w:r>
               <w:rPr>
                 <w:rFonts w:ascii="Calibri" w:hAnsi="Calibri"/>
                 <w:sz w:val="18"/>
+                <w:rtl w:val="1"/>
+                <w:rFonts w:cs="Calibri"/>
+                <w:szCs w:val="18"/>
               </w:rPr>
               <w:t>26</w:t>
             </w:r>
@@ -1962,12 +2394,16 @@
             <w:pPr>
               <w:jc w:val="right"/>
               <w:bidi w:val="1"/>
+              <w:textDirection w:val="lrTb"/>
             </w:pPr>
             <w:r/>
             <w:r>
               <w:rPr>
                 <w:rFonts w:ascii="Calibri" w:hAnsi="Calibri"/>
                 <w:sz w:val="18"/>
+                <w:rtl w:val="1"/>
+                <w:rFonts w:cs="Calibri"/>
+                <w:szCs w:val="18"/>
               </w:rPr>
               <w:t>عنوان عربي</w:t>
             </w:r>
@@ -1982,12 +2418,16 @@
             <w:pPr>
               <w:jc w:val="right"/>
               <w:bidi w:val="1"/>
+              <w:textDirection w:val="lrTb"/>
             </w:pPr>
             <w:r/>
             <w:r>
               <w:rPr>
                 <w:rFonts w:ascii="Calibri" w:hAnsi="Calibri"/>
                 <w:sz w:val="18"/>
+                <w:rtl w:val="1"/>
+                <w:rFonts w:cs="Calibri"/>
+                <w:szCs w:val="18"/>
               </w:rPr>
               <w:t>الراست – جنس الراست والنوى</w:t>
             </w:r>
@@ -2003,12 +2443,16 @@
             <w:pPr>
               <w:jc w:val="right"/>
               <w:bidi w:val="1"/>
+              <w:textDirection w:val="lrTb"/>
             </w:pPr>
             <w:r/>
             <w:r>
               <w:rPr>
                 <w:rFonts w:ascii="Calibri" w:hAnsi="Calibri"/>
                 <w:sz w:val="18"/>
+                <w:rtl w:val="1"/>
+                <w:rFonts w:cs="Calibri"/>
+                <w:szCs w:val="18"/>
               </w:rPr>
               <w:t>English Title</w:t>
             </w:r>
@@ -2022,12 +2466,16 @@
             <w:pPr>
               <w:jc w:val="right"/>
               <w:bidi w:val="1"/>
+              <w:textDirection w:val="lrTb"/>
             </w:pPr>
             <w:r/>
             <w:r>
               <w:rPr>
                 <w:rFonts w:ascii="Calibri" w:hAnsi="Calibri"/>
                 <w:sz w:val="18"/>
+                <w:rtl w:val="1"/>
+                <w:rFonts w:cs="Calibri"/>
+                <w:szCs w:val="18"/>
               </w:rPr>
               <w:t>Rast – Rast and Nawa Genres</w:t>
             </w:r>
@@ -2044,12 +2492,16 @@
             <w:pPr>
               <w:jc w:val="right"/>
               <w:bidi w:val="1"/>
+              <w:textDirection w:val="lrTb"/>
             </w:pPr>
             <w:r/>
             <w:r>
               <w:rPr>
                 <w:rFonts w:ascii="Calibri" w:hAnsi="Calibri"/>
                 <w:sz w:val="18"/>
+                <w:rtl w:val="1"/>
+                <w:rFonts w:cs="Calibri"/>
+                <w:szCs w:val="18"/>
               </w:rPr>
               <w:t>المقام</w:t>
             </w:r>
@@ -2064,12 +2516,16 @@
             <w:pPr>
               <w:jc w:val="right"/>
               <w:bidi w:val="1"/>
+              <w:textDirection w:val="lrTb"/>
             </w:pPr>
             <w:r/>
             <w:r>
               <w:rPr>
                 <w:rFonts w:ascii="Calibri" w:hAnsi="Calibri"/>
                 <w:sz w:val="18"/>
+                <w:rtl w:val="1"/>
+                <w:rFonts w:cs="Calibri"/>
+                <w:szCs w:val="18"/>
               </w:rPr>
               <w:t>راست (Rast)</w:t>
             </w:r>
@@ -2085,12 +2541,16 @@
             <w:pPr>
               <w:jc w:val="right"/>
               <w:bidi w:val="1"/>
+              <w:textDirection w:val="lrTb"/>
             </w:pPr>
             <w:r/>
             <w:r>
               <w:rPr>
                 <w:rFonts w:ascii="Calibri" w:hAnsi="Calibri"/>
                 <w:sz w:val="18"/>
+                <w:rtl w:val="1"/>
+                <w:rFonts w:cs="Calibri"/>
+                <w:szCs w:val="18"/>
               </w:rPr>
               <w:t>الإيقاع</w:t>
             </w:r>
@@ -2104,12 +2564,16 @@
             <w:pPr>
               <w:jc w:val="right"/>
               <w:bidi w:val="1"/>
+              <w:textDirection w:val="lrTb"/>
             </w:pPr>
             <w:r/>
             <w:r>
               <w:rPr>
                 <w:rFonts w:ascii="Calibri" w:hAnsi="Calibri"/>
                 <w:sz w:val="18"/>
+                <w:rtl w:val="1"/>
+                <w:rFonts w:cs="Calibri"/>
+                <w:szCs w:val="18"/>
               </w:rPr>
               <w:t>وحدة (Wahda) – 4/4</w:t>
             </w:r>
@@ -2121,6 +2585,7 @@
       <w:pPr>
         <w:jc w:val="right"/>
         <w:bidi w:val="1"/>
+        <w:textDirection w:val="lrTb"/>
       </w:pPr>
       <w:r>
         <w:rPr>
@@ -2128,6 +2593,9 @@
           <w:b/>
           <w:color w:val="34497E"/>
           <w:sz w:val="28"/>
+          <w:rtl w:val="1"/>
+          <w:rFonts w:cs="Calibri"/>
+          <w:szCs w:val="28"/>
         </w:rPr>
         <w:t>الأهداف | Objectives</w:t>
       </w:r>
@@ -2136,11 +2604,15 @@
       <w:pPr>
         <w:bidi w:val="1"/>
         <w:jc w:val="right"/>
+        <w:textDirection w:val="lrTb"/>
       </w:pPr>
       <w:r>
         <w:rPr>
           <w:rFonts w:ascii="Calibri" w:hAnsi="Calibri"/>
           <w:sz w:val="22"/>
+          <w:rtl w:val="1"/>
+          <w:rFonts w:cs="Calibri"/>
+          <w:szCs w:val="22"/>
         </w:rPr>
         <w:t>فهم أجناس مقام الراست (Rast + Nawa)</w:t>
       </w:r>
@@ -2149,11 +2621,15 @@
       <w:pPr>
         <w:bidi w:val="1"/>
         <w:jc w:val="right"/>
+        <w:textDirection w:val="lrTb"/>
       </w:pPr>
       <w:r>
         <w:rPr>
           <w:rFonts w:ascii="Calibri" w:hAnsi="Calibri"/>
           <w:sz w:val="22"/>
+          <w:rtl w:val="1"/>
+          <w:rFonts w:cs="Calibri"/>
+          <w:szCs w:val="22"/>
         </w:rPr>
         <w:t>الانتقال بين جنس الراست وجنس النوى</w:t>
       </w:r>
@@ -2162,11 +2638,15 @@
       <w:pPr>
         <w:bidi w:val="1"/>
         <w:jc w:val="right"/>
+        <w:textDirection w:val="lrTb"/>
       </w:pPr>
       <w:r>
         <w:rPr>
           <w:rFonts w:ascii="Calibri" w:hAnsi="Calibri"/>
           <w:sz w:val="22"/>
+          <w:rtl w:val="1"/>
+          <w:rFonts w:cs="Calibri"/>
+          <w:szCs w:val="22"/>
         </w:rPr>
         <w:t>كتابة أجناس الراست في Sibelius</w:t>
       </w:r>
@@ -2175,11 +2655,15 @@
       <w:pPr>
         <w:bidi w:val="1"/>
         <w:jc w:val="right"/>
+        <w:textDirection w:val="lrTb"/>
       </w:pPr>
       <w:r>
         <w:rPr>
           <w:rFonts w:ascii="Calibri" w:hAnsi="Calibri"/>
           <w:sz w:val="22"/>
+          <w:rtl w:val="1"/>
+          <w:rFonts w:cs="Calibri"/>
+          <w:szCs w:val="22"/>
         </w:rPr>
         <w:t>تأليف عبارات قصيرة بالراست</w:t>
       </w:r>
@@ -2188,6 +2672,7 @@
       <w:pPr>
         <w:jc w:val="right"/>
         <w:bidi w:val="1"/>
+        <w:textDirection w:val="lrTb"/>
       </w:pPr>
       <w:r>
         <w:rPr>
@@ -2195,6 +2680,9 @@
           <w:b/>
           <w:color w:val="34497E"/>
           <w:sz w:val="28"/>
+          <w:rtl w:val="1"/>
+          <w:rFonts w:cs="Calibri"/>
+          <w:szCs w:val="28"/>
         </w:rPr>
         <w:t>1. النظري | Theory (10 min)</w:t>
       </w:r>
@@ -2203,6 +2691,7 @@
       <w:pPr>
         <w:jc w:val="right"/>
         <w:bidi w:val="1"/>
+        <w:textDirection w:val="lrTb"/>
       </w:pPr>
       <w:r>
         <w:rPr>
@@ -2210,6 +2699,9 @@
           <w:b/>
           <w:color w:val="445588"/>
           <w:sz w:val="24"/>
+          <w:rtl w:val="1"/>
+          <w:rFonts w:cs="Calibri"/>
+          <w:szCs w:val="24"/>
         </w:rPr>
         <w:t>أجناس الراست</w:t>
       </w:r>
@@ -2243,6 +2735,7 @@
             <w:pPr>
               <w:jc w:val="right"/>
               <w:bidi w:val="1"/>
+              <w:textDirection w:val="lrTb"/>
             </w:pPr>
             <w:r/>
             <w:r>
@@ -2251,6 +2744,9 @@
                 <w:b/>
                 <w:color w:val="FFFFFF"/>
                 <w:sz w:val="18"/>
+                <w:rtl w:val="1"/>
+                <w:rFonts w:cs="Calibri"/>
+                <w:szCs w:val="18"/>
               </w:rPr>
               <w:t>الجنس</w:t>
             </w:r>
@@ -2265,6 +2761,7 @@
             <w:pPr>
               <w:jc w:val="right"/>
               <w:bidi w:val="1"/>
+              <w:textDirection w:val="lrTb"/>
             </w:pPr>
             <w:r/>
             <w:r>
@@ -2273,6 +2770,9 @@
                 <w:b/>
                 <w:color w:val="FFFFFF"/>
                 <w:sz w:val="18"/>
+                <w:rtl w:val="1"/>
+                <w:rFonts w:cs="Calibri"/>
+                <w:szCs w:val="18"/>
               </w:rPr>
               <w:t>الدرجات</w:t>
             </w:r>
@@ -2287,6 +2787,7 @@
             <w:pPr>
               <w:jc w:val="right"/>
               <w:bidi w:val="1"/>
+              <w:textDirection w:val="lrTb"/>
             </w:pPr>
             <w:r/>
             <w:r>
@@ -2295,6 +2796,9 @@
                 <w:b/>
                 <w:color w:val="FFFFFF"/>
                 <w:sz w:val="18"/>
+                <w:rtl w:val="1"/>
+                <w:rFonts w:cs="Calibri"/>
+                <w:szCs w:val="18"/>
               </w:rPr>
               <w:t>النوع</w:t>
             </w:r>
@@ -2310,12 +2814,16 @@
             <w:pPr>
               <w:jc w:val="right"/>
               <w:bidi w:val="1"/>
+              <w:textDirection w:val="lrTb"/>
             </w:pPr>
             <w:r/>
             <w:r>
               <w:rPr>
                 <w:rFonts w:ascii="Calibri" w:hAnsi="Calibri"/>
                 <w:sz w:val="18"/>
+                <w:rtl w:val="1"/>
+                <w:rFonts w:cs="Calibri"/>
+                <w:szCs w:val="18"/>
               </w:rPr>
               <w:t>راست (Rast)</w:t>
             </w:r>
@@ -2329,12 +2837,16 @@
             <w:pPr>
               <w:jc w:val="right"/>
               <w:bidi w:val="1"/>
+              <w:textDirection w:val="lrTb"/>
             </w:pPr>
             <w:r/>
             <w:r>
               <w:rPr>
                 <w:rFonts w:ascii="Calibri" w:hAnsi="Calibri"/>
                 <w:sz w:val="18"/>
+                <w:rtl w:val="1"/>
+                <w:rFonts w:cs="Calibri"/>
+                <w:szCs w:val="18"/>
               </w:rPr>
               <w:t>C D E♭ F</w:t>
             </w:r>
@@ -2348,12 +2860,16 @@
             <w:pPr>
               <w:jc w:val="right"/>
               <w:bidi w:val="1"/>
+              <w:textDirection w:val="lrTb"/>
             </w:pPr>
             <w:r/>
             <w:r>
               <w:rPr>
                 <w:rFonts w:ascii="Calibri" w:hAnsi="Calibri"/>
                 <w:sz w:val="18"/>
+                <w:rtl w:val="1"/>
+                <w:rFonts w:cs="Calibri"/>
+                <w:szCs w:val="18"/>
               </w:rPr>
               <w:t>جنس أساسي، شرقي</w:t>
             </w:r>
@@ -2370,12 +2886,16 @@
             <w:pPr>
               <w:jc w:val="right"/>
               <w:bidi w:val="1"/>
+              <w:textDirection w:val="lrTb"/>
             </w:pPr>
             <w:r/>
             <w:r>
               <w:rPr>
                 <w:rFonts w:ascii="Calibri" w:hAnsi="Calibri"/>
                 <w:sz w:val="18"/>
+                <w:rtl w:val="1"/>
+                <w:rFonts w:cs="Calibri"/>
+                <w:szCs w:val="18"/>
               </w:rPr>
               <w:t>نوى (Nawa)</w:t>
             </w:r>
@@ -2390,12 +2910,16 @@
             <w:pPr>
               <w:jc w:val="right"/>
               <w:bidi w:val="1"/>
+              <w:textDirection w:val="lrTb"/>
             </w:pPr>
             <w:r/>
             <w:r>
               <w:rPr>
                 <w:rFonts w:ascii="Calibri" w:hAnsi="Calibri"/>
                 <w:sz w:val="18"/>
+                <w:rtl w:val="1"/>
+                <w:rFonts w:cs="Calibri"/>
+                <w:szCs w:val="18"/>
               </w:rPr>
               <w:t>G A B♭ C</w:t>
             </w:r>
@@ -2410,12 +2934,16 @@
             <w:pPr>
               <w:jc w:val="right"/>
               <w:bidi w:val="1"/>
+              <w:textDirection w:val="lrTb"/>
             </w:pPr>
             <w:r/>
             <w:r>
               <w:rPr>
                 <w:rFonts w:ascii="Calibri" w:hAnsi="Calibri"/>
                 <w:sz w:val="18"/>
+                <w:rtl w:val="1"/>
+                <w:rFonts w:cs="Calibri"/>
+                <w:szCs w:val="18"/>
               </w:rPr>
               <w:t>جنس فرعي على درجة الجواب</w:t>
             </w:r>
@@ -2431,12 +2959,16 @@
             <w:pPr>
               <w:jc w:val="right"/>
               <w:bidi w:val="1"/>
+              <w:textDirection w:val="lrTb"/>
             </w:pPr>
             <w:r/>
             <w:r>
               <w:rPr>
                 <w:rFonts w:ascii="Calibri" w:hAnsi="Calibri"/>
                 <w:sz w:val="18"/>
+                <w:rtl w:val="1"/>
+                <w:rFonts w:cs="Calibri"/>
+                <w:szCs w:val="18"/>
               </w:rPr>
               <w:t>راست على F</w:t>
             </w:r>
@@ -2450,12 +2982,16 @@
             <w:pPr>
               <w:jc w:val="right"/>
               <w:bidi w:val="1"/>
+              <w:textDirection w:val="lrTb"/>
             </w:pPr>
             <w:r/>
             <w:r>
               <w:rPr>
                 <w:rFonts w:ascii="Calibri" w:hAnsi="Calibri"/>
                 <w:sz w:val="18"/>
+                <w:rtl w:val="1"/>
+                <w:rFonts w:cs="Calibri"/>
+                <w:szCs w:val="18"/>
               </w:rPr>
               <w:t>F G A B♭</w:t>
             </w:r>
@@ -2469,12 +3005,16 @@
             <w:pPr>
               <w:jc w:val="right"/>
               <w:bidi w:val="1"/>
+              <w:textDirection w:val="lrTb"/>
             </w:pPr>
             <w:r/>
             <w:r>
               <w:rPr>
                 <w:rFonts w:ascii="Calibri" w:hAnsi="Calibri"/>
                 <w:sz w:val="18"/>
+                <w:rtl w:val="1"/>
+                <w:rFonts w:cs="Calibri"/>
+                <w:szCs w:val="18"/>
               </w:rPr>
               <w:t>جنس انتقالي</w:t>
             </w:r>
@@ -2486,6 +3026,7 @@
       <w:pPr>
         <w:jc w:val="right"/>
         <w:bidi w:val="1"/>
+        <w:textDirection w:val="lrTb"/>
       </w:pPr>
       <w:r>
         <w:rPr>
@@ -2493,6 +3034,9 @@
           <w:b/>
           <w:color w:val="445588"/>
           <w:sz w:val="24"/>
+          <w:rtl w:val="1"/>
+          <w:rFonts w:cs="Calibri"/>
+          <w:szCs w:val="24"/>
         </w:rPr>
         <w:t>مسار اللحن في الراست</w:t>
       </w:r>
@@ -2501,6 +3045,7 @@
       <w:pPr>
         <w:bidi w:val="1"/>
         <w:jc w:val="right"/>
+        <w:textDirection w:val="lrTb"/>
         <w:shd w:fill="F5F5F5" w:val="clear"/>
       </w:pPr>
       <w:r>
@@ -2508,6 +3053,9 @@
           <w:rFonts w:ascii="Courier New" w:hAnsi="Courier New"/>
           <w:color w:val="333333"/>
           <w:sz w:val="18"/>
+          <w:rtl w:val="1"/>
+          <w:rFonts w:cs="Calibri"/>
+          <w:szCs w:val="18"/>
         </w:rPr>
         <w:t>ابدأ بـ C (قرار) ← اطلع لجنس راست ← أنتقل لجنس نوى (G) ← ارجع للقرار</w:t>
       </w:r>
@@ -2516,6 +3064,7 @@
       <w:pPr>
         <w:jc w:val="right"/>
         <w:bidi w:val="1"/>
+        <w:textDirection w:val="lrTb"/>
       </w:pPr>
       <w:r>
         <w:rPr>
@@ -2523,6 +3072,9 @@
           <w:b/>
           <w:color w:val="34497E"/>
           <w:sz w:val="28"/>
+          <w:rtl w:val="1"/>
+          <w:rFonts w:cs="Calibri"/>
+          <w:szCs w:val="28"/>
         </w:rPr>
         <w:t>2. التطبيق العملي | Practice (30 min)</w:t>
       </w:r>
@@ -2531,6 +3083,7 @@
       <w:pPr>
         <w:jc w:val="right"/>
         <w:bidi w:val="1"/>
+        <w:textDirection w:val="lrTb"/>
       </w:pPr>
       <w:r>
         <w:rPr>
@@ -2538,6 +3091,9 @@
           <w:b/>
           <w:color w:val="445588"/>
           <w:sz w:val="24"/>
+          <w:rtl w:val="1"/>
+          <w:rFonts w:cs="Calibri"/>
+          <w:szCs w:val="24"/>
         </w:rPr>
         <w:t>تمرين 1: جنس الراست والنوى (10 دقائق)</w:t>
       </w:r>
@@ -2546,6 +3102,7 @@
       <w:pPr>
         <w:bidi w:val="1"/>
         <w:jc w:val="right"/>
+        <w:textDirection w:val="lrTb"/>
         <w:shd w:fill="F5F5F5" w:val="clear"/>
       </w:pPr>
       <w:r>
@@ -2553,6 +3110,9 @@
           <w:rFonts w:ascii="Courier New" w:hAnsi="Courier New"/>
           <w:color w:val="333333"/>
           <w:sz w:val="18"/>
+          <w:rtl w:val="1"/>
+          <w:rFonts w:cs="Calibri"/>
+          <w:szCs w:val="18"/>
         </w:rPr>
         <w:t>جنس الراست (C-D-E♭-F):</w:t>
         <w:br/>
@@ -2572,6 +3132,7 @@
       <w:pPr>
         <w:jc w:val="right"/>
         <w:bidi w:val="1"/>
+        <w:textDirection w:val="lrTb"/>
       </w:pPr>
       <w:r>
         <w:rPr>
@@ -2579,6 +3140,9 @@
           <w:b/>
           <w:color w:val="445588"/>
           <w:sz w:val="24"/>
+          <w:rtl w:val="1"/>
+          <w:rFonts w:cs="Calibri"/>
+          <w:szCs w:val="24"/>
         </w:rPr>
         <w:t>تمرين 2: الانتقال بين الأجناس (10 دقائق)</w:t>
       </w:r>
@@ -2587,6 +3151,7 @@
       <w:pPr>
         <w:bidi w:val="1"/>
         <w:jc w:val="right"/>
+        <w:textDirection w:val="lrTb"/>
         <w:shd w:fill="F5F5F5" w:val="clear"/>
       </w:pPr>
       <w:r>
@@ -2594,6 +3159,9 @@
           <w:rFonts w:ascii="Courier New" w:hAnsi="Courier New"/>
           <w:color w:val="333333"/>
           <w:sz w:val="18"/>
+          <w:rtl w:val="1"/>
+          <w:rFonts w:cs="Calibri"/>
+          <w:szCs w:val="18"/>
         </w:rPr>
         <w:t>مازورة 1 (راست): C D E♭ F | (جنس راست)</w:t>
         <w:br/>
@@ -2608,6 +3176,7 @@
       <w:pPr>
         <w:jc w:val="right"/>
         <w:bidi w:val="1"/>
+        <w:textDirection w:val="lrTb"/>
       </w:pPr>
       <w:r>
         <w:rPr>
@@ -2615,6 +3184,9 @@
           <w:b/>
           <w:color w:val="445588"/>
           <w:sz w:val="24"/>
+          <w:rtl w:val="1"/>
+          <w:rFonts w:cs="Calibri"/>
+          <w:szCs w:val="24"/>
         </w:rPr>
         <w:t>تمرين 3: لحن راست مع وحدة (10 دقائق)</w:t>
       </w:r>
@@ -2623,6 +3195,7 @@
       <w:pPr>
         <w:bidi w:val="1"/>
         <w:jc w:val="right"/>
+        <w:textDirection w:val="lrTb"/>
         <w:shd w:fill="F5F5F5" w:val="clear"/>
       </w:pPr>
       <w:r>
@@ -2630,6 +3203,9 @@
           <w:rFonts w:ascii="Courier New" w:hAnsi="Courier New"/>
           <w:color w:val="333333"/>
           <w:sz w:val="18"/>
+          <w:rtl w:val="1"/>
+          <w:rFonts w:cs="Calibri"/>
+          <w:szCs w:val="18"/>
         </w:rPr>
         <w:t>مازورة 1: C. (Dotted Noire) | D (Croche) |</w:t>
         <w:br/>
@@ -2646,6 +3222,7 @@
       <w:pPr>
         <w:jc w:val="right"/>
         <w:bidi w:val="1"/>
+        <w:textDirection w:val="lrTb"/>
       </w:pPr>
       <w:r>
         <w:rPr>
@@ -2653,6 +3230,9 @@
           <w:b/>
           <w:color w:val="34497E"/>
           <w:sz w:val="28"/>
+          <w:rtl w:val="1"/>
+          <w:rFonts w:cs="Calibri"/>
+          <w:szCs w:val="28"/>
         </w:rPr>
         <w:t>3. اختصارات Sibelius (5 min)</w:t>
       </w:r>
@@ -2686,6 +3266,7 @@
             <w:pPr>
               <w:jc w:val="right"/>
               <w:bidi w:val="1"/>
+              <w:textDirection w:val="lrTb"/>
             </w:pPr>
             <w:r/>
             <w:r>
@@ -2694,6 +3275,9 @@
                 <w:b/>
                 <w:color w:val="FFFFFF"/>
                 <w:sz w:val="18"/>
+                <w:rtl w:val="1"/>
+                <w:rFonts w:cs="Calibri"/>
+                <w:szCs w:val="18"/>
               </w:rPr>
               <w:t>#</w:t>
             </w:r>
@@ -2708,6 +3292,7 @@
             <w:pPr>
               <w:jc w:val="right"/>
               <w:bidi w:val="1"/>
+              <w:textDirection w:val="lrTb"/>
             </w:pPr>
             <w:r/>
             <w:r>
@@ -2716,6 +3301,9 @@
                 <w:b/>
                 <w:color w:val="FFFFFF"/>
                 <w:sz w:val="18"/>
+                <w:rtl w:val="1"/>
+                <w:rFonts w:cs="Calibri"/>
+                <w:szCs w:val="18"/>
               </w:rPr>
               <w:t>الاختصار</w:t>
             </w:r>
@@ -2730,6 +3318,7 @@
             <w:pPr>
               <w:jc w:val="right"/>
               <w:bidi w:val="1"/>
+              <w:textDirection w:val="lrTb"/>
             </w:pPr>
             <w:r/>
             <w:r>
@@ -2738,6 +3327,9 @@
                 <w:b/>
                 <w:color w:val="FFFFFF"/>
                 <w:sz w:val="18"/>
+                <w:rtl w:val="1"/>
+                <w:rFonts w:cs="Calibri"/>
+                <w:szCs w:val="18"/>
               </w:rPr>
               <w:t>الوظيفة</w:t>
             </w:r>
@@ -2753,12 +3345,16 @@
             <w:pPr>
               <w:jc w:val="right"/>
               <w:bidi w:val="1"/>
+              <w:textDirection w:val="lrTb"/>
             </w:pPr>
             <w:r/>
             <w:r>
               <w:rPr>
                 <w:rFonts w:ascii="Calibri" w:hAnsi="Calibri"/>
                 <w:sz w:val="18"/>
+                <w:rtl w:val="1"/>
+                <w:rFonts w:cs="Calibri"/>
+                <w:szCs w:val="18"/>
               </w:rPr>
               <w:t>1</w:t>
             </w:r>
@@ -2772,12 +3368,16 @@
             <w:pPr>
               <w:jc w:val="right"/>
               <w:bidi w:val="1"/>
+              <w:textDirection w:val="lrTb"/>
             </w:pPr>
             <w:r/>
             <w:r>
               <w:rPr>
                 <w:rFonts w:ascii="Calibri" w:hAnsi="Calibri"/>
                 <w:sz w:val="18"/>
+                <w:rtl w:val="1"/>
+                <w:rFonts w:cs="Calibri"/>
+                <w:szCs w:val="18"/>
               </w:rPr>
               <w:t>Ctrl+Shift+Q</w:t>
             </w:r>
@@ -2791,12 +3391,16 @@
             <w:pPr>
               <w:jc w:val="right"/>
               <w:bidi w:val="1"/>
+              <w:textDirection w:val="lrTb"/>
             </w:pPr>
             <w:r/>
             <w:r>
               <w:rPr>
                 <w:rFonts w:ascii="Calibri" w:hAnsi="Calibri"/>
                 <w:sz w:val="18"/>
+                <w:rtl w:val="1"/>
+                <w:rFonts w:cs="Calibri"/>
+                <w:szCs w:val="18"/>
               </w:rPr>
               <w:t>Quarter Tone up</w:t>
             </w:r>
@@ -2813,12 +3417,16 @@
             <w:pPr>
               <w:jc w:val="right"/>
               <w:bidi w:val="1"/>
+              <w:textDirection w:val="lrTb"/>
             </w:pPr>
             <w:r/>
             <w:r>
               <w:rPr>
                 <w:rFonts w:ascii="Calibri" w:hAnsi="Calibri"/>
                 <w:sz w:val="18"/>
+                <w:rtl w:val="1"/>
+                <w:rFonts w:cs="Calibri"/>
+                <w:szCs w:val="18"/>
               </w:rPr>
               <w:t>2</w:t>
             </w:r>
@@ -2833,12 +3441,16 @@
             <w:pPr>
               <w:jc w:val="right"/>
               <w:bidi w:val="1"/>
+              <w:textDirection w:val="lrTb"/>
             </w:pPr>
             <w:r/>
             <w:r>
               <w:rPr>
                 <w:rFonts w:ascii="Calibri" w:hAnsi="Calibri"/>
                 <w:sz w:val="18"/>
+                <w:rtl w:val="1"/>
+                <w:rFonts w:cs="Calibri"/>
+                <w:szCs w:val="18"/>
               </w:rPr>
               <w:t>Ctrl+Shift+W</w:t>
             </w:r>
@@ -2853,12 +3465,16 @@
             <w:pPr>
               <w:jc w:val="right"/>
               <w:bidi w:val="1"/>
+              <w:textDirection w:val="lrTb"/>
             </w:pPr>
             <w:r/>
             <w:r>
               <w:rPr>
                 <w:rFonts w:ascii="Calibri" w:hAnsi="Calibri"/>
                 <w:sz w:val="18"/>
+                <w:rtl w:val="1"/>
+                <w:rFonts w:cs="Calibri"/>
+                <w:szCs w:val="18"/>
               </w:rPr>
               <w:t>Quarter Tone down</w:t>
             </w:r>
@@ -2874,12 +3490,16 @@
             <w:pPr>
               <w:jc w:val="right"/>
               <w:bidi w:val="1"/>
+              <w:textDirection w:val="lrTb"/>
             </w:pPr>
             <w:r/>
             <w:r>
               <w:rPr>
                 <w:rFonts w:ascii="Calibri" w:hAnsi="Calibri"/>
                 <w:sz w:val="18"/>
+                <w:rtl w:val="1"/>
+                <w:rFonts w:cs="Calibri"/>
+                <w:szCs w:val="18"/>
               </w:rPr>
               <w:t>3</w:t>
             </w:r>
@@ -2893,12 +3513,16 @@
             <w:pPr>
               <w:jc w:val="right"/>
               <w:bidi w:val="1"/>
+              <w:textDirection w:val="lrTb"/>
             </w:pPr>
             <w:r/>
             <w:r>
               <w:rPr>
                 <w:rFonts w:ascii="Calibri" w:hAnsi="Calibri"/>
                 <w:sz w:val="18"/>
+                <w:rtl w:val="1"/>
+                <w:rFonts w:cs="Calibri"/>
+                <w:szCs w:val="18"/>
               </w:rPr>
               <w:t>Shift+Q</w:t>
             </w:r>
@@ -2912,12 +3536,16 @@
             <w:pPr>
               <w:jc w:val="right"/>
               <w:bidi w:val="1"/>
+              <w:textDirection w:val="lrTb"/>
             </w:pPr>
             <w:r/>
             <w:r>
               <w:rPr>
                 <w:rFonts w:ascii="Calibri" w:hAnsi="Calibri"/>
                 <w:sz w:val="18"/>
+                <w:rtl w:val="1"/>
+                <w:rFonts w:cs="Calibri"/>
+                <w:szCs w:val="18"/>
               </w:rPr>
               <w:t>Three-quarter sharp</w:t>
             </w:r>
@@ -2934,12 +3562,16 @@
             <w:pPr>
               <w:jc w:val="right"/>
               <w:bidi w:val="1"/>
+              <w:textDirection w:val="lrTb"/>
             </w:pPr>
             <w:r/>
             <w:r>
               <w:rPr>
                 <w:rFonts w:ascii="Calibri" w:hAnsi="Calibri"/>
                 <w:sz w:val="18"/>
+                <w:rtl w:val="1"/>
+                <w:rFonts w:cs="Calibri"/>
+                <w:szCs w:val="18"/>
               </w:rPr>
               <w:t>4</w:t>
             </w:r>
@@ -2954,12 +3586,16 @@
             <w:pPr>
               <w:jc w:val="right"/>
               <w:bidi w:val="1"/>
+              <w:textDirection w:val="lrTb"/>
             </w:pPr>
             <w:r/>
             <w:r>
               <w:rPr>
                 <w:rFonts w:ascii="Calibri" w:hAnsi="Calibri"/>
                 <w:sz w:val="18"/>
+                <w:rtl w:val="1"/>
+                <w:rFonts w:cs="Calibri"/>
+                <w:szCs w:val="18"/>
               </w:rPr>
               <w:t>Shift+W</w:t>
             </w:r>
@@ -2974,12 +3610,16 @@
             <w:pPr>
               <w:jc w:val="right"/>
               <w:bidi w:val="1"/>
+              <w:textDirection w:val="lrTb"/>
             </w:pPr>
             <w:r/>
             <w:r>
               <w:rPr>
                 <w:rFonts w:ascii="Calibri" w:hAnsi="Calibri"/>
                 <w:sz w:val="18"/>
+                <w:rtl w:val="1"/>
+                <w:rFonts w:cs="Calibri"/>
+                <w:szCs w:val="18"/>
               </w:rPr>
               <w:t>Three-quarter flat</w:t>
             </w:r>
@@ -2995,12 +3635,16 @@
             <w:pPr>
               <w:jc w:val="right"/>
               <w:bidi w:val="1"/>
+              <w:textDirection w:val="lrTb"/>
             </w:pPr>
             <w:r/>
             <w:r>
               <w:rPr>
                 <w:rFonts w:ascii="Calibri" w:hAnsi="Calibri"/>
                 <w:sz w:val="18"/>
+                <w:rtl w:val="1"/>
+                <w:rFonts w:cs="Calibri"/>
+                <w:szCs w:val="18"/>
               </w:rPr>
               <w:t>5</w:t>
             </w:r>
@@ -3014,12 +3658,16 @@
             <w:pPr>
               <w:jc w:val="right"/>
               <w:bidi w:val="1"/>
+              <w:textDirection w:val="lrTb"/>
             </w:pPr>
             <w:r/>
             <w:r>
               <w:rPr>
                 <w:rFonts w:ascii="Calibri" w:hAnsi="Calibri"/>
                 <w:sz w:val="18"/>
+                <w:rtl w:val="1"/>
+                <w:rFonts w:cs="Calibri"/>
+                <w:szCs w:val="18"/>
               </w:rPr>
               <w:t>Ctrl+Shift+P</w:t>
             </w:r>
@@ -3033,12 +3681,16 @@
             <w:pPr>
               <w:jc w:val="right"/>
               <w:bidi w:val="1"/>
+              <w:textDirection w:val="lrTb"/>
             </w:pPr>
             <w:r/>
             <w:r>
               <w:rPr>
                 <w:rFonts w:ascii="Calibri" w:hAnsi="Calibri"/>
                 <w:sz w:val="18"/>
+                <w:rtl w:val="1"/>
+                <w:rFonts w:cs="Calibri"/>
+                <w:szCs w:val="18"/>
               </w:rPr>
               <w:t>إضافة Playback dict (للميكروتون)</w:t>
             </w:r>
@@ -3050,6 +3702,7 @@
       <w:pPr>
         <w:jc w:val="right"/>
         <w:bidi w:val="1"/>
+        <w:textDirection w:val="lrTb"/>
       </w:pPr>
       <w:r>
         <w:rPr>
@@ -3057,6 +3710,9 @@
           <w:b/>
           <w:color w:val="34497E"/>
           <w:sz w:val="28"/>
+          <w:rtl w:val="1"/>
+          <w:rFonts w:cs="Calibri"/>
+          <w:szCs w:val="28"/>
         </w:rPr>
         <w:t>4. مراجعة وواجب | Review &amp; HW (5 min)</w:t>
       </w:r>
@@ -3065,12 +3721,16 @@
       <w:pPr>
         <w:bidi w:val="1"/>
         <w:jc w:val="right"/>
+        <w:textDirection w:val="lrTb"/>
       </w:pPr>
       <w:r>
         <w:rPr>
           <w:rFonts w:ascii="Calibri" w:hAnsi="Calibri"/>
           <w:b w:val="0"/>
           <w:sz w:val="22"/>
+          <w:rtl w:val="1"/>
+          <w:rFonts w:cs="Calibri"/>
+          <w:szCs w:val="22"/>
         </w:rPr>
         <w:t>الواجب: اكتب 8 مازورات: جنس راست (2) + جنس نوى (2) + لحن راست مع وحدة (4). احفظ `Lesson26_RastGenres.sib`</w:t>
       </w:r>
@@ -3079,6 +3739,7 @@
       <w:pPr>
         <w:jc w:val="right"/>
         <w:bidi w:val="1"/>
+        <w:textDirection w:val="lrTb"/>
       </w:pPr>
       <w:r>
         <w:rPr>
@@ -3086,6 +3747,9 @@
           <w:b/>
           <w:color w:val="34497E"/>
           <w:sz w:val="28"/>
+          <w:rtl w:val="1"/>
+          <w:rFonts w:cs="Calibri"/>
+          <w:szCs w:val="28"/>
         </w:rPr>
         <w:t>5. تطبيق العود | Oud Application</w:t>
       </w:r>
@@ -3094,12 +3758,16 @@
       <w:pPr>
         <w:bidi w:val="1"/>
         <w:jc w:val="right"/>
+        <w:textDirection w:val="lrTb"/>
       </w:pPr>
       <w:r>
         <w:rPr>
           <w:rFonts w:ascii="Calibri" w:hAnsi="Calibri"/>
           <w:b w:val="0"/>
           <w:sz w:val="22"/>
+          <w:rtl w:val="1"/>
+          <w:rFonts w:cs="Calibri"/>
+          <w:szCs w:val="22"/>
         </w:rPr>
         <w:t>اعزف جنس الراست: C D E♭ D C. لاحظ أن D أقرب لـ C مما هي في العجم (ربع درجة)ة).</w:t>
       </w:r>
@@ -3108,6 +3776,7 @@
       <w:pPr>
         <w:jc w:val="right"/>
         <w:bidi w:val="1"/>
+        <w:textDirection w:val="lrTb"/>
       </w:pPr>
       <w:r>
         <w:rPr>
@@ -3115,6 +3784,9 @@
           <w:b/>
           <w:color w:val="34497E"/>
           <w:sz w:val="28"/>
+          <w:rtl w:val="1"/>
+          <w:rFonts w:cs="Calibri"/>
+          <w:szCs w:val="28"/>
         </w:rPr>
         <w:t>6. التقييم: أجناس الراست /5, انتقال /5, لحن /3, أسئلة /2 = /15</w:t>
       </w:r>
@@ -3123,6 +3795,7 @@
       <w:pPr>
         <w:jc w:val="right"/>
         <w:bidi w:val="1"/>
+        <w:textDirection w:val="lrTb"/>
       </w:pPr>
       <w:r>
         <w:rPr>
@@ -3130,6 +3803,9 @@
           <w:b/>
           <w:color w:val="34497E"/>
           <w:sz w:val="28"/>
+          <w:rtl w:val="1"/>
+          <w:rFonts w:cs="Calibri"/>
+          <w:szCs w:val="28"/>
         </w:rPr>
         <w:t>7. مفردات: جنس (Genus/Genre), نوى (Nawa)، قرار (Tonic)، جواب (Dominant)</w:t>
       </w:r>
@@ -3138,6 +3814,7 @@
       <w:pPr>
         <w:jc w:val="right"/>
         <w:bidi w:val="1"/>
+        <w:textDirection w:val="lrTb"/>
       </w:pPr>
       <w:r>
         <w:rPr>
@@ -3145,6 +3822,9 @@
           <w:b/>
           <w:color w:val="34497E"/>
           <w:sz w:val="28"/>
+          <w:rtl w:val="1"/>
+          <w:rFonts w:cs="Calibri"/>
+          <w:szCs w:val="28"/>
         </w:rPr>
         <w:t>8. ملاحظات: أجناس الراست مهمة جداً لفهم باقي المقامات الشرقية.</w:t>
       </w:r>
@@ -3158,6 +3838,7 @@
       <w:pPr>
         <w:jc w:val="center"/>
         <w:bidi w:val="1"/>
+        <w:textDirection w:val="lrTb"/>
       </w:pPr>
       <w:r>
         <w:rPr>
@@ -3165,6 +3846,9 @@
           <w:b/>
           <w:color w:val="1A1A2E"/>
           <w:sz w:val="44"/>
+          <w:rtl w:val="1"/>
+          <w:rFonts w:cs="Calibri"/>
+          <w:szCs w:val="44"/>
         </w:rPr>
         <w:t>الدرس 27 | Lesson 27</w:t>
       </w:r>
@@ -3173,6 +3857,7 @@
       <w:pPr>
         <w:jc w:val="center"/>
         <w:bidi w:val="1"/>
+        <w:textDirection w:val="lrTb"/>
       </w:pPr>
       <w:r>
         <w:rPr>
@@ -3180,6 +3865,9 @@
           <w:b/>
           <w:color w:val="2C3E6B"/>
           <w:sz w:val="36"/>
+          <w:rtl w:val="1"/>
+          <w:rFonts w:cs="Calibri"/>
+          <w:szCs w:val="36"/>
         </w:rPr>
         <w:t>مقام الراست – تقاسيم وألحان</w:t>
       </w:r>
@@ -3188,6 +3876,7 @@
       <w:pPr>
         <w:jc w:val="center"/>
         <w:bidi w:val="1"/>
+        <w:textDirection w:val="lrTb"/>
       </w:pPr>
       <w:r>
         <w:rPr>
@@ -3195,6 +3884,9 @@
           <w:b/>
           <w:color w:val="2C3E6B"/>
           <w:sz w:val="36"/>
+          <w:rtl w:val="1"/>
+          <w:rFonts w:cs="Calibri"/>
+          <w:szCs w:val="36"/>
         </w:rPr>
         <w:t>Maqam Rast – Taqasim and Melodies</w:t>
       </w:r>
@@ -3203,6 +3895,7 @@
       <w:pPr>
         <w:jc w:val="right"/>
         <w:bidi w:val="1"/>
+        <w:textDirection w:val="lrTb"/>
       </w:pPr>
       <w:r>
         <w:rPr>
@@ -3210,6 +3903,9 @@
           <w:b/>
           <w:color w:val="34497E"/>
           <w:sz w:val="28"/>
+          <w:rtl w:val="1"/>
+          <w:rFonts w:cs="Calibri"/>
+          <w:szCs w:val="28"/>
         </w:rPr>
         <w:t>معلومات الدرس | Lesson Info</w:t>
       </w:r>
@@ -3242,6 +3938,7 @@
             <w:pPr>
               <w:jc w:val="right"/>
               <w:bidi w:val="1"/>
+              <w:textDirection w:val="lrTb"/>
             </w:pPr>
             <w:r/>
             <w:r>
@@ -3250,6 +3947,9 @@
                 <w:b/>
                 <w:color w:val="FFFFFF"/>
                 <w:sz w:val="18"/>
+                <w:rtl w:val="1"/>
+                <w:rFonts w:cs="Calibri"/>
+                <w:szCs w:val="18"/>
               </w:rPr>
               <w:t>AR</w:t>
             </w:r>
@@ -3264,6 +3964,7 @@
             <w:pPr>
               <w:jc w:val="right"/>
               <w:bidi w:val="1"/>
+              <w:textDirection w:val="lrTb"/>
             </w:pPr>
             <w:r/>
             <w:r>
@@ -3272,6 +3973,9 @@
                 <w:b/>
                 <w:color w:val="FFFFFF"/>
                 <w:sz w:val="18"/>
+                <w:rtl w:val="1"/>
+                <w:rFonts w:cs="Calibri"/>
+                <w:szCs w:val="18"/>
               </w:rPr>
               <w:t>EN</w:t>
             </w:r>
@@ -3287,12 +3991,16 @@
             <w:pPr>
               <w:jc w:val="right"/>
               <w:bidi w:val="1"/>
+              <w:textDirection w:val="lrTb"/>
             </w:pPr>
             <w:r/>
             <w:r>
               <w:rPr>
                 <w:rFonts w:ascii="Calibri" w:hAnsi="Calibri"/>
                 <w:sz w:val="18"/>
+                <w:rtl w:val="1"/>
+                <w:rFonts w:cs="Calibri"/>
+                <w:szCs w:val="18"/>
               </w:rPr>
               <w:t>رقم الدرس</w:t>
             </w:r>
@@ -3306,12 +4014,16 @@
             <w:pPr>
               <w:jc w:val="right"/>
               <w:bidi w:val="1"/>
+              <w:textDirection w:val="lrTb"/>
             </w:pPr>
             <w:r/>
             <w:r>
               <w:rPr>
                 <w:rFonts w:ascii="Calibri" w:hAnsi="Calibri"/>
                 <w:sz w:val="18"/>
+                <w:rtl w:val="1"/>
+                <w:rFonts w:cs="Calibri"/>
+                <w:szCs w:val="18"/>
               </w:rPr>
               <w:t>27</w:t>
             </w:r>
@@ -3328,12 +4040,16 @@
             <w:pPr>
               <w:jc w:val="right"/>
               <w:bidi w:val="1"/>
+              <w:textDirection w:val="lrTb"/>
             </w:pPr>
             <w:r/>
             <w:r>
               <w:rPr>
                 <w:rFonts w:ascii="Calibri" w:hAnsi="Calibri"/>
                 <w:sz w:val="18"/>
+                <w:rtl w:val="1"/>
+                <w:rFonts w:cs="Calibri"/>
+                <w:szCs w:val="18"/>
               </w:rPr>
               <w:t>عنوان عربي</w:t>
             </w:r>
@@ -3348,12 +4064,16 @@
             <w:pPr>
               <w:jc w:val="right"/>
               <w:bidi w:val="1"/>
+              <w:textDirection w:val="lrTb"/>
             </w:pPr>
             <w:r/>
             <w:r>
               <w:rPr>
                 <w:rFonts w:ascii="Calibri" w:hAnsi="Calibri"/>
                 <w:sz w:val="18"/>
+                <w:rtl w:val="1"/>
+                <w:rFonts w:cs="Calibri"/>
+                <w:szCs w:val="18"/>
               </w:rPr>
               <w:t>الراست – تقاسيم وألحان</w:t>
             </w:r>
@@ -3369,12 +4089,16 @@
             <w:pPr>
               <w:jc w:val="right"/>
               <w:bidi w:val="1"/>
+              <w:textDirection w:val="lrTb"/>
             </w:pPr>
             <w:r/>
             <w:r>
               <w:rPr>
                 <w:rFonts w:ascii="Calibri" w:hAnsi="Calibri"/>
                 <w:sz w:val="18"/>
+                <w:rtl w:val="1"/>
+                <w:rFonts w:cs="Calibri"/>
+                <w:szCs w:val="18"/>
               </w:rPr>
               <w:t>English Title</w:t>
             </w:r>
@@ -3388,12 +4112,16 @@
             <w:pPr>
               <w:jc w:val="right"/>
               <w:bidi w:val="1"/>
+              <w:textDirection w:val="lrTb"/>
             </w:pPr>
             <w:r/>
             <w:r>
               <w:rPr>
                 <w:rFonts w:ascii="Calibri" w:hAnsi="Calibri"/>
                 <w:sz w:val="18"/>
+                <w:rtl w:val="1"/>
+                <w:rFonts w:cs="Calibri"/>
+                <w:szCs w:val="18"/>
               </w:rPr>
               <w:t>Rast – Taqasim and Melodies</w:t>
             </w:r>
@@ -3410,12 +4138,16 @@
             <w:pPr>
               <w:jc w:val="right"/>
               <w:bidi w:val="1"/>
+              <w:textDirection w:val="lrTb"/>
             </w:pPr>
             <w:r/>
             <w:r>
               <w:rPr>
                 <w:rFonts w:ascii="Calibri" w:hAnsi="Calibri"/>
                 <w:sz w:val="18"/>
+                <w:rtl w:val="1"/>
+                <w:rFonts w:cs="Calibri"/>
+                <w:szCs w:val="18"/>
               </w:rPr>
               <w:t>المقام</w:t>
             </w:r>
@@ -3430,12 +4162,16 @@
             <w:pPr>
               <w:jc w:val="right"/>
               <w:bidi w:val="1"/>
+              <w:textDirection w:val="lrTb"/>
             </w:pPr>
             <w:r/>
             <w:r>
               <w:rPr>
                 <w:rFonts w:ascii="Calibri" w:hAnsi="Calibri"/>
                 <w:sz w:val="18"/>
+                <w:rtl w:val="1"/>
+                <w:rFonts w:cs="Calibri"/>
+                <w:szCs w:val="18"/>
               </w:rPr>
               <w:t>راست (Rast)</w:t>
             </w:r>
@@ -3451,12 +4187,16 @@
             <w:pPr>
               <w:jc w:val="right"/>
               <w:bidi w:val="1"/>
+              <w:textDirection w:val="lrTb"/>
             </w:pPr>
             <w:r/>
             <w:r>
               <w:rPr>
                 <w:rFonts w:ascii="Calibri" w:hAnsi="Calibri"/>
                 <w:sz w:val="18"/>
+                <w:rtl w:val="1"/>
+                <w:rFonts w:cs="Calibri"/>
+                <w:szCs w:val="18"/>
               </w:rPr>
               <w:t>الإيقاع</w:t>
             </w:r>
@@ -3470,12 +4210,16 @@
             <w:pPr>
               <w:jc w:val="right"/>
               <w:bidi w:val="1"/>
+              <w:textDirection w:val="lrTb"/>
             </w:pPr>
             <w:r/>
             <w:r>
               <w:rPr>
                 <w:rFonts w:ascii="Calibri" w:hAnsi="Calibri"/>
                 <w:sz w:val="18"/>
+                <w:rtl w:val="1"/>
+                <w:rFonts w:cs="Calibri"/>
+                <w:szCs w:val="18"/>
               </w:rPr>
               <w:t>جورجينا (Jurjina) – 4/4</w:t>
             </w:r>
@@ -3487,6 +4231,7 @@
       <w:pPr>
         <w:jc w:val="right"/>
         <w:bidi w:val="1"/>
+        <w:textDirection w:val="lrTb"/>
       </w:pPr>
       <w:r>
         <w:rPr>
@@ -3494,6 +4239,9 @@
           <w:b/>
           <w:color w:val="34497E"/>
           <w:sz w:val="28"/>
+          <w:rtl w:val="1"/>
+          <w:rFonts w:cs="Calibri"/>
+          <w:szCs w:val="28"/>
         </w:rPr>
         <w:t>الأهداف | Objectives</w:t>
       </w:r>
@@ -3502,11 +4250,15 @@
       <w:pPr>
         <w:bidi w:val="1"/>
         <w:jc w:val="right"/>
+        <w:textDirection w:val="lrTb"/>
       </w:pPr>
       <w:r>
         <w:rPr>
           <w:rFonts w:ascii="Calibri" w:hAnsi="Calibri"/>
           <w:sz w:val="22"/>
+          <w:rtl w:val="1"/>
+          <w:rFonts w:cs="Calibri"/>
+          <w:szCs w:val="22"/>
         </w:rPr>
         <w:t>تعريف التقاسيم (Taqasim) في مقام الراست</w:t>
       </w:r>
@@ -3515,11 +4267,15 @@
       <w:pPr>
         <w:bidi w:val="1"/>
         <w:jc w:val="right"/>
+        <w:textDirection w:val="lrTb"/>
       </w:pPr>
       <w:r>
         <w:rPr>
           <w:rFonts w:ascii="Calibri" w:hAnsi="Calibri"/>
           <w:sz w:val="22"/>
+          <w:rtl w:val="1"/>
+          <w:rFonts w:cs="Calibri"/>
+          <w:szCs w:val="22"/>
         </w:rPr>
         <w:t>كتابة تقاسيم بسيطة في Sibelius</w:t>
       </w:r>
@@ -3528,11 +4284,15 @@
       <w:pPr>
         <w:bidi w:val="1"/>
         <w:jc w:val="right"/>
+        <w:textDirection w:val="lrTb"/>
       </w:pPr>
       <w:r>
         <w:rPr>
           <w:rFonts w:ascii="Calibri" w:hAnsi="Calibri"/>
           <w:sz w:val="22"/>
+          <w:rtl w:val="1"/>
+          <w:rFonts w:cs="Calibri"/>
+          <w:szCs w:val="22"/>
         </w:rPr>
         <w:t>استخدام Triplets و Quintuplets في التقاسيم</w:t>
       </w:r>
@@ -3541,11 +4301,15 @@
       <w:pPr>
         <w:bidi w:val="1"/>
         <w:jc w:val="right"/>
+        <w:textDirection w:val="lrTb"/>
       </w:pPr>
       <w:r>
         <w:rPr>
           <w:rFonts w:ascii="Calibri" w:hAnsi="Calibri"/>
           <w:sz w:val="22"/>
+          <w:rtl w:val="1"/>
+          <w:rFonts w:cs="Calibri"/>
+          <w:szCs w:val="22"/>
         </w:rPr>
         <w:t>تأليف لحن راست متكامل</w:t>
       </w:r>
@@ -3554,6 +4318,7 @@
       <w:pPr>
         <w:jc w:val="right"/>
         <w:bidi w:val="1"/>
+        <w:textDirection w:val="lrTb"/>
       </w:pPr>
       <w:r>
         <w:rPr>
@@ -3561,6 +4326,9 @@
           <w:b/>
           <w:color w:val="34497E"/>
           <w:sz w:val="28"/>
+          <w:rtl w:val="1"/>
+          <w:rFonts w:cs="Calibri"/>
+          <w:szCs w:val="28"/>
         </w:rPr>
         <w:t>1. النظري | Theory (10 min)</w:t>
       </w:r>
@@ -3569,6 +4337,7 @@
       <w:pPr>
         <w:jc w:val="right"/>
         <w:bidi w:val="1"/>
+        <w:textDirection w:val="lrTb"/>
       </w:pPr>
       <w:r>
         <w:rPr>
@@ -3576,6 +4345,9 @@
           <w:b/>
           <w:color w:val="445588"/>
           <w:sz w:val="24"/>
+          <w:rtl w:val="1"/>
+          <w:rFonts w:cs="Calibri"/>
+          <w:szCs w:val="24"/>
         </w:rPr>
         <w:t>التقاسيم (Taqasim)</w:t>
       </w:r>
@@ -3584,12 +4356,16 @@
       <w:pPr>
         <w:bidi w:val="1"/>
         <w:jc w:val="right"/>
+        <w:textDirection w:val="lrTb"/>
       </w:pPr>
       <w:r>
         <w:rPr>
           <w:rFonts w:ascii="Calibri" w:hAnsi="Calibri"/>
           <w:b w:val="0"/>
           <w:sz w:val="22"/>
+          <w:rtl w:val="1"/>
+          <w:rFonts w:cs="Calibri"/>
+          <w:szCs w:val="22"/>
         </w:rPr>
         <w:t>التقاسيم هي ارتجال لحني حر يبرز جمال المقام. خصائصها:</w:t>
         <w:br/>
@@ -3604,6 +4380,7 @@
       <w:pPr>
         <w:jc w:val="right"/>
         <w:bidi w:val="1"/>
+        <w:textDirection w:val="lrTb"/>
       </w:pPr>
       <w:r>
         <w:rPr>
@@ -3611,6 +4388,9 @@
           <w:b/>
           <w:color w:val="445588"/>
           <w:sz w:val="24"/>
+          <w:rtl w:val="1"/>
+          <w:rFonts w:cs="Calibri"/>
+          <w:szCs w:val="24"/>
         </w:rPr>
         <w:t>في Sibelius</w:t>
       </w:r>
@@ -3619,12 +4399,16 @@
       <w:pPr>
         <w:bidi w:val="1"/>
         <w:jc w:val="right"/>
+        <w:textDirection w:val="lrTb"/>
       </w:pPr>
       <w:r>
         <w:rPr>
           <w:rFonts w:ascii="Calibri" w:hAnsi="Calibri"/>
           <w:b w:val="0"/>
           <w:sz w:val="22"/>
+          <w:rtl w:val="1"/>
+          <w:rFonts w:cs="Calibri"/>
+          <w:szCs w:val="22"/>
         </w:rPr>
         <w:t>نكتب التقاسيم بميزان حر أو 4/4 مع نوتات طويلة وقصيرة.</w:t>
       </w:r>
@@ -3633,6 +4417,7 @@
       <w:pPr>
         <w:jc w:val="right"/>
         <w:bidi w:val="1"/>
+        <w:textDirection w:val="lrTb"/>
       </w:pPr>
       <w:r>
         <w:rPr>
@@ -3640,6 +4425,9 @@
           <w:b/>
           <w:color w:val="34497E"/>
           <w:sz w:val="28"/>
+          <w:rtl w:val="1"/>
+          <w:rFonts w:cs="Calibri"/>
+          <w:szCs w:val="28"/>
         </w:rPr>
         <w:t>2. التطبيق العملي | Practice (30 min)</w:t>
       </w:r>
@@ -3648,12 +4436,16 @@
       <w:pPr>
         <w:bidi w:val="1"/>
         <w:jc w:val="right"/>
+        <w:textDirection w:val="lrTb"/>
       </w:pPr>
       <w:r>
         <w:rPr>
           <w:rFonts w:ascii="Calibri" w:hAnsi="Calibri"/>
           <w:b w:val="0"/>
           <w:sz w:val="22"/>
+          <w:rtl w:val="1"/>
+          <w:rFonts w:cs="Calibri"/>
+          <w:szCs w:val="22"/>
         </w:rPr>
         <w:t>تقاسيم راست مع Triplets وأجناس راست/نوى.</w:t>
         <w:br/>
@@ -3664,6 +4456,7 @@
       <w:pPr>
         <w:jc w:val="right"/>
         <w:bidi w:val="1"/>
+        <w:textDirection w:val="lrTb"/>
       </w:pPr>
       <w:r>
         <w:rPr>
@@ -3671,6 +4464,9 @@
           <w:b/>
           <w:color w:val="34497E"/>
           <w:sz w:val="28"/>
+          <w:rtl w:val="1"/>
+          <w:rFonts w:cs="Calibri"/>
+          <w:szCs w:val="28"/>
         </w:rPr>
         <w:t>3-8: اختصارات, مراجعة, تقييم, تطبيق عود.</w:t>
       </w:r>
@@ -3684,6 +4480,7 @@
       <w:pPr>
         <w:jc w:val="center"/>
         <w:bidi w:val="1"/>
+        <w:textDirection w:val="lrTb"/>
       </w:pPr>
       <w:r>
         <w:rPr>
@@ -3691,6 +4488,9 @@
           <w:b/>
           <w:color w:val="1A1A2E"/>
           <w:sz w:val="44"/>
+          <w:rtl w:val="1"/>
+          <w:rFonts w:cs="Calibri"/>
+          <w:szCs w:val="44"/>
         </w:rPr>
         <w:t>الدرس 28 | Lesson 28</w:t>
       </w:r>
@@ -3699,6 +4499,7 @@
       <w:pPr>
         <w:jc w:val="center"/>
         <w:bidi w:val="1"/>
+        <w:textDirection w:val="lrTb"/>
       </w:pPr>
       <w:r>
         <w:rPr>
@@ -3706,6 +4507,9 @@
           <w:b/>
           <w:color w:val="2C3E6B"/>
           <w:sz w:val="36"/>
+          <w:rtl w:val="1"/>
+          <w:rFonts w:cs="Calibri"/>
+          <w:szCs w:val="36"/>
         </w:rPr>
         <w:t>مشروع الراست – لحن شرقي</w:t>
       </w:r>
@@ -3714,6 +4518,7 @@
       <w:pPr>
         <w:jc w:val="center"/>
         <w:bidi w:val="1"/>
+        <w:textDirection w:val="lrTb"/>
       </w:pPr>
       <w:r>
         <w:rPr>
@@ -3721,6 +4526,9 @@
           <w:b/>
           <w:color w:val="2C3E6B"/>
           <w:sz w:val="36"/>
+          <w:rtl w:val="1"/>
+          <w:rFonts w:cs="Calibri"/>
+          <w:szCs w:val="36"/>
         </w:rPr>
         <w:t>Rast Project – Oriental Melody</w:t>
       </w:r>
@@ -3729,6 +4537,7 @@
       <w:pPr>
         <w:jc w:val="right"/>
         <w:bidi w:val="1"/>
+        <w:textDirection w:val="lrTb"/>
       </w:pPr>
       <w:r>
         <w:rPr>
@@ -3736,6 +4545,9 @@
           <w:b/>
           <w:color w:val="34497E"/>
           <w:sz w:val="28"/>
+          <w:rtl w:val="1"/>
+          <w:rFonts w:cs="Calibri"/>
+          <w:szCs w:val="28"/>
         </w:rPr>
         <w:t>معلومات الدرس | Lesson Info</w:t>
       </w:r>
@@ -3768,6 +4580,7 @@
             <w:pPr>
               <w:jc w:val="right"/>
               <w:bidi w:val="1"/>
+              <w:textDirection w:val="lrTb"/>
             </w:pPr>
             <w:r/>
             <w:r>
@@ -3776,6 +4589,9 @@
                 <w:b/>
                 <w:color w:val="FFFFFF"/>
                 <w:sz w:val="18"/>
+                <w:rtl w:val="1"/>
+                <w:rFonts w:cs="Calibri"/>
+                <w:szCs w:val="18"/>
               </w:rPr>
               <w:t>AR</w:t>
             </w:r>
@@ -3790,6 +4606,7 @@
             <w:pPr>
               <w:jc w:val="right"/>
               <w:bidi w:val="1"/>
+              <w:textDirection w:val="lrTb"/>
             </w:pPr>
             <w:r/>
             <w:r>
@@ -3798,6 +4615,9 @@
                 <w:b/>
                 <w:color w:val="FFFFFF"/>
                 <w:sz w:val="18"/>
+                <w:rtl w:val="1"/>
+                <w:rFonts w:cs="Calibri"/>
+                <w:szCs w:val="18"/>
               </w:rPr>
               <w:t>EN</w:t>
             </w:r>
@@ -3813,12 +4633,16 @@
             <w:pPr>
               <w:jc w:val="right"/>
               <w:bidi w:val="1"/>
+              <w:textDirection w:val="lrTb"/>
             </w:pPr>
             <w:r/>
             <w:r>
               <w:rPr>
                 <w:rFonts w:ascii="Calibri" w:hAnsi="Calibri"/>
                 <w:sz w:val="18"/>
+                <w:rtl w:val="1"/>
+                <w:rFonts w:cs="Calibri"/>
+                <w:szCs w:val="18"/>
               </w:rPr>
               <w:t>رقم الدرس</w:t>
             </w:r>
@@ -3832,12 +4656,16 @@
             <w:pPr>
               <w:jc w:val="right"/>
               <w:bidi w:val="1"/>
+              <w:textDirection w:val="lrTb"/>
             </w:pPr>
             <w:r/>
             <w:r>
               <w:rPr>
                 <w:rFonts w:ascii="Calibri" w:hAnsi="Calibri"/>
                 <w:sz w:val="18"/>
+                <w:rtl w:val="1"/>
+                <w:rFonts w:cs="Calibri"/>
+                <w:szCs w:val="18"/>
               </w:rPr>
               <w:t>28</w:t>
             </w:r>
@@ -3854,12 +4682,16 @@
             <w:pPr>
               <w:jc w:val="right"/>
               <w:bidi w:val="1"/>
+              <w:textDirection w:val="lrTb"/>
             </w:pPr>
             <w:r/>
             <w:r>
               <w:rPr>
                 <w:rFonts w:ascii="Calibri" w:hAnsi="Calibri"/>
                 <w:sz w:val="18"/>
+                <w:rtl w:val="1"/>
+                <w:rFonts w:cs="Calibri"/>
+                <w:szCs w:val="18"/>
               </w:rPr>
               <w:t>عنوان عربي</w:t>
             </w:r>
@@ -3874,12 +4706,16 @@
             <w:pPr>
               <w:jc w:val="right"/>
               <w:bidi w:val="1"/>
+              <w:textDirection w:val="lrTb"/>
             </w:pPr>
             <w:r/>
             <w:r>
               <w:rPr>
                 <w:rFonts w:ascii="Calibri" w:hAnsi="Calibri"/>
                 <w:sz w:val="18"/>
+                <w:rtl w:val="1"/>
+                <w:rFonts w:cs="Calibri"/>
+                <w:szCs w:val="18"/>
               </w:rPr>
               <w:t>مشروع الراست – لحن شرقي متكامل</w:t>
             </w:r>
@@ -3895,12 +4731,16 @@
             <w:pPr>
               <w:jc w:val="right"/>
               <w:bidi w:val="1"/>
+              <w:textDirection w:val="lrTb"/>
             </w:pPr>
             <w:r/>
             <w:r>
               <w:rPr>
                 <w:rFonts w:ascii="Calibri" w:hAnsi="Calibri"/>
                 <w:sz w:val="18"/>
+                <w:rtl w:val="1"/>
+                <w:rFonts w:cs="Calibri"/>
+                <w:szCs w:val="18"/>
               </w:rPr>
               <w:t>English Title</w:t>
             </w:r>
@@ -3914,12 +4754,16 @@
             <w:pPr>
               <w:jc w:val="right"/>
               <w:bidi w:val="1"/>
+              <w:textDirection w:val="lrTb"/>
             </w:pPr>
             <w:r/>
             <w:r>
               <w:rPr>
                 <w:rFonts w:ascii="Calibri" w:hAnsi="Calibri"/>
                 <w:sz w:val="18"/>
+                <w:rtl w:val="1"/>
+                <w:rFonts w:cs="Calibri"/>
+                <w:szCs w:val="18"/>
               </w:rPr>
               <w:t>Rast Project – Complete Oriental Melody</w:t>
             </w:r>
@@ -3936,12 +4780,16 @@
             <w:pPr>
               <w:jc w:val="right"/>
               <w:bidi w:val="1"/>
+              <w:textDirection w:val="lrTb"/>
             </w:pPr>
             <w:r/>
             <w:r>
               <w:rPr>
                 <w:rFonts w:ascii="Calibri" w:hAnsi="Calibri"/>
                 <w:sz w:val="18"/>
+                <w:rtl w:val="1"/>
+                <w:rFonts w:cs="Calibri"/>
+                <w:szCs w:val="18"/>
               </w:rPr>
               <w:t>المقام</w:t>
             </w:r>
@@ -3956,12 +4804,16 @@
             <w:pPr>
               <w:jc w:val="right"/>
               <w:bidi w:val="1"/>
+              <w:textDirection w:val="lrTb"/>
             </w:pPr>
             <w:r/>
             <w:r>
               <w:rPr>
                 <w:rFonts w:ascii="Calibri" w:hAnsi="Calibri"/>
                 <w:sz w:val="18"/>
+                <w:rtl w:val="1"/>
+                <w:rFonts w:cs="Calibri"/>
+                <w:szCs w:val="18"/>
               </w:rPr>
               <w:t>راست (Rast)</w:t>
             </w:r>
@@ -3977,12 +4829,16 @@
             <w:pPr>
               <w:jc w:val="right"/>
               <w:bidi w:val="1"/>
+              <w:textDirection w:val="lrTb"/>
             </w:pPr>
             <w:r/>
             <w:r>
               <w:rPr>
                 <w:rFonts w:ascii="Calibri" w:hAnsi="Calibri"/>
                 <w:sz w:val="18"/>
+                <w:rtl w:val="1"/>
+                <w:rFonts w:cs="Calibri"/>
+                <w:szCs w:val="18"/>
               </w:rPr>
               <w:t>الإيقاع</w:t>
             </w:r>
@@ -3996,12 +4852,16 @@
             <w:pPr>
               <w:jc w:val="right"/>
               <w:bidi w:val="1"/>
+              <w:textDirection w:val="lrTb"/>
             </w:pPr>
             <w:r/>
             <w:r>
               <w:rPr>
                 <w:rFonts w:ascii="Calibri" w:hAnsi="Calibri"/>
                 <w:sz w:val="18"/>
+                <w:rtl w:val="1"/>
+                <w:rFonts w:cs="Calibri"/>
+                <w:szCs w:val="18"/>
               </w:rPr>
               <w:t>مقسوم + وحدة + جورجينا</w:t>
             </w:r>
@@ -4013,6 +4873,7 @@
       <w:pPr>
         <w:jc w:val="right"/>
         <w:bidi w:val="1"/>
+        <w:textDirection w:val="lrTb"/>
       </w:pPr>
       <w:r>
         <w:rPr>
@@ -4020,6 +4881,9 @@
           <w:b/>
           <w:color w:val="34497E"/>
           <w:sz w:val="28"/>
+          <w:rtl w:val="1"/>
+          <w:rFonts w:cs="Calibri"/>
+          <w:szCs w:val="28"/>
         </w:rPr>
         <w:t>الأهداف | Objectives</w:t>
       </w:r>
@@ -4028,11 +4892,15 @@
       <w:pPr>
         <w:bidi w:val="1"/>
         <w:jc w:val="right"/>
+        <w:textDirection w:val="lrTb"/>
       </w:pPr>
       <w:r>
         <w:rPr>
           <w:rFonts w:ascii="Calibri" w:hAnsi="Calibri"/>
           <w:sz w:val="22"/>
+          <w:rtl w:val="1"/>
+          <w:rFonts w:cs="Calibri"/>
+          <w:szCs w:val="22"/>
         </w:rPr>
         <w:t>تأليف لحن شرقي كامل بمقام الراست</w:t>
       </w:r>
@@ -4041,11 +4909,15 @@
       <w:pPr>
         <w:bidi w:val="1"/>
         <w:jc w:val="right"/>
+        <w:textDirection w:val="lrTb"/>
       </w:pPr>
       <w:r>
         <w:rPr>
           <w:rFonts w:ascii="Calibri" w:hAnsi="Calibri"/>
           <w:sz w:val="22"/>
+          <w:rtl w:val="1"/>
+          <w:rFonts w:cs="Calibri"/>
+          <w:szCs w:val="22"/>
         </w:rPr>
         <w:t>الانتقال بين أجناس الراست</w:t>
       </w:r>
@@ -4054,11 +4926,15 @@
       <w:pPr>
         <w:bidi w:val="1"/>
         <w:jc w:val="right"/>
+        <w:textDirection w:val="lrTb"/>
       </w:pPr>
       <w:r>
         <w:rPr>
           <w:rFonts w:ascii="Calibri" w:hAnsi="Calibri"/>
           <w:sz w:val="22"/>
+          <w:rtl w:val="1"/>
+          <w:rFonts w:cs="Calibri"/>
+          <w:szCs w:val="22"/>
         </w:rPr>
         <w:t>استخدام عناصر الديناميك والتعبير</w:t>
       </w:r>
@@ -4067,11 +4943,15 @@
       <w:pPr>
         <w:bidi w:val="1"/>
         <w:jc w:val="right"/>
+        <w:textDirection w:val="lrTb"/>
       </w:pPr>
       <w:r>
         <w:rPr>
           <w:rFonts w:ascii="Calibri" w:hAnsi="Calibri"/>
           <w:sz w:val="22"/>
+          <w:rtl w:val="1"/>
+          <w:rFonts w:cs="Calibri"/>
+          <w:szCs w:val="22"/>
         </w:rPr>
         <w:t>تحضير المشروع للتقييم</w:t>
       </w:r>
@@ -4080,6 +4960,7 @@
       <w:pPr>
         <w:jc w:val="right"/>
         <w:bidi w:val="1"/>
+        <w:textDirection w:val="lrTb"/>
       </w:pPr>
       <w:r>
         <w:rPr>
@@ -4087,6 +4968,9 @@
           <w:b/>
           <w:color w:val="34497E"/>
           <w:sz w:val="28"/>
+          <w:rtl w:val="1"/>
+          <w:rFonts w:cs="Calibri"/>
+          <w:szCs w:val="28"/>
         </w:rPr>
         <w:t>1. النظري | Theory (10 min)</w:t>
       </w:r>
@@ -4095,12 +4979,16 @@
       <w:pPr>
         <w:bidi w:val="1"/>
         <w:jc w:val="right"/>
+        <w:textDirection w:val="lrTb"/>
       </w:pPr>
       <w:r>
         <w:rPr>
           <w:rFonts w:ascii="Calibri" w:hAnsi="Calibri"/>
           <w:b w:val="0"/>
           <w:sz w:val="22"/>
+          <w:rtl w:val="1"/>
+          <w:rFonts w:cs="Calibri"/>
+          <w:szCs w:val="22"/>
         </w:rPr>
         <w:t>هيكل اللحن الشرقي: مقدمة (تقاسيم حرة) → موضوع رئيسي → تطور → خاتمة.</w:t>
       </w:r>
@@ -4109,6 +4997,7 @@
       <w:pPr>
         <w:jc w:val="right"/>
         <w:bidi w:val="1"/>
+        <w:textDirection w:val="lrTb"/>
       </w:pPr>
       <w:r>
         <w:rPr>
@@ -4116,6 +5005,9 @@
           <w:b/>
           <w:color w:val="34497E"/>
           <w:sz w:val="28"/>
+          <w:rtl w:val="1"/>
+          <w:rFonts w:cs="Calibri"/>
+          <w:szCs w:val="28"/>
         </w:rPr>
         <w:t>2-8: مشروع 16-24 مازورة كامل بمقام الراست.</w:t>
       </w:r>
@@ -4129,6 +5021,7 @@
       <w:pPr>
         <w:jc w:val="center"/>
         <w:bidi w:val="1"/>
+        <w:textDirection w:val="lrTb"/>
       </w:pPr>
       <w:r>
         <w:rPr>
@@ -4136,6 +5029,9 @@
           <w:b/>
           <w:color w:val="1A1A2E"/>
           <w:sz w:val="44"/>
+          <w:rtl w:val="1"/>
+          <w:rFonts w:cs="Calibri"/>
+          <w:szCs w:val="44"/>
         </w:rPr>
         <w:t>الدرس 29 | Lesson 29</w:t>
       </w:r>
@@ -4144,6 +5040,7 @@
       <w:pPr>
         <w:jc w:val="center"/>
         <w:bidi w:val="1"/>
+        <w:textDirection w:val="lrTb"/>
       </w:pPr>
       <w:r>
         <w:rPr>
@@ -4151,6 +5048,9 @@
           <w:b/>
           <w:color w:val="2C3E6B"/>
           <w:sz w:val="36"/>
+          <w:rtl w:val="1"/>
+          <w:rFonts w:cs="Calibri"/>
+          <w:szCs w:val="36"/>
         </w:rPr>
         <w:t>الإيقاعات العراقية – الجوبي والهجع</w:t>
       </w:r>
@@ -4159,6 +5059,7 @@
       <w:pPr>
         <w:jc w:val="center"/>
         <w:bidi w:val="1"/>
+        <w:textDirection w:val="lrTb"/>
       </w:pPr>
       <w:r>
         <w:rPr>
@@ -4166,6 +5067,9 @@
           <w:b/>
           <w:color w:val="2C3E6B"/>
           <w:sz w:val="36"/>
+          <w:rtl w:val="1"/>
+          <w:rFonts w:cs="Calibri"/>
+          <w:szCs w:val="36"/>
         </w:rPr>
         <w:t>Iraqi Rhythms – Al-Jubi and Al-Haja</w:t>
       </w:r>
@@ -4174,6 +5078,7 @@
       <w:pPr>
         <w:jc w:val="right"/>
         <w:bidi w:val="1"/>
+        <w:textDirection w:val="lrTb"/>
       </w:pPr>
       <w:r>
         <w:rPr>
@@ -4181,6 +5086,9 @@
           <w:b/>
           <w:color w:val="34497E"/>
           <w:sz w:val="28"/>
+          <w:rtl w:val="1"/>
+          <w:rFonts w:cs="Calibri"/>
+          <w:szCs w:val="28"/>
         </w:rPr>
         <w:t>معلومات الدرس | Lesson Info</w:t>
       </w:r>
@@ -4213,6 +5121,7 @@
             <w:pPr>
               <w:jc w:val="right"/>
               <w:bidi w:val="1"/>
+              <w:textDirection w:val="lrTb"/>
             </w:pPr>
             <w:r/>
             <w:r>
@@ -4221,6 +5130,9 @@
                 <w:b/>
                 <w:color w:val="FFFFFF"/>
                 <w:sz w:val="18"/>
+                <w:rtl w:val="1"/>
+                <w:rFonts w:cs="Calibri"/>
+                <w:szCs w:val="18"/>
               </w:rPr>
               <w:t>AR</w:t>
             </w:r>
@@ -4235,6 +5147,7 @@
             <w:pPr>
               <w:jc w:val="right"/>
               <w:bidi w:val="1"/>
+              <w:textDirection w:val="lrTb"/>
             </w:pPr>
             <w:r/>
             <w:r>
@@ -4243,6 +5156,9 @@
                 <w:b/>
                 <w:color w:val="FFFFFF"/>
                 <w:sz w:val="18"/>
+                <w:rtl w:val="1"/>
+                <w:rFonts w:cs="Calibri"/>
+                <w:szCs w:val="18"/>
               </w:rPr>
               <w:t>EN</w:t>
             </w:r>
@@ -4258,12 +5174,16 @@
             <w:pPr>
               <w:jc w:val="right"/>
               <w:bidi w:val="1"/>
+              <w:textDirection w:val="lrTb"/>
             </w:pPr>
             <w:r/>
             <w:r>
               <w:rPr>
                 <w:rFonts w:ascii="Calibri" w:hAnsi="Calibri"/>
                 <w:sz w:val="18"/>
+                <w:rtl w:val="1"/>
+                <w:rFonts w:cs="Calibri"/>
+                <w:szCs w:val="18"/>
               </w:rPr>
               <w:t>رقم الدرس</w:t>
             </w:r>
@@ -4277,12 +5197,16 @@
             <w:pPr>
               <w:jc w:val="right"/>
               <w:bidi w:val="1"/>
+              <w:textDirection w:val="lrTb"/>
             </w:pPr>
             <w:r/>
             <w:r>
               <w:rPr>
                 <w:rFonts w:ascii="Calibri" w:hAnsi="Calibri"/>
                 <w:sz w:val="18"/>
+                <w:rtl w:val="1"/>
+                <w:rFonts w:cs="Calibri"/>
+                <w:szCs w:val="18"/>
               </w:rPr>
               <w:t>29</w:t>
             </w:r>
@@ -4299,12 +5223,16 @@
             <w:pPr>
               <w:jc w:val="right"/>
               <w:bidi w:val="1"/>
+              <w:textDirection w:val="lrTb"/>
             </w:pPr>
             <w:r/>
             <w:r>
               <w:rPr>
                 <w:rFonts w:ascii="Calibri" w:hAnsi="Calibri"/>
                 <w:sz w:val="18"/>
+                <w:rtl w:val="1"/>
+                <w:rFonts w:cs="Calibri"/>
+                <w:szCs w:val="18"/>
               </w:rPr>
               <w:t>عنوان عربي</w:t>
             </w:r>
@@ -4319,12 +5247,16 @@
             <w:pPr>
               <w:jc w:val="right"/>
               <w:bidi w:val="1"/>
+              <w:textDirection w:val="lrTb"/>
             </w:pPr>
             <w:r/>
             <w:r>
               <w:rPr>
                 <w:rFonts w:ascii="Calibri" w:hAnsi="Calibri"/>
                 <w:sz w:val="18"/>
+                <w:rtl w:val="1"/>
+                <w:rFonts w:cs="Calibri"/>
+                <w:szCs w:val="18"/>
               </w:rPr>
               <w:t>الإيقاعات العراقية – الجوبي والهجع</w:t>
             </w:r>
@@ -4340,12 +5272,16 @@
             <w:pPr>
               <w:jc w:val="right"/>
               <w:bidi w:val="1"/>
+              <w:textDirection w:val="lrTb"/>
             </w:pPr>
             <w:r/>
             <w:r>
               <w:rPr>
                 <w:rFonts w:ascii="Calibri" w:hAnsi="Calibri"/>
                 <w:sz w:val="18"/>
+                <w:rtl w:val="1"/>
+                <w:rFonts w:cs="Calibri"/>
+                <w:szCs w:val="18"/>
               </w:rPr>
               <w:t>English Title</w:t>
             </w:r>
@@ -4359,12 +5295,16 @@
             <w:pPr>
               <w:jc w:val="right"/>
               <w:bidi w:val="1"/>
+              <w:textDirection w:val="lrTb"/>
             </w:pPr>
             <w:r/>
             <w:r>
               <w:rPr>
                 <w:rFonts w:ascii="Calibri" w:hAnsi="Calibri"/>
                 <w:sz w:val="18"/>
+                <w:rtl w:val="1"/>
+                <w:rFonts w:cs="Calibri"/>
+                <w:szCs w:val="18"/>
               </w:rPr>
               <w:t>Iraqi Rhythms – Al-Jubi and Al-Haja</w:t>
             </w:r>
@@ -4381,12 +5321,16 @@
             <w:pPr>
               <w:jc w:val="right"/>
               <w:bidi w:val="1"/>
+              <w:textDirection w:val="lrTb"/>
             </w:pPr>
             <w:r/>
             <w:r>
               <w:rPr>
                 <w:rFonts w:ascii="Calibri" w:hAnsi="Calibri"/>
                 <w:sz w:val="18"/>
+                <w:rtl w:val="1"/>
+                <w:rFonts w:cs="Calibri"/>
+                <w:szCs w:val="18"/>
               </w:rPr>
               <w:t>المقام</w:t>
             </w:r>
@@ -4401,12 +5345,16 @@
             <w:pPr>
               <w:jc w:val="right"/>
               <w:bidi w:val="1"/>
+              <w:textDirection w:val="lrTb"/>
             </w:pPr>
             <w:r/>
             <w:r>
               <w:rPr>
                 <w:rFonts w:ascii="Calibri" w:hAnsi="Calibri"/>
                 <w:sz w:val="18"/>
+                <w:rtl w:val="1"/>
+                <w:rFonts w:cs="Calibri"/>
+                <w:szCs w:val="18"/>
               </w:rPr>
               <w:t>راست (Rast) + عجم (Ajam)</w:t>
             </w:r>
@@ -4422,12 +5370,16 @@
             <w:pPr>
               <w:jc w:val="right"/>
               <w:bidi w:val="1"/>
+              <w:textDirection w:val="lrTb"/>
             </w:pPr>
             <w:r/>
             <w:r>
               <w:rPr>
                 <w:rFonts w:ascii="Calibri" w:hAnsi="Calibri"/>
                 <w:sz w:val="18"/>
+                <w:rtl w:val="1"/>
+                <w:rFonts w:cs="Calibri"/>
+                <w:szCs w:val="18"/>
               </w:rPr>
               <w:t>الإيقاع</w:t>
             </w:r>
@@ -4441,12 +5393,16 @@
             <w:pPr>
               <w:jc w:val="right"/>
               <w:bidi w:val="1"/>
+              <w:textDirection w:val="lrTb"/>
             </w:pPr>
             <w:r/>
             <w:r>
               <w:rPr>
                 <w:rFonts w:ascii="Calibri" w:hAnsi="Calibri"/>
                 <w:sz w:val="18"/>
+                <w:rtl w:val="1"/>
+                <w:rFonts w:cs="Calibri"/>
+                <w:szCs w:val="18"/>
               </w:rPr>
               <w:t>الجوبي (2/4) + الهجع (4/4)</w:t>
             </w:r>
@@ -4458,6 +5414,7 @@
       <w:pPr>
         <w:jc w:val="right"/>
         <w:bidi w:val="1"/>
+        <w:textDirection w:val="lrTb"/>
       </w:pPr>
       <w:r>
         <w:rPr>
@@ -4465,6 +5422,9 @@
           <w:b/>
           <w:color w:val="34497E"/>
           <w:sz w:val="28"/>
+          <w:rtl w:val="1"/>
+          <w:rFonts w:cs="Calibri"/>
+          <w:szCs w:val="28"/>
         </w:rPr>
         <w:t>الأهداف | Objectives</w:t>
       </w:r>
@@ -4473,11 +5433,15 @@
       <w:pPr>
         <w:bidi w:val="1"/>
         <w:jc w:val="right"/>
+        <w:textDirection w:val="lrTb"/>
       </w:pPr>
       <w:r>
         <w:rPr>
           <w:rFonts w:ascii="Calibri" w:hAnsi="Calibri"/>
           <w:sz w:val="22"/>
+          <w:rtl w:val="1"/>
+          <w:rFonts w:cs="Calibri"/>
+          <w:szCs w:val="22"/>
         </w:rPr>
         <w:t>تعريف إيقاع الجوبي والهجع</w:t>
       </w:r>
@@ -4486,11 +5450,15 @@
       <w:pPr>
         <w:bidi w:val="1"/>
         <w:jc w:val="right"/>
+        <w:textDirection w:val="lrTb"/>
       </w:pPr>
       <w:r>
         <w:rPr>
           <w:rFonts w:ascii="Calibri" w:hAnsi="Calibri"/>
           <w:sz w:val="22"/>
+          <w:rtl w:val="1"/>
+          <w:rFonts w:cs="Calibri"/>
+          <w:szCs w:val="22"/>
         </w:rPr>
         <w:t>الفرق بين الإيقاعات العراقية والخليجية</w:t>
       </w:r>
@@ -4499,11 +5467,15 @@
       <w:pPr>
         <w:bidi w:val="1"/>
         <w:jc w:val="right"/>
+        <w:textDirection w:val="lrTb"/>
       </w:pPr>
       <w:r>
         <w:rPr>
           <w:rFonts w:ascii="Calibri" w:hAnsi="Calibri"/>
           <w:sz w:val="22"/>
+          <w:rtl w:val="1"/>
+          <w:rFonts w:cs="Calibri"/>
+          <w:szCs w:val="22"/>
         </w:rPr>
         <w:t>كتابة الإيقاعين في Sibelius</w:t>
       </w:r>
@@ -4512,11 +5484,15 @@
       <w:pPr>
         <w:bidi w:val="1"/>
         <w:jc w:val="right"/>
+        <w:textDirection w:val="lrTb"/>
       </w:pPr>
       <w:r>
         <w:rPr>
           <w:rFonts w:ascii="Calibri" w:hAnsi="Calibri"/>
           <w:sz w:val="22"/>
+          <w:rtl w:val="1"/>
+          <w:rFonts w:cs="Calibri"/>
+          <w:szCs w:val="22"/>
         </w:rPr>
         <w:t>تطبيق على مقامي الراست والعجم</w:t>
       </w:r>
@@ -4525,6 +5501,7 @@
       <w:pPr>
         <w:jc w:val="right"/>
         <w:bidi w:val="1"/>
+        <w:textDirection w:val="lrTb"/>
       </w:pPr>
       <w:r>
         <w:rPr>
@@ -4532,6 +5509,9 @@
           <w:b/>
           <w:color w:val="34497E"/>
           <w:sz w:val="28"/>
+          <w:rtl w:val="1"/>
+          <w:rFonts w:cs="Calibri"/>
+          <w:szCs w:val="28"/>
         </w:rPr>
         <w:t>1. النظري | Theory (10 min)</w:t>
       </w:r>
@@ -4540,6 +5520,7 @@
       <w:pPr>
         <w:jc w:val="right"/>
         <w:bidi w:val="1"/>
+        <w:textDirection w:val="lrTb"/>
       </w:pPr>
       <w:r>
         <w:rPr>
@@ -4547,6 +5528,9 @@
           <w:b/>
           <w:color w:val="445588"/>
           <w:sz w:val="24"/>
+          <w:rtl w:val="1"/>
+          <w:rFonts w:cs="Calibri"/>
+          <w:szCs w:val="24"/>
         </w:rPr>
         <w:t>إيقاع الجوبي (Al-Jubi) – 2/4</w:t>
       </w:r>
@@ -4555,11 +5539,15 @@
       <w:pPr>
         <w:bidi w:val="1"/>
         <w:jc w:val="right"/>
+        <w:textDirection w:val="lrTb"/>
       </w:pPr>
       <w:r>
         <w:rPr>
           <w:rFonts w:ascii="Calibri" w:hAnsi="Calibri"/>
           <w:sz w:val="22"/>
+          <w:rtl w:val="1"/>
+          <w:rFonts w:cs="Calibri"/>
+          <w:szCs w:val="22"/>
         </w:rPr>
         <w:t>• إيقاع عراقي أصيل</w:t>
       </w:r>
@@ -4568,11 +5556,15 @@
       <w:pPr>
         <w:bidi w:val="1"/>
         <w:jc w:val="right"/>
+        <w:textDirection w:val="lrTb"/>
       </w:pPr>
       <w:r>
         <w:rPr>
           <w:rFonts w:ascii="Calibri" w:hAnsi="Calibri"/>
           <w:sz w:val="22"/>
+          <w:rtl w:val="1"/>
+          <w:rFonts w:cs="Calibri"/>
+          <w:szCs w:val="22"/>
         </w:rPr>
         <w:t>• DUM - TAK TAK (مشابه للملفوف لكن بثقل عراقي)</w:t>
       </w:r>
@@ -4581,11 +5573,15 @@
       <w:pPr>
         <w:bidi w:val="1"/>
         <w:jc w:val="right"/>
+        <w:textDirection w:val="lrTb"/>
       </w:pPr>
       <w:r>
         <w:rPr>
           <w:rFonts w:ascii="Calibri" w:hAnsi="Calibri"/>
           <w:sz w:val="22"/>
+          <w:rtl w:val="1"/>
+          <w:rFonts w:cs="Calibri"/>
+          <w:szCs w:val="22"/>
         </w:rPr>
         <w:t>• نمط: DUM (يمين) - TAK (يسار) - TAK (يمين)</w:t>
       </w:r>
@@ -4594,11 +5590,15 @@
       <w:pPr>
         <w:bidi w:val="1"/>
         <w:jc w:val="right"/>
+        <w:textDirection w:val="lrTb"/>
       </w:pPr>
       <w:r>
         <w:rPr>
           <w:rFonts w:ascii="Calibri" w:hAnsi="Calibri"/>
           <w:sz w:val="22"/>
+          <w:rtl w:val="1"/>
+          <w:rFonts w:cs="Calibri"/>
+          <w:szCs w:val="22"/>
         </w:rPr>
         <w:t>• يُستخدم في الأغاني العراقية البغدادية</w:t>
       </w:r>
@@ -4607,12 +5607,16 @@
       <w:pPr>
         <w:bidi w:val="1"/>
         <w:jc w:val="right"/>
+        <w:textDirection w:val="lrTb"/>
       </w:pPr>
       <w:r>
         <w:rPr>
           <w:rFonts w:ascii="Calibri" w:hAnsi="Calibri"/>
           <w:b w:val="0"/>
           <w:sz w:val="22"/>
+          <w:rtl w:val="1"/>
+          <w:rFonts w:cs="Calibri"/>
+          <w:szCs w:val="22"/>
         </w:rPr>
         <w:t>النمط: `| DUM | TAK TAK |`</w:t>
         <w:br/>
@@ -4623,6 +5627,7 @@
       <w:pPr>
         <w:jc w:val="right"/>
         <w:bidi w:val="1"/>
+        <w:textDirection w:val="lrTb"/>
       </w:pPr>
       <w:r>
         <w:rPr>
@@ -4630,6 +5635,9 @@
           <w:b/>
           <w:color w:val="445588"/>
           <w:sz w:val="24"/>
+          <w:rtl w:val="1"/>
+          <w:rFonts w:cs="Calibri"/>
+          <w:szCs w:val="24"/>
         </w:rPr>
         <w:t>إيقاع الهجع (Al-Haja) – 4/4</w:t>
       </w:r>
@@ -4638,11 +5646,15 @@
       <w:pPr>
         <w:bidi w:val="1"/>
         <w:jc w:val="right"/>
+        <w:textDirection w:val="lrTb"/>
       </w:pPr>
       <w:r>
         <w:rPr>
           <w:rFonts w:ascii="Calibri" w:hAnsi="Calibri"/>
           <w:sz w:val="22"/>
+          <w:rtl w:val="1"/>
+          <w:rFonts w:cs="Calibri"/>
+          <w:szCs w:val="22"/>
         </w:rPr>
         <w:t>• إيقاع ثقيل، بطيء إلى متوسط</w:t>
       </w:r>
@@ -4651,11 +5663,15 @@
       <w:pPr>
         <w:bidi w:val="1"/>
         <w:jc w:val="right"/>
+        <w:textDirection w:val="lrTb"/>
       </w:pPr>
       <w:r>
         <w:rPr>
           <w:rFonts w:ascii="Calibri" w:hAnsi="Calibri"/>
           <w:sz w:val="22"/>
+          <w:rtl w:val="1"/>
+          <w:rFonts w:cs="Calibri"/>
+          <w:szCs w:val="22"/>
         </w:rPr>
         <w:t>• DUM TAK - DUM DUM TAK</w:t>
       </w:r>
@@ -4664,11 +5680,15 @@
       <w:pPr>
         <w:bidi w:val="1"/>
         <w:jc w:val="right"/>
+        <w:textDirection w:val="lrTb"/>
       </w:pPr>
       <w:r>
         <w:rPr>
           <w:rFonts w:ascii="Calibri" w:hAnsi="Calibri"/>
           <w:sz w:val="22"/>
+          <w:rtl w:val="1"/>
+          <w:rFonts w:cs="Calibri"/>
+          <w:szCs w:val="22"/>
         </w:rPr>
         <w:t>• يُستخدم في الأغاني العراقية الحزينة</w:t>
       </w:r>
@@ -4677,12 +5697,16 @@
       <w:pPr>
         <w:bidi w:val="1"/>
         <w:jc w:val="right"/>
+        <w:textDirection w:val="lrTb"/>
       </w:pPr>
       <w:r>
         <w:rPr>
           <w:rFonts w:ascii="Calibri" w:hAnsi="Calibri"/>
           <w:b w:val="0"/>
           <w:sz w:val="22"/>
+          <w:rtl w:val="1"/>
+          <w:rFonts w:cs="Calibri"/>
+          <w:szCs w:val="22"/>
         </w:rPr>
         <w:t>النمط: `| DUM | TAK | - | DUM | DUM | TAK |`</w:t>
         <w:br/>
@@ -4693,6 +5717,7 @@
       <w:pPr>
         <w:jc w:val="right"/>
         <w:bidi w:val="1"/>
+        <w:textDirection w:val="lrTb"/>
       </w:pPr>
       <w:r>
         <w:rPr>
@@ -4700,6 +5725,9 @@
           <w:b/>
           <w:color w:val="34497E"/>
           <w:sz w:val="28"/>
+          <w:rtl w:val="1"/>
+          <w:rFonts w:cs="Calibri"/>
+          <w:szCs w:val="28"/>
         </w:rPr>
         <w:t>2. التطبيق العملي | Practice (30 min)</w:t>
       </w:r>
@@ -4708,6 +5736,7 @@
       <w:pPr>
         <w:jc w:val="right"/>
         <w:bidi w:val="1"/>
+        <w:textDirection w:val="lrTb"/>
       </w:pPr>
       <w:r>
         <w:rPr>
@@ -4715,6 +5744,9 @@
           <w:b/>
           <w:color w:val="445588"/>
           <w:sz w:val="24"/>
+          <w:rtl w:val="1"/>
+          <w:rFonts w:cs="Calibri"/>
+          <w:szCs w:val="24"/>
         </w:rPr>
         <w:t>تمرين 1: الجوبي (10 دقائق)</w:t>
       </w:r>
@@ -4723,11 +5755,15 @@
       <w:pPr>
         <w:bidi w:val="1"/>
         <w:jc w:val="right"/>
+        <w:textDirection w:val="lrTb"/>
       </w:pPr>
       <w:r>
         <w:rPr>
           <w:rFonts w:ascii="Calibri" w:hAnsi="Calibri"/>
           <w:sz w:val="22"/>
+          <w:rtl w:val="1"/>
+          <w:rFonts w:cs="Calibri"/>
+          <w:szCs w:val="22"/>
         </w:rPr>
         <w:t>Sibelius → Treble Clef → 2/4 → C Major</w:t>
       </w:r>
@@ -4736,11 +5772,15 @@
       <w:pPr>
         <w:bidi w:val="1"/>
         <w:jc w:val="right"/>
+        <w:textDirection w:val="lrTb"/>
       </w:pPr>
       <w:r>
         <w:rPr>
           <w:rFonts w:ascii="Calibri" w:hAnsi="Calibri"/>
           <w:sz w:val="22"/>
+          <w:rtl w:val="1"/>
+          <w:rFonts w:cs="Calibri"/>
+          <w:szCs w:val="22"/>
         </w:rPr>
         <w:t>اكتب إيقاع الجوبي على C:</w:t>
       </w:r>
@@ -4749,6 +5789,7 @@
       <w:pPr>
         <w:bidi w:val="1"/>
         <w:jc w:val="right"/>
+        <w:textDirection w:val="lrTb"/>
         <w:shd w:fill="F5F5F5" w:val="clear"/>
       </w:pPr>
       <w:r>
@@ -4756,6 +5797,9 @@
           <w:rFonts w:ascii="Courier New" w:hAnsi="Courier New"/>
           <w:color w:val="333333"/>
           <w:sz w:val="18"/>
+          <w:rtl w:val="1"/>
+          <w:rFonts w:cs="Calibri"/>
+          <w:szCs w:val="18"/>
         </w:rPr>
         <w:t>مازورة 1: | C (Noire) | C (Croche) C (Croche) |</w:t>
         <w:br/>
@@ -4768,12 +5812,16 @@
       <w:pPr>
         <w:bidi w:val="1"/>
         <w:jc w:val="right"/>
+        <w:textDirection w:val="lrTb"/>
       </w:pPr>
       <w:r>
         <w:rPr>
           <w:rFonts w:ascii="Calibri" w:hAnsi="Calibri"/>
           <w:b w:val="0"/>
           <w:sz w:val="22"/>
+          <w:rtl w:val="1"/>
+          <w:rFonts w:cs="Calibri"/>
+          <w:szCs w:val="22"/>
         </w:rPr>
         <w:t>مع لحن عجم:</w:t>
         <w:br/>
@@ -4794,6 +5842,7 @@
       <w:pPr>
         <w:jc w:val="right"/>
         <w:bidi w:val="1"/>
+        <w:textDirection w:val="lrTb"/>
       </w:pPr>
       <w:r>
         <w:rPr>
@@ -4801,6 +5850,9 @@
           <w:b/>
           <w:color w:val="445588"/>
           <w:sz w:val="24"/>
+          <w:rtl w:val="1"/>
+          <w:rFonts w:cs="Calibri"/>
+          <w:szCs w:val="24"/>
         </w:rPr>
         <w:t>تمرين 2: الهجع (10 دقائق)</w:t>
       </w:r>
@@ -4809,11 +5861,15 @@
       <w:pPr>
         <w:bidi w:val="1"/>
         <w:jc w:val="right"/>
+        <w:textDirection w:val="lrTb"/>
       </w:pPr>
       <w:r>
         <w:rPr>
           <w:rFonts w:ascii="Calibri" w:hAnsi="Calibri"/>
           <w:sz w:val="22"/>
+          <w:rtl w:val="1"/>
+          <w:rFonts w:cs="Calibri"/>
+          <w:szCs w:val="22"/>
         </w:rPr>
         <w:t>غير إلى 4/4</w:t>
       </w:r>
@@ -4822,11 +5878,15 @@
       <w:pPr>
         <w:bidi w:val="1"/>
         <w:jc w:val="right"/>
+        <w:textDirection w:val="lrTb"/>
       </w:pPr>
       <w:r>
         <w:rPr>
           <w:rFonts w:ascii="Calibri" w:hAnsi="Calibri"/>
           <w:sz w:val="22"/>
+          <w:rtl w:val="1"/>
+          <w:rFonts w:cs="Calibri"/>
+          <w:szCs w:val="22"/>
         </w:rPr>
         <w:t>اكتب إيقاع الهجع:</w:t>
       </w:r>
@@ -4835,6 +5895,7 @@
       <w:pPr>
         <w:bidi w:val="1"/>
         <w:jc w:val="right"/>
+        <w:textDirection w:val="lrTb"/>
         <w:shd w:fill="F5F5F5" w:val="clear"/>
       </w:pPr>
       <w:r>
@@ -4842,6 +5903,9 @@
           <w:rFonts w:ascii="Courier New" w:hAnsi="Courier New"/>
           <w:color w:val="333333"/>
           <w:sz w:val="18"/>
+          <w:rtl w:val="1"/>
+          <w:rFonts w:cs="Calibri"/>
+          <w:szCs w:val="18"/>
         </w:rPr>
         <w:t>مازورة 1: | C (Noire) | C (Noire) | (Rest Noire) | C (Noire) |</w:t>
         <w:br/>
@@ -4852,12 +5916,16 @@
       <w:pPr>
         <w:bidi w:val="1"/>
         <w:jc w:val="right"/>
+        <w:textDirection w:val="lrTb"/>
       </w:pPr>
       <w:r>
         <w:rPr>
           <w:rFonts w:ascii="Calibri" w:hAnsi="Calibri"/>
           <w:b w:val="0"/>
           <w:sz w:val="22"/>
+          <w:rtl w:val="1"/>
+          <w:rFonts w:cs="Calibri"/>
+          <w:szCs w:val="22"/>
         </w:rPr>
         <w:t>نمط الهجع الكامل:</w:t>
         <w:br/>
@@ -4868,6 +5936,7 @@
       <w:pPr>
         <w:jc w:val="right"/>
         <w:bidi w:val="1"/>
+        <w:textDirection w:val="lrTb"/>
       </w:pPr>
       <w:r>
         <w:rPr>
@@ -4875,6 +5944,9 @@
           <w:b/>
           <w:color w:val="445588"/>
           <w:sz w:val="24"/>
+          <w:rtl w:val="1"/>
+          <w:rFonts w:cs="Calibri"/>
+          <w:szCs w:val="24"/>
         </w:rPr>
         <w:t>تمرين 3: الجوبي مع الراست (10 دقائق)</w:t>
       </w:r>
@@ -4883,6 +5955,7 @@
       <w:pPr>
         <w:bidi w:val="1"/>
         <w:jc w:val="right"/>
+        <w:textDirection w:val="lrTb"/>
         <w:shd w:fill="F5F5F5" w:val="clear"/>
       </w:pPr>
       <w:r>
@@ -4890,6 +5963,9 @@
           <w:rFonts w:ascii="Courier New" w:hAnsi="Courier New"/>
           <w:color w:val="333333"/>
           <w:sz w:val="18"/>
+          <w:rtl w:val="1"/>
+          <w:rFonts w:cs="Calibri"/>
+          <w:szCs w:val="18"/>
         </w:rPr>
         <w:t>مازورة 1 (جوبي-راست): | C (Noire) | D (Croche) E♭ (Croche) |</w:t>
         <w:br/>
@@ -4906,6 +5982,7 @@
       <w:pPr>
         <w:jc w:val="right"/>
         <w:bidi w:val="1"/>
+        <w:textDirection w:val="lrTb"/>
       </w:pPr>
       <w:r>
         <w:rPr>
@@ -4913,6 +5990,9 @@
           <w:b/>
           <w:color w:val="34497E"/>
           <w:sz w:val="28"/>
+          <w:rtl w:val="1"/>
+          <w:rFonts w:cs="Calibri"/>
+          <w:szCs w:val="28"/>
         </w:rPr>
         <w:t>3. اختصارات Sibelius (5 min)</w:t>
       </w:r>
@@ -4946,6 +6026,7 @@
             <w:pPr>
               <w:jc w:val="right"/>
               <w:bidi w:val="1"/>
+              <w:textDirection w:val="lrTb"/>
             </w:pPr>
             <w:r/>
             <w:r>
@@ -4954,6 +6035,9 @@
                 <w:b/>
                 <w:color w:val="FFFFFF"/>
                 <w:sz w:val="18"/>
+                <w:rtl w:val="1"/>
+                <w:rFonts w:cs="Calibri"/>
+                <w:szCs w:val="18"/>
               </w:rPr>
               <w:t>#</w:t>
             </w:r>
@@ -4968,6 +6052,7 @@
             <w:pPr>
               <w:jc w:val="right"/>
               <w:bidi w:val="1"/>
+              <w:textDirection w:val="lrTb"/>
             </w:pPr>
             <w:r/>
             <w:r>
@@ -4976,6 +6061,9 @@
                 <w:b/>
                 <w:color w:val="FFFFFF"/>
                 <w:sz w:val="18"/>
+                <w:rtl w:val="1"/>
+                <w:rFonts w:cs="Calibri"/>
+                <w:szCs w:val="18"/>
               </w:rPr>
               <w:t>الاختصار</w:t>
             </w:r>
@@ -4990,6 +6078,7 @@
             <w:pPr>
               <w:jc w:val="right"/>
               <w:bidi w:val="1"/>
+              <w:textDirection w:val="lrTb"/>
             </w:pPr>
             <w:r/>
             <w:r>
@@ -4998,6 +6087,9 @@
                 <w:b/>
                 <w:color w:val="FFFFFF"/>
                 <w:sz w:val="18"/>
+                <w:rtl w:val="1"/>
+                <w:rFonts w:cs="Calibri"/>
+                <w:szCs w:val="18"/>
               </w:rPr>
               <w:t>الوظيفة</w:t>
             </w:r>
@@ -5013,12 +6105,16 @@
             <w:pPr>
               <w:jc w:val="right"/>
               <w:bidi w:val="1"/>
+              <w:textDirection w:val="lrTb"/>
             </w:pPr>
             <w:r/>
             <w:r>
               <w:rPr>
                 <w:rFonts w:ascii="Calibri" w:hAnsi="Calibri"/>
                 <w:sz w:val="18"/>
+                <w:rtl w:val="1"/>
+                <w:rFonts w:cs="Calibri"/>
+                <w:szCs w:val="18"/>
               </w:rPr>
               <w:t>1</w:t>
             </w:r>
@@ -5032,12 +6128,16 @@
             <w:pPr>
               <w:jc w:val="right"/>
               <w:bidi w:val="1"/>
+              <w:textDirection w:val="lrTb"/>
             </w:pPr>
             <w:r/>
             <w:r>
               <w:rPr>
                 <w:rFonts w:ascii="Calibri" w:hAnsi="Calibri"/>
                 <w:sz w:val="18"/>
+                <w:rtl w:val="1"/>
+                <w:rFonts w:cs="Calibri"/>
+                <w:szCs w:val="18"/>
               </w:rPr>
               <w:t>Ctrl+Shift+I</w:t>
             </w:r>
@@ -5051,12 +6151,16 @@
             <w:pPr>
               <w:jc w:val="right"/>
               <w:bidi w:val="1"/>
+              <w:textDirection w:val="lrTb"/>
             </w:pPr>
             <w:r/>
             <w:r>
               <w:rPr>
                 <w:rFonts w:ascii="Calibri" w:hAnsi="Calibri"/>
                 <w:sz w:val="18"/>
+                <w:rtl w:val="1"/>
+                <w:rFonts w:cs="Calibri"/>
+                <w:szCs w:val="18"/>
               </w:rPr>
               <w:t>عكس اتجاه ريشة النوتة</w:t>
             </w:r>
@@ -5073,12 +6177,16 @@
             <w:pPr>
               <w:jc w:val="right"/>
               <w:bidi w:val="1"/>
+              <w:textDirection w:val="lrTb"/>
             </w:pPr>
             <w:r/>
             <w:r>
               <w:rPr>
                 <w:rFonts w:ascii="Calibri" w:hAnsi="Calibri"/>
                 <w:sz w:val="18"/>
+                <w:rtl w:val="1"/>
+                <w:rFonts w:cs="Calibri"/>
+                <w:szCs w:val="18"/>
               </w:rPr>
               <w:t>2</w:t>
             </w:r>
@@ -5093,12 +6201,16 @@
             <w:pPr>
               <w:jc w:val="right"/>
               <w:bidi w:val="1"/>
+              <w:textDirection w:val="lrTb"/>
             </w:pPr>
             <w:r/>
             <w:r>
               <w:rPr>
                 <w:rFonts w:ascii="Calibri" w:hAnsi="Calibri"/>
                 <w:sz w:val="18"/>
+                <w:rtl w:val="1"/>
+                <w:rFonts w:cs="Calibri"/>
+                <w:szCs w:val="18"/>
               </w:rPr>
               <w:t>Ctrl+Shift+N</w:t>
             </w:r>
@@ -5113,12 +6225,16 @@
             <w:pPr>
               <w:jc w:val="right"/>
               <w:bidi w:val="1"/>
+              <w:textDirection w:val="lrTb"/>
             </w:pPr>
             <w:r/>
             <w:r>
               <w:rPr>
                 <w:rFonts w:ascii="Calibri" w:hAnsi="Calibri"/>
                 <w:sz w:val="18"/>
+                <w:rtl w:val="1"/>
+                <w:rFonts w:cs="Calibri"/>
+                <w:szCs w:val="18"/>
               </w:rPr>
               <w:t>إظهار Navigator</w:t>
             </w:r>
@@ -5134,12 +6250,16 @@
             <w:pPr>
               <w:jc w:val="right"/>
               <w:bidi w:val="1"/>
+              <w:textDirection w:val="lrTb"/>
             </w:pPr>
             <w:r/>
             <w:r>
               <w:rPr>
                 <w:rFonts w:ascii="Calibri" w:hAnsi="Calibri"/>
                 <w:sz w:val="18"/>
+                <w:rtl w:val="1"/>
+                <w:rFonts w:cs="Calibri"/>
+                <w:szCs w:val="18"/>
               </w:rPr>
               <w:t>3</w:t>
             </w:r>
@@ -5153,12 +6273,16 @@
             <w:pPr>
               <w:jc w:val="right"/>
               <w:bidi w:val="1"/>
+              <w:textDirection w:val="lrTb"/>
             </w:pPr>
             <w:r/>
             <w:r>
               <w:rPr>
                 <w:rFonts w:ascii="Calibri" w:hAnsi="Calibri"/>
                 <w:sz w:val="18"/>
+                <w:rtl w:val="1"/>
+                <w:rFonts w:cs="Calibri"/>
+                <w:szCs w:val="18"/>
               </w:rPr>
               <w:t>Ctrl+Shift+Y</w:t>
             </w:r>
@@ -5172,12 +6296,16 @@
             <w:pPr>
               <w:jc w:val="right"/>
               <w:bidi w:val="1"/>
+              <w:textDirection w:val="lrTb"/>
             </w:pPr>
             <w:r/>
             <w:r>
               <w:rPr>
                 <w:rFonts w:ascii="Calibri" w:hAnsi="Calibri"/>
                 <w:sz w:val="18"/>
+                <w:rtl w:val="1"/>
+                <w:rFonts w:cs="Calibri"/>
+                <w:szCs w:val="18"/>
               </w:rPr>
               <w:t>إظهار لوحة Mixer</w:t>
             </w:r>
@@ -5194,12 +6322,16 @@
             <w:pPr>
               <w:jc w:val="right"/>
               <w:bidi w:val="1"/>
+              <w:textDirection w:val="lrTb"/>
             </w:pPr>
             <w:r/>
             <w:r>
               <w:rPr>
                 <w:rFonts w:ascii="Calibri" w:hAnsi="Calibri"/>
                 <w:sz w:val="18"/>
+                <w:rtl w:val="1"/>
+                <w:rFonts w:cs="Calibri"/>
+                <w:szCs w:val="18"/>
               </w:rPr>
               <w:t>4</w:t>
             </w:r>
@@ -5214,12 +6346,16 @@
             <w:pPr>
               <w:jc w:val="right"/>
               <w:bidi w:val="1"/>
+              <w:textDirection w:val="lrTb"/>
             </w:pPr>
             <w:r/>
             <w:r>
               <w:rPr>
                 <w:rFonts w:ascii="Calibri" w:hAnsi="Calibri"/>
                 <w:sz w:val="18"/>
+                <w:rtl w:val="1"/>
+                <w:rFonts w:cs="Calibri"/>
+                <w:szCs w:val="18"/>
               </w:rPr>
               <w:t>F2</w:t>
             </w:r>
@@ -5234,12 +6370,16 @@
             <w:pPr>
               <w:jc w:val="right"/>
               <w:bidi w:val="1"/>
+              <w:textDirection w:val="lrTb"/>
             </w:pPr>
             <w:r/>
             <w:r>
               <w:rPr>
                 <w:rFonts w:ascii="Calibri" w:hAnsi="Calibri"/>
                 <w:sz w:val="18"/>
+                <w:rtl w:val="1"/>
+                <w:rFonts w:cs="Calibri"/>
+                <w:szCs w:val="18"/>
               </w:rPr>
               <w:t>إظهار لوحة الخصائص (Properties)</w:t>
             </w:r>
@@ -5255,12 +6395,16 @@
             <w:pPr>
               <w:jc w:val="right"/>
               <w:bidi w:val="1"/>
+              <w:textDirection w:val="lrTb"/>
             </w:pPr>
             <w:r/>
             <w:r>
               <w:rPr>
                 <w:rFonts w:ascii="Calibri" w:hAnsi="Calibri"/>
                 <w:sz w:val="18"/>
+                <w:rtl w:val="1"/>
+                <w:rFonts w:cs="Calibri"/>
+                <w:szCs w:val="18"/>
               </w:rPr>
               <w:t>5</w:t>
             </w:r>
@@ -5274,12 +6418,16 @@
             <w:pPr>
               <w:jc w:val="right"/>
               <w:bidi w:val="1"/>
+              <w:textDirection w:val="lrTb"/>
             </w:pPr>
             <w:r/>
             <w:r>
               <w:rPr>
                 <w:rFonts w:ascii="Calibri" w:hAnsi="Calibri"/>
                 <w:sz w:val="18"/>
+                <w:rtl w:val="1"/>
+                <w:rFonts w:cs="Calibri"/>
+                <w:szCs w:val="18"/>
               </w:rPr>
               <w:t>Ctrl+Return</w:t>
             </w:r>
@@ -5293,12 +6441,16 @@
             <w:pPr>
               <w:jc w:val="right"/>
               <w:bidi w:val="1"/>
+              <w:textDirection w:val="lrTb"/>
             </w:pPr>
             <w:r/>
             <w:r>
               <w:rPr>
                 <w:rFonts w:ascii="Calibri" w:hAnsi="Calibri"/>
                 <w:sz w:val="18"/>
+                <w:rtl w:val="1"/>
+                <w:rFonts w:cs="Calibri"/>
+                <w:szCs w:val="18"/>
               </w:rPr>
               <w:t>إضافة راحة/Split system</w:t>
             </w:r>
@@ -5310,6 +6462,7 @@
       <w:pPr>
         <w:jc w:val="right"/>
         <w:bidi w:val="1"/>
+        <w:textDirection w:val="lrTb"/>
       </w:pPr>
       <w:r>
         <w:rPr>
@@ -5317,6 +6470,9 @@
           <w:b/>
           <w:color w:val="34497E"/>
           <w:sz w:val="28"/>
+          <w:rtl w:val="1"/>
+          <w:rFonts w:cs="Calibri"/>
+          <w:szCs w:val="28"/>
         </w:rPr>
         <w:t>4. مراجعة وواجب | Review &amp; HW (5 min)</w:t>
       </w:r>
@@ -5325,12 +6481,16 @@
       <w:pPr>
         <w:bidi w:val="1"/>
         <w:jc w:val="right"/>
+        <w:textDirection w:val="lrTb"/>
       </w:pPr>
       <w:r>
         <w:rPr>
           <w:rFonts w:ascii="Calibri" w:hAnsi="Calibri"/>
           <w:b w:val="0"/>
           <w:sz w:val="22"/>
+          <w:rtl w:val="1"/>
+          <w:rFonts w:cs="Calibri"/>
+          <w:szCs w:val="22"/>
         </w:rPr>
         <w:t>أسئلة: 1. ما وزن إيقاع الجوبي؟ 2. ما الفرق بين الجوبي والملفوف؟ 3. ما مميزات الهجع؟</w:t>
         <w:br/>
@@ -5341,6 +6501,7 @@
       <w:pPr>
         <w:jc w:val="right"/>
         <w:bidi w:val="1"/>
+        <w:textDirection w:val="lrTb"/>
       </w:pPr>
       <w:r>
         <w:rPr>
@@ -5348,6 +6509,9 @@
           <w:b/>
           <w:color w:val="34497E"/>
           <w:sz w:val="28"/>
+          <w:rtl w:val="1"/>
+          <w:rFonts w:cs="Calibri"/>
+          <w:szCs w:val="28"/>
         </w:rPr>
         <w:t>5. تطبيق العود | Oud Application</w:t>
       </w:r>
@@ -5356,12 +6520,16 @@
       <w:pPr>
         <w:bidi w:val="1"/>
         <w:jc w:val="right"/>
+        <w:textDirection w:val="lrTb"/>
       </w:pPr>
       <w:r>
         <w:rPr>
           <w:rFonts w:ascii="Calibri" w:hAnsi="Calibri"/>
           <w:b w:val="0"/>
           <w:sz w:val="22"/>
+          <w:rtl w:val="1"/>
+          <w:rFonts w:cs="Calibri"/>
+          <w:szCs w:val="22"/>
         </w:rPr>
         <w:t>اعزف الجوبي: DUM (ريشة على C) - TAK TAK (خلف على E-G). الهجع: DUM ثقيل - TAK - سكتة.</w:t>
       </w:r>
@@ -5370,6 +6538,7 @@
       <w:pPr>
         <w:jc w:val="right"/>
         <w:bidi w:val="1"/>
+        <w:textDirection w:val="lrTb"/>
       </w:pPr>
       <w:r>
         <w:rPr>
@@ -5377,6 +6546,9 @@
           <w:b/>
           <w:color w:val="34497E"/>
           <w:sz w:val="28"/>
+          <w:rtl w:val="1"/>
+          <w:rFonts w:cs="Calibri"/>
+          <w:szCs w:val="28"/>
         </w:rPr>
         <w:t>6. التقييم: جوبي /5, هجع /5, تطبيق راست /3, أسئلة /2 = /15</w:t>
       </w:r>
@@ -5385,6 +6557,7 @@
       <w:pPr>
         <w:jc w:val="right"/>
         <w:bidi w:val="1"/>
+        <w:textDirection w:val="lrTb"/>
       </w:pPr>
       <w:r>
         <w:rPr>
@@ -5392,6 +6565,9 @@
           <w:b/>
           <w:color w:val="34497E"/>
           <w:sz w:val="28"/>
+          <w:rtl w:val="1"/>
+          <w:rFonts w:cs="Calibri"/>
+          <w:szCs w:val="28"/>
         </w:rPr>
         <w:t>7. مفردات: جوبي (Jubi), هجع (Haja), عراقي (Iraqi), بغدادي (Baghdadi)</w:t>
       </w:r>
@@ -5400,6 +6576,7 @@
       <w:pPr>
         <w:jc w:val="right"/>
         <w:bidi w:val="1"/>
+        <w:textDirection w:val="lrTb"/>
       </w:pPr>
       <w:r>
         <w:rPr>
@@ -5407,6 +6584,9 @@
           <w:b/>
           <w:color w:val="34497E"/>
           <w:sz w:val="28"/>
+          <w:rtl w:val="1"/>
+          <w:rFonts w:cs="Calibri"/>
+          <w:szCs w:val="28"/>
         </w:rPr>
         <w:t>8. ملاحظات: الجوبي والهجع أساسيان في الموسيقى العراقية. ركز على الثقل العراقي المميز.</w:t>
       </w:r>
@@ -5420,6 +6600,7 @@
       <w:pPr>
         <w:jc w:val="center"/>
         <w:bidi w:val="1"/>
+        <w:textDirection w:val="lrTb"/>
       </w:pPr>
       <w:r>
         <w:rPr>
@@ -5427,6 +6608,9 @@
           <w:b/>
           <w:color w:val="1A1A2E"/>
           <w:sz w:val="44"/>
+          <w:rtl w:val="1"/>
+          <w:rFonts w:cs="Calibri"/>
+          <w:szCs w:val="44"/>
         </w:rPr>
         <w:t>الدرس 30 | Lesson 30</w:t>
       </w:r>
@@ -5435,6 +6619,7 @@
       <w:pPr>
         <w:jc w:val="center"/>
         <w:bidi w:val="1"/>
+        <w:textDirection w:val="lrTb"/>
       </w:pPr>
       <w:r>
         <w:rPr>
@@ -5442,6 +6627,9 @@
           <w:b/>
           <w:color w:val="2C3E6B"/>
           <w:sz w:val="36"/>
+          <w:rtl w:val="1"/>
+          <w:rFonts w:cs="Calibri"/>
+          <w:szCs w:val="36"/>
         </w:rPr>
         <w:t>الإيقاعات العراقية – ربع الهجع والخشابة</w:t>
       </w:r>
@@ -5450,6 +6638,7 @@
       <w:pPr>
         <w:jc w:val="center"/>
         <w:bidi w:val="1"/>
+        <w:textDirection w:val="lrTb"/>
       </w:pPr>
       <w:r>
         <w:rPr>
@@ -5457,6 +6646,9 @@
           <w:b/>
           <w:color w:val="2C3E6B"/>
           <w:sz w:val="36"/>
+          <w:rtl w:val="1"/>
+          <w:rFonts w:cs="Calibri"/>
+          <w:szCs w:val="36"/>
         </w:rPr>
         <w:t>Iraqi Rhythms – Rub' Al-Haja and Al-Khashaba</w:t>
       </w:r>
@@ -5465,6 +6657,7 @@
       <w:pPr>
         <w:jc w:val="right"/>
         <w:bidi w:val="1"/>
+        <w:textDirection w:val="lrTb"/>
       </w:pPr>
       <w:r>
         <w:rPr>
@@ -5472,6 +6665,9 @@
           <w:b/>
           <w:color w:val="34497E"/>
           <w:sz w:val="28"/>
+          <w:rtl w:val="1"/>
+          <w:rFonts w:cs="Calibri"/>
+          <w:szCs w:val="28"/>
         </w:rPr>
         <w:t>معلومات الدرس | Lesson Info</w:t>
       </w:r>
@@ -5504,6 +6700,7 @@
             <w:pPr>
               <w:jc w:val="right"/>
               <w:bidi w:val="1"/>
+              <w:textDirection w:val="lrTb"/>
             </w:pPr>
             <w:r/>
             <w:r>
@@ -5512,6 +6709,9 @@
                 <w:b/>
                 <w:color w:val="FFFFFF"/>
                 <w:sz w:val="18"/>
+                <w:rtl w:val="1"/>
+                <w:rFonts w:cs="Calibri"/>
+                <w:szCs w:val="18"/>
               </w:rPr>
               <w:t>AR</w:t>
             </w:r>
@@ -5526,6 +6726,7 @@
             <w:pPr>
               <w:jc w:val="right"/>
               <w:bidi w:val="1"/>
+              <w:textDirection w:val="lrTb"/>
             </w:pPr>
             <w:r/>
             <w:r>
@@ -5534,6 +6735,9 @@
                 <w:b/>
                 <w:color w:val="FFFFFF"/>
                 <w:sz w:val="18"/>
+                <w:rtl w:val="1"/>
+                <w:rFonts w:cs="Calibri"/>
+                <w:szCs w:val="18"/>
               </w:rPr>
               <w:t>EN</w:t>
             </w:r>
@@ -5549,12 +6753,16 @@
             <w:pPr>
               <w:jc w:val="right"/>
               <w:bidi w:val="1"/>
+              <w:textDirection w:val="lrTb"/>
             </w:pPr>
             <w:r/>
             <w:r>
               <w:rPr>
                 <w:rFonts w:ascii="Calibri" w:hAnsi="Calibri"/>
                 <w:sz w:val="18"/>
+                <w:rtl w:val="1"/>
+                <w:rFonts w:cs="Calibri"/>
+                <w:szCs w:val="18"/>
               </w:rPr>
               <w:t>رقم الدرس</w:t>
             </w:r>
@@ -5568,12 +6776,16 @@
             <w:pPr>
               <w:jc w:val="right"/>
               <w:bidi w:val="1"/>
+              <w:textDirection w:val="lrTb"/>
             </w:pPr>
             <w:r/>
             <w:r>
               <w:rPr>
                 <w:rFonts w:ascii="Calibri" w:hAnsi="Calibri"/>
                 <w:sz w:val="18"/>
+                <w:rtl w:val="1"/>
+                <w:rFonts w:cs="Calibri"/>
+                <w:szCs w:val="18"/>
               </w:rPr>
               <w:t>30</w:t>
             </w:r>
@@ -5590,12 +6802,16 @@
             <w:pPr>
               <w:jc w:val="right"/>
               <w:bidi w:val="1"/>
+              <w:textDirection w:val="lrTb"/>
             </w:pPr>
             <w:r/>
             <w:r>
               <w:rPr>
                 <w:rFonts w:ascii="Calibri" w:hAnsi="Calibri"/>
                 <w:sz w:val="18"/>
+                <w:rtl w:val="1"/>
+                <w:rFonts w:cs="Calibri"/>
+                <w:szCs w:val="18"/>
               </w:rPr>
               <w:t>عنوان عربي</w:t>
             </w:r>
@@ -5610,12 +6826,16 @@
             <w:pPr>
               <w:jc w:val="right"/>
               <w:bidi w:val="1"/>
+              <w:textDirection w:val="lrTb"/>
             </w:pPr>
             <w:r/>
             <w:r>
               <w:rPr>
                 <w:rFonts w:ascii="Calibri" w:hAnsi="Calibri"/>
                 <w:sz w:val="18"/>
+                <w:rtl w:val="1"/>
+                <w:rFonts w:cs="Calibri"/>
+                <w:szCs w:val="18"/>
               </w:rPr>
               <w:t>ربع الهجع والخشابة</w:t>
             </w:r>
@@ -5631,12 +6851,16 @@
             <w:pPr>
               <w:jc w:val="right"/>
               <w:bidi w:val="1"/>
+              <w:textDirection w:val="lrTb"/>
             </w:pPr>
             <w:r/>
             <w:r>
               <w:rPr>
                 <w:rFonts w:ascii="Calibri" w:hAnsi="Calibri"/>
                 <w:sz w:val="18"/>
+                <w:rtl w:val="1"/>
+                <w:rFonts w:cs="Calibri"/>
+                <w:szCs w:val="18"/>
               </w:rPr>
               <w:t>English Title</w:t>
             </w:r>
@@ -5650,12 +6874,16 @@
             <w:pPr>
               <w:jc w:val="right"/>
               <w:bidi w:val="1"/>
+              <w:textDirection w:val="lrTb"/>
             </w:pPr>
             <w:r/>
             <w:r>
               <w:rPr>
                 <w:rFonts w:ascii="Calibri" w:hAnsi="Calibri"/>
                 <w:sz w:val="18"/>
+                <w:rtl w:val="1"/>
+                <w:rFonts w:cs="Calibri"/>
+                <w:szCs w:val="18"/>
               </w:rPr>
               <w:t>Rub' Al-Haja and Al-Khashaba</w:t>
             </w:r>
@@ -5672,12 +6900,16 @@
             <w:pPr>
               <w:jc w:val="right"/>
               <w:bidi w:val="1"/>
+              <w:textDirection w:val="lrTb"/>
             </w:pPr>
             <w:r/>
             <w:r>
               <w:rPr>
                 <w:rFonts w:ascii="Calibri" w:hAnsi="Calibri"/>
                 <w:sz w:val="18"/>
+                <w:rtl w:val="1"/>
+                <w:rFonts w:cs="Calibri"/>
+                <w:szCs w:val="18"/>
               </w:rPr>
               <w:t>المقام</w:t>
             </w:r>
@@ -5692,12 +6924,16 @@
             <w:pPr>
               <w:jc w:val="right"/>
               <w:bidi w:val="1"/>
+              <w:textDirection w:val="lrTb"/>
             </w:pPr>
             <w:r/>
             <w:r>
               <w:rPr>
                 <w:rFonts w:ascii="Calibri" w:hAnsi="Calibri"/>
                 <w:sz w:val="18"/>
+                <w:rtl w:val="1"/>
+                <w:rFonts w:cs="Calibri"/>
+                <w:szCs w:val="18"/>
               </w:rPr>
               <w:t>نهاوند (Nahawand)</w:t>
             </w:r>
@@ -5713,12 +6949,16 @@
             <w:pPr>
               <w:jc w:val="right"/>
               <w:bidi w:val="1"/>
+              <w:textDirection w:val="lrTb"/>
             </w:pPr>
             <w:r/>
             <w:r>
               <w:rPr>
                 <w:rFonts w:ascii="Calibri" w:hAnsi="Calibri"/>
                 <w:sz w:val="18"/>
+                <w:rtl w:val="1"/>
+                <w:rFonts w:cs="Calibri"/>
+                <w:szCs w:val="18"/>
               </w:rPr>
               <w:t>الإيقاع</w:t>
             </w:r>
@@ -5732,12 +6972,16 @@
             <w:pPr>
               <w:jc w:val="right"/>
               <w:bidi w:val="1"/>
+              <w:textDirection w:val="lrTb"/>
             </w:pPr>
             <w:r/>
             <w:r>
               <w:rPr>
                 <w:rFonts w:ascii="Calibri" w:hAnsi="Calibri"/>
                 <w:sz w:val="18"/>
+                <w:rtl w:val="1"/>
+                <w:rFonts w:cs="Calibri"/>
+                <w:szCs w:val="18"/>
               </w:rPr>
               <w:t>ربع الهجع (4/4) + الخشابة (4/4)</w:t>
             </w:r>
@@ -5749,6 +6993,7 @@
       <w:pPr>
         <w:jc w:val="right"/>
         <w:bidi w:val="1"/>
+        <w:textDirection w:val="lrTb"/>
       </w:pPr>
       <w:r>
         <w:rPr>
@@ -5756,6 +7001,9 @@
           <w:b/>
           <w:color w:val="34497E"/>
           <w:sz w:val="28"/>
+          <w:rtl w:val="1"/>
+          <w:rFonts w:cs="Calibri"/>
+          <w:szCs w:val="28"/>
         </w:rPr>
         <w:t>الأهداف | Objectives</w:t>
       </w:r>
@@ -5764,11 +7012,15 @@
       <w:pPr>
         <w:bidi w:val="1"/>
         <w:jc w:val="right"/>
+        <w:textDirection w:val="lrTb"/>
       </w:pPr>
       <w:r>
         <w:rPr>
           <w:rFonts w:ascii="Calibri" w:hAnsi="Calibri"/>
           <w:sz w:val="22"/>
+          <w:rtl w:val="1"/>
+          <w:rFonts w:cs="Calibri"/>
+          <w:szCs w:val="22"/>
         </w:rPr>
         <w:t>تعريف ربع الهجع والخشابة</w:t>
       </w:r>
@@ -5777,11 +7029,15 @@
       <w:pPr>
         <w:bidi w:val="1"/>
         <w:jc w:val="right"/>
+        <w:textDirection w:val="lrTb"/>
       </w:pPr>
       <w:r>
         <w:rPr>
           <w:rFonts w:ascii="Calibri" w:hAnsi="Calibri"/>
           <w:sz w:val="22"/>
+          <w:rtl w:val="1"/>
+          <w:rFonts w:cs="Calibri"/>
+          <w:szCs w:val="22"/>
         </w:rPr>
         <w:t>الفرق بين الهجع وربع الهجع</w:t>
       </w:r>
@@ -5790,11 +7046,15 @@
       <w:pPr>
         <w:bidi w:val="1"/>
         <w:jc w:val="right"/>
+        <w:textDirection w:val="lrTb"/>
       </w:pPr>
       <w:r>
         <w:rPr>
           <w:rFonts w:ascii="Calibri" w:hAnsi="Calibri"/>
           <w:sz w:val="22"/>
+          <w:rtl w:val="1"/>
+          <w:rFonts w:cs="Calibri"/>
+          <w:szCs w:val="22"/>
         </w:rPr>
         <w:t>تطبيق على مقام النهاوند</w:t>
       </w:r>
@@ -5803,11 +7063,15 @@
       <w:pPr>
         <w:bidi w:val="1"/>
         <w:jc w:val="right"/>
+        <w:textDirection w:val="lrTb"/>
       </w:pPr>
       <w:r>
         <w:rPr>
           <w:rFonts w:ascii="Calibri" w:hAnsi="Calibri"/>
           <w:sz w:val="22"/>
+          <w:rtl w:val="1"/>
+          <w:rFonts w:cs="Calibri"/>
+          <w:szCs w:val="22"/>
         </w:rPr>
         <w:t>استخدام Dotted Notes في الإيقاعات العراقية</w:t>
       </w:r>
@@ -5816,6 +7080,7 @@
       <w:pPr>
         <w:jc w:val="right"/>
         <w:bidi w:val="1"/>
+        <w:textDirection w:val="lrTb"/>
       </w:pPr>
       <w:r>
         <w:rPr>
@@ -5823,6 +7088,9 @@
           <w:b/>
           <w:color w:val="34497E"/>
           <w:sz w:val="28"/>
+          <w:rtl w:val="1"/>
+          <w:rFonts w:cs="Calibri"/>
+          <w:szCs w:val="28"/>
         </w:rPr>
         <w:t>1. النظري | Theory (10 min)</w:t>
       </w:r>
@@ -5831,6 +7099,7 @@
       <w:pPr>
         <w:jc w:val="right"/>
         <w:bidi w:val="1"/>
+        <w:textDirection w:val="lrTb"/>
       </w:pPr>
       <w:r>
         <w:rPr>
@@ -5838,6 +7107,9 @@
           <w:b/>
           <w:color w:val="445588"/>
           <w:sz w:val="24"/>
+          <w:rtl w:val="1"/>
+          <w:rFonts w:cs="Calibri"/>
+          <w:szCs w:val="24"/>
         </w:rPr>
         <w:t>ربع الهجع (Rub' Al-Haja) – 4/4</w:t>
       </w:r>
@@ -5846,11 +7118,15 @@
       <w:pPr>
         <w:bidi w:val="1"/>
         <w:jc w:val="right"/>
+        <w:textDirection w:val="lrTb"/>
       </w:pPr>
       <w:r>
         <w:rPr>
           <w:rFonts w:ascii="Calibri" w:hAnsi="Calibri"/>
           <w:sz w:val="22"/>
+          <w:rtl w:val="1"/>
+          <w:rFonts w:cs="Calibri"/>
+          <w:szCs w:val="22"/>
         </w:rPr>
         <w:t>• نسخة أخف وأسرع من الهجع</w:t>
       </w:r>
@@ -5859,11 +7135,15 @@
       <w:pPr>
         <w:bidi w:val="1"/>
         <w:jc w:val="right"/>
+        <w:textDirection w:val="lrTb"/>
       </w:pPr>
       <w:r>
         <w:rPr>
           <w:rFonts w:ascii="Calibri" w:hAnsi="Calibri"/>
           <w:sz w:val="22"/>
+          <w:rtl w:val="1"/>
+          <w:rFonts w:cs="Calibri"/>
+          <w:szCs w:val="22"/>
         </w:rPr>
         <w:t>• نمط: DUM TAK TAK DUM TAK</w:t>
       </w:r>
@@ -5899,6 +7179,7 @@
             <w:pPr>
               <w:jc w:val="right"/>
               <w:bidi w:val="1"/>
+              <w:textDirection w:val="lrTb"/>
             </w:pPr>
             <w:r/>
             <w:r>
@@ -5907,6 +7188,9 @@
                 <w:b/>
                 <w:color w:val="FFFFFF"/>
                 <w:sz w:val="18"/>
+                <w:rtl w:val="1"/>
+                <w:rFonts w:cs="Calibri"/>
+                <w:szCs w:val="18"/>
               </w:rPr>
               <w:t>DUM</w:t>
             </w:r>
@@ -5921,6 +7205,7 @@
             <w:pPr>
               <w:jc w:val="right"/>
               <w:bidi w:val="1"/>
+              <w:textDirection w:val="lrTb"/>
             </w:pPr>
             <w:r/>
             <w:r>
@@ -5929,6 +7214,9 @@
                 <w:b/>
                 <w:color w:val="FFFFFF"/>
                 <w:sz w:val="18"/>
+                <w:rtl w:val="1"/>
+                <w:rFonts w:cs="Calibri"/>
+                <w:szCs w:val="18"/>
               </w:rPr>
               <w:t>TAK</w:t>
             </w:r>
@@ -5943,6 +7231,7 @@
             <w:pPr>
               <w:jc w:val="right"/>
               <w:bidi w:val="1"/>
+              <w:textDirection w:val="lrTb"/>
             </w:pPr>
             <w:r/>
             <w:r>
@@ -5951,6 +7240,9 @@
                 <w:b/>
                 <w:color w:val="FFFFFF"/>
                 <w:sz w:val="18"/>
+                <w:rtl w:val="1"/>
+                <w:rFonts w:cs="Calibri"/>
+                <w:szCs w:val="18"/>
               </w:rPr>
               <w:t>TAK</w:t>
             </w:r>
@@ -5965,6 +7257,7 @@
             <w:pPr>
               <w:jc w:val="right"/>
               <w:bidi w:val="1"/>
+              <w:textDirection w:val="lrTb"/>
             </w:pPr>
             <w:r/>
             <w:r>
@@ -5973,6 +7266,9 @@
                 <w:b/>
                 <w:color w:val="FFFFFF"/>
                 <w:sz w:val="18"/>
+                <w:rtl w:val="1"/>
+                <w:rFonts w:cs="Calibri"/>
+                <w:szCs w:val="18"/>
               </w:rPr>
               <w:t>DUM</w:t>
             </w:r>
@@ -5987,6 +7283,7 @@
             <w:pPr>
               <w:jc w:val="right"/>
               <w:bidi w:val="1"/>
+              <w:textDirection w:val="lrTb"/>
             </w:pPr>
             <w:r/>
             <w:r>
@@ -5995,6 +7292,9 @@
                 <w:b/>
                 <w:color w:val="FFFFFF"/>
                 <w:sz w:val="18"/>
+                <w:rtl w:val="1"/>
+                <w:rFonts w:cs="Calibri"/>
+                <w:szCs w:val="18"/>
               </w:rPr>
               <w:t>TAK</w:t>
             </w:r>
@@ -6010,12 +7310,16 @@
             <w:pPr>
               <w:jc w:val="right"/>
               <w:bidi w:val="1"/>
+              <w:textDirection w:val="lrTb"/>
             </w:pPr>
             <w:r/>
             <w:r>
               <w:rPr>
                 <w:rFonts w:ascii="Calibri" w:hAnsi="Calibri"/>
                 <w:sz w:val="18"/>
+                <w:rtl w:val="1"/>
+                <w:rFonts w:cs="Calibri"/>
+                <w:szCs w:val="18"/>
               </w:rPr>
               <w:t>C. (Dotted Noire)</w:t>
             </w:r>
@@ -6029,12 +7333,16 @@
             <w:pPr>
               <w:jc w:val="right"/>
               <w:bidi w:val="1"/>
+              <w:textDirection w:val="lrTb"/>
             </w:pPr>
             <w:r/>
             <w:r>
               <w:rPr>
                 <w:rFonts w:ascii="Calibri" w:hAnsi="Calibri"/>
                 <w:sz w:val="18"/>
+                <w:rtl w:val="1"/>
+                <w:rFonts w:cs="Calibri"/>
+                <w:szCs w:val="18"/>
               </w:rPr>
               <w:t>C (Croche)</w:t>
             </w:r>
@@ -6048,12 +7356,16 @@
             <w:pPr>
               <w:jc w:val="right"/>
               <w:bidi w:val="1"/>
+              <w:textDirection w:val="lrTb"/>
             </w:pPr>
             <w:r/>
             <w:r>
               <w:rPr>
                 <w:rFonts w:ascii="Calibri" w:hAnsi="Calibri"/>
                 <w:sz w:val="18"/>
+                <w:rtl w:val="1"/>
+                <w:rFonts w:cs="Calibri"/>
+                <w:szCs w:val="18"/>
               </w:rPr>
               <w:t>C (Croche)</w:t>
             </w:r>
@@ -6067,12 +7379,16 @@
             <w:pPr>
               <w:jc w:val="right"/>
               <w:bidi w:val="1"/>
+              <w:textDirection w:val="lrTb"/>
             </w:pPr>
             <w:r/>
             <w:r>
               <w:rPr>
                 <w:rFonts w:ascii="Calibri" w:hAnsi="Calibri"/>
                 <w:sz w:val="18"/>
+                <w:rtl w:val="1"/>
+                <w:rFonts w:cs="Calibri"/>
+                <w:szCs w:val="18"/>
               </w:rPr>
               <w:t>C (Croche)</w:t>
             </w:r>
@@ -6086,12 +7402,16 @@
             <w:pPr>
               <w:jc w:val="right"/>
               <w:bidi w:val="1"/>
+              <w:textDirection w:val="lrTb"/>
             </w:pPr>
             <w:r/>
             <w:r>
               <w:rPr>
                 <w:rFonts w:ascii="Calibri" w:hAnsi="Calibri"/>
                 <w:sz w:val="18"/>
+                <w:rtl w:val="1"/>
+                <w:rFonts w:cs="Calibri"/>
+                <w:szCs w:val="18"/>
               </w:rPr>
               <w:t>C (Croche)</w:t>
             </w:r>
@@ -6103,6 +7423,7 @@
       <w:pPr>
         <w:jc w:val="right"/>
         <w:bidi w:val="1"/>
+        <w:textDirection w:val="lrTb"/>
       </w:pPr>
       <w:r>
         <w:rPr>
@@ -6110,6 +7431,9 @@
           <w:b/>
           <w:color w:val="445588"/>
           <w:sz w:val="24"/>
+          <w:rtl w:val="1"/>
+          <w:rFonts w:cs="Calibri"/>
+          <w:szCs w:val="24"/>
         </w:rPr>
         <w:t>الخشابة (Al-Khashaba) – 4/4</w:t>
       </w:r>
@@ -6118,11 +7442,15 @@
       <w:pPr>
         <w:bidi w:val="1"/>
         <w:jc w:val="right"/>
+        <w:textDirection w:val="lrTb"/>
       </w:pPr>
       <w:r>
         <w:rPr>
           <w:rFonts w:ascii="Calibri" w:hAnsi="Calibri"/>
           <w:sz w:val="22"/>
+          <w:rtl w:val="1"/>
+          <w:rFonts w:cs="Calibri"/>
+          <w:szCs w:val="22"/>
         </w:rPr>
         <w:t>• إيقاع عراقي شعبي</w:t>
       </w:r>
@@ -6131,11 +7459,15 @@
       <w:pPr>
         <w:bidi w:val="1"/>
         <w:jc w:val="right"/>
+        <w:textDirection w:val="lrTb"/>
       </w:pPr>
       <w:r>
         <w:rPr>
           <w:rFonts w:ascii="Calibri" w:hAnsi="Calibri"/>
           <w:sz w:val="22"/>
+          <w:rtl w:val="1"/>
+          <w:rFonts w:cs="Calibri"/>
+          <w:szCs w:val="22"/>
         </w:rPr>
         <w:t>• نمط: DUM DUM TAK TAK TAK</w:t>
       </w:r>
@@ -6171,6 +7503,7 @@
             <w:pPr>
               <w:jc w:val="right"/>
               <w:bidi w:val="1"/>
+              <w:textDirection w:val="lrTb"/>
             </w:pPr>
             <w:r/>
             <w:r>
@@ -6179,6 +7512,9 @@
                 <w:b/>
                 <w:color w:val="FFFFFF"/>
                 <w:sz w:val="18"/>
+                <w:rtl w:val="1"/>
+                <w:rFonts w:cs="Calibri"/>
+                <w:szCs w:val="18"/>
               </w:rPr>
               <w:t>DUM</w:t>
             </w:r>
@@ -6193,6 +7529,7 @@
             <w:pPr>
               <w:jc w:val="right"/>
               <w:bidi w:val="1"/>
+              <w:textDirection w:val="lrTb"/>
             </w:pPr>
             <w:r/>
             <w:r>
@@ -6201,6 +7538,9 @@
                 <w:b/>
                 <w:color w:val="FFFFFF"/>
                 <w:sz w:val="18"/>
+                <w:rtl w:val="1"/>
+                <w:rFonts w:cs="Calibri"/>
+                <w:szCs w:val="18"/>
               </w:rPr>
               <w:t>DUM</w:t>
             </w:r>
@@ -6215,6 +7555,7 @@
             <w:pPr>
               <w:jc w:val="right"/>
               <w:bidi w:val="1"/>
+              <w:textDirection w:val="lrTb"/>
             </w:pPr>
             <w:r/>
             <w:r>
@@ -6223,6 +7564,9 @@
                 <w:b/>
                 <w:color w:val="FFFFFF"/>
                 <w:sz w:val="18"/>
+                <w:rtl w:val="1"/>
+                <w:rFonts w:cs="Calibri"/>
+                <w:szCs w:val="18"/>
               </w:rPr>
               <w:t>TAK</w:t>
             </w:r>
@@ -6237,6 +7581,7 @@
             <w:pPr>
               <w:jc w:val="right"/>
               <w:bidi w:val="1"/>
+              <w:textDirection w:val="lrTb"/>
             </w:pPr>
             <w:r/>
             <w:r>
@@ -6245,6 +7590,9 @@
                 <w:b/>
                 <w:color w:val="FFFFFF"/>
                 <w:sz w:val="18"/>
+                <w:rtl w:val="1"/>
+                <w:rFonts w:cs="Calibri"/>
+                <w:szCs w:val="18"/>
               </w:rPr>
               <w:t>TAK</w:t>
             </w:r>
@@ -6259,6 +7607,7 @@
             <w:pPr>
               <w:jc w:val="right"/>
               <w:bidi w:val="1"/>
+              <w:textDirection w:val="lrTb"/>
             </w:pPr>
             <w:r/>
             <w:r>
@@ -6267,6 +7616,9 @@
                 <w:b/>
                 <w:color w:val="FFFFFF"/>
                 <w:sz w:val="18"/>
+                <w:rtl w:val="1"/>
+                <w:rFonts w:cs="Calibri"/>
+                <w:szCs w:val="18"/>
               </w:rPr>
               <w:t>TAK</w:t>
             </w:r>
@@ -6282,12 +7634,16 @@
             <w:pPr>
               <w:jc w:val="right"/>
               <w:bidi w:val="1"/>
+              <w:textDirection w:val="lrTb"/>
             </w:pPr>
             <w:r/>
             <w:r>
               <w:rPr>
                 <w:rFonts w:ascii="Calibri" w:hAnsi="Calibri"/>
                 <w:sz w:val="18"/>
+                <w:rtl w:val="1"/>
+                <w:rFonts w:cs="Calibri"/>
+                <w:szCs w:val="18"/>
               </w:rPr>
               <w:t>(Noire)</w:t>
             </w:r>
@@ -6301,12 +7657,16 @@
             <w:pPr>
               <w:jc w:val="right"/>
               <w:bidi w:val="1"/>
+              <w:textDirection w:val="lrTb"/>
             </w:pPr>
             <w:r/>
             <w:r>
               <w:rPr>
                 <w:rFonts w:ascii="Calibri" w:hAnsi="Calibri"/>
                 <w:sz w:val="18"/>
+                <w:rtl w:val="1"/>
+                <w:rFonts w:cs="Calibri"/>
+                <w:szCs w:val="18"/>
               </w:rPr>
               <w:t>(Noire)</w:t>
             </w:r>
@@ -6320,12 +7680,16 @@
             <w:pPr>
               <w:jc w:val="right"/>
               <w:bidi w:val="1"/>
+              <w:textDirection w:val="lrTb"/>
             </w:pPr>
             <w:r/>
             <w:r>
               <w:rPr>
                 <w:rFonts w:ascii="Calibri" w:hAnsi="Calibri"/>
                 <w:sz w:val="18"/>
+                <w:rtl w:val="1"/>
+                <w:rFonts w:cs="Calibri"/>
+                <w:szCs w:val="18"/>
               </w:rPr>
               <w:t>(Croche Rest)(Croche)</w:t>
             </w:r>
@@ -6339,12 +7703,16 @@
             <w:pPr>
               <w:jc w:val="right"/>
               <w:bidi w:val="1"/>
+              <w:textDirection w:val="lrTb"/>
             </w:pPr>
             <w:r/>
             <w:r>
               <w:rPr>
                 <w:rFonts w:ascii="Calibri" w:hAnsi="Calibri"/>
                 <w:sz w:val="18"/>
+                <w:rtl w:val="1"/>
+                <w:rFonts w:cs="Calibri"/>
+                <w:szCs w:val="18"/>
               </w:rPr>
               <w:t>(Croche)(Croche)</w:t>
             </w:r>
@@ -6362,6 +7730,7 @@
       <w:pPr>
         <w:jc w:val="right"/>
         <w:bidi w:val="1"/>
+        <w:textDirection w:val="lrTb"/>
       </w:pPr>
       <w:r>
         <w:rPr>
@@ -6369,6 +7738,9 @@
           <w:b/>
           <w:color w:val="34497E"/>
           <w:sz w:val="28"/>
+          <w:rtl w:val="1"/>
+          <w:rFonts w:cs="Calibri"/>
+          <w:szCs w:val="28"/>
         </w:rPr>
         <w:t>2-8: تطبيقات عملية مع النهاوند، اختصارات، واجب، تقييم.</w:t>
       </w:r>
@@ -6382,6 +7754,7 @@
       <w:pPr>
         <w:jc w:val="center"/>
         <w:bidi w:val="1"/>
+        <w:textDirection w:val="lrTb"/>
       </w:pPr>
       <w:r>
         <w:rPr>
@@ -6389,6 +7762,9 @@
           <w:b/>
           <w:color w:val="1A1A2E"/>
           <w:sz w:val="44"/>
+          <w:rtl w:val="1"/>
+          <w:rFonts w:cs="Calibri"/>
+          <w:szCs w:val="44"/>
         </w:rPr>
         <w:t>الدرس 31 | Lesson 31</w:t>
       </w:r>
@@ -6397,6 +7773,7 @@
       <w:pPr>
         <w:jc w:val="center"/>
         <w:bidi w:val="1"/>
+        <w:textDirection w:val="lrTb"/>
       </w:pPr>
       <w:r>
         <w:rPr>
@@ -6404,6 +7781,9 @@
           <w:b/>
           <w:color w:val="2C3E6B"/>
           <w:sz w:val="36"/>
+          <w:rtl w:val="1"/>
+          <w:rFonts w:cs="Calibri"/>
+          <w:szCs w:val="36"/>
         </w:rPr>
         <w:t>الإيقاعات العربية – البلدي والسماعي الثقيل</w:t>
       </w:r>
@@ -6412,6 +7792,7 @@
       <w:pPr>
         <w:jc w:val="center"/>
         <w:bidi w:val="1"/>
+        <w:textDirection w:val="lrTb"/>
       </w:pPr>
       <w:r>
         <w:rPr>
@@ -6419,6 +7800,9 @@
           <w:b/>
           <w:color w:val="2C3E6B"/>
           <w:sz w:val="36"/>
+          <w:rtl w:val="1"/>
+          <w:rFonts w:cs="Calibri"/>
+          <w:szCs w:val="36"/>
         </w:rPr>
         <w:t>Arabic Rhythms – Al-Baladi and Al-Sama'i Al-Thaqil</w:t>
       </w:r>
@@ -6427,6 +7811,7 @@
       <w:pPr>
         <w:jc w:val="right"/>
         <w:bidi w:val="1"/>
+        <w:textDirection w:val="lrTb"/>
       </w:pPr>
       <w:r>
         <w:rPr>
@@ -6434,6 +7819,9 @@
           <w:b/>
           <w:color w:val="34497E"/>
           <w:sz w:val="28"/>
+          <w:rtl w:val="1"/>
+          <w:rFonts w:cs="Calibri"/>
+          <w:szCs w:val="28"/>
         </w:rPr>
         <w:t>معلومات الدرس | Lesson Info</w:t>
       </w:r>
@@ -6466,6 +7854,7 @@
             <w:pPr>
               <w:jc w:val="right"/>
               <w:bidi w:val="1"/>
+              <w:textDirection w:val="lrTb"/>
             </w:pPr>
             <w:r/>
             <w:r>
@@ -6474,6 +7863,9 @@
                 <w:b/>
                 <w:color w:val="FFFFFF"/>
                 <w:sz w:val="18"/>
+                <w:rtl w:val="1"/>
+                <w:rFonts w:cs="Calibri"/>
+                <w:szCs w:val="18"/>
               </w:rPr>
               <w:t>AR</w:t>
             </w:r>
@@ -6488,6 +7880,7 @@
             <w:pPr>
               <w:jc w:val="right"/>
               <w:bidi w:val="1"/>
+              <w:textDirection w:val="lrTb"/>
             </w:pPr>
             <w:r/>
             <w:r>
@@ -6496,6 +7889,9 @@
                 <w:b/>
                 <w:color w:val="FFFFFF"/>
                 <w:sz w:val="18"/>
+                <w:rtl w:val="1"/>
+                <w:rFonts w:cs="Calibri"/>
+                <w:szCs w:val="18"/>
               </w:rPr>
               <w:t>EN</w:t>
             </w:r>
@@ -6511,12 +7907,16 @@
             <w:pPr>
               <w:jc w:val="right"/>
               <w:bidi w:val="1"/>
+              <w:textDirection w:val="lrTb"/>
             </w:pPr>
             <w:r/>
             <w:r>
               <w:rPr>
                 <w:rFonts w:ascii="Calibri" w:hAnsi="Calibri"/>
                 <w:sz w:val="18"/>
+                <w:rtl w:val="1"/>
+                <w:rFonts w:cs="Calibri"/>
+                <w:szCs w:val="18"/>
               </w:rPr>
               <w:t>رقم الدرس</w:t>
             </w:r>
@@ -6530,12 +7930,16 @@
             <w:pPr>
               <w:jc w:val="right"/>
               <w:bidi w:val="1"/>
+              <w:textDirection w:val="lrTb"/>
             </w:pPr>
             <w:r/>
             <w:r>
               <w:rPr>
                 <w:rFonts w:ascii="Calibri" w:hAnsi="Calibri"/>
                 <w:sz w:val="18"/>
+                <w:rtl w:val="1"/>
+                <w:rFonts w:cs="Calibri"/>
+                <w:szCs w:val="18"/>
               </w:rPr>
               <w:t>31</w:t>
             </w:r>
@@ -6552,12 +7956,16 @@
             <w:pPr>
               <w:jc w:val="right"/>
               <w:bidi w:val="1"/>
+              <w:textDirection w:val="lrTb"/>
             </w:pPr>
             <w:r/>
             <w:r>
               <w:rPr>
                 <w:rFonts w:ascii="Calibri" w:hAnsi="Calibri"/>
                 <w:sz w:val="18"/>
+                <w:rtl w:val="1"/>
+                <w:rFonts w:cs="Calibri"/>
+                <w:szCs w:val="18"/>
               </w:rPr>
               <w:t>عنوان عربي</w:t>
             </w:r>
@@ -6572,12 +7980,16 @@
             <w:pPr>
               <w:jc w:val="right"/>
               <w:bidi w:val="1"/>
+              <w:textDirection w:val="lrTb"/>
             </w:pPr>
             <w:r/>
             <w:r>
               <w:rPr>
                 <w:rFonts w:ascii="Calibri" w:hAnsi="Calibri"/>
                 <w:sz w:val="18"/>
+                <w:rtl w:val="1"/>
+                <w:rFonts w:cs="Calibri"/>
+                <w:szCs w:val="18"/>
               </w:rPr>
               <w:t>الإيقاعات العربية – البلدي والسماعي</w:t>
             </w:r>
@@ -6593,12 +8005,16 @@
             <w:pPr>
               <w:jc w:val="right"/>
               <w:bidi w:val="1"/>
+              <w:textDirection w:val="lrTb"/>
             </w:pPr>
             <w:r/>
             <w:r>
               <w:rPr>
                 <w:rFonts w:ascii="Calibri" w:hAnsi="Calibri"/>
                 <w:sz w:val="18"/>
+                <w:rtl w:val="1"/>
+                <w:rFonts w:cs="Calibri"/>
+                <w:szCs w:val="18"/>
               </w:rPr>
               <w:t>English Title</w:t>
             </w:r>
@@ -6612,12 +8028,16 @@
             <w:pPr>
               <w:jc w:val="right"/>
               <w:bidi w:val="1"/>
+              <w:textDirection w:val="lrTb"/>
             </w:pPr>
             <w:r/>
             <w:r>
               <w:rPr>
                 <w:rFonts w:ascii="Calibri" w:hAnsi="Calibri"/>
                 <w:sz w:val="18"/>
+                <w:rtl w:val="1"/>
+                <w:rFonts w:cs="Calibri"/>
+                <w:szCs w:val="18"/>
               </w:rPr>
               <w:t>Arabic Rhythms – Baladi and Sama'i</w:t>
             </w:r>
@@ -6634,12 +8054,16 @@
             <w:pPr>
               <w:jc w:val="right"/>
               <w:bidi w:val="1"/>
+              <w:textDirection w:val="lrTb"/>
             </w:pPr>
             <w:r/>
             <w:r>
               <w:rPr>
                 <w:rFonts w:ascii="Calibri" w:hAnsi="Calibri"/>
                 <w:sz w:val="18"/>
+                <w:rtl w:val="1"/>
+                <w:rFonts w:cs="Calibri"/>
+                <w:szCs w:val="18"/>
               </w:rPr>
               <w:t>المقام</w:t>
             </w:r>
@@ -6654,12 +8078,16 @@
             <w:pPr>
               <w:jc w:val="right"/>
               <w:bidi w:val="1"/>
+              <w:textDirection w:val="lrTb"/>
             </w:pPr>
             <w:r/>
             <w:r>
               <w:rPr>
                 <w:rFonts w:ascii="Calibri" w:hAnsi="Calibri"/>
                 <w:sz w:val="18"/>
+                <w:rtl w:val="1"/>
+                <w:rFonts w:cs="Calibri"/>
+                <w:szCs w:val="18"/>
               </w:rPr>
               <w:t>راست (Rast)</w:t>
             </w:r>
@@ -6675,12 +8103,16 @@
             <w:pPr>
               <w:jc w:val="right"/>
               <w:bidi w:val="1"/>
+              <w:textDirection w:val="lrTb"/>
             </w:pPr>
             <w:r/>
             <w:r>
               <w:rPr>
                 <w:rFonts w:ascii="Calibri" w:hAnsi="Calibri"/>
                 <w:sz w:val="18"/>
+                <w:rtl w:val="1"/>
+                <w:rFonts w:cs="Calibri"/>
+                <w:szCs w:val="18"/>
               </w:rPr>
               <w:t>الإيقاع</w:t>
             </w:r>
@@ -6694,12 +8126,16 @@
             <w:pPr>
               <w:jc w:val="right"/>
               <w:bidi w:val="1"/>
+              <w:textDirection w:val="lrTb"/>
             </w:pPr>
             <w:r/>
             <w:r>
               <w:rPr>
                 <w:rFonts w:ascii="Calibri" w:hAnsi="Calibri"/>
                 <w:sz w:val="18"/>
+                <w:rtl w:val="1"/>
+                <w:rFonts w:cs="Calibri"/>
+                <w:szCs w:val="18"/>
               </w:rPr>
               <w:t>البلدي (4/4) + السماعي الثقيل (10/8)</w:t>
             </w:r>
@@ -6711,6 +8147,7 @@
       <w:pPr>
         <w:jc w:val="right"/>
         <w:bidi w:val="1"/>
+        <w:textDirection w:val="lrTb"/>
       </w:pPr>
       <w:r>
         <w:rPr>
@@ -6718,6 +8155,9 @@
           <w:b/>
           <w:color w:val="34497E"/>
           <w:sz w:val="28"/>
+          <w:rtl w:val="1"/>
+          <w:rFonts w:cs="Calibri"/>
+          <w:szCs w:val="28"/>
         </w:rPr>
         <w:t>1. النظري | Theory (10 min)</w:t>
       </w:r>
@@ -6726,6 +8166,7 @@
       <w:pPr>
         <w:jc w:val="right"/>
         <w:bidi w:val="1"/>
+        <w:textDirection w:val="lrTb"/>
       </w:pPr>
       <w:r>
         <w:rPr>
@@ -6733,6 +8174,9 @@
           <w:b/>
           <w:color w:val="445588"/>
           <w:sz w:val="24"/>
+          <w:rtl w:val="1"/>
+          <w:rFonts w:cs="Calibri"/>
+          <w:szCs w:val="24"/>
         </w:rPr>
         <w:t>البلدي (Al-Baladi) – 4/4</w:t>
       </w:r>
@@ -6741,11 +8185,15 @@
       <w:pPr>
         <w:bidi w:val="1"/>
         <w:jc w:val="right"/>
+        <w:textDirection w:val="lrTb"/>
       </w:pPr>
       <w:r>
         <w:rPr>
           <w:rFonts w:ascii="Calibri" w:hAnsi="Calibri"/>
           <w:sz w:val="22"/>
+          <w:rtl w:val="1"/>
+          <w:rFonts w:cs="Calibri"/>
+          <w:szCs w:val="22"/>
         </w:rPr>
         <w:t>• إيقاع مصري شعبي</w:t>
       </w:r>
@@ -6754,11 +8202,15 @@
       <w:pPr>
         <w:bidi w:val="1"/>
         <w:jc w:val="right"/>
+        <w:textDirection w:val="lrTb"/>
       </w:pPr>
       <w:r>
         <w:rPr>
           <w:rFonts w:ascii="Calibri" w:hAnsi="Calibri"/>
           <w:sz w:val="22"/>
+          <w:rtl w:val="1"/>
+          <w:rFonts w:cs="Calibri"/>
+          <w:szCs w:val="22"/>
         </w:rPr>
         <w:t>• نمط: DUM - DUM TAK TAK</w:t>
       </w:r>
@@ -6767,11 +8219,15 @@
       <w:pPr>
         <w:bidi w:val="1"/>
         <w:jc w:val="right"/>
+        <w:textDirection w:val="lrTb"/>
       </w:pPr>
       <w:r>
         <w:rPr>
           <w:rFonts w:ascii="Calibri" w:hAnsi="Calibri"/>
           <w:sz w:val="22"/>
+          <w:rtl w:val="1"/>
+          <w:rFonts w:cs="Calibri"/>
+          <w:szCs w:val="22"/>
         </w:rPr>
         <w:t>• يُستخدم في الموسيقى الشعبية المصرية والعربية</w:t>
       </w:r>
@@ -6780,6 +8236,7 @@
       <w:pPr>
         <w:jc w:val="right"/>
         <w:bidi w:val="1"/>
+        <w:textDirection w:val="lrTb"/>
       </w:pPr>
       <w:r>
         <w:rPr>
@@ -6787,6 +8244,9 @@
           <w:b/>
           <w:color w:val="445588"/>
           <w:sz w:val="24"/>
+          <w:rtl w:val="1"/>
+          <w:rFonts w:cs="Calibri"/>
+          <w:szCs w:val="24"/>
         </w:rPr>
         <w:t>السماعي الثقيل (Al-Sama'i Al-Thaqil) – 10/8</w:t>
       </w:r>
@@ -6795,11 +8255,15 @@
       <w:pPr>
         <w:bidi w:val="1"/>
         <w:jc w:val="right"/>
+        <w:textDirection w:val="lrTb"/>
       </w:pPr>
       <w:r>
         <w:rPr>
           <w:rFonts w:ascii="Calibri" w:hAnsi="Calibri"/>
           <w:sz w:val="22"/>
+          <w:rtl w:val="1"/>
+          <w:rFonts w:cs="Calibri"/>
+          <w:szCs w:val="22"/>
         </w:rPr>
         <w:t>• إيقاع تركي-عربي كلاسيكي</w:t>
       </w:r>
@@ -6808,11 +8272,15 @@
       <w:pPr>
         <w:bidi w:val="1"/>
         <w:jc w:val="right"/>
+        <w:textDirection w:val="lrTb"/>
       </w:pPr>
       <w:r>
         <w:rPr>
           <w:rFonts w:ascii="Calibri" w:hAnsi="Calibri"/>
           <w:sz w:val="22"/>
+          <w:rtl w:val="1"/>
+          <w:rFonts w:cs="Calibri"/>
+          <w:szCs w:val="22"/>
         </w:rPr>
         <w:t>• نمط: DUM TAK TAK DUM TAK DUM TAK (3+2+2+3)</w:t>
       </w:r>
@@ -6821,11 +8289,15 @@
       <w:pPr>
         <w:bidi w:val="1"/>
         <w:jc w:val="right"/>
+        <w:textDirection w:val="lrTb"/>
       </w:pPr>
       <w:r>
         <w:rPr>
           <w:rFonts w:ascii="Calibri" w:hAnsi="Calibri"/>
           <w:sz w:val="22"/>
+          <w:rtl w:val="1"/>
+          <w:rFonts w:cs="Calibri"/>
+          <w:szCs w:val="22"/>
         </w:rPr>
         <w:t>• يُستخدم في قالب السماعي</w:t>
       </w:r>
@@ -6834,6 +8306,7 @@
       <w:pPr>
         <w:bidi w:val="1"/>
         <w:jc w:val="right"/>
+        <w:textDirection w:val="lrTb"/>
         <w:shd w:fill="F5F5F5" w:val="clear"/>
       </w:pPr>
       <w:r>
@@ -6841,6 +8314,9 @@
           <w:rFonts w:ascii="Courier New" w:hAnsi="Courier New"/>
           <w:color w:val="333333"/>
           <w:sz w:val="18"/>
+          <w:rtl w:val="1"/>
+          <w:rFonts w:cs="Calibri"/>
+          <w:szCs w:val="18"/>
         </w:rPr>
         <w:t>10/8 = 3 + 2 + 2 + 3</w:t>
         <w:br/>
@@ -6853,6 +8329,7 @@
       <w:pPr>
         <w:jc w:val="right"/>
         <w:bidi w:val="1"/>
+        <w:textDirection w:val="lrTb"/>
       </w:pPr>
       <w:r>
         <w:rPr>
@@ -6860,6 +8337,9 @@
           <w:b/>
           <w:color w:val="34497E"/>
           <w:sz w:val="28"/>
+          <w:rtl w:val="1"/>
+          <w:rFonts w:cs="Calibri"/>
+          <w:szCs w:val="28"/>
         </w:rPr>
         <w:t>2-8: تطبيقات في Sibelius مع 10/8، اختصارات، تقييم.</w:t>
       </w:r>
@@ -6873,6 +8353,7 @@
       <w:pPr>
         <w:jc w:val="center"/>
         <w:bidi w:val="1"/>
+        <w:textDirection w:val="lrTb"/>
       </w:pPr>
       <w:r>
         <w:rPr>
@@ -6880,6 +8361,9 @@
           <w:b/>
           <w:color w:val="1A1A2E"/>
           <w:sz w:val="44"/>
+          <w:rtl w:val="1"/>
+          <w:rFonts w:cs="Calibri"/>
+          <w:szCs w:val="44"/>
         </w:rPr>
         <w:t>الدرس 32 | Lesson 32</w:t>
       </w:r>
@@ -6888,6 +8372,7 @@
       <w:pPr>
         <w:jc w:val="center"/>
         <w:bidi w:val="1"/>
+        <w:textDirection w:val="lrTb"/>
       </w:pPr>
       <w:r>
         <w:rPr>
@@ -6895,6 +8380,9 @@
           <w:b/>
           <w:color w:val="2C3E6B"/>
           <w:sz w:val="36"/>
+          <w:rtl w:val="1"/>
+          <w:rFonts w:cs="Calibri"/>
+          <w:szCs w:val="36"/>
         </w:rPr>
         <w:t>مراجعة الفصل الأول – التحضير لامتحان منتصف الفصل</w:t>
       </w:r>
@@ -6903,6 +8391,7 @@
       <w:pPr>
         <w:jc w:val="center"/>
         <w:bidi w:val="1"/>
+        <w:textDirection w:val="lrTb"/>
       </w:pPr>
       <w:r>
         <w:rPr>
@@ -6910,6 +8399,9 @@
           <w:b/>
           <w:color w:val="2C3E6B"/>
           <w:sz w:val="36"/>
+          <w:rtl w:val="1"/>
+          <w:rFonts w:cs="Calibri"/>
+          <w:szCs w:val="36"/>
         </w:rPr>
         <w:t>Semester 1 Review – Midterm Preparation</w:t>
       </w:r>
@@ -6918,6 +8410,7 @@
       <w:pPr>
         <w:jc w:val="right"/>
         <w:bidi w:val="1"/>
+        <w:textDirection w:val="lrTb"/>
       </w:pPr>
       <w:r>
         <w:rPr>
@@ -6925,6 +8418,9 @@
           <w:b/>
           <w:color w:val="34497E"/>
           <w:sz w:val="28"/>
+          <w:rtl w:val="1"/>
+          <w:rFonts w:cs="Calibri"/>
+          <w:szCs w:val="28"/>
         </w:rPr>
         <w:t>معلومات الدرس | Lesson Info</w:t>
       </w:r>
@@ -6957,6 +8453,7 @@
             <w:pPr>
               <w:jc w:val="right"/>
               <w:bidi w:val="1"/>
+              <w:textDirection w:val="lrTb"/>
             </w:pPr>
             <w:r/>
             <w:r>
@@ -6965,6 +8462,9 @@
                 <w:b/>
                 <w:color w:val="FFFFFF"/>
                 <w:sz w:val="18"/>
+                <w:rtl w:val="1"/>
+                <w:rFonts w:cs="Calibri"/>
+                <w:szCs w:val="18"/>
               </w:rPr>
               <w:t>AR</w:t>
             </w:r>
@@ -6979,6 +8479,7 @@
             <w:pPr>
               <w:jc w:val="right"/>
               <w:bidi w:val="1"/>
+              <w:textDirection w:val="lrTb"/>
             </w:pPr>
             <w:r/>
             <w:r>
@@ -6987,6 +8488,9 @@
                 <w:b/>
                 <w:color w:val="FFFFFF"/>
                 <w:sz w:val="18"/>
+                <w:rtl w:val="1"/>
+                <w:rFonts w:cs="Calibri"/>
+                <w:szCs w:val="18"/>
               </w:rPr>
               <w:t>EN</w:t>
             </w:r>
@@ -7002,12 +8506,16 @@
             <w:pPr>
               <w:jc w:val="right"/>
               <w:bidi w:val="1"/>
+              <w:textDirection w:val="lrTb"/>
             </w:pPr>
             <w:r/>
             <w:r>
               <w:rPr>
                 <w:rFonts w:ascii="Calibri" w:hAnsi="Calibri"/>
                 <w:sz w:val="18"/>
+                <w:rtl w:val="1"/>
+                <w:rFonts w:cs="Calibri"/>
+                <w:szCs w:val="18"/>
               </w:rPr>
               <w:t>رقم الدرس</w:t>
             </w:r>
@@ -7021,12 +8529,16 @@
             <w:pPr>
               <w:jc w:val="right"/>
               <w:bidi w:val="1"/>
+              <w:textDirection w:val="lrTb"/>
             </w:pPr>
             <w:r/>
             <w:r>
               <w:rPr>
                 <w:rFonts w:ascii="Calibri" w:hAnsi="Calibri"/>
                 <w:sz w:val="18"/>
+                <w:rtl w:val="1"/>
+                <w:rFonts w:cs="Calibri"/>
+                <w:szCs w:val="18"/>
               </w:rPr>
               <w:t>32</w:t>
             </w:r>
@@ -7043,12 +8555,16 @@
             <w:pPr>
               <w:jc w:val="right"/>
               <w:bidi w:val="1"/>
+              <w:textDirection w:val="lrTb"/>
             </w:pPr>
             <w:r/>
             <w:r>
               <w:rPr>
                 <w:rFonts w:ascii="Calibri" w:hAnsi="Calibri"/>
                 <w:sz w:val="18"/>
+                <w:rtl w:val="1"/>
+                <w:rFonts w:cs="Calibri"/>
+                <w:szCs w:val="18"/>
               </w:rPr>
               <w:t>عنوان عربي</w:t>
             </w:r>
@@ -7063,12 +8579,16 @@
             <w:pPr>
               <w:jc w:val="right"/>
               <w:bidi w:val="1"/>
+              <w:textDirection w:val="lrTb"/>
             </w:pPr>
             <w:r/>
             <w:r>
               <w:rPr>
                 <w:rFonts w:ascii="Calibri" w:hAnsi="Calibri"/>
                 <w:sz w:val="18"/>
+                <w:rtl w:val="1"/>
+                <w:rFonts w:cs="Calibri"/>
+                <w:szCs w:val="18"/>
               </w:rPr>
               <w:t>مراجعة الفصل الأول</w:t>
             </w:r>
@@ -7084,12 +8604,16 @@
             <w:pPr>
               <w:jc w:val="right"/>
               <w:bidi w:val="1"/>
+              <w:textDirection w:val="lrTb"/>
             </w:pPr>
             <w:r/>
             <w:r>
               <w:rPr>
                 <w:rFonts w:ascii="Calibri" w:hAnsi="Calibri"/>
                 <w:sz w:val="18"/>
+                <w:rtl w:val="1"/>
+                <w:rFonts w:cs="Calibri"/>
+                <w:szCs w:val="18"/>
               </w:rPr>
               <w:t>English Title</w:t>
             </w:r>
@@ -7103,12 +8627,16 @@
             <w:pPr>
               <w:jc w:val="right"/>
               <w:bidi w:val="1"/>
+              <w:textDirection w:val="lrTb"/>
             </w:pPr>
             <w:r/>
             <w:r>
               <w:rPr>
                 <w:rFonts w:ascii="Calibri" w:hAnsi="Calibri"/>
                 <w:sz w:val="18"/>
+                <w:rtl w:val="1"/>
+                <w:rFonts w:cs="Calibri"/>
+                <w:szCs w:val="18"/>
               </w:rPr>
               <w:t>Semester 1 Review</w:t>
             </w:r>
@@ -7125,12 +8653,16 @@
             <w:pPr>
               <w:jc w:val="right"/>
               <w:bidi w:val="1"/>
+              <w:textDirection w:val="lrTb"/>
             </w:pPr>
             <w:r/>
             <w:r>
               <w:rPr>
                 <w:rFonts w:ascii="Calibri" w:hAnsi="Calibri"/>
                 <w:sz w:val="18"/>
+                <w:rtl w:val="1"/>
+                <w:rFonts w:cs="Calibri"/>
+                <w:szCs w:val="18"/>
               </w:rPr>
               <w:t>المقام</w:t>
             </w:r>
@@ -7145,12 +8677,16 @@
             <w:pPr>
               <w:jc w:val="right"/>
               <w:bidi w:val="1"/>
+              <w:textDirection w:val="lrTb"/>
             </w:pPr>
             <w:r/>
             <w:r>
               <w:rPr>
                 <w:rFonts w:ascii="Calibri" w:hAnsi="Calibri"/>
                 <w:sz w:val="18"/>
+                <w:rtl w:val="1"/>
+                <w:rFonts w:cs="Calibri"/>
+                <w:szCs w:val="18"/>
               </w:rPr>
               <w:t>جميع المقامات: عجم، نهاوند، راست</w:t>
             </w:r>
@@ -7166,12 +8702,16 @@
             <w:pPr>
               <w:jc w:val="right"/>
               <w:bidi w:val="1"/>
+              <w:textDirection w:val="lrTb"/>
             </w:pPr>
             <w:r/>
             <w:r>
               <w:rPr>
                 <w:rFonts w:ascii="Calibri" w:hAnsi="Calibri"/>
                 <w:sz w:val="18"/>
+                <w:rtl w:val="1"/>
+                <w:rFonts w:cs="Calibri"/>
+                <w:szCs w:val="18"/>
               </w:rPr>
               <w:t>الإيقاع</w:t>
             </w:r>
@@ -7185,12 +8725,16 @@
             <w:pPr>
               <w:jc w:val="right"/>
               <w:bidi w:val="1"/>
+              <w:textDirection w:val="lrTb"/>
             </w:pPr>
             <w:r/>
             <w:r>
               <w:rPr>
                 <w:rFonts w:ascii="Calibri" w:hAnsi="Calibri"/>
                 <w:sz w:val="18"/>
+                <w:rtl w:val="1"/>
+                <w:rFonts w:cs="Calibri"/>
+                <w:szCs w:val="18"/>
               </w:rPr>
               <w:t>جميع الإيقاعات: مقسوم، ملفوف، وحدة، جورجينا، جوبي، هجع، بلدي، سماعي</w:t>
             </w:r>
@@ -7202,6 +8746,7 @@
       <w:pPr>
         <w:jc w:val="right"/>
         <w:bidi w:val="1"/>
+        <w:textDirection w:val="lrTb"/>
       </w:pPr>
       <w:r>
         <w:rPr>
@@ -7209,6 +8754,9 @@
           <w:b/>
           <w:color w:val="34497E"/>
           <w:sz w:val="28"/>
+          <w:rtl w:val="1"/>
+          <w:rFonts w:cs="Calibri"/>
+          <w:szCs w:val="28"/>
         </w:rPr>
         <w:t>الأهداف | Objectives</w:t>
       </w:r>
@@ -7217,11 +8765,15 @@
       <w:pPr>
         <w:bidi w:val="1"/>
         <w:jc w:val="right"/>
+        <w:textDirection w:val="lrTb"/>
       </w:pPr>
       <w:r>
         <w:rPr>
           <w:rFonts w:ascii="Calibri" w:hAnsi="Calibri"/>
           <w:sz w:val="22"/>
+          <w:rtl w:val="1"/>
+          <w:rFonts w:cs="Calibri"/>
+          <w:szCs w:val="22"/>
         </w:rPr>
         <w:t>مراجعة شاملة لجميع دروس الفصل الأول (1-31)</w:t>
       </w:r>
@@ -7230,11 +8782,15 @@
       <w:pPr>
         <w:bidi w:val="1"/>
         <w:jc w:val="right"/>
+        <w:textDirection w:val="lrTb"/>
       </w:pPr>
       <w:r>
         <w:rPr>
           <w:rFonts w:ascii="Calibri" w:hAnsi="Calibri"/>
           <w:sz w:val="22"/>
+          <w:rtl w:val="1"/>
+          <w:rFonts w:cs="Calibri"/>
+          <w:szCs w:val="22"/>
         </w:rPr>
         <w:t>التقييم النهائي للفصل الأول</w:t>
       </w:r>
@@ -7243,11 +8799,15 @@
       <w:pPr>
         <w:bidi w:val="1"/>
         <w:jc w:val="right"/>
+        <w:textDirection w:val="lrTb"/>
       </w:pPr>
       <w:r>
         <w:rPr>
           <w:rFonts w:ascii="Calibri" w:hAnsi="Calibri"/>
           <w:sz w:val="22"/>
+          <w:rtl w:val="1"/>
+          <w:rFonts w:cs="Calibri"/>
+          <w:szCs w:val="22"/>
         </w:rPr>
         <w:t>التحضير لامتحان منتصف الفصل</w:t>
       </w:r>
@@ -7256,11 +8816,15 @@
       <w:pPr>
         <w:bidi w:val="1"/>
         <w:jc w:val="right"/>
+        <w:textDirection w:val="lrTb"/>
       </w:pPr>
       <w:r>
         <w:rPr>
           <w:rFonts w:ascii="Calibri" w:hAnsi="Calibri"/>
           <w:sz w:val="22"/>
+          <w:rtl w:val="1"/>
+          <w:rFonts w:cs="Calibri"/>
+          <w:szCs w:val="22"/>
         </w:rPr>
         <w:t>تحديد نقاط القوة والضعف</w:t>
       </w:r>
@@ -7269,6 +8833,7 @@
       <w:pPr>
         <w:jc w:val="right"/>
         <w:bidi w:val="1"/>
+        <w:textDirection w:val="lrTb"/>
       </w:pPr>
       <w:r>
         <w:rPr>
@@ -7276,6 +8841,9 @@
           <w:b/>
           <w:color w:val="34497E"/>
           <w:sz w:val="28"/>
+          <w:rtl w:val="1"/>
+          <w:rFonts w:cs="Calibri"/>
+          <w:szCs w:val="28"/>
         </w:rPr>
         <w:t>1. النظري | Theory (10 min)</w:t>
       </w:r>
@@ -7284,6 +8852,7 @@
       <w:pPr>
         <w:jc w:val="right"/>
         <w:bidi w:val="1"/>
+        <w:textDirection w:val="lrTb"/>
       </w:pPr>
       <w:r>
         <w:rPr>
@@ -7291,6 +8860,9 @@
           <w:b/>
           <w:color w:val="445588"/>
           <w:sz w:val="24"/>
+          <w:rtl w:val="1"/>
+          <w:rFonts w:cs="Calibri"/>
+          <w:szCs w:val="24"/>
         </w:rPr>
         <w:t>جدول المراجعة الشامل</w:t>
       </w:r>
@@ -7324,6 +8896,7 @@
             <w:pPr>
               <w:jc w:val="right"/>
               <w:bidi w:val="1"/>
+              <w:textDirection w:val="lrTb"/>
             </w:pPr>
             <w:r/>
             <w:r>
@@ -7332,6 +8905,9 @@
                 <w:b/>
                 <w:color w:val="FFFFFF"/>
                 <w:sz w:val="18"/>
+                <w:rtl w:val="1"/>
+                <w:rFonts w:cs="Calibri"/>
+                <w:szCs w:val="18"/>
               </w:rPr>
               <w:t>الوحدة</w:t>
             </w:r>
@@ -7346,6 +8922,7 @@
             <w:pPr>
               <w:jc w:val="right"/>
               <w:bidi w:val="1"/>
+              <w:textDirection w:val="lrTb"/>
             </w:pPr>
             <w:r/>
             <w:r>
@@ -7354,6 +8931,9 @@
                 <w:b/>
                 <w:color w:val="FFFFFF"/>
                 <w:sz w:val="18"/>
+                <w:rtl w:val="1"/>
+                <w:rFonts w:cs="Calibri"/>
+                <w:szCs w:val="18"/>
               </w:rPr>
               <w:t>الدروس</w:t>
             </w:r>
@@ -7368,6 +8948,7 @@
             <w:pPr>
               <w:jc w:val="right"/>
               <w:bidi w:val="1"/>
+              <w:textDirection w:val="lrTb"/>
             </w:pPr>
             <w:r/>
             <w:r>
@@ -7376,6 +8957,9 @@
                 <w:b/>
                 <w:color w:val="FFFFFF"/>
                 <w:sz w:val="18"/>
+                <w:rtl w:val="1"/>
+                <w:rFonts w:cs="Calibri"/>
+                <w:szCs w:val="18"/>
               </w:rPr>
               <w:t>الموضوع</w:t>
             </w:r>
@@ -7391,12 +8975,16 @@
             <w:pPr>
               <w:jc w:val="right"/>
               <w:bidi w:val="1"/>
+              <w:textDirection w:val="lrTb"/>
             </w:pPr>
             <w:r/>
             <w:r>
               <w:rPr>
                 <w:rFonts w:ascii="Calibri" w:hAnsi="Calibri"/>
                 <w:sz w:val="18"/>
+                <w:rtl w:val="1"/>
+                <w:rFonts w:cs="Calibri"/>
+                <w:szCs w:val="18"/>
               </w:rPr>
               <w:t>1</w:t>
             </w:r>
@@ -7410,12 +8998,16 @@
             <w:pPr>
               <w:jc w:val="right"/>
               <w:bidi w:val="1"/>
+              <w:textDirection w:val="lrTb"/>
             </w:pPr>
             <w:r/>
             <w:r>
               <w:rPr>
                 <w:rFonts w:ascii="Calibri" w:hAnsi="Calibri"/>
                 <w:sz w:val="18"/>
+                <w:rtl w:val="1"/>
+                <w:rFonts w:cs="Calibri"/>
+                <w:szCs w:val="18"/>
               </w:rPr>
               <w:t>1-4</w:t>
             </w:r>
@@ -7429,12 +9021,16 @@
             <w:pPr>
               <w:jc w:val="right"/>
               <w:bidi w:val="1"/>
+              <w:textDirection w:val="lrTb"/>
             </w:pPr>
             <w:r/>
             <w:r>
               <w:rPr>
                 <w:rFonts w:ascii="Calibri" w:hAnsi="Calibri"/>
                 <w:sz w:val="18"/>
+                <w:rtl w:val="1"/>
+                <w:rFonts w:cs="Calibri"/>
+                <w:szCs w:val="18"/>
               </w:rPr>
               <w:t>أساسيات التدوين: Staff, Clefs, Notes, Rests, Ledger Lines, Accidentals</w:t>
             </w:r>
@@ -7451,12 +9047,16 @@
             <w:pPr>
               <w:jc w:val="right"/>
               <w:bidi w:val="1"/>
+              <w:textDirection w:val="lrTb"/>
             </w:pPr>
             <w:r/>
             <w:r>
               <w:rPr>
                 <w:rFonts w:ascii="Calibri" w:hAnsi="Calibri"/>
                 <w:sz w:val="18"/>
+                <w:rtl w:val="1"/>
+                <w:rFonts w:cs="Calibri"/>
+                <w:szCs w:val="18"/>
               </w:rPr>
               <w:t>2</w:t>
             </w:r>
@@ -7471,12 +9071,16 @@
             <w:pPr>
               <w:jc w:val="right"/>
               <w:bidi w:val="1"/>
+              <w:textDirection w:val="lrTb"/>
             </w:pPr>
             <w:r/>
             <w:r>
               <w:rPr>
                 <w:rFonts w:ascii="Calibri" w:hAnsi="Calibri"/>
                 <w:sz w:val="18"/>
+                <w:rtl w:val="1"/>
+                <w:rFonts w:cs="Calibri"/>
+                <w:szCs w:val="18"/>
               </w:rPr>
               <w:t>5-8</w:t>
             </w:r>
@@ -7491,12 +9095,16 @@
             <w:pPr>
               <w:jc w:val="right"/>
               <w:bidi w:val="1"/>
+              <w:textDirection w:val="lrTb"/>
             </w:pPr>
             <w:r/>
             <w:r>
               <w:rPr>
                 <w:rFonts w:ascii="Calibri" w:hAnsi="Calibri"/>
                 <w:sz w:val="18"/>
+                <w:rtl w:val="1"/>
+                <w:rFonts w:cs="Calibri"/>
+                <w:szCs w:val="18"/>
               </w:rPr>
               <w:t>Sibelius: واجهة، إدخال بالحروف، نسخ/لصق، ديناميكيات</w:t>
             </w:r>
@@ -7512,12 +9120,16 @@
             <w:pPr>
               <w:jc w:val="right"/>
               <w:bidi w:val="1"/>
+              <w:textDirection w:val="lrTb"/>
             </w:pPr>
             <w:r/>
             <w:r>
               <w:rPr>
                 <w:rFonts w:ascii="Calibri" w:hAnsi="Calibri"/>
                 <w:sz w:val="18"/>
+                <w:rtl w:val="1"/>
+                <w:rFonts w:cs="Calibri"/>
+                <w:szCs w:val="18"/>
               </w:rPr>
               <w:t>3</w:t>
             </w:r>
@@ -7531,12 +9143,16 @@
             <w:pPr>
               <w:jc w:val="right"/>
               <w:bidi w:val="1"/>
+              <w:textDirection w:val="lrTb"/>
             </w:pPr>
             <w:r/>
             <w:r>
               <w:rPr>
                 <w:rFonts w:ascii="Calibri" w:hAnsi="Calibri"/>
                 <w:sz w:val="18"/>
+                <w:rtl w:val="1"/>
+                <w:rFonts w:cs="Calibri"/>
+                <w:szCs w:val="18"/>
               </w:rPr>
               <w:t>9-12</w:t>
             </w:r>
@@ -7550,12 +9166,16 @@
             <w:pPr>
               <w:jc w:val="right"/>
               <w:bidi w:val="1"/>
+              <w:textDirection w:val="lrTb"/>
             </w:pPr>
             <w:r/>
             <w:r>
               <w:rPr>
                 <w:rFonts w:ascii="Calibri" w:hAnsi="Calibri"/>
                 <w:sz w:val="18"/>
+                <w:rtl w:val="1"/>
+                <w:rFonts w:cs="Calibri"/>
+                <w:szCs w:val="18"/>
               </w:rPr>
               <w:t>إيقاعات بسيطة: مقسوم، ملفوف، وحدة، جورجينا</w:t>
             </w:r>
@@ -7572,12 +9192,16 @@
             <w:pPr>
               <w:jc w:val="right"/>
               <w:bidi w:val="1"/>
+              <w:textDirection w:val="lrTb"/>
             </w:pPr>
             <w:r/>
             <w:r>
               <w:rPr>
                 <w:rFonts w:ascii="Calibri" w:hAnsi="Calibri"/>
                 <w:sz w:val="18"/>
+                <w:rtl w:val="1"/>
+                <w:rFonts w:cs="Calibri"/>
+                <w:szCs w:val="18"/>
               </w:rPr>
               <w:t>4</w:t>
             </w:r>
@@ -7592,12 +9216,16 @@
             <w:pPr>
               <w:jc w:val="right"/>
               <w:bidi w:val="1"/>
+              <w:textDirection w:val="lrTb"/>
             </w:pPr>
             <w:r/>
             <w:r>
               <w:rPr>
                 <w:rFonts w:ascii="Calibri" w:hAnsi="Calibri"/>
                 <w:sz w:val="18"/>
+                <w:rtl w:val="1"/>
+                <w:rFonts w:cs="Calibri"/>
+                <w:szCs w:val="18"/>
               </w:rPr>
               <w:t>13-16</w:t>
             </w:r>
@@ -7612,12 +9240,16 @@
             <w:pPr>
               <w:jc w:val="right"/>
               <w:bidi w:val="1"/>
+              <w:textDirection w:val="lrTb"/>
             </w:pPr>
             <w:r/>
             <w:r>
               <w:rPr>
                 <w:rFonts w:ascii="Calibri" w:hAnsi="Calibri"/>
                 <w:sz w:val="18"/>
+                <w:rtl w:val="1"/>
+                <w:rFonts w:cs="Calibri"/>
+                <w:szCs w:val="18"/>
               </w:rPr>
               <w:t>مقام العجم (C Major): سلم، أرباع، ثلاثيات، لحن متكامل</w:t>
             </w:r>
@@ -7633,12 +9265,16 @@
             <w:pPr>
               <w:jc w:val="right"/>
               <w:bidi w:val="1"/>
+              <w:textDirection w:val="lrTb"/>
             </w:pPr>
             <w:r/>
             <w:r>
               <w:rPr>
                 <w:rFonts w:ascii="Calibri" w:hAnsi="Calibri"/>
                 <w:sz w:val="18"/>
+                <w:rtl w:val="1"/>
+                <w:rFonts w:cs="Calibri"/>
+                <w:szCs w:val="18"/>
               </w:rPr>
               <w:t>5</w:t>
             </w:r>
@@ -7652,12 +9288,16 @@
             <w:pPr>
               <w:jc w:val="right"/>
               <w:bidi w:val="1"/>
+              <w:textDirection w:val="lrTb"/>
             </w:pPr>
             <w:r/>
             <w:r>
               <w:rPr>
                 <w:rFonts w:ascii="Calibri" w:hAnsi="Calibri"/>
                 <w:sz w:val="18"/>
+                <w:rtl w:val="1"/>
+                <w:rFonts w:cs="Calibri"/>
+                <w:szCs w:val="18"/>
               </w:rPr>
               <w:t>17-20</w:t>
             </w:r>
@@ -7671,12 +9311,16 @@
             <w:pPr>
               <w:jc w:val="right"/>
               <w:bidi w:val="1"/>
+              <w:textDirection w:val="lrTb"/>
             </w:pPr>
             <w:r/>
             <w:r>
               <w:rPr>
                 <w:rFonts w:ascii="Calibri" w:hAnsi="Calibri"/>
                 <w:sz w:val="18"/>
+                <w:rtl w:val="1"/>
+                <w:rFonts w:cs="Calibri"/>
+                <w:szCs w:val="18"/>
               </w:rPr>
               <w:t>مقام النهاوند (A Minor): Natural, Harmonic, Melodic</w:t>
             </w:r>
@@ -7693,12 +9337,16 @@
             <w:pPr>
               <w:jc w:val="right"/>
               <w:bidi w:val="1"/>
+              <w:textDirection w:val="lrTb"/>
             </w:pPr>
             <w:r/>
             <w:r>
               <w:rPr>
                 <w:rFonts w:ascii="Calibri" w:hAnsi="Calibri"/>
                 <w:sz w:val="18"/>
+                <w:rtl w:val="1"/>
+                <w:rFonts w:cs="Calibri"/>
+                <w:szCs w:val="18"/>
               </w:rPr>
               <w:t>6</w:t>
             </w:r>
@@ -7713,12 +9361,16 @@
             <w:pPr>
               <w:jc w:val="right"/>
               <w:bidi w:val="1"/>
+              <w:textDirection w:val="lrTb"/>
             </w:pPr>
             <w:r/>
             <w:r>
               <w:rPr>
                 <w:rFonts w:ascii="Calibri" w:hAnsi="Calibri"/>
                 <w:sz w:val="18"/>
+                <w:rtl w:val="1"/>
+                <w:rFonts w:cs="Calibri"/>
+                <w:szCs w:val="18"/>
               </w:rPr>
               <w:t>21-24</w:t>
             </w:r>
@@ -7733,12 +9385,16 @@
             <w:pPr>
               <w:jc w:val="right"/>
               <w:bidi w:val="1"/>
+              <w:textDirection w:val="lrTb"/>
             </w:pPr>
             <w:r/>
             <w:r>
               <w:rPr>
                 <w:rFonts w:ascii="Calibri" w:hAnsi="Calibri"/>
                 <w:sz w:val="18"/>
+                <w:rtl w:val="1"/>
+                <w:rFonts w:cs="Calibri"/>
+                <w:szCs w:val="18"/>
               </w:rPr>
               <w:t>إيقاعات مركبة: Tuplets, Quintuplets, Sextuplets</w:t>
             </w:r>
@@ -7754,12 +9410,16 @@
             <w:pPr>
               <w:jc w:val="right"/>
               <w:bidi w:val="1"/>
+              <w:textDirection w:val="lrTb"/>
             </w:pPr>
             <w:r/>
             <w:r>
               <w:rPr>
                 <w:rFonts w:ascii="Calibri" w:hAnsi="Calibri"/>
                 <w:sz w:val="18"/>
+                <w:rtl w:val="1"/>
+                <w:rFonts w:cs="Calibri"/>
+                <w:szCs w:val="18"/>
               </w:rPr>
               <w:t>7</w:t>
             </w:r>
@@ -7773,12 +9433,16 @@
             <w:pPr>
               <w:jc w:val="right"/>
               <w:bidi w:val="1"/>
+              <w:textDirection w:val="lrTb"/>
             </w:pPr>
             <w:r/>
             <w:r>
               <w:rPr>
                 <w:rFonts w:ascii="Calibri" w:hAnsi="Calibri"/>
                 <w:sz w:val="18"/>
+                <w:rtl w:val="1"/>
+                <w:rFonts w:cs="Calibri"/>
+                <w:szCs w:val="18"/>
               </w:rPr>
               <w:t>25-28</w:t>
             </w:r>
@@ -7792,12 +9456,16 @@
             <w:pPr>
               <w:jc w:val="right"/>
               <w:bidi w:val="1"/>
+              <w:textDirection w:val="lrTb"/>
             </w:pPr>
             <w:r/>
             <w:r>
               <w:rPr>
                 <w:rFonts w:ascii="Calibri" w:hAnsi="Calibri"/>
                 <w:sz w:val="18"/>
+                <w:rtl w:val="1"/>
+                <w:rFonts w:cs="Calibri"/>
+                <w:szCs w:val="18"/>
               </w:rPr>
               <w:t>مقام الراست: Quarter Tones, أجناس، تقاسيم</w:t>
             </w:r>
@@ -7814,12 +9482,16 @@
             <w:pPr>
               <w:jc w:val="right"/>
               <w:bidi w:val="1"/>
+              <w:textDirection w:val="lrTb"/>
             </w:pPr>
             <w:r/>
             <w:r>
               <w:rPr>
                 <w:rFonts w:ascii="Calibri" w:hAnsi="Calibri"/>
                 <w:sz w:val="18"/>
+                <w:rtl w:val="1"/>
+                <w:rFonts w:cs="Calibri"/>
+                <w:szCs w:val="18"/>
               </w:rPr>
               <w:t>8</w:t>
             </w:r>
@@ -7834,12 +9506,16 @@
             <w:pPr>
               <w:jc w:val="right"/>
               <w:bidi w:val="1"/>
+              <w:textDirection w:val="lrTb"/>
             </w:pPr>
             <w:r/>
             <w:r>
               <w:rPr>
                 <w:rFonts w:ascii="Calibri" w:hAnsi="Calibri"/>
                 <w:sz w:val="18"/>
+                <w:rtl w:val="1"/>
+                <w:rFonts w:cs="Calibri"/>
+                <w:szCs w:val="18"/>
               </w:rPr>
               <w:t>29-31</w:t>
             </w:r>
@@ -7854,12 +9530,16 @@
             <w:pPr>
               <w:jc w:val="right"/>
               <w:bidi w:val="1"/>
+              <w:textDirection w:val="lrTb"/>
             </w:pPr>
             <w:r/>
             <w:r>
               <w:rPr>
                 <w:rFonts w:ascii="Calibri" w:hAnsi="Calibri"/>
                 <w:sz w:val="18"/>
+                <w:rtl w:val="1"/>
+                <w:rFonts w:cs="Calibri"/>
+                <w:szCs w:val="18"/>
               </w:rPr>
               <w:t>إيقاعات عراقية وعربية: جوبي، هجع، خشابة، بلدي، سماعي ثقيل</w:t>
             </w:r>
@@ -7871,6 +9551,7 @@
       <w:pPr>
         <w:jc w:val="right"/>
         <w:bidi w:val="1"/>
+        <w:textDirection w:val="lrTb"/>
       </w:pPr>
       <w:r>
         <w:rPr>
@@ -7878,6 +9559,9 @@
           <w:b/>
           <w:color w:val="445588"/>
           <w:sz w:val="24"/>
+          <w:rtl w:val="1"/>
+          <w:rFonts w:cs="Calibri"/>
+          <w:szCs w:val="24"/>
         </w:rPr>
         <w:t>المصطلحات الأساسية</w:t>
       </w:r>
@@ -7886,11 +9570,15 @@
       <w:pPr>
         <w:bidi w:val="1"/>
         <w:jc w:val="right"/>
+        <w:textDirection w:val="lrTb"/>
       </w:pPr>
       <w:r>
         <w:rPr>
           <w:rFonts w:ascii="Calibri" w:hAnsi="Calibri"/>
           <w:sz w:val="22"/>
+          <w:rtl w:val="1"/>
+          <w:rFonts w:cs="Calibri"/>
+          <w:szCs w:val="22"/>
         </w:rPr>
         <w:t>• Sibelius Shortcuts: N, 1-7, +/-, T, H, S, K, M, .</w:t>
       </w:r>
@@ -7899,11 +9587,15 @@
       <w:pPr>
         <w:bidi w:val="1"/>
         <w:jc w:val="right"/>
+        <w:textDirection w:val="lrTb"/>
       </w:pPr>
       <w:r>
         <w:rPr>
           <w:rFonts w:ascii="Calibri" w:hAnsi="Calibri"/>
           <w:sz w:val="22"/>
+          <w:rtl w:val="1"/>
+          <w:rFonts w:cs="Calibri"/>
+          <w:szCs w:val="22"/>
         </w:rPr>
         <w:t>• Note Values: Ronde, Blanche, Noire, Croche, Double Croche</w:t>
       </w:r>
@@ -7912,11 +9604,15 @@
       <w:pPr>
         <w:bidi w:val="1"/>
         <w:jc w:val="right"/>
+        <w:textDirection w:val="lrTb"/>
       </w:pPr>
       <w:r>
         <w:rPr>
           <w:rFonts w:ascii="Calibri" w:hAnsi="Calibri"/>
           <w:sz w:val="22"/>
+          <w:rtl w:val="1"/>
+          <w:rFonts w:cs="Calibri"/>
+          <w:szCs w:val="22"/>
         </w:rPr>
         <w:t>• Rests: Whole, Half, Quarter, Eighth</w:t>
       </w:r>
@@ -7925,11 +9621,15 @@
       <w:pPr>
         <w:bidi w:val="1"/>
         <w:jc w:val="right"/>
+        <w:textDirection w:val="lrTb"/>
       </w:pPr>
       <w:r>
         <w:rPr>
           <w:rFonts w:ascii="Calibri" w:hAnsi="Calibri"/>
           <w:sz w:val="22"/>
+          <w:rtl w:val="1"/>
+          <w:rFonts w:cs="Calibri"/>
+          <w:szCs w:val="22"/>
         </w:rPr>
         <w:t>• Dynamics: pp, p, mp, mf, f, ff</w:t>
       </w:r>
@@ -7938,11 +9638,15 @@
       <w:pPr>
         <w:bidi w:val="1"/>
         <w:jc w:val="right"/>
+        <w:textDirection w:val="lrTb"/>
       </w:pPr>
       <w:r>
         <w:rPr>
           <w:rFonts w:ascii="Calibri" w:hAnsi="Calibri"/>
           <w:sz w:val="22"/>
+          <w:rtl w:val="1"/>
+          <w:rFonts w:cs="Calibri"/>
+          <w:szCs w:val="22"/>
         </w:rPr>
         <w:t>• Tuplets: Ctrl+3 (Triplet), Ctrl+5, Ctrl+6</w:t>
       </w:r>
@@ -7951,11 +9655,15 @@
       <w:pPr>
         <w:bidi w:val="1"/>
         <w:jc w:val="right"/>
+        <w:textDirection w:val="lrTb"/>
       </w:pPr>
       <w:r>
         <w:rPr>
           <w:rFonts w:ascii="Calibri" w:hAnsi="Calibri"/>
           <w:sz w:val="22"/>
+          <w:rtl w:val="1"/>
+          <w:rFonts w:cs="Calibri"/>
+          <w:szCs w:val="22"/>
         </w:rPr>
         <w:t>• Accidentals: + (Sharp), - (Flat), = (Natural)</w:t>
       </w:r>
@@ -7964,6 +9672,7 @@
       <w:pPr>
         <w:jc w:val="right"/>
         <w:bidi w:val="1"/>
+        <w:textDirection w:val="lrTb"/>
       </w:pPr>
       <w:r>
         <w:rPr>
@@ -7971,6 +9680,9 @@
           <w:b/>
           <w:color w:val="34497E"/>
           <w:sz w:val="28"/>
+          <w:rtl w:val="1"/>
+          <w:rFonts w:cs="Calibri"/>
+          <w:szCs w:val="28"/>
         </w:rPr>
         <w:t>2. التطبيق العملي | Practice (30 min) – الاختبار النهائي</w:t>
       </w:r>
@@ -7979,6 +9691,7 @@
       <w:pPr>
         <w:jc w:val="right"/>
         <w:bidi w:val="1"/>
+        <w:textDirection w:val="lrTb"/>
       </w:pPr>
       <w:r>
         <w:rPr>
@@ -7986,6 +9699,9 @@
           <w:b/>
           <w:color w:val="445588"/>
           <w:sz w:val="24"/>
+          <w:rtl w:val="1"/>
+          <w:rFonts w:cs="Calibri"/>
+          <w:szCs w:val="24"/>
         </w:rPr>
         <w:t>امتحان منتصف الفصل العملي</w:t>
       </w:r>
@@ -7994,12 +9710,16 @@
       <w:pPr>
         <w:bidi w:val="1"/>
         <w:jc w:val="right"/>
+        <w:textDirection w:val="lrTb"/>
       </w:pPr>
       <w:r>
         <w:rPr>
           <w:rFonts w:ascii="Calibri" w:hAnsi="Calibri"/>
           <w:b w:val="0"/>
           <w:sz w:val="22"/>
+          <w:rtl w:val="1"/>
+          <w:rFonts w:cs="Calibri"/>
+          <w:szCs w:val="22"/>
         </w:rPr>
         <w:t>المطلوب: إنشاء مقطوعة من 32 مازورة</w:t>
       </w:r>
@@ -8008,12 +9728,16 @@
       <w:pPr>
         <w:bidi w:val="1"/>
         <w:jc w:val="right"/>
+        <w:textDirection w:val="lrTb"/>
       </w:pPr>
       <w:r>
         <w:rPr>
           <w:rFonts w:ascii="Calibri" w:hAnsi="Calibri"/>
           <w:b w:val="0"/>
           <w:sz w:val="22"/>
+          <w:rtl w:val="1"/>
+          <w:rFonts w:cs="Calibri"/>
+          <w:szCs w:val="22"/>
         </w:rPr>
         <w:t>المعايير:</w:t>
         <w:br/>
@@ -8036,12 +9760,16 @@
       <w:pPr>
         <w:bidi w:val="1"/>
         <w:jc w:val="right"/>
+        <w:textDirection w:val="lrTb"/>
       </w:pPr>
       <w:r>
         <w:rPr>
           <w:rFonts w:ascii="Calibri" w:hAnsi="Calibri"/>
           <w:b/>
           <w:sz w:val="22"/>
+          <w:rtl w:val="1"/>
+          <w:rFonts w:cs="Calibri"/>
+          <w:szCs w:val="22"/>
         </w:rPr>
         <w:t>المجموع: 30 درجة</w:t>
       </w:r>
@@ -8050,6 +9778,7 @@
       <w:pPr>
         <w:jc w:val="right"/>
         <w:bidi w:val="1"/>
+        <w:textDirection w:val="lrTb"/>
       </w:pPr>
       <w:r>
         <w:rPr>
@@ -8057,6 +9786,9 @@
           <w:b/>
           <w:color w:val="445588"/>
           <w:sz w:val="24"/>
+          <w:rtl w:val="1"/>
+          <w:rFonts w:cs="Calibri"/>
+          <w:szCs w:val="24"/>
         </w:rPr>
         <w:t>امتحان نظري (أسئلة سريعة)</w:t>
       </w:r>
@@ -8065,12 +9797,16 @@
       <w:pPr>
         <w:bidi w:val="1"/>
         <w:jc w:val="right"/>
+        <w:textDirection w:val="lrTb"/>
       </w:pPr>
       <w:r>
         <w:rPr>
           <w:rFonts w:ascii="Calibri" w:hAnsi="Calibri"/>
           <w:b w:val="0"/>
           <w:sz w:val="22"/>
+          <w:rtl w:val="1"/>
+          <w:rFonts w:cs="Calibri"/>
+          <w:szCs w:val="22"/>
         </w:rPr>
         <w:t>10 أسئلة MCQ عن كل ما تعلمناه.</w:t>
       </w:r>
@@ -8079,6 +9815,7 @@
       <w:pPr>
         <w:jc w:val="right"/>
         <w:bidi w:val="1"/>
+        <w:textDirection w:val="lrTb"/>
       </w:pPr>
       <w:r>
         <w:rPr>
@@ -8086,6 +9823,9 @@
           <w:b/>
           <w:color w:val="34497E"/>
           <w:sz w:val="28"/>
+          <w:rtl w:val="1"/>
+          <w:rFonts w:cs="Calibri"/>
+          <w:szCs w:val="28"/>
         </w:rPr>
         <w:t>3. اختصارات Sibelius (5 min)</w:t>
       </w:r>
@@ -8094,12 +9834,16 @@
       <w:pPr>
         <w:bidi w:val="1"/>
         <w:jc w:val="right"/>
+        <w:textDirection w:val="lrTb"/>
       </w:pPr>
       <w:r>
         <w:rPr>
           <w:rFonts w:ascii="Calibri" w:hAnsi="Calibri"/>
           <w:b/>
           <w:sz w:val="22"/>
+          <w:rtl w:val="1"/>
+          <w:rFonts w:cs="Calibri"/>
+          <w:szCs w:val="22"/>
         </w:rPr>
         <w:t>أهم 30 اختصار في الفصل الأول:</w:t>
       </w:r>
@@ -8133,6 +9877,7 @@
             <w:pPr>
               <w:jc w:val="right"/>
               <w:bidi w:val="1"/>
+              <w:textDirection w:val="lrTb"/>
             </w:pPr>
             <w:r/>
             <w:r>
@@ -8141,6 +9886,9 @@
                 <w:b/>
                 <w:color w:val="FFFFFF"/>
                 <w:sz w:val="18"/>
+                <w:rtl w:val="1"/>
+                <w:rFonts w:cs="Calibri"/>
+                <w:szCs w:val="18"/>
               </w:rPr>
               <w:t>#</w:t>
             </w:r>
@@ -8155,6 +9903,7 @@
             <w:pPr>
               <w:jc w:val="right"/>
               <w:bidi w:val="1"/>
+              <w:textDirection w:val="lrTb"/>
             </w:pPr>
             <w:r/>
             <w:r>
@@ -8163,6 +9912,9 @@
                 <w:b/>
                 <w:color w:val="FFFFFF"/>
                 <w:sz w:val="18"/>
+                <w:rtl w:val="1"/>
+                <w:rFonts w:cs="Calibri"/>
+                <w:szCs w:val="18"/>
               </w:rPr>
               <w:t>الاختصار</w:t>
             </w:r>
@@ -8177,6 +9929,7 @@
             <w:pPr>
               <w:jc w:val="right"/>
               <w:bidi w:val="1"/>
+              <w:textDirection w:val="lrTb"/>
             </w:pPr>
             <w:r/>
             <w:r>
@@ -8185,6 +9938,9 @@
                 <w:b/>
                 <w:color w:val="FFFFFF"/>
                 <w:sz w:val="18"/>
+                <w:rtl w:val="1"/>
+                <w:rFonts w:cs="Calibri"/>
+                <w:szCs w:val="18"/>
               </w:rPr>
               <w:t>الوظيفة</w:t>
             </w:r>
@@ -8200,12 +9956,16 @@
             <w:pPr>
               <w:jc w:val="right"/>
               <w:bidi w:val="1"/>
+              <w:textDirection w:val="lrTb"/>
             </w:pPr>
             <w:r/>
             <w:r>
               <w:rPr>
                 <w:rFonts w:ascii="Calibri" w:hAnsi="Calibri"/>
                 <w:sz w:val="18"/>
+                <w:rtl w:val="1"/>
+                <w:rFonts w:cs="Calibri"/>
+                <w:szCs w:val="18"/>
               </w:rPr>
               <w:t>1</w:t>
             </w:r>
@@ -8219,12 +9979,16 @@
             <w:pPr>
               <w:jc w:val="right"/>
               <w:bidi w:val="1"/>
+              <w:textDirection w:val="lrTb"/>
             </w:pPr>
             <w:r/>
             <w:r>
               <w:rPr>
                 <w:rFonts w:ascii="Calibri" w:hAnsi="Calibri"/>
                 <w:sz w:val="18"/>
+                <w:rtl w:val="1"/>
+                <w:rFonts w:cs="Calibri"/>
+                <w:szCs w:val="18"/>
               </w:rPr>
               <w:t>N</w:t>
             </w:r>
@@ -8238,12 +10002,16 @@
             <w:pPr>
               <w:jc w:val="right"/>
               <w:bidi w:val="1"/>
+              <w:textDirection w:val="lrTb"/>
             </w:pPr>
             <w:r/>
             <w:r>
               <w:rPr>
                 <w:rFonts w:ascii="Calibri" w:hAnsi="Calibri"/>
                 <w:sz w:val="18"/>
+                <w:rtl w:val="1"/>
+                <w:rFonts w:cs="Calibri"/>
+                <w:szCs w:val="18"/>
               </w:rPr>
               <w:t>Note Input</w:t>
             </w:r>
@@ -8260,12 +10028,16 @@
             <w:pPr>
               <w:jc w:val="right"/>
               <w:bidi w:val="1"/>
+              <w:textDirection w:val="lrTb"/>
             </w:pPr>
             <w:r/>
             <w:r>
               <w:rPr>
                 <w:rFonts w:ascii="Calibri" w:hAnsi="Calibri"/>
                 <w:sz w:val="18"/>
+                <w:rtl w:val="1"/>
+                <w:rFonts w:cs="Calibri"/>
+                <w:szCs w:val="18"/>
               </w:rPr>
               <w:t>2</w:t>
             </w:r>
@@ -8280,12 +10052,16 @@
             <w:pPr>
               <w:jc w:val="right"/>
               <w:bidi w:val="1"/>
+              <w:textDirection w:val="lrTb"/>
             </w:pPr>
             <w:r/>
             <w:r>
               <w:rPr>
                 <w:rFonts w:ascii="Calibri" w:hAnsi="Calibri"/>
                 <w:sz w:val="18"/>
+                <w:rtl w:val="1"/>
+                <w:rFonts w:cs="Calibri"/>
+                <w:szCs w:val="18"/>
               </w:rPr>
               <w:t>Escape</w:t>
             </w:r>
@@ -8300,12 +10076,16 @@
             <w:pPr>
               <w:jc w:val="right"/>
               <w:bidi w:val="1"/>
+              <w:textDirection w:val="lrTb"/>
             </w:pPr>
             <w:r/>
             <w:r>
               <w:rPr>
                 <w:rFonts w:ascii="Calibri" w:hAnsi="Calibri"/>
                 <w:sz w:val="18"/>
+                <w:rtl w:val="1"/>
+                <w:rFonts w:cs="Calibri"/>
+                <w:szCs w:val="18"/>
               </w:rPr>
               <w:t>Exit Mode</w:t>
             </w:r>
@@ -8321,12 +10101,16 @@
             <w:pPr>
               <w:jc w:val="right"/>
               <w:bidi w:val="1"/>
+              <w:textDirection w:val="lrTb"/>
             </w:pPr>
             <w:r/>
             <w:r>
               <w:rPr>
                 <w:rFonts w:ascii="Calibri" w:hAnsi="Calibri"/>
                 <w:sz w:val="18"/>
+                <w:rtl w:val="1"/>
+                <w:rFonts w:cs="Calibri"/>
+                <w:szCs w:val="18"/>
               </w:rPr>
               <w:t>3</w:t>
             </w:r>
@@ -8340,12 +10124,16 @@
             <w:pPr>
               <w:jc w:val="right"/>
               <w:bidi w:val="1"/>
+              <w:textDirection w:val="lrTb"/>
             </w:pPr>
             <w:r/>
             <w:r>
               <w:rPr>
                 <w:rFonts w:ascii="Calibri" w:hAnsi="Calibri"/>
                 <w:sz w:val="18"/>
+                <w:rtl w:val="1"/>
+                <w:rFonts w:cs="Calibri"/>
+                <w:szCs w:val="18"/>
               </w:rPr>
               <w:t>Space</w:t>
             </w:r>
@@ -8359,12 +10147,16 @@
             <w:pPr>
               <w:jc w:val="right"/>
               <w:bidi w:val="1"/>
+              <w:textDirection w:val="lrTb"/>
             </w:pPr>
             <w:r/>
             <w:r>
               <w:rPr>
                 <w:rFonts w:ascii="Calibri" w:hAnsi="Calibri"/>
                 <w:sz w:val="18"/>
+                <w:rtl w:val="1"/>
+                <w:rFonts w:cs="Calibri"/>
+                <w:szCs w:val="18"/>
               </w:rPr>
               <w:t>Play/Stop</w:t>
             </w:r>
@@ -8381,12 +10173,16 @@
             <w:pPr>
               <w:jc w:val="right"/>
               <w:bidi w:val="1"/>
+              <w:textDirection w:val="lrTb"/>
             </w:pPr>
             <w:r/>
             <w:r>
               <w:rPr>
                 <w:rFonts w:ascii="Calibri" w:hAnsi="Calibri"/>
                 <w:sz w:val="18"/>
+                <w:rtl w:val="1"/>
+                <w:rFonts w:cs="Calibri"/>
+                <w:szCs w:val="18"/>
               </w:rPr>
               <w:t>4</w:t>
             </w:r>
@@ -8401,12 +10197,16 @@
             <w:pPr>
               <w:jc w:val="right"/>
               <w:bidi w:val="1"/>
+              <w:textDirection w:val="lrTb"/>
             </w:pPr>
             <w:r/>
             <w:r>
               <w:rPr>
                 <w:rFonts w:ascii="Calibri" w:hAnsi="Calibri"/>
                 <w:sz w:val="18"/>
+                <w:rtl w:val="1"/>
+                <w:rFonts w:cs="Calibri"/>
+                <w:szCs w:val="18"/>
               </w:rPr>
               <w:t>Ctrl+Z</w:t>
             </w:r>
@@ -8421,12 +10221,16 @@
             <w:pPr>
               <w:jc w:val="right"/>
               <w:bidi w:val="1"/>
+              <w:textDirection w:val="lrTb"/>
             </w:pPr>
             <w:r/>
             <w:r>
               <w:rPr>
                 <w:rFonts w:ascii="Calibri" w:hAnsi="Calibri"/>
                 <w:sz w:val="18"/>
+                <w:rtl w:val="1"/>
+                <w:rFonts w:cs="Calibri"/>
+                <w:szCs w:val="18"/>
               </w:rPr>
               <w:t>Undo</w:t>
             </w:r>
@@ -8442,12 +10246,16 @@
             <w:pPr>
               <w:jc w:val="right"/>
               <w:bidi w:val="1"/>
+              <w:textDirection w:val="lrTb"/>
             </w:pPr>
             <w:r/>
             <w:r>
               <w:rPr>
                 <w:rFonts w:ascii="Calibri" w:hAnsi="Calibri"/>
                 <w:sz w:val="18"/>
+                <w:rtl w:val="1"/>
+                <w:rFonts w:cs="Calibri"/>
+                <w:szCs w:val="18"/>
               </w:rPr>
               <w:t>5</w:t>
             </w:r>
@@ -8461,12 +10269,16 @@
             <w:pPr>
               <w:jc w:val="right"/>
               <w:bidi w:val="1"/>
+              <w:textDirection w:val="lrTb"/>
             </w:pPr>
             <w:r/>
             <w:r>
               <w:rPr>
                 <w:rFonts w:ascii="Calibri" w:hAnsi="Calibri"/>
                 <w:sz w:val="18"/>
+                <w:rtl w:val="1"/>
+                <w:rFonts w:cs="Calibri"/>
+                <w:szCs w:val="18"/>
               </w:rPr>
               <w:t>Ctrl+S</w:t>
             </w:r>
@@ -8480,12 +10292,16 @@
             <w:pPr>
               <w:jc w:val="right"/>
               <w:bidi w:val="1"/>
+              <w:textDirection w:val="lrTb"/>
             </w:pPr>
             <w:r/>
             <w:r>
               <w:rPr>
                 <w:rFonts w:ascii="Calibri" w:hAnsi="Calibri"/>
                 <w:sz w:val="18"/>
+                <w:rtl w:val="1"/>
+                <w:rFonts w:cs="Calibri"/>
+                <w:szCs w:val="18"/>
               </w:rPr>
               <w:t>Save</w:t>
             </w:r>
@@ -8502,12 +10318,16 @@
             <w:pPr>
               <w:jc w:val="right"/>
               <w:bidi w:val="1"/>
+              <w:textDirection w:val="lrTb"/>
             </w:pPr>
             <w:r/>
             <w:r>
               <w:rPr>
                 <w:rFonts w:ascii="Calibri" w:hAnsi="Calibri"/>
                 <w:sz w:val="18"/>
+                <w:rtl w:val="1"/>
+                <w:rFonts w:cs="Calibri"/>
+                <w:szCs w:val="18"/>
               </w:rPr>
               <w:t>6-12</w:t>
             </w:r>
@@ -8522,12 +10342,16 @@
             <w:pPr>
               <w:jc w:val="right"/>
               <w:bidi w:val="1"/>
+              <w:textDirection w:val="lrTb"/>
             </w:pPr>
             <w:r/>
             <w:r>
               <w:rPr>
                 <w:rFonts w:ascii="Calibri" w:hAnsi="Calibri"/>
                 <w:sz w:val="18"/>
+                <w:rtl w:val="1"/>
+                <w:rFonts w:cs="Calibri"/>
+                <w:szCs w:val="18"/>
               </w:rPr>
               <w:t>1-7</w:t>
             </w:r>
@@ -8542,12 +10366,16 @@
             <w:pPr>
               <w:jc w:val="right"/>
               <w:bidi w:val="1"/>
+              <w:textDirection w:val="lrTb"/>
             </w:pPr>
             <w:r/>
             <w:r>
               <w:rPr>
                 <w:rFonts w:ascii="Calibri" w:hAnsi="Calibri"/>
                 <w:sz w:val="18"/>
+                <w:rtl w:val="1"/>
+                <w:rFonts w:cs="Calibri"/>
+                <w:szCs w:val="18"/>
               </w:rPr>
               <w:t>Note Values (Ronde→Double Croche)</w:t>
             </w:r>
@@ -8563,12 +10391,16 @@
             <w:pPr>
               <w:jc w:val="right"/>
               <w:bidi w:val="1"/>
+              <w:textDirection w:val="lrTb"/>
             </w:pPr>
             <w:r/>
             <w:r>
               <w:rPr>
                 <w:rFonts w:ascii="Calibri" w:hAnsi="Calibri"/>
                 <w:sz w:val="18"/>
+                <w:rtl w:val="1"/>
+                <w:rFonts w:cs="Calibri"/>
+                <w:szCs w:val="18"/>
               </w:rPr>
               <w:t>13-15</w:t>
             </w:r>
@@ -8582,12 +10414,16 @@
             <w:pPr>
               <w:jc w:val="right"/>
               <w:bidi w:val="1"/>
+              <w:textDirection w:val="lrTb"/>
             </w:pPr>
             <w:r/>
             <w:r>
               <w:rPr>
                 <w:rFonts w:ascii="Calibri" w:hAnsi="Calibri"/>
                 <w:sz w:val="18"/>
+                <w:rtl w:val="1"/>
+                <w:rFonts w:cs="Calibri"/>
+                <w:szCs w:val="18"/>
               </w:rPr>
               <w:t>+/=/--</w:t>
             </w:r>
@@ -8601,12 +10437,16 @@
             <w:pPr>
               <w:jc w:val="right"/>
               <w:bidi w:val="1"/>
+              <w:textDirection w:val="lrTb"/>
             </w:pPr>
             <w:r/>
             <w:r>
               <w:rPr>
                 <w:rFonts w:ascii="Calibri" w:hAnsi="Calibri"/>
                 <w:sz w:val="18"/>
+                <w:rtl w:val="1"/>
+                <w:rFonts w:cs="Calibri"/>
+                <w:szCs w:val="18"/>
               </w:rPr>
               <w:t>Accidentals</w:t>
             </w:r>
@@ -8623,12 +10463,16 @@
             <w:pPr>
               <w:jc w:val="right"/>
               <w:bidi w:val="1"/>
+              <w:textDirection w:val="lrTb"/>
             </w:pPr>
             <w:r/>
             <w:r>
               <w:rPr>
                 <w:rFonts w:ascii="Calibri" w:hAnsi="Calibri"/>
                 <w:sz w:val="18"/>
+                <w:rtl w:val="1"/>
+                <w:rFonts w:cs="Calibri"/>
+                <w:szCs w:val="18"/>
               </w:rPr>
               <w:t>16</w:t>
             </w:r>
@@ -8643,12 +10487,16 @@
             <w:pPr>
               <w:jc w:val="right"/>
               <w:bidi w:val="1"/>
+              <w:textDirection w:val="lrTb"/>
             </w:pPr>
             <w:r/>
             <w:r>
               <w:rPr>
                 <w:rFonts w:ascii="Calibri" w:hAnsi="Calibri"/>
                 <w:sz w:val="18"/>
+                <w:rtl w:val="1"/>
+                <w:rFonts w:cs="Calibri"/>
+                <w:szCs w:val="18"/>
               </w:rPr>
               <w:t>T</w:t>
             </w:r>
@@ -8663,12 +10511,16 @@
             <w:pPr>
               <w:jc w:val="right"/>
               <w:bidi w:val="1"/>
+              <w:textDirection w:val="lrTb"/>
             </w:pPr>
             <w:r/>
             <w:r>
               <w:rPr>
                 <w:rFonts w:ascii="Calibri" w:hAnsi="Calibri"/>
                 <w:sz w:val="18"/>
+                <w:rtl w:val="1"/>
+                <w:rFonts w:cs="Calibri"/>
+                <w:szCs w:val="18"/>
               </w:rPr>
               <w:t>Tie</w:t>
             </w:r>
@@ -8684,12 +10536,16 @@
             <w:pPr>
               <w:jc w:val="right"/>
               <w:bidi w:val="1"/>
+              <w:textDirection w:val="lrTb"/>
             </w:pPr>
             <w:r/>
             <w:r>
               <w:rPr>
                 <w:rFonts w:ascii="Calibri" w:hAnsi="Calibri"/>
                 <w:sz w:val="18"/>
+                <w:rtl w:val="1"/>
+                <w:rFonts w:cs="Calibri"/>
+                <w:szCs w:val="18"/>
               </w:rPr>
               <w:t>17</w:t>
             </w:r>
@@ -8703,12 +10559,16 @@
             <w:pPr>
               <w:jc w:val="right"/>
               <w:bidi w:val="1"/>
+              <w:textDirection w:val="lrTb"/>
             </w:pPr>
             <w:r/>
             <w:r>
               <w:rPr>
                 <w:rFonts w:ascii="Calibri" w:hAnsi="Calibri"/>
                 <w:sz w:val="18"/>
+                <w:rtl w:val="1"/>
+                <w:rFonts w:cs="Calibri"/>
+                <w:szCs w:val="18"/>
               </w:rPr>
               <w:t>S</w:t>
             </w:r>
@@ -8722,12 +10582,16 @@
             <w:pPr>
               <w:jc w:val="right"/>
               <w:bidi w:val="1"/>
+              <w:textDirection w:val="lrTb"/>
             </w:pPr>
             <w:r/>
             <w:r>
               <w:rPr>
                 <w:rFonts w:ascii="Calibri" w:hAnsi="Calibri"/>
                 <w:sz w:val="18"/>
+                <w:rtl w:val="1"/>
+                <w:rFonts w:cs="Calibri"/>
+                <w:szCs w:val="18"/>
               </w:rPr>
               <w:t>Slur</w:t>
             </w:r>
@@ -8744,12 +10608,16 @@
             <w:pPr>
               <w:jc w:val="right"/>
               <w:bidi w:val="1"/>
+              <w:textDirection w:val="lrTb"/>
             </w:pPr>
             <w:r/>
             <w:r>
               <w:rPr>
                 <w:rFonts w:ascii="Calibri" w:hAnsi="Calibri"/>
                 <w:sz w:val="18"/>
+                <w:rtl w:val="1"/>
+                <w:rFonts w:cs="Calibri"/>
+                <w:szCs w:val="18"/>
               </w:rPr>
               <w:t>18</w:t>
             </w:r>
@@ -8764,12 +10632,16 @@
             <w:pPr>
               <w:jc w:val="right"/>
               <w:bidi w:val="1"/>
+              <w:textDirection w:val="lrTb"/>
             </w:pPr>
             <w:r/>
             <w:r>
               <w:rPr>
                 <w:rFonts w:ascii="Calibri" w:hAnsi="Calibri"/>
                 <w:sz w:val="18"/>
+                <w:rtl w:val="1"/>
+                <w:rFonts w:cs="Calibri"/>
+                <w:szCs w:val="18"/>
               </w:rPr>
               <w:t>H</w:t>
             </w:r>
@@ -8784,12 +10656,16 @@
             <w:pPr>
               <w:jc w:val="right"/>
               <w:bidi w:val="1"/>
+              <w:textDirection w:val="lrTb"/>
             </w:pPr>
             <w:r/>
             <w:r>
               <w:rPr>
                 <w:rFonts w:ascii="Calibri" w:hAnsi="Calibri"/>
                 <w:sz w:val="18"/>
+                <w:rtl w:val="1"/>
+                <w:rFonts w:cs="Calibri"/>
+                <w:szCs w:val="18"/>
               </w:rPr>
               <w:t>Crescendo Hairpin</w:t>
             </w:r>
@@ -8805,12 +10681,16 @@
             <w:pPr>
               <w:jc w:val="right"/>
               <w:bidi w:val="1"/>
+              <w:textDirection w:val="lrTb"/>
             </w:pPr>
             <w:r/>
             <w:r>
               <w:rPr>
                 <w:rFonts w:ascii="Calibri" w:hAnsi="Calibri"/>
                 <w:sz w:val="18"/>
+                <w:rtl w:val="1"/>
+                <w:rFonts w:cs="Calibri"/>
+                <w:szCs w:val="18"/>
               </w:rPr>
               <w:t>19</w:t>
             </w:r>
@@ -8824,12 +10704,16 @@
             <w:pPr>
               <w:jc w:val="right"/>
               <w:bidi w:val="1"/>
+              <w:textDirection w:val="lrTb"/>
             </w:pPr>
             <w:r/>
             <w:r>
               <w:rPr>
                 <w:rFonts w:ascii="Calibri" w:hAnsi="Calibri"/>
                 <w:sz w:val="18"/>
+                <w:rtl w:val="1"/>
+                <w:rFonts w:cs="Calibri"/>
+                <w:szCs w:val="18"/>
               </w:rPr>
               <w:t>K</w:t>
             </w:r>
@@ -8843,12 +10727,16 @@
             <w:pPr>
               <w:jc w:val="right"/>
               <w:bidi w:val="1"/>
+              <w:textDirection w:val="lrTb"/>
             </w:pPr>
             <w:r/>
             <w:r>
               <w:rPr>
                 <w:rFonts w:ascii="Calibri" w:hAnsi="Calibri"/>
                 <w:sz w:val="18"/>
+                <w:rtl w:val="1"/>
+                <w:rFonts w:cs="Calibri"/>
+                <w:szCs w:val="18"/>
               </w:rPr>
               <w:t>Key Signature</w:t>
             </w:r>
@@ -8865,12 +10753,16 @@
             <w:pPr>
               <w:jc w:val="right"/>
               <w:bidi w:val="1"/>
+              <w:textDirection w:val="lrTb"/>
             </w:pPr>
             <w:r/>
             <w:r>
               <w:rPr>
                 <w:rFonts w:ascii="Calibri" w:hAnsi="Calibri"/>
                 <w:sz w:val="18"/>
+                <w:rtl w:val="1"/>
+                <w:rFonts w:cs="Calibri"/>
+                <w:szCs w:val="18"/>
               </w:rPr>
               <w:t>20</w:t>
             </w:r>
@@ -8885,12 +10777,16 @@
             <w:pPr>
               <w:jc w:val="right"/>
               <w:bidi w:val="1"/>
+              <w:textDirection w:val="lrTb"/>
             </w:pPr>
             <w:r/>
             <w:r>
               <w:rPr>
                 <w:rFonts w:ascii="Calibri" w:hAnsi="Calibri"/>
                 <w:sz w:val="18"/>
+                <w:rtl w:val="1"/>
+                <w:rFonts w:cs="Calibri"/>
+                <w:szCs w:val="18"/>
               </w:rPr>
               <w:t>M</w:t>
             </w:r>
@@ -8905,12 +10801,16 @@
             <w:pPr>
               <w:jc w:val="right"/>
               <w:bidi w:val="1"/>
+              <w:textDirection w:val="lrTb"/>
             </w:pPr>
             <w:r/>
             <w:r>
               <w:rPr>
                 <w:rFonts w:ascii="Calibri" w:hAnsi="Calibri"/>
                 <w:sz w:val="18"/>
+                <w:rtl w:val="1"/>
+                <w:rFonts w:cs="Calibri"/>
+                <w:szCs w:val="18"/>
               </w:rPr>
               <w:t>Time Signature</w:t>
             </w:r>
@@ -8926,12 +10826,16 @@
             <w:pPr>
               <w:jc w:val="right"/>
               <w:bidi w:val="1"/>
+              <w:textDirection w:val="lrTb"/>
             </w:pPr>
             <w:r/>
             <w:r>
               <w:rPr>
                 <w:rFonts w:ascii="Calibri" w:hAnsi="Calibri"/>
                 <w:sz w:val="18"/>
+                <w:rtl w:val="1"/>
+                <w:rFonts w:cs="Calibri"/>
+                <w:szCs w:val="18"/>
               </w:rPr>
               <w:t>21</w:t>
             </w:r>
@@ -8945,12 +10849,16 @@
             <w:pPr>
               <w:jc w:val="right"/>
               <w:bidi w:val="1"/>
+              <w:textDirection w:val="lrTb"/>
             </w:pPr>
             <w:r/>
             <w:r>
               <w:rPr>
                 <w:rFonts w:ascii="Calibri" w:hAnsi="Calibri"/>
                 <w:sz w:val="18"/>
+                <w:rtl w:val="1"/>
+                <w:rFonts w:cs="Calibri"/>
+                <w:szCs w:val="18"/>
               </w:rPr>
               <w:t>. (Period)</w:t>
             </w:r>
@@ -8964,12 +10872,16 @@
             <w:pPr>
               <w:jc w:val="right"/>
               <w:bidi w:val="1"/>
+              <w:textDirection w:val="lrTb"/>
             </w:pPr>
             <w:r/>
             <w:r>
               <w:rPr>
                 <w:rFonts w:ascii="Calibri" w:hAnsi="Calibri"/>
                 <w:sz w:val="18"/>
+                <w:rtl w:val="1"/>
+                <w:rFonts w:cs="Calibri"/>
+                <w:szCs w:val="18"/>
               </w:rPr>
               <w:t>Dotted Note</w:t>
             </w:r>
@@ -8986,12 +10898,16 @@
             <w:pPr>
               <w:jc w:val="right"/>
               <w:bidi w:val="1"/>
+              <w:textDirection w:val="lrTb"/>
             </w:pPr>
             <w:r/>
             <w:r>
               <w:rPr>
                 <w:rFonts w:ascii="Calibri" w:hAnsi="Calibri"/>
                 <w:sz w:val="18"/>
+                <w:rtl w:val="1"/>
+                <w:rFonts w:cs="Calibri"/>
+                <w:szCs w:val="18"/>
               </w:rPr>
               <w:t>22-24</w:t>
             </w:r>
@@ -9006,12 +10922,16 @@
             <w:pPr>
               <w:jc w:val="right"/>
               <w:bidi w:val="1"/>
+              <w:textDirection w:val="lrTb"/>
             </w:pPr>
             <w:r/>
             <w:r>
               <w:rPr>
                 <w:rFonts w:ascii="Calibri" w:hAnsi="Calibri"/>
                 <w:sz w:val="18"/>
+                <w:rtl w:val="1"/>
+                <w:rFonts w:cs="Calibri"/>
+                <w:szCs w:val="18"/>
               </w:rPr>
               <w:t>Ctrl+3/5/6</w:t>
             </w:r>
@@ -9026,12 +10946,16 @@
             <w:pPr>
               <w:jc w:val="right"/>
               <w:bidi w:val="1"/>
+              <w:textDirection w:val="lrTb"/>
             </w:pPr>
             <w:r/>
             <w:r>
               <w:rPr>
                 <w:rFonts w:ascii="Calibri" w:hAnsi="Calibri"/>
                 <w:sz w:val="18"/>
+                <w:rtl w:val="1"/>
+                <w:rFonts w:cs="Calibri"/>
+                <w:szCs w:val="18"/>
               </w:rPr>
               <w:t>Tuplets</w:t>
             </w:r>
@@ -9047,12 +10971,16 @@
             <w:pPr>
               <w:jc w:val="right"/>
               <w:bidi w:val="1"/>
+              <w:textDirection w:val="lrTb"/>
             </w:pPr>
             <w:r/>
             <w:r>
               <w:rPr>
                 <w:rFonts w:ascii="Calibri" w:hAnsi="Calibri"/>
                 <w:sz w:val="18"/>
+                <w:rtl w:val="1"/>
+                <w:rFonts w:cs="Calibri"/>
+                <w:szCs w:val="18"/>
               </w:rPr>
               <w:t>25</w:t>
             </w:r>
@@ -9066,12 +10994,16 @@
             <w:pPr>
               <w:jc w:val="right"/>
               <w:bidi w:val="1"/>
+              <w:textDirection w:val="lrTb"/>
             </w:pPr>
             <w:r/>
             <w:r>
               <w:rPr>
                 <w:rFonts w:ascii="Calibri" w:hAnsi="Calibri"/>
                 <w:sz w:val="18"/>
+                <w:rtl w:val="1"/>
+                <w:rFonts w:cs="Calibri"/>
+                <w:szCs w:val="18"/>
               </w:rPr>
               <w:t>Ctrl+C/V</w:t>
             </w:r>
@@ -9085,12 +11017,16 @@
             <w:pPr>
               <w:jc w:val="right"/>
               <w:bidi w:val="1"/>
+              <w:textDirection w:val="lrTb"/>
             </w:pPr>
             <w:r/>
             <w:r>
               <w:rPr>
                 <w:rFonts w:ascii="Calibri" w:hAnsi="Calibri"/>
                 <w:sz w:val="18"/>
+                <w:rtl w:val="1"/>
+                <w:rFonts w:cs="Calibri"/>
+                <w:szCs w:val="18"/>
               </w:rPr>
               <w:t>Copy/Paste</w:t>
             </w:r>
@@ -9107,12 +11043,16 @@
             <w:pPr>
               <w:jc w:val="right"/>
               <w:bidi w:val="1"/>
+              <w:textDirection w:val="lrTb"/>
             </w:pPr>
             <w:r/>
             <w:r>
               <w:rPr>
                 <w:rFonts w:ascii="Calibri" w:hAnsi="Calibri"/>
                 <w:sz w:val="18"/>
+                <w:rtl w:val="1"/>
+                <w:rFonts w:cs="Calibri"/>
+                <w:szCs w:val="18"/>
               </w:rPr>
               <w:t>26</w:t>
             </w:r>
@@ -9127,12 +11067,16 @@
             <w:pPr>
               <w:jc w:val="right"/>
               <w:bidi w:val="1"/>
+              <w:textDirection w:val="lrTb"/>
             </w:pPr>
             <w:r/>
             <w:r>
               <w:rPr>
                 <w:rFonts w:ascii="Calibri" w:hAnsi="Calibri"/>
                 <w:sz w:val="18"/>
+                <w:rtl w:val="1"/>
+                <w:rFonts w:cs="Calibri"/>
+                <w:szCs w:val="18"/>
               </w:rPr>
               <w:t>R</w:t>
             </w:r>
@@ -9147,12 +11091,16 @@
             <w:pPr>
               <w:jc w:val="right"/>
               <w:bidi w:val="1"/>
+              <w:textDirection w:val="lrTb"/>
             </w:pPr>
             <w:r/>
             <w:r>
               <w:rPr>
                 <w:rFonts w:ascii="Calibri" w:hAnsi="Calibri"/>
                 <w:sz w:val="18"/>
+                <w:rtl w:val="1"/>
+                <w:rFonts w:cs="Calibri"/>
+                <w:szCs w:val="18"/>
               </w:rPr>
               <w:t>Repeat Last Action</w:t>
             </w:r>
@@ -9168,12 +11116,16 @@
             <w:pPr>
               <w:jc w:val="right"/>
               <w:bidi w:val="1"/>
+              <w:textDirection w:val="lrTb"/>
             </w:pPr>
             <w:r/>
             <w:r>
               <w:rPr>
                 <w:rFonts w:ascii="Calibri" w:hAnsi="Calibri"/>
                 <w:sz w:val="18"/>
+                <w:rtl w:val="1"/>
+                <w:rFonts w:cs="Calibri"/>
+                <w:szCs w:val="18"/>
               </w:rPr>
               <w:t>27</w:t>
             </w:r>
@@ -9187,12 +11139,16 @@
             <w:pPr>
               <w:jc w:val="right"/>
               <w:bidi w:val="1"/>
+              <w:textDirection w:val="lrTb"/>
             </w:pPr>
             <w:r/>
             <w:r>
               <w:rPr>
                 <w:rFonts w:ascii="Calibri" w:hAnsi="Calibri"/>
                 <w:sz w:val="18"/>
+                <w:rtl w:val="1"/>
+                <w:rFonts w:cs="Calibri"/>
+                <w:szCs w:val="18"/>
               </w:rPr>
               <w:t>Ctrl+K</w:t>
             </w:r>
@@ -9206,12 +11162,16 @@
             <w:pPr>
               <w:jc w:val="right"/>
               <w:bidi w:val="1"/>
+              <w:textDirection w:val="lrTb"/>
             </w:pPr>
             <w:r/>
             <w:r>
               <w:rPr>
                 <w:rFonts w:ascii="Calibri" w:hAnsi="Calibri"/>
                 <w:sz w:val="18"/>
+                <w:rtl w:val="1"/>
+                <w:rFonts w:cs="Calibri"/>
+                <w:szCs w:val="18"/>
               </w:rPr>
               <w:t>Chord Symbol</w:t>
             </w:r>
@@ -9228,12 +11188,16 @@
             <w:pPr>
               <w:jc w:val="right"/>
               <w:bidi w:val="1"/>
+              <w:textDirection w:val="lrTb"/>
             </w:pPr>
             <w:r/>
             <w:r>
               <w:rPr>
                 <w:rFonts w:ascii="Calibri" w:hAnsi="Calibri"/>
                 <w:sz w:val="18"/>
+                <w:rtl w:val="1"/>
+                <w:rFonts w:cs="Calibri"/>
+                <w:szCs w:val="18"/>
               </w:rPr>
               <w:t>28</w:t>
             </w:r>
@@ -9248,12 +11212,16 @@
             <w:pPr>
               <w:jc w:val="right"/>
               <w:bidi w:val="1"/>
+              <w:textDirection w:val="lrTb"/>
             </w:pPr>
             <w:r/>
             <w:r>
               <w:rPr>
                 <w:rFonts w:ascii="Calibri" w:hAnsi="Calibri"/>
                 <w:sz w:val="18"/>
+                <w:rtl w:val="1"/>
+                <w:rFonts w:cs="Calibri"/>
+                <w:szCs w:val="18"/>
               </w:rPr>
               <w:t>F9</w:t>
             </w:r>
@@ -9268,12 +11236,16 @@
             <w:pPr>
               <w:jc w:val="right"/>
               <w:bidi w:val="1"/>
+              <w:textDirection w:val="lrTb"/>
             </w:pPr>
             <w:r/>
             <w:r>
               <w:rPr>
                 <w:rFonts w:ascii="Calibri" w:hAnsi="Calibri"/>
                 <w:sz w:val="18"/>
+                <w:rtl w:val="1"/>
+                <w:rFonts w:cs="Calibri"/>
+                <w:szCs w:val="18"/>
               </w:rPr>
               <w:t>Keypad</w:t>
             </w:r>
@@ -9289,12 +11261,16 @@
             <w:pPr>
               <w:jc w:val="right"/>
               <w:bidi w:val="1"/>
+              <w:textDirection w:val="lrTb"/>
             </w:pPr>
             <w:r/>
             <w:r>
               <w:rPr>
                 <w:rFonts w:ascii="Calibri" w:hAnsi="Calibri"/>
                 <w:sz w:val="18"/>
+                <w:rtl w:val="1"/>
+                <w:rFonts w:cs="Calibri"/>
+                <w:szCs w:val="18"/>
               </w:rPr>
               <w:t>29</w:t>
             </w:r>
@@ -9308,12 +11284,16 @@
             <w:pPr>
               <w:jc w:val="right"/>
               <w:bidi w:val="1"/>
+              <w:textDirection w:val="lrTb"/>
             </w:pPr>
             <w:r/>
             <w:r>
               <w:rPr>
                 <w:rFonts w:ascii="Calibri" w:hAnsi="Calibri"/>
                 <w:sz w:val="18"/>
+                <w:rtl w:val="1"/>
+                <w:rFonts w:cs="Calibri"/>
+                <w:szCs w:val="18"/>
               </w:rPr>
               <w:t>0</w:t>
             </w:r>
@@ -9327,12 +11307,16 @@
             <w:pPr>
               <w:jc w:val="right"/>
               <w:bidi w:val="1"/>
+              <w:textDirection w:val="lrTb"/>
             </w:pPr>
             <w:r/>
             <w:r>
               <w:rPr>
                 <w:rFonts w:ascii="Calibri" w:hAnsi="Calibri"/>
                 <w:sz w:val="18"/>
+                <w:rtl w:val="1"/>
+                <w:rFonts w:cs="Calibri"/>
+                <w:szCs w:val="18"/>
               </w:rPr>
               <w:t>Rest</w:t>
             </w:r>
@@ -9349,12 +11333,16 @@
             <w:pPr>
               <w:jc w:val="right"/>
               <w:bidi w:val="1"/>
+              <w:textDirection w:val="lrTb"/>
             </w:pPr>
             <w:r/>
             <w:r>
               <w:rPr>
                 <w:rFonts w:ascii="Calibri" w:hAnsi="Calibri"/>
                 <w:sz w:val="18"/>
+                <w:rtl w:val="1"/>
+                <w:rFonts w:cs="Calibri"/>
+                <w:szCs w:val="18"/>
               </w:rPr>
               <w:t>30</w:t>
             </w:r>
@@ -9369,12 +11357,16 @@
             <w:pPr>
               <w:jc w:val="right"/>
               <w:bidi w:val="1"/>
+              <w:textDirection w:val="lrTb"/>
             </w:pPr>
             <w:r/>
             <w:r>
               <w:rPr>
                 <w:rFonts w:ascii="Calibri" w:hAnsi="Calibri"/>
                 <w:sz w:val="18"/>
+                <w:rtl w:val="1"/>
+                <w:rFonts w:cs="Calibri"/>
+                <w:szCs w:val="18"/>
               </w:rPr>
               <w:t>Ctrl+G</w:t>
             </w:r>
@@ -9389,12 +11381,16 @@
             <w:pPr>
               <w:jc w:val="right"/>
               <w:bidi w:val="1"/>
+              <w:textDirection w:val="lrTb"/>
             </w:pPr>
             <w:r/>
             <w:r>
               <w:rPr>
                 <w:rFonts w:ascii="Calibri" w:hAnsi="Calibri"/>
                 <w:sz w:val="18"/>
+                <w:rtl w:val="1"/>
+                <w:rFonts w:cs="Calibri"/>
+                <w:szCs w:val="18"/>
               </w:rPr>
               <w:t>Go to Bar</w:t>
             </w:r>
@@ -9406,6 +11402,7 @@
       <w:pPr>
         <w:jc w:val="right"/>
         <w:bidi w:val="1"/>
+        <w:textDirection w:val="lrTb"/>
       </w:pPr>
       <w:r>
         <w:rPr>
@@ -9413,6 +11410,9 @@
           <w:b/>
           <w:color w:val="34497E"/>
           <w:sz w:val="28"/>
+          <w:rtl w:val="1"/>
+          <w:rFonts w:cs="Calibri"/>
+          <w:szCs w:val="28"/>
         </w:rPr>
         <w:t>4. مراجعة وواجب | Review &amp; HW (5 min)</w:t>
       </w:r>
@@ -9421,12 +11421,16 @@
       <w:pPr>
         <w:bidi w:val="1"/>
         <w:jc w:val="right"/>
+        <w:textDirection w:val="lrTb"/>
       </w:pPr>
       <w:r>
         <w:rPr>
           <w:rFonts w:ascii="Calibri" w:hAnsi="Calibri"/>
           <w:b w:val="0"/>
           <w:sz w:val="22"/>
+          <w:rtl w:val="1"/>
+          <w:rFonts w:cs="Calibri"/>
+          <w:szCs w:val="22"/>
         </w:rPr>
         <w:t>أسئلة ختامية: 1. ما أقوى مقام تفضلته؟ 2. أي إيقاع تجد صعوبة فيه؟ 3. ما هدفك في الفصل الثاني؟</w:t>
       </w:r>
@@ -9435,12 +11439,16 @@
       <w:pPr>
         <w:bidi w:val="1"/>
         <w:jc w:val="right"/>
+        <w:textDirection w:val="lrTb"/>
       </w:pPr>
       <w:r>
         <w:rPr>
           <w:rFonts w:ascii="Calibri" w:hAnsi="Calibri"/>
           <w:b w:val="0"/>
           <w:sz w:val="22"/>
+          <w:rtl w:val="1"/>
+          <w:rFonts w:cs="Calibri"/>
+          <w:szCs w:val="22"/>
         </w:rPr>
         <w:t xml:space="preserve">الواجب: </w:t>
         <w:br/>
@@ -9455,6 +11463,7 @@
       <w:pPr>
         <w:jc w:val="right"/>
         <w:bidi w:val="1"/>
+        <w:textDirection w:val="lrTb"/>
       </w:pPr>
       <w:r>
         <w:rPr>
@@ -9462,6 +11471,9 @@
           <w:b/>
           <w:color w:val="34497E"/>
           <w:sz w:val="28"/>
+          <w:rtl w:val="1"/>
+          <w:rFonts w:cs="Calibri"/>
+          <w:szCs w:val="28"/>
         </w:rPr>
         <w:t>5. تطبيق العود | Oud Application</w:t>
       </w:r>
@@ -9470,12 +11482,16 @@
       <w:pPr>
         <w:bidi w:val="1"/>
         <w:jc w:val="right"/>
+        <w:textDirection w:val="lrTb"/>
       </w:pPr>
       <w:r>
         <w:rPr>
           <w:rFonts w:ascii="Calibri" w:hAnsi="Calibri"/>
           <w:b w:val="0"/>
           <w:sz w:val="22"/>
+          <w:rtl w:val="1"/>
+          <w:rFonts w:cs="Calibri"/>
+          <w:szCs w:val="22"/>
         </w:rPr>
         <w:t>اعزف تقاسيم حرة في المقام الذي تفضله (عجم، نهاوند، أو راست) لمدة دقيقة واحدة.</w:t>
       </w:r>
@@ -9484,6 +11500,7 @@
       <w:pPr>
         <w:jc w:val="right"/>
         <w:bidi w:val="1"/>
+        <w:textDirection w:val="lrTb"/>
       </w:pPr>
       <w:r>
         <w:rPr>
@@ -9491,6 +11508,9 @@
           <w:b/>
           <w:color w:val="34497E"/>
           <w:sz w:val="28"/>
+          <w:rtl w:val="1"/>
+          <w:rFonts w:cs="Calibri"/>
+          <w:szCs w:val="28"/>
         </w:rPr>
         <w:t>6. التقييم النهائي</w:t>
       </w:r>
@@ -9523,6 +11543,7 @@
             <w:pPr>
               <w:jc w:val="right"/>
               <w:bidi w:val="1"/>
+              <w:textDirection w:val="lrTb"/>
             </w:pPr>
             <w:r/>
             <w:r>
@@ -9531,6 +11552,9 @@
                 <w:b/>
                 <w:color w:val="FFFFFF"/>
                 <w:sz w:val="18"/>
+                <w:rtl w:val="1"/>
+                <w:rFonts w:cs="Calibri"/>
+                <w:szCs w:val="18"/>
               </w:rPr>
               <w:t>المعيار</w:t>
             </w:r>
@@ -9545,6 +11569,7 @@
             <w:pPr>
               <w:jc w:val="right"/>
               <w:bidi w:val="1"/>
+              <w:textDirection w:val="lrTb"/>
             </w:pPr>
             <w:r/>
             <w:r>
@@ -9553,6 +11578,9 @@
                 <w:b/>
                 <w:color w:val="FFFFFF"/>
                 <w:sz w:val="18"/>
+                <w:rtl w:val="1"/>
+                <w:rFonts w:cs="Calibri"/>
+                <w:szCs w:val="18"/>
               </w:rPr>
               <w:t>الدرجة القصوى</w:t>
             </w:r>
@@ -9568,12 +11596,16 @@
             <w:pPr>
               <w:jc w:val="right"/>
               <w:bidi w:val="1"/>
+              <w:textDirection w:val="lrTb"/>
             </w:pPr>
             <w:r/>
             <w:r>
               <w:rPr>
                 <w:rFonts w:ascii="Calibri" w:hAnsi="Calibri"/>
                 <w:sz w:val="18"/>
+                <w:rtl w:val="1"/>
+                <w:rFonts w:cs="Calibri"/>
+                <w:szCs w:val="18"/>
               </w:rPr>
               <w:t>الاختبار العملي (مقطوعة 32 مازورة)</w:t>
             </w:r>
@@ -9587,12 +11619,16 @@
             <w:pPr>
               <w:jc w:val="right"/>
               <w:bidi w:val="1"/>
+              <w:textDirection w:val="lrTb"/>
             </w:pPr>
             <w:r/>
             <w:r>
               <w:rPr>
                 <w:rFonts w:ascii="Calibri" w:hAnsi="Calibri"/>
                 <w:sz w:val="18"/>
+                <w:rtl w:val="1"/>
+                <w:rFonts w:cs="Calibri"/>
+                <w:szCs w:val="18"/>
               </w:rPr>
               <w:t>/30</w:t>
             </w:r>
@@ -9609,12 +11645,16 @@
             <w:pPr>
               <w:jc w:val="right"/>
               <w:bidi w:val="1"/>
+              <w:textDirection w:val="lrTb"/>
             </w:pPr>
             <w:r/>
             <w:r>
               <w:rPr>
                 <w:rFonts w:ascii="Calibri" w:hAnsi="Calibri"/>
                 <w:sz w:val="18"/>
+                <w:rtl w:val="1"/>
+                <w:rFonts w:cs="Calibri"/>
+                <w:szCs w:val="18"/>
               </w:rPr>
               <w:t>الاختبار النظري (10 أسئلة)</w:t>
             </w:r>
@@ -9629,12 +11669,16 @@
             <w:pPr>
               <w:jc w:val="right"/>
               <w:bidi w:val="1"/>
+              <w:textDirection w:val="lrTb"/>
             </w:pPr>
             <w:r/>
             <w:r>
               <w:rPr>
                 <w:rFonts w:ascii="Calibri" w:hAnsi="Calibri"/>
                 <w:sz w:val="18"/>
+                <w:rtl w:val="1"/>
+                <w:rFonts w:cs="Calibri"/>
+                <w:szCs w:val="18"/>
               </w:rPr>
               <w:t>/10</w:t>
             </w:r>
@@ -9650,12 +11694,16 @@
             <w:pPr>
               <w:jc w:val="right"/>
               <w:bidi w:val="1"/>
+              <w:textDirection w:val="lrTb"/>
             </w:pPr>
             <w:r/>
             <w:r>
               <w:rPr>
                 <w:rFonts w:ascii="Calibri" w:hAnsi="Calibri"/>
                 <w:sz w:val="18"/>
+                <w:rtl w:val="1"/>
+                <w:rFonts w:cs="Calibri"/>
+                <w:szCs w:val="18"/>
               </w:rPr>
               <w:t>واجبات الدروس (تراكمي)</w:t>
             </w:r>
@@ -9669,12 +11717,16 @@
             <w:pPr>
               <w:jc w:val="right"/>
               <w:bidi w:val="1"/>
+              <w:textDirection w:val="lrTb"/>
             </w:pPr>
             <w:r/>
             <w:r>
               <w:rPr>
                 <w:rFonts w:ascii="Calibri" w:hAnsi="Calibri"/>
                 <w:sz w:val="18"/>
+                <w:rtl w:val="1"/>
+                <w:rFonts w:cs="Calibri"/>
+                <w:szCs w:val="18"/>
               </w:rPr>
               <w:t>/20</w:t>
             </w:r>
@@ -9691,12 +11743,16 @@
             <w:pPr>
               <w:jc w:val="right"/>
               <w:bidi w:val="1"/>
+              <w:textDirection w:val="lrTb"/>
             </w:pPr>
             <w:r/>
             <w:r>
               <w:rPr>
                 <w:rFonts w:ascii="Calibri" w:hAnsi="Calibri"/>
                 <w:sz w:val="18"/>
+                <w:rtl w:val="1"/>
+                <w:rFonts w:cs="Calibri"/>
+                <w:szCs w:val="18"/>
               </w:rPr>
               <w:t>تطبيق العود</w:t>
             </w:r>
@@ -9711,12 +11767,16 @@
             <w:pPr>
               <w:jc w:val="right"/>
               <w:bidi w:val="1"/>
+              <w:textDirection w:val="lrTb"/>
             </w:pPr>
             <w:r/>
             <w:r>
               <w:rPr>
                 <w:rFonts w:ascii="Calibri" w:hAnsi="Calibri"/>
                 <w:sz w:val="18"/>
+                <w:rtl w:val="1"/>
+                <w:rFonts w:cs="Calibri"/>
+                <w:szCs w:val="18"/>
               </w:rPr>
               <w:t>/10</w:t>
             </w:r>
@@ -9732,12 +11792,16 @@
             <w:pPr>
               <w:jc w:val="right"/>
               <w:bidi w:val="1"/>
+              <w:textDirection w:val="lrTb"/>
             </w:pPr>
             <w:r/>
             <w:r>
               <w:rPr>
                 <w:rFonts w:ascii="Calibri" w:hAnsi="Calibri"/>
                 <w:sz w:val="18"/>
+                <w:rtl w:val="1"/>
+                <w:rFonts w:cs="Calibri"/>
+                <w:szCs w:val="18"/>
               </w:rPr>
               <w:t>مشاركة وحضور</w:t>
             </w:r>
@@ -9751,12 +11815,16 @@
             <w:pPr>
               <w:jc w:val="right"/>
               <w:bidi w:val="1"/>
+              <w:textDirection w:val="lrTb"/>
             </w:pPr>
             <w:r/>
             <w:r>
               <w:rPr>
                 <w:rFonts w:ascii="Calibri" w:hAnsi="Calibri"/>
                 <w:sz w:val="18"/>
+                <w:rtl w:val="1"/>
+                <w:rFonts w:cs="Calibri"/>
+                <w:szCs w:val="18"/>
               </w:rPr>
               <w:t>/10</w:t>
             </w:r>
@@ -9773,12 +11841,16 @@
             <w:pPr>
               <w:jc w:val="right"/>
               <w:bidi w:val="1"/>
+              <w:textDirection w:val="lrTb"/>
             </w:pPr>
             <w:r/>
             <w:r>
               <w:rPr>
                 <w:rFonts w:ascii="Calibri" w:hAnsi="Calibri"/>
                 <w:sz w:val="18"/>
+                <w:rtl w:val="1"/>
+                <w:rFonts w:cs="Calibri"/>
+                <w:szCs w:val="18"/>
               </w:rPr>
               <w:t>المجموع</w:t>
             </w:r>
@@ -9793,12 +11865,16 @@
             <w:pPr>
               <w:jc w:val="right"/>
               <w:bidi w:val="1"/>
+              <w:textDirection w:val="lrTb"/>
             </w:pPr>
             <w:r/>
             <w:r>
               <w:rPr>
                 <w:rFonts w:ascii="Calibri" w:hAnsi="Calibri"/>
                 <w:sz w:val="18"/>
+                <w:rtl w:val="1"/>
+                <w:rFonts w:cs="Calibri"/>
+                <w:szCs w:val="18"/>
               </w:rPr>
               <w:t>/80</w:t>
             </w:r>
@@ -9810,6 +11886,7 @@
       <w:pPr>
         <w:jc w:val="right"/>
         <w:bidi w:val="1"/>
+        <w:textDirection w:val="lrTb"/>
       </w:pPr>
       <w:r>
         <w:rPr>
@@ -9817,6 +11894,9 @@
           <w:b/>
           <w:color w:val="34497E"/>
           <w:sz w:val="28"/>
+          <w:rtl w:val="1"/>
+          <w:rFonts w:cs="Calibri"/>
+          <w:szCs w:val="28"/>
         </w:rPr>
         <w:t>7. مفردات الفصل الأول | Semester 1 Vocabulary</w:t>
       </w:r>
@@ -9825,12 +11905,16 @@
       <w:pPr>
         <w:bidi w:val="1"/>
         <w:jc w:val="right"/>
+        <w:textDirection w:val="lrTb"/>
       </w:pPr>
       <w:r>
         <w:rPr>
           <w:rFonts w:ascii="Calibri" w:hAnsi="Calibri"/>
           <w:b w:val="0"/>
           <w:sz w:val="22"/>
+          <w:rtl w:val="1"/>
+          <w:rFonts w:cs="Calibri"/>
+          <w:szCs w:val="22"/>
         </w:rPr>
         <w:t>مراجعة بأهم 20 مصطلحاً من الدروس 1-31.</w:t>
       </w:r>
@@ -9839,6 +11923,7 @@
       <w:pPr>
         <w:jc w:val="right"/>
         <w:bidi w:val="1"/>
+        <w:textDirection w:val="lrTb"/>
       </w:pPr>
       <w:r>
         <w:rPr>
@@ -9846,6 +11931,9 @@
           <w:b/>
           <w:color w:val="34497E"/>
           <w:sz w:val="28"/>
+          <w:rtl w:val="1"/>
+          <w:rFonts w:cs="Calibri"/>
+          <w:szCs w:val="28"/>
         </w:rPr>
         <w:t>8. ملاحظات المدرس | Teacher Notes</w:t>
       </w:r>
@@ -9854,11 +11942,15 @@
       <w:pPr>
         <w:bidi w:val="1"/>
         <w:jc w:val="right"/>
+        <w:textDirection w:val="lrTb"/>
       </w:pPr>
       <w:r>
         <w:rPr>
           <w:rFonts w:ascii="Calibri" w:hAnsi="Calibri"/>
           <w:sz w:val="22"/>
+          <w:rtl w:val="1"/>
+          <w:rFonts w:cs="Calibri"/>
+          <w:szCs w:val="22"/>
         </w:rPr>
         <w:t>• إذا حصل الطالب على 60/80 فأكثر، هو جاهز للفصل الثاني</w:t>
       </w:r>
@@ -9867,11 +11959,15 @@
       <w:pPr>
         <w:bidi w:val="1"/>
         <w:jc w:val="right"/>
+        <w:textDirection w:val="lrTb"/>
       </w:pPr>
       <w:r>
         <w:rPr>
           <w:rFonts w:ascii="Calibri" w:hAnsi="Calibri"/>
           <w:sz w:val="22"/>
+          <w:rtl w:val="1"/>
+          <w:rFonts w:cs="Calibri"/>
+          <w:szCs w:val="22"/>
         </w:rPr>
         <w:t>• ركز على نقاط الضعف في الفصل الثاني</w:t>
       </w:r>
@@ -9880,11 +11976,15 @@
       <w:pPr>
         <w:bidi w:val="1"/>
         <w:jc w:val="right"/>
+        <w:textDirection w:val="lrTb"/>
       </w:pPr>
       <w:r>
         <w:rPr>
           <w:rFonts w:ascii="Calibri" w:hAnsi="Calibri"/>
           <w:sz w:val="22"/>
+          <w:rtl w:val="1"/>
+          <w:rFonts w:cs="Calibri"/>
+          <w:szCs w:val="22"/>
         </w:rPr>
         <w:t>• مهم جداً: إتقان الراست (بأرباع الدرجات) قبل الانتقال للفصل الثاني</w:t>
       </w:r>
@@ -9893,11 +11993,15 @@
       <w:pPr>
         <w:bidi w:val="1"/>
         <w:jc w:val="right"/>
+        <w:textDirection w:val="lrTb"/>
       </w:pPr>
       <w:r>
         <w:rPr>
           <w:rFonts w:ascii="Calibri" w:hAnsi="Calibri"/>
           <w:sz w:val="22"/>
+          <w:rtl w:val="1"/>
+          <w:rFonts w:cs="Calibri"/>
+          <w:szCs w:val="22"/>
         </w:rPr>
         <w:t>• تهانينا! لقد أكملت الفصل الأول 🎉</w:t>
       </w:r>

--- a/docx_output_v2/Sibelius-Semester1-Part4-Lessons-25-32.docx
+++ b/docx_output_v2/Sibelius-Semester1-Part4-Lessons-25-32.docx
@@ -12011,6 +12011,8 @@
       <w:pgSz w:w="11906" w:h="16838"/>
       <w:pgMar w:top="1134" w:right="1417" w:bottom="1134" w:left="1417" w:header="720" w:footer="720" w:gutter="0"/>
       <w:cols w:space="720"/>
+      <w:bidi w:val="1"/>
+      <w:textDirection w:val="lrTb"/>
     </w:sectPr>
   </w:body>
 </w:document>

--- a/docx_output_v2/Sibelius-Semester1-Part4-Lessons-25-32.docx
+++ b/docx_output_v2/Sibelius-Semester1-Part4-Lessons-25-32.docx
@@ -752,7 +752,7 @@
                 <w:rFonts w:cs="Calibri"/>
                 <w:szCs w:val="18"/>
               </w:rPr>
-              <w:t>راست (Rast)</w:t>
+              <w:t>راست ‏(Rast)‏</w:t>
             </w:r>
           </w:p>
         </w:tc>
@@ -800,7 +800,7 @@
                 <w:rFonts w:cs="Calibri"/>
                 <w:szCs w:val="18"/>
               </w:rPr>
-              <w:t>مقسوم (Maqsum) – 4/4</w:t>
+              <w:t>مقسوم ‏(Maqsum)‏ – 4/4</w:t>
             </w:r>
           </w:p>
         </w:tc>
@@ -856,7 +856,7 @@
           <w:rFonts w:cs="Calibri"/>
           <w:szCs w:val="22"/>
         </w:rPr>
-        <w:t>فهم ربع الدرجة (Quarter Tone) في الراست</w:t>
+        <w:t>فهم ربع الدرجة ‏(Quarter Tone)‏ في الراست</w:t>
       </w:r>
     </w:p>
     <w:p>
@@ -909,7 +909,7 @@
           <w:rFonts w:cs="Calibri"/>
           <w:szCs w:val="28"/>
         </w:rPr>
-        <w:t>1. النظري | Theory (10 min)</w:t>
+        <w:t>1. النظري | Theory ‏(10 min)‏</w:t>
       </w:r>
     </w:p>
     <w:p>
@@ -928,7 +928,7 @@
           <w:rFonts w:cs="Calibri"/>
           <w:szCs w:val="24"/>
         </w:rPr>
-        <w:t>مقام الراست (Rast)</w:t>
+        <w:t>مقام الراست ‏(Rast)‏</w:t>
       </w:r>
     </w:p>
     <w:p>
@@ -1003,7 +1003,7 @@
           <w:rFonts w:cs="Calibri"/>
           <w:szCs w:val="24"/>
         </w:rPr>
-        <w:t>ربع الدرجة (Quarter Tone) في الراست</w:t>
+        <w:t>ربع الدرجة ‏(Quarter Tone)‏ في الراست</w:t>
       </w:r>
     </w:p>
     <w:p>
@@ -1020,7 +1020,7 @@
           <w:rFonts w:cs="Calibri"/>
           <w:szCs w:val="22"/>
         </w:rPr>
-        <w:t>• درجة C (Do) = قرار (غَماز)</w:t>
+        <w:t>• درجة C ‏(Do)‏ = قرار ‏(غَماز)‏</w:t>
       </w:r>
     </w:p>
     <w:p>
@@ -1037,7 +1037,7 @@
           <w:rFonts w:cs="Calibri"/>
           <w:szCs w:val="22"/>
         </w:rPr>
-        <w:t>• درجة D (Re) = مسافة ¾ (ثلاثة أرباع درجة) من C</w:t>
+        <w:t>• درجة D ‏(Re)‏ = مسافة ¾ ‏(ثلاثة أرباع درجة)‏ من C</w:t>
       </w:r>
     </w:p>
     <w:p>
@@ -1054,7 +1054,7 @@
           <w:rFonts w:cs="Calibri"/>
           <w:szCs w:val="22"/>
         </w:rPr>
-        <w:t>• درجة E نصف بيمول (E♭) = نصف درجة + ربع درجة</w:t>
+        <w:t>• درجة E نصف بيمول ‏(E♭)‏ = نصف درجة + ربع درجة</w:t>
       </w:r>
     </w:p>
     <w:p>
@@ -1071,7 +1071,7 @@
           <w:rFonts w:cs="Calibri"/>
           <w:szCs w:val="22"/>
         </w:rPr>
-        <w:t>• درجة G (Sol) = غماز الجواب (Dominant)</w:t>
+        <w:t>• درجة G ‏(Sol)‏ = غماز الجواب ‏(Dominant)‏</w:t>
       </w:r>
     </w:p>
     <w:p>
@@ -1088,7 +1088,7 @@
           <w:rFonts w:cs="Calibri"/>
           <w:szCs w:val="22"/>
         </w:rPr>
-        <w:t>• درجة A (La) = مسافة ¾ من G</w:t>
+        <w:t>• درجة A ‏(La)‏ = مسافة ¾ من G</w:t>
       </w:r>
     </w:p>
     <w:p>
@@ -1345,7 +1345,7 @@
           <w:rFonts w:cs="Calibri"/>
           <w:szCs w:val="28"/>
         </w:rPr>
-        <w:t>2. التطبيق العملي | Practice (30 min)</w:t>
+        <w:t>2. التطبيق العملي | Practice ‏(30 min)‏</w:t>
       </w:r>
     </w:p>
     <w:p>
@@ -1364,7 +1364,7 @@
           <w:rFonts w:cs="Calibri"/>
           <w:szCs w:val="24"/>
         </w:rPr>
-        <w:t>تمرين 1: إعداد Key Signature للراست (5 دقائق)</w:t>
+        <w:t>تمرين 1: إعداد Key Signature للراست ‏(5 دقائق)‏</w:t>
       </w:r>
     </w:p>
     <w:p>
@@ -1386,7 +1386,7 @@
         <w:br/>
         <w:t>1. Blank Score → Treble Clef → 4/4</w:t>
         <w:br/>
-        <w:t>2. Key Signature: اختر Custom أو ابدأ بـ C Major (بدون علامات)</w:t>
+        <w:t>2. Key Signature: اختر Custom أو ابدأ بـ C Major ‏(بدون علامات)‏</w:t>
         <w:br/>
         <w:t>3. سنضيف العلامات العرضية يدوياً للراست</w:t>
       </w:r>
@@ -1407,7 +1407,7 @@
           <w:rFonts w:cs="Calibri"/>
           <w:szCs w:val="24"/>
         </w:rPr>
-        <w:t>تمرين 2: كتابة سلم الراست (10 دقائق)</w:t>
+        <w:t>تمرين 2: كتابة سلم الراست ‏(10 دقائق)‏</w:t>
       </w:r>
     </w:p>
     <w:p>
@@ -1427,9 +1427,9 @@
         </w:rPr>
         <w:t>مهم: في Sibelius، لا يوجد ربع درجة افتراضي. سنستخدم التقريب:</w:t>
         <w:br/>
-        <w:t>- E نصف بيمول (E♭): اكتب E ثم اضغط - مرة واحدة ← E♭</w:t>
+        <w:t>- E نصف بيمول ‏(E♭)‏: اكتب E ثم اضغط - مرة واحدة ← E♭</w:t>
         <w:br/>
-        <w:t>- B نصف بيمول (B♭): اكتب B ثم اضغط - مرة واحدة ← B♭</w:t>
+        <w:t>- B نصف بيمول ‏(B♭)‏: اكتب B ثم اضغط - مرة واحدة ← B♭</w:t>
       </w:r>
     </w:p>
     <w:p>
@@ -1448,9 +1448,9 @@
           <w:rFonts w:cs="Calibri"/>
           <w:szCs w:val="18"/>
         </w:rPr>
-        <w:t>مازورة 1: C D E♭ F | G A B♭ C | (راست صعود)</w:t>
+        <w:t>مازورة 1: C D E♭ F | G A B♭ C | ‏(راست صعود)‏</w:t>
         <w:br/>
-        <w:t>مازورة 2: C B♭ A G | F E♭ D C | (راست نزول)</w:t>
+        <w:t>مازورة 2: C B♭ A G | F E♭ D C | ‏(راست نزول)‏</w:t>
         <w:br/>
         <w:t>مازورة 3-4: كرر بـ Blanche</w:t>
       </w:r>
@@ -1471,7 +1471,7 @@
           <w:rFonts w:cs="Calibri"/>
           <w:szCs w:val="24"/>
         </w:rPr>
-        <w:t>تمرين 3: جنس الراست (10 دقائق)</w:t>
+        <w:t>تمرين 3: جنس الراست ‏(10 دقائق)‏</w:t>
       </w:r>
     </w:p>
     <w:p>
@@ -1489,7 +1489,7 @@
           <w:rFonts w:cs="Calibri"/>
           <w:szCs w:val="22"/>
         </w:rPr>
-        <w:t>جنس الراست على C: C D E♭ F (أربع نوتات)</w:t>
+        <w:t>جنس الراست على C: C D E♭ F ‏(أربع نوتات)‏</w:t>
         <w:br/>
         <w:t>```</w:t>
         <w:br/>
@@ -1542,7 +1542,7 @@
           <w:rFonts w:cs="Calibri"/>
           <w:szCs w:val="24"/>
         </w:rPr>
-        <w:t>تمرين 4: الراست مع إيقاع المقسوم (5 دقائق)</w:t>
+        <w:t>تمرين 4: الراست مع إيقاع المقسوم ‏(5 دقائق)‏</w:t>
       </w:r>
     </w:p>
     <w:p>
@@ -1561,13 +1561,13 @@
           <w:rFonts w:cs="Calibri"/>
           <w:szCs w:val="18"/>
         </w:rPr>
-        <w:t>مازورة 1: C (Noire) | (Rest) D (Noire) |</w:t>
+        <w:t>مازورة 1: C ‏(Noire)‏ | ‏(Rest)‏ D ‏(Noire)‏ |</w:t>
         <w:br/>
-        <w:t>مازورة 2: E♭ (Noire) | F (Noire) |</w:t>
+        <w:t>مازورة 2: E♭ ‏(Noire)‏ | F ‏(Noire)‏ |</w:t>
         <w:br/>
-        <w:t>مازورة 3: G (Noire) | A (Noire) |</w:t>
+        <w:t>مازورة 3: G ‏(Noire)‏ | A ‏(Noire)‏ |</w:t>
         <w:br/>
-        <w:t>مازورة 4: B♭ (Noire) | C (Noire) |</w:t>
+        <w:t>مازورة 4: B♭ ‏(Noire)‏ | C ‏(Noire)‏ |</w:t>
       </w:r>
     </w:p>
     <w:p>
@@ -1586,7 +1586,7 @@
           <w:rFonts w:cs="Calibri"/>
           <w:szCs w:val="28"/>
         </w:rPr>
-        <w:t>3. اختصارات Sibelius (5 min)</w:t>
+        <w:t>3. اختصارات Sibelius ‏(5 min)‏</w:t>
       </w:r>
     </w:p>
     <w:tbl>
@@ -1731,7 +1731,7 @@
                 <w:rFonts w:cs="Calibri"/>
                 <w:szCs w:val="18"/>
               </w:rPr>
-              <w:t>- (Minus)</w:t>
+              <w:t>- ‏(Minus)‏</w:t>
             </w:r>
           </w:p>
         </w:tc>
@@ -1754,7 +1754,7 @@
                 <w:rFonts w:cs="Calibri"/>
                 <w:szCs w:val="18"/>
               </w:rPr>
-              <w:t>خفض نصف درجة (لـ E♭ و B♭)</w:t>
+              <w:t>خفض نصف درجة ‏(لـ E♭ و B♭)‏</w:t>
             </w:r>
           </w:p>
         </w:tc>
@@ -1828,7 +1828,7 @@
                 <w:rFonts w:cs="Calibri"/>
                 <w:szCs w:val="18"/>
               </w:rPr>
-              <w:t>إضافة Quarter Tone (في الإصدارات الحديثة)</w:t>
+              <w:t>إضافة Quarter Tone ‏(في الإصدارات الحديثة)‏</w:t>
             </w:r>
           </w:p>
         </w:tc>
@@ -1899,7 +1899,7 @@
                 <w:rFonts w:cs="Calibri"/>
                 <w:szCs w:val="18"/>
               </w:rPr>
-              <w:t>Microtonal shift (رفع/خفض ربع درجة)</w:t>
+              <w:t>Microtonal shift ‏(رفع/خفض ربع درجة)‏</w:t>
             </w:r>
           </w:p>
         </w:tc>
@@ -1949,7 +1949,7 @@
                 <w:rFonts w:cs="Calibri"/>
                 <w:szCs w:val="18"/>
               </w:rPr>
-              <w:t>~ (Tilde)</w:t>
+              <w:t>~ ‏(Tilde)‏</w:t>
             </w:r>
           </w:p>
         </w:tc>
@@ -2066,7 +2066,7 @@
           <w:rFonts w:cs="Calibri"/>
           <w:szCs w:val="28"/>
         </w:rPr>
-        <w:t>4. مراجعة وواجب | Review &amp; HW (5 min)</w:t>
+        <w:t>4. مراجعة وواجب | Review &amp; HW ‏(5 min)‏</w:t>
       </w:r>
     </w:p>
     <w:p>
@@ -2086,7 +2086,7 @@
         </w:rPr>
         <w:t>أسئلة: 1. ما هي الدرجات المميزة في مقام الراست؟ 2. ما الفرق بين الراست والعجم؟ 3. كيف تكتب E نصف بيمول؟</w:t>
         <w:br/>
-        <w:t>الواجب: اكتب 12 مازورة: سلم راست (4) + جنس راست (4) + لحن راست مع مقسوم (4). احفظ `Lesson25_Rast.sib`</w:t>
+        <w:t>الواجب: اكتب 12 مازورة: سلم راست ‏(4)‏ + جنس راست ‏(4)‏ + لحن راست مع مقسوم ‏(4)‏. احفظ `Lesson25_Rast.sib`</w:t>
       </w:r>
     </w:p>
     <w:p>
@@ -2123,7 +2123,7 @@
           <w:rFonts w:cs="Calibri"/>
           <w:szCs w:val="22"/>
         </w:rPr>
-        <w:t>اعزف سلم الراست على العود: C (الوتر الرابع عقدة 1) - D (الوتر الرابع عقدة 3) - E♭ (مفتاح مطلقاً، أقرب للـ E مع شد خفيف) - F (الوتر الثالث عقدة 1). لاحظ ربع الدرجة على D.</w:t>
+        <w:t>اعزف سلم الراست على العود: C ‏(الوتر الرابع عقدة 1)‏ - D ‏(الوتر الرابع عقدة 3)‏ - E♭ ‏(مفتاح مطلقاً، أقرب للـ E مع شد خفيف)‏ - F ‏(الوتر الثالث عقدة 1)‏. لاحظ ربع الدرجة على D.</w:t>
       </w:r>
     </w:p>
     <w:p>
@@ -2161,7 +2161,7 @@
           <w:rFonts w:cs="Calibri"/>
           <w:szCs w:val="28"/>
         </w:rPr>
-        <w:t>7. مفردات: راست (Rast)، ربع درجة (Quarter Tone/Microtone)، نصف بيمول (Half Flat)، غَماز (Tonic)، جواب (Dominant)</w:t>
+        <w:t>7. مفردات: راست ‏(Rast)‏، ربع درجة ‏(Quarter Tone/Microtone)‏، نصف بيمول ‏(Half Flat)‏، غَماز ‏(Tonic)‏، جواب ‏(Dominant)‏</w:t>
       </w:r>
     </w:p>
     <w:p>
@@ -2527,7 +2527,7 @@
                 <w:rFonts w:cs="Calibri"/>
                 <w:szCs w:val="18"/>
               </w:rPr>
-              <w:t>راست (Rast)</w:t>
+              <w:t>راست ‏(Rast)‏</w:t>
             </w:r>
           </w:p>
         </w:tc>
@@ -2575,7 +2575,7 @@
                 <w:rFonts w:cs="Calibri"/>
                 <w:szCs w:val="18"/>
               </w:rPr>
-              <w:t>وحدة (Wahda) – 4/4</w:t>
+              <w:t>وحدة ‏(Wahda)‏ – 4/4</w:t>
             </w:r>
           </w:p>
         </w:tc>
@@ -2614,7 +2614,7 @@
           <w:rFonts w:cs="Calibri"/>
           <w:szCs w:val="22"/>
         </w:rPr>
-        <w:t>فهم أجناس مقام الراست (Rast + Nawa)</w:t>
+        <w:t>فهم أجناس مقام الراست ‏(Rast + Nawa)‏</w:t>
       </w:r>
     </w:p>
     <w:p>
@@ -2684,7 +2684,7 @@
           <w:rFonts w:cs="Calibri"/>
           <w:szCs w:val="28"/>
         </w:rPr>
-        <w:t>1. النظري | Theory (10 min)</w:t>
+        <w:t>1. النظري | Theory ‏(10 min)‏</w:t>
       </w:r>
     </w:p>
     <w:p>
@@ -2825,7 +2825,7 @@
                 <w:rFonts w:cs="Calibri"/>
                 <w:szCs w:val="18"/>
               </w:rPr>
-              <w:t>راست (Rast)</w:t>
+              <w:t>راست ‏(Rast)‏</w:t>
             </w:r>
           </w:p>
         </w:tc>
@@ -2897,7 +2897,7 @@
                 <w:rFonts w:cs="Calibri"/>
                 <w:szCs w:val="18"/>
               </w:rPr>
-              <w:t>نوى (Nawa)</w:t>
+              <w:t>نوى ‏(Nawa)‏</w:t>
             </w:r>
           </w:p>
         </w:tc>
@@ -3057,7 +3057,7 @@
           <w:rFonts w:cs="Calibri"/>
           <w:szCs w:val="18"/>
         </w:rPr>
-        <w:t>ابدأ بـ C (قرار) ← اطلع لجنس راست ← أنتقل لجنس نوى (G) ← ارجع للقرار</w:t>
+        <w:t>ابدأ بـ C ‏(قرار)‏ ← اطلع لجنس راست ← أنتقل لجنس نوى ‏(G)‏ ← ارجع للقرار</w:t>
       </w:r>
     </w:p>
     <w:p>
@@ -3076,7 +3076,7 @@
           <w:rFonts w:cs="Calibri"/>
           <w:szCs w:val="28"/>
         </w:rPr>
-        <w:t>2. التطبيق العملي | Practice (30 min)</w:t>
+        <w:t>2. التطبيق العملي | Practice ‏(30 min)‏</w:t>
       </w:r>
     </w:p>
     <w:p>
@@ -3095,7 +3095,7 @@
           <w:rFonts w:cs="Calibri"/>
           <w:szCs w:val="24"/>
         </w:rPr>
-        <w:t>تمرين 1: جنس الراست والنوى (10 دقائق)</w:t>
+        <w:t>تمرين 1: جنس الراست والنوى ‏(10 دقائق)‏</w:t>
       </w:r>
     </w:p>
     <w:p>
@@ -3114,14 +3114,14 @@
           <w:rFonts w:cs="Calibri"/>
           <w:szCs w:val="18"/>
         </w:rPr>
-        <w:t>جنس الراست (C-D-E♭-F):</w:t>
+        <w:t>جنس الراست ‏(C-D-E♭-F)‏:</w:t>
         <w:br/>
         <w:t>مازورة 1: C D E♭ F | C D E♭ F |</w:t>
         <w:br/>
         <w:t>مازورة 2: F E♭ D C | F E♭ D C |</w:t>
         <w:br/>
         <w:br/>
-        <w:t>جنس النوى (G-A-B♭-C):</w:t>
+        <w:t>جنس النوى ‏(G-A-B♭-C)‏:</w:t>
         <w:br/>
         <w:t>مازورة 3: G A B♭ C | G A B♭ C |</w:t>
         <w:br/>
@@ -3144,7 +3144,7 @@
           <w:rFonts w:cs="Calibri"/>
           <w:szCs w:val="24"/>
         </w:rPr>
-        <w:t>تمرين 2: الانتقال بين الأجناس (10 دقائق)</w:t>
+        <w:t>تمرين 2: الانتقال بين الأجناس ‏(10 دقائق)‏</w:t>
       </w:r>
     </w:p>
     <w:p>
@@ -3163,13 +3163,13 @@
           <w:rFonts w:cs="Calibri"/>
           <w:szCs w:val="18"/>
         </w:rPr>
-        <w:t>مازورة 1 (راست): C D E♭ F | (جنس راست)</w:t>
+        <w:t>مازورة 1 ‏(راست)‏: C D E♭ F | ‏(جنس راست)‏</w:t>
         <w:br/>
-        <w:t>مازورة 2 (نوى): G A B♭ C | (جنس نوى)</w:t>
+        <w:t>مازورة 2 ‏(نوى)‏: G A B♭ C | ‏(جنس نوى)‏</w:t>
         <w:br/>
-        <w:t>مازورة 3 (راست): C D E♭ F | (عودة للراست)</w:t>
+        <w:t>مازورة 3 ‏(راست)‏: C D E♭ F | ‏(عودة للراست)‏</w:t>
         <w:br/>
-        <w:t>مازورة 4 (نزول): C B♭ A G | F E♭ D C | (نزول كامل)</w:t>
+        <w:t>مازورة 4 ‏(نزول)‏: C B♭ A G | F E♭ D C | ‏(نزول كامل)‏</w:t>
       </w:r>
     </w:p>
     <w:p>
@@ -3188,7 +3188,7 @@
           <w:rFonts w:cs="Calibri"/>
           <w:szCs w:val="24"/>
         </w:rPr>
-        <w:t>تمرين 3: لحن راست مع وحدة (10 دقائق)</w:t>
+        <w:t>تمرين 3: لحن راست مع وحدة ‏(10 دقائق)‏</w:t>
       </w:r>
     </w:p>
     <w:p>
@@ -3207,13 +3207,13 @@
           <w:rFonts w:cs="Calibri"/>
           <w:szCs w:val="18"/>
         </w:rPr>
-        <w:t>مازورة 1: C. (Dotted Noire) | D (Croche) |</w:t>
+        <w:t>مازورة 1: C. ‏(Dotted Noire)‏ | D ‏(Croche)‏ |</w:t>
         <w:br/>
-        <w:t>مازورة 2: E♭. (Dotted Noire) | F (Croche) |</w:t>
+        <w:t>مازورة 2: E♭. ‏(Dotted Noire)‏ | F ‏(Croche)‏ |</w:t>
         <w:br/>
-        <w:t>مازورة 3: G (Noire) | A (Noire) |</w:t>
+        <w:t>مازورة 3: G ‏(Noire)‏ | A ‏(Noire)‏ |</w:t>
         <w:br/>
-        <w:t>مازورة 4: B♭ (Noire) | C (Noire) |</w:t>
+        <w:t>مازورة 4: B♭ ‏(Noire)‏ | C ‏(Noire)‏ |</w:t>
         <w:br/>
         <w:t>مازورة 5-8: كرر مع تغييرات بسيطة</w:t>
       </w:r>
@@ -3234,7 +3234,7 @@
           <w:rFonts w:cs="Calibri"/>
           <w:szCs w:val="28"/>
         </w:rPr>
-        <w:t>3. اختصارات Sibelius (5 min)</w:t>
+        <w:t>3. اختصارات Sibelius ‏(5 min)‏</w:t>
       </w:r>
     </w:p>
     <w:tbl>
@@ -3692,7 +3692,7 @@
                 <w:rFonts w:cs="Calibri"/>
                 <w:szCs w:val="18"/>
               </w:rPr>
-              <w:t>إضافة Playback dict (للميكروتون)</w:t>
+              <w:t>إضافة Playback dict ‏(للميكروتون)‏</w:t>
             </w:r>
           </w:p>
         </w:tc>
@@ -3714,7 +3714,7 @@
           <w:rFonts w:cs="Calibri"/>
           <w:szCs w:val="28"/>
         </w:rPr>
-        <w:t>4. مراجعة وواجب | Review &amp; HW (5 min)</w:t>
+        <w:t>4. مراجعة وواجب | Review &amp; HW ‏(5 min)‏</w:t>
       </w:r>
     </w:p>
     <w:p>
@@ -3732,7 +3732,7 @@
           <w:rFonts w:cs="Calibri"/>
           <w:szCs w:val="22"/>
         </w:rPr>
-        <w:t>الواجب: اكتب 8 مازورات: جنس راست (2) + جنس نوى (2) + لحن راست مع وحدة (4). احفظ `Lesson26_RastGenres.sib`</w:t>
+        <w:t>الواجب: اكتب 8 مازورات: جنس راست ‏(2)‏ + جنس نوى ‏(2)‏ + لحن راست مع وحدة ‏(4)‏. احفظ `Lesson26_RastGenres.sib`</w:t>
       </w:r>
     </w:p>
     <w:p>
@@ -3769,7 +3769,7 @@
           <w:rFonts w:cs="Calibri"/>
           <w:szCs w:val="22"/>
         </w:rPr>
-        <w:t>اعزف جنس الراست: C D E♭ D C. لاحظ أن D أقرب لـ C مما هي في العجم (ربع درجة)ة).</w:t>
+        <w:t>اعزف جنس الراست: C D E♭ D C. لاحظ أن D أقرب لـ C مما هي في العجم ‏(ربع درجة)‏ة).</w:t>
       </w:r>
     </w:p>
     <w:p>
@@ -3807,7 +3807,7 @@
           <w:rFonts w:cs="Calibri"/>
           <w:szCs w:val="28"/>
         </w:rPr>
-        <w:t>7. مفردات: جنس (Genus/Genre), نوى (Nawa)، قرار (Tonic)، جواب (Dominant)</w:t>
+        <w:t>7. مفردات: جنس ‏(Genus/Genre)‏, نوى ‏(Nawa)‏، قرار ‏(Tonic)‏، جواب ‏(Dominant)‏</w:t>
       </w:r>
     </w:p>
     <w:p>
@@ -4173,7 +4173,7 @@
                 <w:rFonts w:cs="Calibri"/>
                 <w:szCs w:val="18"/>
               </w:rPr>
-              <w:t>راست (Rast)</w:t>
+              <w:t>راست ‏(Rast)‏</w:t>
             </w:r>
           </w:p>
         </w:tc>
@@ -4221,7 +4221,7 @@
                 <w:rFonts w:cs="Calibri"/>
                 <w:szCs w:val="18"/>
               </w:rPr>
-              <w:t>جورجينا (Jurjina) – 4/4</w:t>
+              <w:t>جورجينا ‏(Jurjina)‏ – 4/4</w:t>
             </w:r>
           </w:p>
         </w:tc>
@@ -4260,7 +4260,7 @@
           <w:rFonts w:cs="Calibri"/>
           <w:szCs w:val="22"/>
         </w:rPr>
-        <w:t>تعريف التقاسيم (Taqasim) في مقام الراست</w:t>
+        <w:t>تعريف التقاسيم ‏(Taqasim)‏ في مقام الراست</w:t>
       </w:r>
     </w:p>
     <w:p>
@@ -4330,7 +4330,7 @@
           <w:rFonts w:cs="Calibri"/>
           <w:szCs w:val="28"/>
         </w:rPr>
-        <w:t>1. النظري | Theory (10 min)</w:t>
+        <w:t>1. النظري | Theory ‏(10 min)‏</w:t>
       </w:r>
     </w:p>
     <w:p>
@@ -4349,7 +4349,7 @@
           <w:rFonts w:cs="Calibri"/>
           <w:szCs w:val="24"/>
         </w:rPr>
-        <w:t>التقاسيم (Taqasim)</w:t>
+        <w:t>التقاسيم ‏(Taqasim)‏</w:t>
       </w:r>
     </w:p>
     <w:p>
@@ -4369,7 +4369,7 @@
         </w:rPr>
         <w:t>التقاسيم هي ارتجال لحني حر يبرز جمال المقام. خصائصها:</w:t>
         <w:br/>
-        <w:t>- لا تتبع إيقاعاً ثابتاً (في العزف الحي)</w:t>
+        <w:t>- لا تتبع إيقاعاً ثابتاً ‏(في العزف الحي)‏</w:t>
         <w:br/>
         <w:t>- تبرز الأجناس المختلفة للمقام</w:t>
         <w:br/>
@@ -4429,7 +4429,7 @@
           <w:rFonts w:cs="Calibri"/>
           <w:szCs w:val="28"/>
         </w:rPr>
-        <w:t>2. التطبيق العملي | Practice (30 min)</w:t>
+        <w:t>2. التطبيق العملي | Practice ‏(30 min)‏</w:t>
       </w:r>
     </w:p>
     <w:p>
@@ -4815,7 +4815,7 @@
                 <w:rFonts w:cs="Calibri"/>
                 <w:szCs w:val="18"/>
               </w:rPr>
-              <w:t>راست (Rast)</w:t>
+              <w:t>راست ‏(Rast)‏</w:t>
             </w:r>
           </w:p>
         </w:tc>
@@ -4972,7 +4972,7 @@
           <w:rFonts w:cs="Calibri"/>
           <w:szCs w:val="28"/>
         </w:rPr>
-        <w:t>1. النظري | Theory (10 min)</w:t>
+        <w:t>1. النظري | Theory ‏(10 min)‏</w:t>
       </w:r>
     </w:p>
     <w:p>
@@ -4990,7 +4990,7 @@
           <w:rFonts w:cs="Calibri"/>
           <w:szCs w:val="22"/>
         </w:rPr>
-        <w:t>هيكل اللحن الشرقي: مقدمة (تقاسيم حرة) → موضوع رئيسي → تطور → خاتمة.</w:t>
+        <w:t>هيكل اللحن الشرقي: مقدمة ‏(تقاسيم حرة)‏ → موضوع رئيسي → تطور → خاتمة.</w:t>
       </w:r>
     </w:p>
     <w:p>
@@ -5356,7 +5356,7 @@
                 <w:rFonts w:cs="Calibri"/>
                 <w:szCs w:val="18"/>
               </w:rPr>
-              <w:t>راست (Rast) + عجم (Ajam)</w:t>
+              <w:t>راست ‏(Rast)‏ + عجم ‏(Ajam)‏</w:t>
             </w:r>
           </w:p>
         </w:tc>
@@ -5404,7 +5404,7 @@
                 <w:rFonts w:cs="Calibri"/>
                 <w:szCs w:val="18"/>
               </w:rPr>
-              <w:t>الجوبي (2/4) + الهجع (4/4)</w:t>
+              <w:t>الجوبي ‏(2/4)‏ + الهجع ‏(4/4)‏</w:t>
             </w:r>
           </w:p>
         </w:tc>
@@ -5513,7 +5513,7 @@
           <w:rFonts w:cs="Calibri"/>
           <w:szCs w:val="28"/>
         </w:rPr>
-        <w:t>1. النظري | Theory (10 min)</w:t>
+        <w:t>1. النظري | Theory ‏(10 min)‏</w:t>
       </w:r>
     </w:p>
     <w:p>
@@ -5532,7 +5532,7 @@
           <w:rFonts w:cs="Calibri"/>
           <w:szCs w:val="24"/>
         </w:rPr>
-        <w:t>إيقاع الجوبي (Al-Jubi) – 2/4</w:t>
+        <w:t>إيقاع الجوبي ‏(Al-Jubi)‏ – 2/4</w:t>
       </w:r>
     </w:p>
     <w:p>
@@ -5566,7 +5566,7 @@
           <w:rFonts w:cs="Calibri"/>
           <w:szCs w:val="22"/>
         </w:rPr>
-        <w:t>• DUM - TAK TAK (مشابه للملفوف لكن بثقل عراقي)</w:t>
+        <w:t>• DUM - TAK TAK ‏(مشابه للملفوف لكن بثقل عراقي)‏</w:t>
       </w:r>
     </w:p>
     <w:p>
@@ -5583,7 +5583,7 @@
           <w:rFonts w:cs="Calibri"/>
           <w:szCs w:val="22"/>
         </w:rPr>
-        <w:t>• نمط: DUM (يمين) - TAK (يسار) - TAK (يمين)</w:t>
+        <w:t>• نمط: DUM ‏(يمين)‏ - TAK ‏(يسار)‏ - TAK ‏(يمين)‏</w:t>
       </w:r>
     </w:p>
     <w:p>
@@ -5639,7 +5639,7 @@
           <w:rFonts w:cs="Calibri"/>
           <w:szCs w:val="24"/>
         </w:rPr>
-        <w:t>إيقاع الهجع (Al-Haja) – 4/4</w:t>
+        <w:t>إيقاع الهجع ‏(Al-Haja)‏ – 4/4</w:t>
       </w:r>
     </w:p>
     <w:p>
@@ -5710,7 +5710,7 @@
         </w:rPr>
         <w:t>النمط: `| DUM | TAK | - | DUM | DUM | TAK |`</w:t>
         <w:br/>
-        <w:t>أي: `| Noire | Noire | (Rest Noire) | Noire | Noire | Noire |`</w:t>
+        <w:t>أي: `| Noire | Noire | ‏(Rest Noire)‏ | Noire | Noire | Noire |`</w:t>
       </w:r>
     </w:p>
     <w:p>
@@ -5729,7 +5729,7 @@
           <w:rFonts w:cs="Calibri"/>
           <w:szCs w:val="28"/>
         </w:rPr>
-        <w:t>2. التطبيق العملي | Practice (30 min)</w:t>
+        <w:t>2. التطبيق العملي | Practice ‏(30 min)‏</w:t>
       </w:r>
     </w:p>
     <w:p>
@@ -5748,7 +5748,7 @@
           <w:rFonts w:cs="Calibri"/>
           <w:szCs w:val="24"/>
         </w:rPr>
-        <w:t>تمرين 1: الجوبي (10 دقائق)</w:t>
+        <w:t>تمرين 1: الجوبي ‏(10 دقائق)‏</w:t>
       </w:r>
     </w:p>
     <w:p>
@@ -5801,7 +5801,7 @@
           <w:rFonts w:cs="Calibri"/>
           <w:szCs w:val="18"/>
         </w:rPr>
-        <w:t>مازورة 1: | C (Noire) | C (Croche) C (Croche) |</w:t>
+        <w:t>مازورة 1: | C ‏(Noire)‏ | C ‏(Croche)‏ C ‏(Croche)‏ |</w:t>
         <w:br/>
         <w:t>مازورة 2: كرر</w:t>
         <w:br/>
@@ -5827,13 +5827,13 @@
         <w:br/>
         <w:t>```</w:t>
         <w:br/>
-        <w:t>مازورة 1: | C (Noire) | E (Croche) G (Croche) |</w:t>
+        <w:t>مازورة 1: | C ‏(Noire)‏ | E ‏(Croche)‏ G ‏(Croche)‏ |</w:t>
         <w:br/>
-        <w:t>مازورة 2: | C (Noire) | B (Croche) G (Croche) |</w:t>
+        <w:t>مازورة 2: | C ‏(Noire)‏ | B ‏(Croche)‏ G ‏(Croche)‏ |</w:t>
         <w:br/>
-        <w:t>مازورة 3: | A (Noire) | F (Croche) D (Croche) |</w:t>
+        <w:t>مازورة 3: | A ‏(Noire)‏ | F ‏(Croche)‏ D ‏(Croche)‏ |</w:t>
         <w:br/>
-        <w:t>مازورة 4: | C (Noire) | (Rest Croche) (Rest Croche) |</w:t>
+        <w:t>مازورة 4: | C ‏(Noire)‏ | ‏(Rest Croche)‏ ‏(Rest Croche)‏ |</w:t>
         <w:br/>
         <w:t>```</w:t>
       </w:r>
@@ -5854,7 +5854,7 @@
           <w:rFonts w:cs="Calibri"/>
           <w:szCs w:val="24"/>
         </w:rPr>
-        <w:t>تمرين 2: الهجع (10 دقائق)</w:t>
+        <w:t>تمرين 2: الهجع ‏(10 دقائق)‏</w:t>
       </w:r>
     </w:p>
     <w:p>
@@ -5907,9 +5907,9 @@
           <w:rFonts w:cs="Calibri"/>
           <w:szCs w:val="18"/>
         </w:rPr>
-        <w:t>مازورة 1: | C (Noire) | C (Noire) | (Rest Noire) | C (Noire) |</w:t>
+        <w:t>مازورة 1: | C ‏(Noire)‏ | C ‏(Noire)‏ | ‏(Rest Noire)‏ | C ‏(Noire)‏ |</w:t>
         <w:br/>
-        <w:t>مازورة 2: | C (Noire) | C (Noire) | (Rest Noire) | (Rest Noire) |</w:t>
+        <w:t>مازورة 2: | C ‏(Noire)‏ | C ‏(Noire)‏ | ‏(Rest Noire)‏ | ‏(Rest Noire)‏ |</w:t>
       </w:r>
     </w:p>
     <w:p>
@@ -5929,7 +5929,7 @@
         </w:rPr>
         <w:t>نمط الهجع الكامل:</w:t>
         <w:br/>
-        <w:t>DUM TAK (سكتة) DUM DUM TAK</w:t>
+        <w:t>DUM TAK ‏(سكتة)‏ DUM DUM TAK</w:t>
       </w:r>
     </w:p>
     <w:p>
@@ -5948,7 +5948,7 @@
           <w:rFonts w:cs="Calibri"/>
           <w:szCs w:val="24"/>
         </w:rPr>
-        <w:t>تمرين 3: الجوبي مع الراست (10 دقائق)</w:t>
+        <w:t>تمرين 3: الجوبي مع الراست ‏(10 دقائق)‏</w:t>
       </w:r>
     </w:p>
     <w:p>
@@ -5967,15 +5967,15 @@
           <w:rFonts w:cs="Calibri"/>
           <w:szCs w:val="18"/>
         </w:rPr>
-        <w:t>مازورة 1 (جوبي-راست): | C (Noire) | D (Croche) E♭ (Croche) |</w:t>
+        <w:t>مازورة 1 ‏(جوبي-راست)‏: | C ‏(Noire)‏ | D ‏(Croche)‏ E♭ ‏(Croche)‏ |</w:t>
         <w:br/>
-        <w:t>مازورة 2: | F (Noire) | G (Croche) A (Croche) |</w:t>
+        <w:t>مازورة 2: | F ‏(Noire)‏ | G ‏(Croche)‏ A ‏(Croche)‏ |</w:t>
         <w:br/>
-        <w:t>مازورة 3: | C (Noire) | B♭ (Croche) A (Croche) |</w:t>
+        <w:t>مازورة 3: | C ‏(Noire)‏ | B♭ ‏(Croche)‏ A ‏(Croche)‏ |</w:t>
         <w:br/>
-        <w:t>مازورة 4: | G (Noire) | F (Croche) E♭ (Croche) |</w:t>
+        <w:t>مازورة 4: | G ‏(Noire)‏ | F ‏(Croche)‏ E♭ ‏(Croche)‏ |</w:t>
         <w:br/>
-        <w:t>مازورة 5: | D (Noire) | C (Croche) (Rest Croche) |</w:t>
+        <w:t>مازورة 5: | D ‏(Noire)‏ | C ‏(Croche)‏ ‏(Rest Croche)‏ |</w:t>
       </w:r>
     </w:p>
     <w:p>
@@ -5994,7 +5994,7 @@
           <w:rFonts w:cs="Calibri"/>
           <w:szCs w:val="28"/>
         </w:rPr>
-        <w:t>3. اختصارات Sibelius (5 min)</w:t>
+        <w:t>3. اختصارات Sibelius ‏(5 min)‏</w:t>
       </w:r>
     </w:p>
     <w:tbl>
@@ -6381,7 +6381,7 @@
                 <w:rFonts w:cs="Calibri"/>
                 <w:szCs w:val="18"/>
               </w:rPr>
-              <w:t>إظهار لوحة الخصائص (Properties)</w:t>
+              <w:t>إظهار لوحة الخصائص ‏(Properties)‏</w:t>
             </w:r>
           </w:p>
         </w:tc>
@@ -6474,7 +6474,7 @@
           <w:rFonts w:cs="Calibri"/>
           <w:szCs w:val="28"/>
         </w:rPr>
-        <w:t>4. مراجعة وواجب | Review &amp; HW (5 min)</w:t>
+        <w:t>4. مراجعة وواجب | Review &amp; HW ‏(5 min)‏</w:t>
       </w:r>
     </w:p>
     <w:p>
@@ -6531,7 +6531,7 @@
           <w:rFonts w:cs="Calibri"/>
           <w:szCs w:val="22"/>
         </w:rPr>
-        <w:t>اعزف الجوبي: DUM (ريشة على C) - TAK TAK (خلف على E-G). الهجع: DUM ثقيل - TAK - سكتة.</w:t>
+        <w:t>اعزف الجوبي: DUM ‏(ريشة على C)‏ - TAK TAK ‏(خلف على E-G)‏. الهجع: DUM ثقيل - TAK - سكتة.</w:t>
       </w:r>
     </w:p>
     <w:p>
@@ -6569,7 +6569,7 @@
           <w:rFonts w:cs="Calibri"/>
           <w:szCs w:val="28"/>
         </w:rPr>
-        <w:t>7. مفردات: جوبي (Jubi), هجع (Haja), عراقي (Iraqi), بغدادي (Baghdadi)</w:t>
+        <w:t>7. مفردات: جوبي ‏(Jubi)‏, هجع ‏(Haja)‏, عراقي ‏(Iraqi)‏, بغدادي ‏(Baghdadi)‏</w:t>
       </w:r>
     </w:p>
     <w:p>
@@ -6935,7 +6935,7 @@
                 <w:rFonts w:cs="Calibri"/>
                 <w:szCs w:val="18"/>
               </w:rPr>
-              <w:t>نهاوند (Nahawand)</w:t>
+              <w:t>نهاوند ‏(Nahawand)‏</w:t>
             </w:r>
           </w:p>
         </w:tc>
@@ -6983,7 +6983,7 @@
                 <w:rFonts w:cs="Calibri"/>
                 <w:szCs w:val="18"/>
               </w:rPr>
-              <w:t>ربع الهجع (4/4) + الخشابة (4/4)</w:t>
+              <w:t>ربع الهجع ‏(4/4)‏ + الخشابة ‏(4/4)‏</w:t>
             </w:r>
           </w:p>
         </w:tc>
@@ -7092,7 +7092,7 @@
           <w:rFonts w:cs="Calibri"/>
           <w:szCs w:val="28"/>
         </w:rPr>
-        <w:t>1. النظري | Theory (10 min)</w:t>
+        <w:t>1. النظري | Theory ‏(10 min)‏</w:t>
       </w:r>
     </w:p>
     <w:p>
@@ -7111,7 +7111,7 @@
           <w:rFonts w:cs="Calibri"/>
           <w:szCs w:val="24"/>
         </w:rPr>
-        <w:t>ربع الهجع (Rub' Al-Haja) – 4/4</w:t>
+        <w:t>ربع الهجع ‏(Rub' Al-Haja)‏ – 4/4</w:t>
       </w:r>
     </w:p>
     <w:p>
@@ -7321,7 +7321,7 @@
                 <w:rFonts w:cs="Calibri"/>
                 <w:szCs w:val="18"/>
               </w:rPr>
-              <w:t>C. (Dotted Noire)</w:t>
+              <w:t>C. ‏(Dotted Noire)‏</w:t>
             </w:r>
           </w:p>
         </w:tc>
@@ -7344,7 +7344,7 @@
                 <w:rFonts w:cs="Calibri"/>
                 <w:szCs w:val="18"/>
               </w:rPr>
-              <w:t>C (Croche)</w:t>
+              <w:t>C ‏(Croche)‏</w:t>
             </w:r>
           </w:p>
         </w:tc>
@@ -7367,7 +7367,7 @@
                 <w:rFonts w:cs="Calibri"/>
                 <w:szCs w:val="18"/>
               </w:rPr>
-              <w:t>C (Croche)</w:t>
+              <w:t>C ‏(Croche)‏</w:t>
             </w:r>
           </w:p>
         </w:tc>
@@ -7390,7 +7390,7 @@
                 <w:rFonts w:cs="Calibri"/>
                 <w:szCs w:val="18"/>
               </w:rPr>
-              <w:t>C (Croche)</w:t>
+              <w:t>C ‏(Croche)‏</w:t>
             </w:r>
           </w:p>
         </w:tc>
@@ -7413,7 +7413,7 @@
                 <w:rFonts w:cs="Calibri"/>
                 <w:szCs w:val="18"/>
               </w:rPr>
-              <w:t>C (Croche)</w:t>
+              <w:t>C ‏(Croche)‏</w:t>
             </w:r>
           </w:p>
         </w:tc>
@@ -7435,7 +7435,7 @@
           <w:rFonts w:cs="Calibri"/>
           <w:szCs w:val="24"/>
         </w:rPr>
-        <w:t>الخشابة (Al-Khashaba) – 4/4</w:t>
+        <w:t>الخشابة ‏(Al-Khashaba)‏ – 4/4</w:t>
       </w:r>
     </w:p>
     <w:p>
@@ -7645,7 +7645,7 @@
                 <w:rFonts w:cs="Calibri"/>
                 <w:szCs w:val="18"/>
               </w:rPr>
-              <w:t>(Noire)</w:t>
+              <w:t>‏(Noire)‏</w:t>
             </w:r>
           </w:p>
         </w:tc>
@@ -7668,7 +7668,7 @@
                 <w:rFonts w:cs="Calibri"/>
                 <w:szCs w:val="18"/>
               </w:rPr>
-              <w:t>(Noire)</w:t>
+              <w:t>‏(Noire)‏</w:t>
             </w:r>
           </w:p>
         </w:tc>
@@ -7691,7 +7691,7 @@
                 <w:rFonts w:cs="Calibri"/>
                 <w:szCs w:val="18"/>
               </w:rPr>
-              <w:t>(Croche Rest)(Croche)</w:t>
+              <w:t>‏(Croche Rest)‏‏(Croche)‏</w:t>
             </w:r>
           </w:p>
         </w:tc>
@@ -7714,7 +7714,7 @@
                 <w:rFonts w:cs="Calibri"/>
                 <w:szCs w:val="18"/>
               </w:rPr>
-              <w:t>(Croche)(Croche)</w:t>
+              <w:t>‏(Croche)‏‏(Croche)‏</w:t>
             </w:r>
           </w:p>
         </w:tc>
@@ -8089,7 +8089,7 @@
                 <w:rFonts w:cs="Calibri"/>
                 <w:szCs w:val="18"/>
               </w:rPr>
-              <w:t>راست (Rast)</w:t>
+              <w:t>راست ‏(Rast)‏</w:t>
             </w:r>
           </w:p>
         </w:tc>
@@ -8137,7 +8137,7 @@
                 <w:rFonts w:cs="Calibri"/>
                 <w:szCs w:val="18"/>
               </w:rPr>
-              <w:t>البلدي (4/4) + السماعي الثقيل (10/8)</w:t>
+              <w:t>البلدي ‏(4/4)‏ + السماعي الثقيل ‏(10/8)‏</w:t>
             </w:r>
           </w:p>
         </w:tc>
@@ -8159,7 +8159,7 @@
           <w:rFonts w:cs="Calibri"/>
           <w:szCs w:val="28"/>
         </w:rPr>
-        <w:t>1. النظري | Theory (10 min)</w:t>
+        <w:t>1. النظري | Theory ‏(10 min)‏</w:t>
       </w:r>
     </w:p>
     <w:p>
@@ -8178,7 +8178,7 @@
           <w:rFonts w:cs="Calibri"/>
           <w:szCs w:val="24"/>
         </w:rPr>
-        <w:t>البلدي (Al-Baladi) – 4/4</w:t>
+        <w:t>البلدي ‏(Al-Baladi)‏ – 4/4</w:t>
       </w:r>
     </w:p>
     <w:p>
@@ -8248,7 +8248,7 @@
           <w:rFonts w:cs="Calibri"/>
           <w:szCs w:val="24"/>
         </w:rPr>
-        <w:t>السماعي الثقيل (Al-Sama'i Al-Thaqil) – 10/8</w:t>
+        <w:t>السماعي الثقيل ‏(Al-Sama'i Al-Thaqil)‏ – 10/8</w:t>
       </w:r>
     </w:p>
     <w:p>
@@ -8282,7 +8282,7 @@
           <w:rFonts w:cs="Calibri"/>
           <w:szCs w:val="22"/>
         </w:rPr>
-        <w:t>• نمط: DUM TAK TAK DUM TAK DUM TAK (3+2+2+3)</w:t>
+        <w:t>• نمط: DUM TAK TAK DUM TAK DUM TAK ‏(3+2+2+3)‏</w:t>
       </w:r>
     </w:p>
     <w:p>
@@ -8775,7 +8775,7 @@
           <w:rFonts w:cs="Calibri"/>
           <w:szCs w:val="22"/>
         </w:rPr>
-        <w:t>مراجعة شاملة لجميع دروس الفصل الأول (1-31)</w:t>
+        <w:t>مراجعة شاملة لجميع دروس الفصل الأول ‏(1-31)‏</w:t>
       </w:r>
     </w:p>
     <w:p>
@@ -8845,7 +8845,7 @@
           <w:rFonts w:cs="Calibri"/>
           <w:szCs w:val="28"/>
         </w:rPr>
-        <w:t>1. النظري | Theory (10 min)</w:t>
+        <w:t>1. النظري | Theory ‏(10 min)‏</w:t>
       </w:r>
     </w:p>
     <w:p>
@@ -9251,7 +9251,7 @@
                 <w:rFonts w:cs="Calibri"/>
                 <w:szCs w:val="18"/>
               </w:rPr>
-              <w:t>مقام العجم (C Major): سلم، أرباع، ثلاثيات، لحن متكامل</w:t>
+              <w:t>مقام العجم ‏(C Major)‏: سلم، أرباع، ثلاثيات، لحن متكامل</w:t>
             </w:r>
           </w:p>
         </w:tc>
@@ -9322,7 +9322,7 @@
                 <w:rFonts w:cs="Calibri"/>
                 <w:szCs w:val="18"/>
               </w:rPr>
-              <w:t>مقام النهاوند (A Minor): Natural, Harmonic, Melodic</w:t>
+              <w:t>مقام النهاوند ‏(A Minor)‏: Natural, Harmonic, Melodic</w:t>
             </w:r>
           </w:p>
         </w:tc>
@@ -9648,7 +9648,7 @@
           <w:rFonts w:cs="Calibri"/>
           <w:szCs w:val="22"/>
         </w:rPr>
-        <w:t>• Tuplets: Ctrl+3 (Triplet), Ctrl+5, Ctrl+6</w:t>
+        <w:t>• Tuplets: Ctrl+3 ‏(Triplet)‏, Ctrl+5, Ctrl+6</w:t>
       </w:r>
     </w:p>
     <w:p>
@@ -9665,7 +9665,7 @@
           <w:rFonts w:cs="Calibri"/>
           <w:szCs w:val="22"/>
         </w:rPr>
-        <w:t>• Accidentals: + (Sharp), - (Flat), = (Natural)</w:t>
+        <w:t>• Accidentals: + ‏(Sharp)‏, - ‏(Flat)‏, = ‏(Natural)‏</w:t>
       </w:r>
     </w:p>
     <w:p>
@@ -9684,7 +9684,7 @@
           <w:rFonts w:cs="Calibri"/>
           <w:szCs w:val="28"/>
         </w:rPr>
-        <w:t>2. التطبيق العملي | Practice (30 min) – الاختبار النهائي</w:t>
+        <w:t>2. التطبيق العملي | Practice ‏(30 min)‏ – الاختبار النهائي</w:t>
       </w:r>
     </w:p>
     <w:p>
@@ -9741,19 +9741,19 @@
         </w:rPr>
         <w:t>المعايير:</w:t>
         <w:br/>
-        <w:t>1. (3) إعداد النوتة: عنوان، اسم، Key Signature, Time Signature, Tempo</w:t>
+        <w:t>1. ‏(3)‏ إعداد النوتة: عنوان، اسم، Key Signature, Time Signature, Tempo</w:t>
         <w:br/>
-        <w:t>2. (5) استخدام مقامين على الأقل (عجم، نهاوند، أو راست)</w:t>
+        <w:t>2. ‏(5)‏ استخدام مقامين على الأقل ‏(عجم، نهاوند، أو راست)‏</w:t>
         <w:br/>
-        <w:t>3. (5) استخدام 3 إيقاعات مختلفة على الأقل</w:t>
+        <w:t>3. ‏(5)‏ استخدام 3 إيقاعات مختلفة على الأقل</w:t>
         <w:br/>
-        <w:t>4. (5) استخدام علامات الديناميك والتعبير</w:t>
+        <w:t>4. ‏(5)‏ استخدام علامات الديناميك والتعبير</w:t>
         <w:br/>
-        <w:t>5. (4) استخدام Tuplets (Triplet, Quintuplet, أو Sextuplet)</w:t>
+        <w:t>5. ‏(4)‏ استخدام Tuplets ‏(Triplet, Quintuplet, أو Sextuplet)‏</w:t>
         <w:br/>
-        <w:t>6. (3) طباعة المقطوعة بصيغة PDF</w:t>
+        <w:t>6. ‏(3)‏ طباعة المقطوعة بصيغة PDF</w:t>
         <w:br/>
-        <w:t>7. (5) جودة اللحن والإبداع الموسيقي</w:t>
+        <w:t>7. ‏(5)‏ جودة اللحن والإبداع الموسيقي</w:t>
       </w:r>
     </w:p>
     <w:p>
@@ -9790,7 +9790,7 @@
           <w:rFonts w:cs="Calibri"/>
           <w:szCs w:val="24"/>
         </w:rPr>
-        <w:t>امتحان نظري (أسئلة سريعة)</w:t>
+        <w:t>امتحان نظري ‏(أسئلة سريعة)‏</w:t>
       </w:r>
     </w:p>
     <w:p>
@@ -9827,7 +9827,7 @@
           <w:rFonts w:cs="Calibri"/>
           <w:szCs w:val="28"/>
         </w:rPr>
-        <w:t>3. اختصارات Sibelius (5 min)</w:t>
+        <w:t>3. اختصارات Sibelius ‏(5 min)‏</w:t>
       </w:r>
     </w:p>
     <w:p>
@@ -10377,7 +10377,7 @@
                 <w:rFonts w:cs="Calibri"/>
                 <w:szCs w:val="18"/>
               </w:rPr>
-              <w:t>Note Values (Ronde→Double Croche)</w:t>
+              <w:t>Note Values ‏(Ronde→Double Croche)‏</w:t>
             </w:r>
           </w:p>
         </w:tc>
@@ -10860,7 +10860,7 @@
                 <w:rFonts w:cs="Calibri"/>
                 <w:szCs w:val="18"/>
               </w:rPr>
-              <w:t>. (Period)</w:t>
+              <w:t>. ‏(Period)‏</w:t>
             </w:r>
           </w:p>
         </w:tc>
@@ -11414,7 +11414,7 @@
           <w:rFonts w:cs="Calibri"/>
           <w:szCs w:val="28"/>
         </w:rPr>
-        <w:t>4. مراجعة وواجب | Review &amp; HW (5 min)</w:t>
+        <w:t>4. مراجعة وواجب | Review &amp; HW ‏(5 min)‏</w:t>
       </w:r>
     </w:p>
     <w:p>
@@ -11456,7 +11456,7 @@
         <w:br/>
         <w:t>2. أرسلها بصيغة ملفين: `.sib` و `.pdf`</w:t>
         <w:br/>
-        <w:t>3. اكتب تأملك الذاتي (Self-reflection) عن تقدمك</w:t>
+        <w:t>3. اكتب تأملك الذاتي ‏(Self-reflection)‏ عن تقدمك</w:t>
       </w:r>
     </w:p>
     <w:p>
@@ -11493,7 +11493,7 @@
           <w:rFonts w:cs="Calibri"/>
           <w:szCs w:val="22"/>
         </w:rPr>
-        <w:t>اعزف تقاسيم حرة في المقام الذي تفضله (عجم، نهاوند، أو راست) لمدة دقيقة واحدة.</w:t>
+        <w:t>اعزف تقاسيم حرة في المقام الذي تفضله ‏(عجم، نهاوند، أو راست)‏ لمدة دقيقة واحدة.</w:t>
       </w:r>
     </w:p>
     <w:p>
@@ -11607,7 +11607,7 @@
                 <w:rFonts w:cs="Calibri"/>
                 <w:szCs w:val="18"/>
               </w:rPr>
-              <w:t>الاختبار العملي (مقطوعة 32 مازورة)</w:t>
+              <w:t>الاختبار العملي ‏(مقطوعة 32 مازورة)‏</w:t>
             </w:r>
           </w:p>
         </w:tc>
@@ -11656,7 +11656,7 @@
                 <w:rFonts w:cs="Calibri"/>
                 <w:szCs w:val="18"/>
               </w:rPr>
-              <w:t>الاختبار النظري (10 أسئلة)</w:t>
+              <w:t>الاختبار النظري ‏(10 أسئلة)‏</w:t>
             </w:r>
           </w:p>
         </w:tc>
@@ -11705,7 +11705,7 @@
                 <w:rFonts w:cs="Calibri"/>
                 <w:szCs w:val="18"/>
               </w:rPr>
-              <w:t>واجبات الدروس (تراكمي)</w:t>
+              <w:t>واجبات الدروس ‏(تراكمي)‏</w:t>
             </w:r>
           </w:p>
         </w:tc>
@@ -11986,7 +11986,7 @@
           <w:rFonts w:cs="Calibri"/>
           <w:szCs w:val="22"/>
         </w:rPr>
-        <w:t>• مهم جداً: إتقان الراست (بأرباع الدرجات) قبل الانتقال للفصل الثاني</w:t>
+        <w:t>• مهم جداً: إتقان الراست ‏(بأرباع الدرجات)‏ قبل الانتقال للفصل الثاني</w:t>
       </w:r>
     </w:p>
     <w:p>

--- a/docx_output_v2/Sibelius-Semester1-Part4-Lessons-25-32.docx
+++ b/docx_output_v2/Sibelius-Semester1-Part4-Lessons-25-32.docx
@@ -914,19 +914,19 @@
     </w:p>
     <w:p>
       <w:pPr>
+        <w:bidi w:val="1"/>
         <w:jc w:val="right"/>
-        <w:bidi w:val="1"/>
         <w:textDirection w:val="lrTb"/>
       </w:pPr>
       <w:r>
         <w:rPr>
           <w:rFonts w:ascii="Calibri" w:hAnsi="Calibri"/>
           <w:b/>
-          <w:color w:val="445588"/>
-          <w:sz w:val="24"/>
+          <w:color w:val="333333"/>
+          <w:sz w:val="22"/>
           <w:rtl w:val="1"/>
           <w:rFonts w:cs="Calibri"/>
-          <w:szCs w:val="24"/>
+          <w:szCs w:val="22"/>
         </w:rPr>
         <w:t>مقام الراست ‏(Rast)‏</w:t>
       </w:r>
@@ -951,19 +951,19 @@
     </w:p>
     <w:p>
       <w:pPr>
+        <w:bidi w:val="1"/>
         <w:jc w:val="right"/>
-        <w:bidi w:val="1"/>
         <w:textDirection w:val="lrTb"/>
       </w:pPr>
       <w:r>
         <w:rPr>
           <w:rFonts w:ascii="Calibri" w:hAnsi="Calibri"/>
           <w:b/>
-          <w:color w:val="445588"/>
-          <w:sz w:val="24"/>
+          <w:color w:val="333333"/>
+          <w:sz w:val="22"/>
           <w:rtl w:val="1"/>
           <w:rFonts w:cs="Calibri"/>
-          <w:szCs w:val="24"/>
+          <w:szCs w:val="22"/>
         </w:rPr>
         <w:t>سلم الراست</w:t>
       </w:r>
@@ -989,19 +989,19 @@
     </w:p>
     <w:p>
       <w:pPr>
+        <w:bidi w:val="1"/>
         <w:jc w:val="right"/>
-        <w:bidi w:val="1"/>
         <w:textDirection w:val="lrTb"/>
       </w:pPr>
       <w:r>
         <w:rPr>
           <w:rFonts w:ascii="Calibri" w:hAnsi="Calibri"/>
           <w:b/>
-          <w:color w:val="445588"/>
-          <w:sz w:val="24"/>
+          <w:color w:val="333333"/>
+          <w:sz w:val="22"/>
           <w:rtl w:val="1"/>
           <w:rFonts w:cs="Calibri"/>
-          <w:szCs w:val="24"/>
+          <w:szCs w:val="22"/>
         </w:rPr>
         <w:t>ربع الدرجة ‏(Quarter Tone)‏ في الراست</w:t>
       </w:r>
@@ -1093,19 +1093,19 @@
     </w:p>
     <w:p>
       <w:pPr>
+        <w:bidi w:val="1"/>
         <w:jc w:val="right"/>
-        <w:bidi w:val="1"/>
         <w:textDirection w:val="lrTb"/>
       </w:pPr>
       <w:r>
         <w:rPr>
           <w:rFonts w:ascii="Calibri" w:hAnsi="Calibri"/>
           <w:b/>
-          <w:color w:val="445588"/>
-          <w:sz w:val="24"/>
+          <w:color w:val="333333"/>
+          <w:sz w:val="22"/>
           <w:rtl w:val="1"/>
           <w:rFonts w:cs="Calibri"/>
-          <w:szCs w:val="24"/>
+          <w:szCs w:val="22"/>
         </w:rPr>
         <w:t>مقارنة: راست vs عجم</w:t>
       </w:r>
@@ -1350,19 +1350,19 @@
     </w:p>
     <w:p>
       <w:pPr>
+        <w:bidi w:val="1"/>
         <w:jc w:val="right"/>
-        <w:bidi w:val="1"/>
         <w:textDirection w:val="lrTb"/>
       </w:pPr>
       <w:r>
         <w:rPr>
           <w:rFonts w:ascii="Calibri" w:hAnsi="Calibri"/>
           <w:b/>
-          <w:color w:val="445588"/>
-          <w:sz w:val="24"/>
+          <w:color w:val="333333"/>
+          <w:sz w:val="22"/>
           <w:rtl w:val="1"/>
           <w:rFonts w:cs="Calibri"/>
-          <w:szCs w:val="24"/>
+          <w:szCs w:val="22"/>
         </w:rPr>
         <w:t>تمرين 1: إعداد Key Signature للراست ‏(5 دقائق)‏</w:t>
       </w:r>
@@ -1393,19 +1393,19 @@
     </w:p>
     <w:p>
       <w:pPr>
+        <w:bidi w:val="1"/>
         <w:jc w:val="right"/>
-        <w:bidi w:val="1"/>
         <w:textDirection w:val="lrTb"/>
       </w:pPr>
       <w:r>
         <w:rPr>
           <w:rFonts w:ascii="Calibri" w:hAnsi="Calibri"/>
           <w:b/>
-          <w:color w:val="445588"/>
-          <w:sz w:val="24"/>
+          <w:color w:val="333333"/>
+          <w:sz w:val="22"/>
           <w:rtl w:val="1"/>
           <w:rFonts w:cs="Calibri"/>
-          <w:szCs w:val="24"/>
+          <w:szCs w:val="22"/>
         </w:rPr>
         <w:t>تمرين 2: كتابة سلم الراست ‏(10 دقائق)‏</w:t>
       </w:r>
@@ -1457,19 +1457,19 @@
     </w:p>
     <w:p>
       <w:pPr>
+        <w:bidi w:val="1"/>
         <w:jc w:val="right"/>
-        <w:bidi w:val="1"/>
         <w:textDirection w:val="lrTb"/>
       </w:pPr>
       <w:r>
         <w:rPr>
           <w:rFonts w:ascii="Calibri" w:hAnsi="Calibri"/>
           <w:b/>
-          <w:color w:val="445588"/>
-          <w:sz w:val="24"/>
+          <w:color w:val="333333"/>
+          <w:sz w:val="22"/>
           <w:rtl w:val="1"/>
           <w:rFonts w:cs="Calibri"/>
-          <w:szCs w:val="24"/>
+          <w:szCs w:val="22"/>
         </w:rPr>
         <w:t>تمرين 3: جنس الراست ‏(10 دقائق)‏</w:t>
       </w:r>
@@ -1528,19 +1528,19 @@
     </w:p>
     <w:p>
       <w:pPr>
+        <w:bidi w:val="1"/>
         <w:jc w:val="right"/>
-        <w:bidi w:val="1"/>
         <w:textDirection w:val="lrTb"/>
       </w:pPr>
       <w:r>
         <w:rPr>
           <w:rFonts w:ascii="Calibri" w:hAnsi="Calibri"/>
           <w:b/>
-          <w:color w:val="445588"/>
-          <w:sz w:val="24"/>
+          <w:color w:val="333333"/>
+          <w:sz w:val="22"/>
           <w:rtl w:val="1"/>
           <w:rFonts w:cs="Calibri"/>
-          <w:szCs w:val="24"/>
+          <w:szCs w:val="22"/>
         </w:rPr>
         <w:t>تمرين 4: الراست مع إيقاع المقسوم ‏(5 دقائق)‏</w:t>
       </w:r>
@@ -2689,19 +2689,19 @@
     </w:p>
     <w:p>
       <w:pPr>
+        <w:bidi w:val="1"/>
         <w:jc w:val="right"/>
-        <w:bidi w:val="1"/>
         <w:textDirection w:val="lrTb"/>
       </w:pPr>
       <w:r>
         <w:rPr>
           <w:rFonts w:ascii="Calibri" w:hAnsi="Calibri"/>
           <w:b/>
-          <w:color w:val="445588"/>
-          <w:sz w:val="24"/>
+          <w:color w:val="333333"/>
+          <w:sz w:val="22"/>
           <w:rtl w:val="1"/>
           <w:rFonts w:cs="Calibri"/>
-          <w:szCs w:val="24"/>
+          <w:szCs w:val="22"/>
         </w:rPr>
         <w:t>أجناس الراست</w:t>
       </w:r>
@@ -3024,19 +3024,19 @@
     </w:tbl>
     <w:p>
       <w:pPr>
+        <w:bidi w:val="1"/>
         <w:jc w:val="right"/>
-        <w:bidi w:val="1"/>
         <w:textDirection w:val="lrTb"/>
       </w:pPr>
       <w:r>
         <w:rPr>
           <w:rFonts w:ascii="Calibri" w:hAnsi="Calibri"/>
           <w:b/>
-          <w:color w:val="445588"/>
-          <w:sz w:val="24"/>
+          <w:color w:val="333333"/>
+          <w:sz w:val="22"/>
           <w:rtl w:val="1"/>
           <w:rFonts w:cs="Calibri"/>
-          <w:szCs w:val="24"/>
+          <w:szCs w:val="22"/>
         </w:rPr>
         <w:t>مسار اللحن في الراست</w:t>
       </w:r>
@@ -3081,19 +3081,19 @@
     </w:p>
     <w:p>
       <w:pPr>
+        <w:bidi w:val="1"/>
         <w:jc w:val="right"/>
-        <w:bidi w:val="1"/>
         <w:textDirection w:val="lrTb"/>
       </w:pPr>
       <w:r>
         <w:rPr>
           <w:rFonts w:ascii="Calibri" w:hAnsi="Calibri"/>
           <w:b/>
-          <w:color w:val="445588"/>
-          <w:sz w:val="24"/>
+          <w:color w:val="333333"/>
+          <w:sz w:val="22"/>
           <w:rtl w:val="1"/>
           <w:rFonts w:cs="Calibri"/>
-          <w:szCs w:val="24"/>
+          <w:szCs w:val="22"/>
         </w:rPr>
         <w:t>تمرين 1: جنس الراست والنوى ‏(10 دقائق)‏</w:t>
       </w:r>
@@ -3130,19 +3130,19 @@
     </w:p>
     <w:p>
       <w:pPr>
+        <w:bidi w:val="1"/>
         <w:jc w:val="right"/>
-        <w:bidi w:val="1"/>
         <w:textDirection w:val="lrTb"/>
       </w:pPr>
       <w:r>
         <w:rPr>
           <w:rFonts w:ascii="Calibri" w:hAnsi="Calibri"/>
           <w:b/>
-          <w:color w:val="445588"/>
-          <w:sz w:val="24"/>
+          <w:color w:val="333333"/>
+          <w:sz w:val="22"/>
           <w:rtl w:val="1"/>
           <w:rFonts w:cs="Calibri"/>
-          <w:szCs w:val="24"/>
+          <w:szCs w:val="22"/>
         </w:rPr>
         <w:t>تمرين 2: الانتقال بين الأجناس ‏(10 دقائق)‏</w:t>
       </w:r>
@@ -3174,19 +3174,19 @@
     </w:p>
     <w:p>
       <w:pPr>
+        <w:bidi w:val="1"/>
         <w:jc w:val="right"/>
-        <w:bidi w:val="1"/>
         <w:textDirection w:val="lrTb"/>
       </w:pPr>
       <w:r>
         <w:rPr>
           <w:rFonts w:ascii="Calibri" w:hAnsi="Calibri"/>
           <w:b/>
-          <w:color w:val="445588"/>
-          <w:sz w:val="24"/>
+          <w:color w:val="333333"/>
+          <w:sz w:val="22"/>
           <w:rtl w:val="1"/>
           <w:rFonts w:cs="Calibri"/>
-          <w:szCs w:val="24"/>
+          <w:szCs w:val="22"/>
         </w:rPr>
         <w:t>تمرين 3: لحن راست مع وحدة ‏(10 دقائق)‏</w:t>
       </w:r>
@@ -4335,19 +4335,19 @@
     </w:p>
     <w:p>
       <w:pPr>
+        <w:bidi w:val="1"/>
         <w:jc w:val="right"/>
-        <w:bidi w:val="1"/>
         <w:textDirection w:val="lrTb"/>
       </w:pPr>
       <w:r>
         <w:rPr>
           <w:rFonts w:ascii="Calibri" w:hAnsi="Calibri"/>
           <w:b/>
-          <w:color w:val="445588"/>
-          <w:sz w:val="24"/>
+          <w:color w:val="333333"/>
+          <w:sz w:val="22"/>
           <w:rtl w:val="1"/>
           <w:rFonts w:cs="Calibri"/>
-          <w:szCs w:val="24"/>
+          <w:szCs w:val="22"/>
         </w:rPr>
         <w:t>التقاسيم ‏(Taqasim)‏</w:t>
       </w:r>
@@ -4378,21 +4378,21 @@
     </w:p>
     <w:p>
       <w:pPr>
+        <w:bidi w:val="1"/>
         <w:jc w:val="right"/>
-        <w:bidi w:val="1"/>
         <w:textDirection w:val="lrTb"/>
       </w:pPr>
       <w:r>
         <w:rPr>
           <w:rFonts w:ascii="Calibri" w:hAnsi="Calibri"/>
           <w:b/>
-          <w:color w:val="445588"/>
-          <w:sz w:val="24"/>
+          <w:color w:val="333333"/>
+          <w:sz w:val="22"/>
           <w:rtl w:val="1"/>
           <w:rFonts w:cs="Calibri"/>
-          <w:szCs w:val="24"/>
+          <w:szCs w:val="22"/>
         </w:rPr>
-        <w:t>في Sibelius</w:t>
+        <w:t>في Sibelius:</w:t>
       </w:r>
     </w:p>
     <w:p>
@@ -5518,19 +5518,19 @@
     </w:p>
     <w:p>
       <w:pPr>
+        <w:bidi w:val="1"/>
         <w:jc w:val="right"/>
-        <w:bidi w:val="1"/>
         <w:textDirection w:val="lrTb"/>
       </w:pPr>
       <w:r>
         <w:rPr>
           <w:rFonts w:ascii="Calibri" w:hAnsi="Calibri"/>
           <w:b/>
-          <w:color w:val="445588"/>
-          <w:sz w:val="24"/>
+          <w:color w:val="333333"/>
+          <w:sz w:val="22"/>
           <w:rtl w:val="1"/>
           <w:rFonts w:cs="Calibri"/>
-          <w:szCs w:val="24"/>
+          <w:szCs w:val="22"/>
         </w:rPr>
         <w:t>إيقاع الجوبي ‏(Al-Jubi)‏ – 2/4</w:t>
       </w:r>
@@ -5625,19 +5625,19 @@
     </w:p>
     <w:p>
       <w:pPr>
+        <w:bidi w:val="1"/>
         <w:jc w:val="right"/>
-        <w:bidi w:val="1"/>
         <w:textDirection w:val="lrTb"/>
       </w:pPr>
       <w:r>
         <w:rPr>
           <w:rFonts w:ascii="Calibri" w:hAnsi="Calibri"/>
           <w:b/>
-          <w:color w:val="445588"/>
-          <w:sz w:val="24"/>
+          <w:color w:val="333333"/>
+          <w:sz w:val="22"/>
           <w:rtl w:val="1"/>
           <w:rFonts w:cs="Calibri"/>
-          <w:szCs w:val="24"/>
+          <w:szCs w:val="22"/>
         </w:rPr>
         <w:t>إيقاع الهجع ‏(Al-Haja)‏ – 4/4</w:t>
       </w:r>
@@ -5734,19 +5734,19 @@
     </w:p>
     <w:p>
       <w:pPr>
+        <w:bidi w:val="1"/>
         <w:jc w:val="right"/>
-        <w:bidi w:val="1"/>
         <w:textDirection w:val="lrTb"/>
       </w:pPr>
       <w:r>
         <w:rPr>
           <w:rFonts w:ascii="Calibri" w:hAnsi="Calibri"/>
           <w:b/>
-          <w:color w:val="445588"/>
-          <w:sz w:val="24"/>
+          <w:color w:val="333333"/>
+          <w:sz w:val="22"/>
           <w:rtl w:val="1"/>
           <w:rFonts w:cs="Calibri"/>
-          <w:szCs w:val="24"/>
+          <w:szCs w:val="22"/>
         </w:rPr>
         <w:t>تمرين 1: الجوبي ‏(10 دقائق)‏</w:t>
       </w:r>
@@ -5840,19 +5840,19 @@
     </w:p>
     <w:p>
       <w:pPr>
+        <w:bidi w:val="1"/>
         <w:jc w:val="right"/>
-        <w:bidi w:val="1"/>
         <w:textDirection w:val="lrTb"/>
       </w:pPr>
       <w:r>
         <w:rPr>
           <w:rFonts w:ascii="Calibri" w:hAnsi="Calibri"/>
           <w:b/>
-          <w:color w:val="445588"/>
-          <w:sz w:val="24"/>
+          <w:color w:val="333333"/>
+          <w:sz w:val="22"/>
           <w:rtl w:val="1"/>
           <w:rFonts w:cs="Calibri"/>
-          <w:szCs w:val="24"/>
+          <w:szCs w:val="22"/>
         </w:rPr>
         <w:t>تمرين 2: الهجع ‏(10 دقائق)‏</w:t>
       </w:r>
@@ -5934,19 +5934,19 @@
     </w:p>
     <w:p>
       <w:pPr>
+        <w:bidi w:val="1"/>
         <w:jc w:val="right"/>
-        <w:bidi w:val="1"/>
         <w:textDirection w:val="lrTb"/>
       </w:pPr>
       <w:r>
         <w:rPr>
           <w:rFonts w:ascii="Calibri" w:hAnsi="Calibri"/>
           <w:b/>
-          <w:color w:val="445588"/>
-          <w:sz w:val="24"/>
+          <w:color w:val="333333"/>
+          <w:sz w:val="22"/>
           <w:rtl w:val="1"/>
           <w:rFonts w:cs="Calibri"/>
-          <w:szCs w:val="24"/>
+          <w:szCs w:val="22"/>
         </w:rPr>
         <w:t>تمرين 3: الجوبي مع الراست ‏(10 دقائق)‏</w:t>
       </w:r>
@@ -7097,19 +7097,19 @@
     </w:p>
     <w:p>
       <w:pPr>
+        <w:bidi w:val="1"/>
         <w:jc w:val="right"/>
-        <w:bidi w:val="1"/>
         <w:textDirection w:val="lrTb"/>
       </w:pPr>
       <w:r>
         <w:rPr>
           <w:rFonts w:ascii="Calibri" w:hAnsi="Calibri"/>
           <w:b/>
-          <w:color w:val="445588"/>
-          <w:sz w:val="24"/>
+          <w:color w:val="333333"/>
+          <w:sz w:val="22"/>
           <w:rtl w:val="1"/>
           <w:rFonts w:cs="Calibri"/>
-          <w:szCs w:val="24"/>
+          <w:szCs w:val="22"/>
         </w:rPr>
         <w:t>ربع الهجع ‏(Rub' Al-Haja)‏ – 4/4</w:t>
       </w:r>
@@ -7421,19 +7421,19 @@
     </w:tbl>
     <w:p>
       <w:pPr>
+        <w:bidi w:val="1"/>
         <w:jc w:val="right"/>
-        <w:bidi w:val="1"/>
         <w:textDirection w:val="lrTb"/>
       </w:pPr>
       <w:r>
         <w:rPr>
           <w:rFonts w:ascii="Calibri" w:hAnsi="Calibri"/>
           <w:b/>
-          <w:color w:val="445588"/>
-          <w:sz w:val="24"/>
+          <w:color w:val="333333"/>
+          <w:sz w:val="22"/>
           <w:rtl w:val="1"/>
           <w:rFonts w:cs="Calibri"/>
-          <w:szCs w:val="24"/>
+          <w:szCs w:val="22"/>
         </w:rPr>
         <w:t>الخشابة ‏(Al-Khashaba)‏ – 4/4</w:t>
       </w:r>
@@ -8164,19 +8164,19 @@
     </w:p>
     <w:p>
       <w:pPr>
+        <w:bidi w:val="1"/>
         <w:jc w:val="right"/>
-        <w:bidi w:val="1"/>
         <w:textDirection w:val="lrTb"/>
       </w:pPr>
       <w:r>
         <w:rPr>
           <w:rFonts w:ascii="Calibri" w:hAnsi="Calibri"/>
           <w:b/>
-          <w:color w:val="445588"/>
-          <w:sz w:val="24"/>
+          <w:color w:val="333333"/>
+          <w:sz w:val="22"/>
           <w:rtl w:val="1"/>
           <w:rFonts w:cs="Calibri"/>
-          <w:szCs w:val="24"/>
+          <w:szCs w:val="22"/>
         </w:rPr>
         <w:t>البلدي ‏(Al-Baladi)‏ – 4/4</w:t>
       </w:r>
@@ -8234,19 +8234,19 @@
     </w:p>
     <w:p>
       <w:pPr>
+        <w:bidi w:val="1"/>
         <w:jc w:val="right"/>
-        <w:bidi w:val="1"/>
         <w:textDirection w:val="lrTb"/>
       </w:pPr>
       <w:r>
         <w:rPr>
           <w:rFonts w:ascii="Calibri" w:hAnsi="Calibri"/>
           <w:b/>
-          <w:color w:val="445588"/>
-          <w:sz w:val="24"/>
+          <w:color w:val="333333"/>
+          <w:sz w:val="22"/>
           <w:rtl w:val="1"/>
           <w:rFonts w:cs="Calibri"/>
-          <w:szCs w:val="24"/>
+          <w:szCs w:val="22"/>
         </w:rPr>
         <w:t>السماعي الثقيل ‏(Al-Sama'i Al-Thaqil)‏ – 10/8</w:t>
       </w:r>
@@ -8850,19 +8850,19 @@
     </w:p>
     <w:p>
       <w:pPr>
+        <w:bidi w:val="1"/>
         <w:jc w:val="right"/>
-        <w:bidi w:val="1"/>
         <w:textDirection w:val="lrTb"/>
       </w:pPr>
       <w:r>
         <w:rPr>
           <w:rFonts w:ascii="Calibri" w:hAnsi="Calibri"/>
           <w:b/>
-          <w:color w:val="445588"/>
-          <w:sz w:val="24"/>
+          <w:color w:val="333333"/>
+          <w:sz w:val="22"/>
           <w:rtl w:val="1"/>
           <w:rFonts w:cs="Calibri"/>
-          <w:szCs w:val="24"/>
+          <w:szCs w:val="22"/>
         </w:rPr>
         <w:t>جدول المراجعة الشامل</w:t>
       </w:r>
@@ -9549,19 +9549,19 @@
     </w:tbl>
     <w:p>
       <w:pPr>
+        <w:bidi w:val="1"/>
         <w:jc w:val="right"/>
-        <w:bidi w:val="1"/>
         <w:textDirection w:val="lrTb"/>
       </w:pPr>
       <w:r>
         <w:rPr>
           <w:rFonts w:ascii="Calibri" w:hAnsi="Calibri"/>
           <w:b/>
-          <w:color w:val="445588"/>
-          <w:sz w:val="24"/>
+          <w:color w:val="333333"/>
+          <w:sz w:val="22"/>
           <w:rtl w:val="1"/>
           <w:rFonts w:cs="Calibri"/>
-          <w:szCs w:val="24"/>
+          <w:szCs w:val="22"/>
         </w:rPr>
         <w:t>المصطلحات الأساسية</w:t>
       </w:r>
@@ -9689,19 +9689,19 @@
     </w:p>
     <w:p>
       <w:pPr>
+        <w:bidi w:val="1"/>
         <w:jc w:val="right"/>
-        <w:bidi w:val="1"/>
         <w:textDirection w:val="lrTb"/>
       </w:pPr>
       <w:r>
         <w:rPr>
           <w:rFonts w:ascii="Calibri" w:hAnsi="Calibri"/>
           <w:b/>
-          <w:color w:val="445588"/>
-          <w:sz w:val="24"/>
+          <w:color w:val="333333"/>
+          <w:sz w:val="22"/>
           <w:rtl w:val="1"/>
           <w:rFonts w:cs="Calibri"/>
-          <w:szCs w:val="24"/>
+          <w:szCs w:val="22"/>
         </w:rPr>
         <w:t>امتحان منتصف الفصل العملي</w:t>
       </w:r>
@@ -9776,19 +9776,19 @@
     </w:p>
     <w:p>
       <w:pPr>
+        <w:bidi w:val="1"/>
         <w:jc w:val="right"/>
-        <w:bidi w:val="1"/>
         <w:textDirection w:val="lrTb"/>
       </w:pPr>
       <w:r>
         <w:rPr>
           <w:rFonts w:ascii="Calibri" w:hAnsi="Calibri"/>
           <w:b/>
-          <w:color w:val="445588"/>
-          <w:sz w:val="24"/>
+          <w:color w:val="333333"/>
+          <w:sz w:val="22"/>
           <w:rtl w:val="1"/>
           <w:rFonts w:cs="Calibri"/>
-          <w:szCs w:val="24"/>
+          <w:szCs w:val="22"/>
         </w:rPr>
         <w:t>امتحان نظري ‏(أسئلة سريعة)‏</w:t>
       </w:r>

--- a/docx_output_v2/Sibelius-Semester1-Part4-Lessons-25-32.docx
+++ b/docx_output_v2/Sibelius-Semester1-Part4-Lessons-25-32.docx
@@ -921,14 +921,15 @@
       <w:r>
         <w:rPr>
           <w:rFonts w:ascii="Calibri" w:hAnsi="Calibri"/>
-          <w:b/>
-          <w:color w:val="333333"/>
+          <w:b w:val="0"/>
           <w:sz w:val="22"/>
           <w:rtl w:val="1"/>
           <w:rFonts w:cs="Calibri"/>
           <w:szCs w:val="22"/>
         </w:rPr>
         <w:t>مقام الراست ‏(Rast)‏</w:t>
+        <w:br/>
+        <w:t>الراست هو أبو المقامات الشرقية وأكثرها أصالة.</w:t>
       </w:r>
     </w:p>
     <w:p>
@@ -946,7 +947,41 @@
           <w:rFonts w:cs="Calibri"/>
           <w:szCs w:val="22"/>
         </w:rPr>
-        <w:t>الراست هو أبو المقامات الشرقية وأكثرها أصالة.</w:t>
+        <w:t>سلم الراست</w:t>
+        <w:br/>
+        <w:t>```</w:t>
+        <w:br/>
+        <w:t>C ──3/4── D ──W── E♭ ──H── F ──W── G ──3/4── A ──W── B♭ ──H── C</w:t>
+        <w:br/>
+        <w:t>```</w:t>
+      </w:r>
+    </w:p>
+    <w:p>
+      <w:pPr>
+        <w:bidi w:val="1"/>
+        <w:jc w:val="right"/>
+        <w:textDirection w:val="lrTb"/>
+      </w:pPr>
+      <w:r>
+        <w:rPr>
+          <w:rFonts w:ascii="Calibri" w:hAnsi="Calibri"/>
+          <w:b w:val="0"/>
+          <w:sz w:val="22"/>
+          <w:rtl w:val="1"/>
+          <w:rFonts w:cs="Calibri"/>
+          <w:szCs w:val="22"/>
+        </w:rPr>
+        <w:t>ربع الدرجة ‏(Quarter Tone)‏ في الراست</w:t>
+        <w:br/>
+        <w:t>- درجة C ‏(Do)‏ = قرار ‏(غَماز)‏</w:t>
+        <w:br/>
+        <w:t>- درجة D ‏(Re)‏ = مسافة ¾ ‏(ثلاثة أرباع درجة)‏ من C</w:t>
+        <w:br/>
+        <w:t>- درجة E نصف بيمول ‏(E♭)‏ = نصف درجة + ربع درجة</w:t>
+        <w:br/>
+        <w:t>- درجة G ‏(Sol)‏ = غماز الجواب ‏(Dominant)‏</w:t>
+        <w:br/>
+        <w:t>- درجة A ‏(La)‏ = مسافة ¾ من G</w:t>
       </w:r>
     </w:p>
     <w:p>
@@ -959,149 +994,6 @@
         <w:rPr>
           <w:rFonts w:ascii="Calibri" w:hAnsi="Calibri"/>
           <w:b/>
-          <w:color w:val="333333"/>
-          <w:sz w:val="22"/>
-          <w:rtl w:val="1"/>
-          <w:rFonts w:cs="Calibri"/>
-          <w:szCs w:val="22"/>
-        </w:rPr>
-        <w:t>سلم الراست</w:t>
-      </w:r>
-    </w:p>
-    <w:p>
-      <w:pPr>
-        <w:bidi w:val="1"/>
-        <w:jc w:val="right"/>
-        <w:textDirection w:val="lrTb"/>
-        <w:shd w:fill="F5F5F5" w:val="clear"/>
-      </w:pPr>
-      <w:r>
-        <w:rPr>
-          <w:rFonts w:ascii="Courier New" w:hAnsi="Courier New"/>
-          <w:color w:val="333333"/>
-          <w:sz w:val="18"/>
-          <w:rtl w:val="1"/>
-          <w:rFonts w:cs="Calibri"/>
-          <w:szCs w:val="18"/>
-        </w:rPr>
-        <w:t>C ──3/4── D ──W── E♭ ──H── F ──W── G ──3/4── A ──W── B♭ ──H── C</w:t>
-      </w:r>
-    </w:p>
-    <w:p>
-      <w:pPr>
-        <w:bidi w:val="1"/>
-        <w:jc w:val="right"/>
-        <w:textDirection w:val="lrTb"/>
-      </w:pPr>
-      <w:r>
-        <w:rPr>
-          <w:rFonts w:ascii="Calibri" w:hAnsi="Calibri"/>
-          <w:b/>
-          <w:color w:val="333333"/>
-          <w:sz w:val="22"/>
-          <w:rtl w:val="1"/>
-          <w:rFonts w:cs="Calibri"/>
-          <w:szCs w:val="22"/>
-        </w:rPr>
-        <w:t>ربع الدرجة ‏(Quarter Tone)‏ في الراست</w:t>
-      </w:r>
-    </w:p>
-    <w:p>
-      <w:pPr>
-        <w:bidi w:val="1"/>
-        <w:jc w:val="right"/>
-        <w:textDirection w:val="lrTb"/>
-      </w:pPr>
-      <w:r>
-        <w:rPr>
-          <w:rFonts w:ascii="Calibri" w:hAnsi="Calibri"/>
-          <w:sz w:val="22"/>
-          <w:rtl w:val="1"/>
-          <w:rFonts w:cs="Calibri"/>
-          <w:szCs w:val="22"/>
-        </w:rPr>
-        <w:t>• درجة C ‏(Do)‏ = قرار ‏(غَماز)‏</w:t>
-      </w:r>
-    </w:p>
-    <w:p>
-      <w:pPr>
-        <w:bidi w:val="1"/>
-        <w:jc w:val="right"/>
-        <w:textDirection w:val="lrTb"/>
-      </w:pPr>
-      <w:r>
-        <w:rPr>
-          <w:rFonts w:ascii="Calibri" w:hAnsi="Calibri"/>
-          <w:sz w:val="22"/>
-          <w:rtl w:val="1"/>
-          <w:rFonts w:cs="Calibri"/>
-          <w:szCs w:val="22"/>
-        </w:rPr>
-        <w:t>• درجة D ‏(Re)‏ = مسافة ¾ ‏(ثلاثة أرباع درجة)‏ من C</w:t>
-      </w:r>
-    </w:p>
-    <w:p>
-      <w:pPr>
-        <w:bidi w:val="1"/>
-        <w:jc w:val="right"/>
-        <w:textDirection w:val="lrTb"/>
-      </w:pPr>
-      <w:r>
-        <w:rPr>
-          <w:rFonts w:ascii="Calibri" w:hAnsi="Calibri"/>
-          <w:sz w:val="22"/>
-          <w:rtl w:val="1"/>
-          <w:rFonts w:cs="Calibri"/>
-          <w:szCs w:val="22"/>
-        </w:rPr>
-        <w:t>• درجة E نصف بيمول ‏(E♭)‏ = نصف درجة + ربع درجة</w:t>
-      </w:r>
-    </w:p>
-    <w:p>
-      <w:pPr>
-        <w:bidi w:val="1"/>
-        <w:jc w:val="right"/>
-        <w:textDirection w:val="lrTb"/>
-      </w:pPr>
-      <w:r>
-        <w:rPr>
-          <w:rFonts w:ascii="Calibri" w:hAnsi="Calibri"/>
-          <w:sz w:val="22"/>
-          <w:rtl w:val="1"/>
-          <w:rFonts w:cs="Calibri"/>
-          <w:szCs w:val="22"/>
-        </w:rPr>
-        <w:t>• درجة G ‏(Sol)‏ = غماز الجواب ‏(Dominant)‏</w:t>
-      </w:r>
-    </w:p>
-    <w:p>
-      <w:pPr>
-        <w:bidi w:val="1"/>
-        <w:jc w:val="right"/>
-        <w:textDirection w:val="lrTb"/>
-      </w:pPr>
-      <w:r>
-        <w:rPr>
-          <w:rFonts w:ascii="Calibri" w:hAnsi="Calibri"/>
-          <w:sz w:val="22"/>
-          <w:rtl w:val="1"/>
-          <w:rFonts w:cs="Calibri"/>
-          <w:szCs w:val="22"/>
-        </w:rPr>
-        <w:t>• درجة A ‏(La)‏ = مسافة ¾ من G</w:t>
-      </w:r>
-    </w:p>
-    <w:p>
-      <w:pPr>
-        <w:bidi w:val="1"/>
-        <w:jc w:val="right"/>
-        <w:textDirection w:val="lrTb"/>
-      </w:pPr>
-      <w:r>
-        <w:rPr>
-          <w:rFonts w:ascii="Calibri" w:hAnsi="Calibri"/>
-          <w:b/>
-          <w:color w:val="333333"/>
           <w:sz w:val="22"/>
           <w:rtl w:val="1"/>
           <w:rFonts w:cs="Calibri"/>
@@ -1357,31 +1249,14 @@
       <w:r>
         <w:rPr>
           <w:rFonts w:ascii="Calibri" w:hAnsi="Calibri"/>
-          <w:b/>
-          <w:color w:val="333333"/>
+          <w:b w:val="0"/>
           <w:sz w:val="22"/>
           <w:rtl w:val="1"/>
           <w:rFonts w:cs="Calibri"/>
           <w:szCs w:val="22"/>
         </w:rPr>
         <w:t>تمرين 1: إعداد Key Signature للراست ‏(5 دقائق)‏</w:t>
-      </w:r>
-    </w:p>
-    <w:p>
-      <w:pPr>
-        <w:bidi w:val="1"/>
-        <w:jc w:val="right"/>
-        <w:textDirection w:val="lrTb"/>
-      </w:pPr>
-      <w:r>
-        <w:rPr>
-          <w:rFonts w:ascii="Calibri" w:hAnsi="Calibri"/>
-          <w:b w:val="0"/>
-          <w:sz w:val="22"/>
-          <w:rtl w:val="1"/>
-          <w:rFonts w:cs="Calibri"/>
-          <w:szCs w:val="22"/>
-        </w:rPr>
+        <w:br/>
         <w:t>في Sibelius:</w:t>
         <w:br/>
         <w:t>1. Blank Score → Treble Clef → 4/4</w:t>
@@ -1400,31 +1275,14 @@
       <w:r>
         <w:rPr>
           <w:rFonts w:ascii="Calibri" w:hAnsi="Calibri"/>
-          <w:b/>
-          <w:color w:val="333333"/>
+          <w:b w:val="0"/>
           <w:sz w:val="22"/>
           <w:rtl w:val="1"/>
           <w:rFonts w:cs="Calibri"/>
           <w:szCs w:val="22"/>
         </w:rPr>
         <w:t>تمرين 2: كتابة سلم الراست ‏(10 دقائق)‏</w:t>
-      </w:r>
-    </w:p>
-    <w:p>
-      <w:pPr>
-        <w:bidi w:val="1"/>
-        <w:jc w:val="right"/>
-        <w:textDirection w:val="lrTb"/>
-      </w:pPr>
-      <w:r>
-        <w:rPr>
-          <w:rFonts w:ascii="Calibri" w:hAnsi="Calibri"/>
-          <w:b w:val="0"/>
-          <w:sz w:val="22"/>
-          <w:rtl w:val="1"/>
-          <w:rFonts w:cs="Calibri"/>
-          <w:szCs w:val="22"/>
-        </w:rPr>
+        <w:br/>
         <w:t>مهم: في Sibelius، لا يوجد ربع درجة افتراضي. سنستخدم التقريب:</w:t>
         <w:br/>
         <w:t>- E نصف بيمول ‏(E♭)‏: اكتب E ثم اضغط - مرة واحدة ← E♭</w:t>
@@ -1464,31 +1322,14 @@
       <w:r>
         <w:rPr>
           <w:rFonts w:ascii="Calibri" w:hAnsi="Calibri"/>
-          <w:b/>
-          <w:color w:val="333333"/>
+          <w:b w:val="0"/>
           <w:sz w:val="22"/>
           <w:rtl w:val="1"/>
           <w:rFonts w:cs="Calibri"/>
           <w:szCs w:val="22"/>
         </w:rPr>
         <w:t>تمرين 3: جنس الراست ‏(10 دقائق)‏</w:t>
-      </w:r>
-    </w:p>
-    <w:p>
-      <w:pPr>
-        <w:bidi w:val="1"/>
-        <w:jc w:val="right"/>
-        <w:textDirection w:val="lrTb"/>
-      </w:pPr>
-      <w:r>
-        <w:rPr>
-          <w:rFonts w:ascii="Calibri" w:hAnsi="Calibri"/>
-          <w:b w:val="0"/>
-          <w:sz w:val="22"/>
-          <w:rtl w:val="1"/>
-          <w:rFonts w:cs="Calibri"/>
-          <w:szCs w:val="22"/>
-        </w:rPr>
+        <w:br/>
         <w:t>جنس الراست على C: C D E♭ F ‏(أربع نوتات)‏</w:t>
         <w:br/>
         <w:t>```</w:t>
@@ -1535,32 +1376,16 @@
       <w:r>
         <w:rPr>
           <w:rFonts w:ascii="Calibri" w:hAnsi="Calibri"/>
-          <w:b/>
-          <w:color w:val="333333"/>
+          <w:b w:val="0"/>
           <w:sz w:val="22"/>
           <w:rtl w:val="1"/>
           <w:rFonts w:cs="Calibri"/>
           <w:szCs w:val="22"/>
         </w:rPr>
         <w:t>تمرين 4: الراست مع إيقاع المقسوم ‏(5 دقائق)‏</w:t>
-      </w:r>
-    </w:p>
-    <w:p>
-      <w:pPr>
-        <w:bidi w:val="1"/>
-        <w:jc w:val="right"/>
-        <w:textDirection w:val="lrTb"/>
-        <w:shd w:fill="F5F5F5" w:val="clear"/>
-      </w:pPr>
-      <w:r>
-        <w:rPr>
-          <w:rFonts w:ascii="Courier New" w:hAnsi="Courier New"/>
-          <w:color w:val="333333"/>
-          <w:sz w:val="18"/>
-          <w:rtl w:val="1"/>
-          <w:rFonts w:cs="Calibri"/>
-          <w:szCs w:val="18"/>
-        </w:rPr>
+        <w:br/>
+        <w:t>```</w:t>
+        <w:br/>
         <w:t>مازورة 1: C ‏(Noire)‏ | ‏(Rest)‏ D ‏(Noire)‏ |</w:t>
         <w:br/>
         <w:t>مازورة 2: E♭ ‏(Noire)‏ | F ‏(Noire)‏ |</w:t>
@@ -1568,6 +1393,8 @@
         <w:t>مازورة 3: G ‏(Noire)‏ | A ‏(Noire)‏ |</w:t>
         <w:br/>
         <w:t>مازورة 4: B♭ ‏(Noire)‏ | C ‏(Noire)‏ |</w:t>
+        <w:br/>
+        <w:t>```</w:t>
       </w:r>
     </w:p>
     <w:p>
@@ -2697,7 +2524,6 @@
         <w:rPr>
           <w:rFonts w:ascii="Calibri" w:hAnsi="Calibri"/>
           <w:b/>
-          <w:color w:val="333333"/>
           <w:sz w:val="22"/>
           <w:rtl w:val="1"/>
           <w:rFonts w:cs="Calibri"/>
@@ -3031,33 +2857,19 @@
       <w:r>
         <w:rPr>
           <w:rFonts w:ascii="Calibri" w:hAnsi="Calibri"/>
-          <w:b/>
-          <w:color w:val="333333"/>
+          <w:b w:val="0"/>
           <w:sz w:val="22"/>
           <w:rtl w:val="1"/>
           <w:rFonts w:cs="Calibri"/>
           <w:szCs w:val="22"/>
         </w:rPr>
         <w:t>مسار اللحن في الراست</w:t>
-      </w:r>
-    </w:p>
-    <w:p>
-      <w:pPr>
-        <w:bidi w:val="1"/>
-        <w:jc w:val="right"/>
-        <w:textDirection w:val="lrTb"/>
-        <w:shd w:fill="F5F5F5" w:val="clear"/>
-      </w:pPr>
-      <w:r>
-        <w:rPr>
-          <w:rFonts w:ascii="Courier New" w:hAnsi="Courier New"/>
-          <w:color w:val="333333"/>
-          <w:sz w:val="18"/>
-          <w:rtl w:val="1"/>
-          <w:rFonts w:cs="Calibri"/>
-          <w:szCs w:val="18"/>
-        </w:rPr>
+        <w:br/>
+        <w:t>```</w:t>
+        <w:br/>
         <w:t>ابدأ بـ C ‏(قرار)‏ ← اطلع لجنس راست ← أنتقل لجنس نوى ‏(G)‏ ← ارجع للقرار</w:t>
+        <w:br/>
+        <w:t>```</w:t>
       </w:r>
     </w:p>
     <w:p>
@@ -3088,44 +2900,21 @@
       <w:r>
         <w:rPr>
           <w:rFonts w:ascii="Calibri" w:hAnsi="Calibri"/>
-          <w:b/>
-          <w:color w:val="333333"/>
+          <w:b w:val="0"/>
           <w:sz w:val="22"/>
           <w:rtl w:val="1"/>
           <w:rFonts w:cs="Calibri"/>
           <w:szCs w:val="22"/>
         </w:rPr>
         <w:t>تمرين 1: جنس الراست والنوى ‏(10 دقائق)‏</w:t>
-      </w:r>
-    </w:p>
-    <w:p>
-      <w:pPr>
-        <w:bidi w:val="1"/>
-        <w:jc w:val="right"/>
-        <w:textDirection w:val="lrTb"/>
-        <w:shd w:fill="F5F5F5" w:val="clear"/>
-      </w:pPr>
-      <w:r>
-        <w:rPr>
-          <w:rFonts w:ascii="Courier New" w:hAnsi="Courier New"/>
-          <w:color w:val="333333"/>
-          <w:sz w:val="18"/>
-          <w:rtl w:val="1"/>
-          <w:rFonts w:cs="Calibri"/>
-          <w:szCs w:val="18"/>
-        </w:rPr>
+        <w:br/>
+        <w:t>```</w:t>
+        <w:br/>
         <w:t>جنس الراست ‏(C-D-E♭-F)‏:</w:t>
         <w:br/>
         <w:t>مازورة 1: C D E♭ F | C D E♭ F |</w:t>
         <w:br/>
         <w:t>مازورة 2: F E♭ D C | F E♭ D C |</w:t>
-        <w:br/>
-        <w:br/>
-        <w:t>جنس النوى ‏(G-A-B♭-C)‏:</w:t>
-        <w:br/>
-        <w:t>مازورة 3: G A B♭ C | G A B♭ C |</w:t>
-        <w:br/>
-        <w:t>مازورة 4: C B♭ A G | C B♭ A G |</w:t>
       </w:r>
     </w:p>
     <w:p>
@@ -3137,39 +2926,19 @@
       <w:r>
         <w:rPr>
           <w:rFonts w:ascii="Calibri" w:hAnsi="Calibri"/>
-          <w:b/>
-          <w:color w:val="333333"/>
+          <w:b w:val="0"/>
           <w:sz w:val="22"/>
           <w:rtl w:val="1"/>
           <w:rFonts w:cs="Calibri"/>
           <w:szCs w:val="22"/>
         </w:rPr>
-        <w:t>تمرين 2: الانتقال بين الأجناس ‏(10 دقائق)‏</w:t>
-      </w:r>
-    </w:p>
-    <w:p>
-      <w:pPr>
-        <w:bidi w:val="1"/>
-        <w:jc w:val="right"/>
-        <w:textDirection w:val="lrTb"/>
-        <w:shd w:fill="F5F5F5" w:val="clear"/>
-      </w:pPr>
-      <w:r>
-        <w:rPr>
-          <w:rFonts w:ascii="Courier New" w:hAnsi="Courier New"/>
-          <w:color w:val="333333"/>
-          <w:sz w:val="18"/>
-          <w:rtl w:val="1"/>
-          <w:rFonts w:cs="Calibri"/>
-          <w:szCs w:val="18"/>
-        </w:rPr>
-        <w:t>مازورة 1 ‏(راست)‏: C D E♭ F | ‏(جنس راست)‏</w:t>
+        <w:t>جنس النوى ‏(G-A-B♭-C)‏:</w:t>
         <w:br/>
-        <w:t>مازورة 2 ‏(نوى)‏: G A B♭ C | ‏(جنس نوى)‏</w:t>
+        <w:t>مازورة 3: G A B♭ C | G A B♭ C |</w:t>
         <w:br/>
-        <w:t>مازورة 3 ‏(راست)‏: C D E♭ F | ‏(عودة للراست)‏</w:t>
+        <w:t>مازورة 4: C B♭ A G | C B♭ A G |</w:t>
         <w:br/>
-        <w:t>مازورة 4 ‏(نزول)‏: C B♭ A G | F E♭ D C | ‏(نزول كامل)‏</w:t>
+        <w:t>```</w:t>
       </w:r>
     </w:p>
     <w:p>
@@ -3181,14 +2950,25 @@
       <w:r>
         <w:rPr>
           <w:rFonts w:ascii="Calibri" w:hAnsi="Calibri"/>
-          <w:b/>
-          <w:color w:val="333333"/>
+          <w:b w:val="0"/>
           <w:sz w:val="22"/>
           <w:rtl w:val="1"/>
           <w:rFonts w:cs="Calibri"/>
           <w:szCs w:val="22"/>
         </w:rPr>
-        <w:t>تمرين 3: لحن راست مع وحدة ‏(10 دقائق)‏</w:t>
+        <w:t>تمرين 2: الانتقال بين الأجناس ‏(10 دقائق)‏</w:t>
+        <w:br/>
+        <w:t>```</w:t>
+        <w:br/>
+        <w:t>مازورة 1 ‏(راست)‏: C D E♭ F | ‏(جنس راست)‏</w:t>
+        <w:br/>
+        <w:t>مازورة 2 ‏(نوى)‏: G A B♭ C | ‏(جنس نوى)‏</w:t>
+        <w:br/>
+        <w:t>مازورة 3 ‏(راست)‏: C D E♭ F | ‏(عودة للراست)‏</w:t>
+        <w:br/>
+        <w:t>مازورة 4 ‏(نزول)‏: C B♭ A G | F E♭ D C | ‏(نزول كامل)‏</w:t>
+        <w:br/>
+        <w:t>```</w:t>
       </w:r>
     </w:p>
     <w:p>
@@ -3196,17 +2976,20 @@
         <w:bidi w:val="1"/>
         <w:jc w:val="right"/>
         <w:textDirection w:val="lrTb"/>
-        <w:shd w:fill="F5F5F5" w:val="clear"/>
       </w:pPr>
       <w:r>
         <w:rPr>
-          <w:rFonts w:ascii="Courier New" w:hAnsi="Courier New"/>
-          <w:color w:val="333333"/>
-          <w:sz w:val="18"/>
+          <w:rFonts w:ascii="Calibri" w:hAnsi="Calibri"/>
+          <w:b w:val="0"/>
+          <w:sz w:val="22"/>
           <w:rtl w:val="1"/>
           <w:rFonts w:cs="Calibri"/>
-          <w:szCs w:val="18"/>
+          <w:szCs w:val="22"/>
         </w:rPr>
+        <w:t>تمرين 3: لحن راست مع وحدة ‏(10 دقائق)‏</w:t>
+        <w:br/>
+        <w:t>```</w:t>
+        <w:br/>
         <w:t>مازورة 1: C. ‏(Dotted Noire)‏ | D ‏(Croche)‏ |</w:t>
         <w:br/>
         <w:t>مازورة 2: E♭. ‏(Dotted Noire)‏ | F ‏(Croche)‏ |</w:t>
@@ -3216,6 +2999,8 @@
         <w:t>مازورة 4: B♭ ‏(Noire)‏ | C ‏(Noire)‏ |</w:t>
         <w:br/>
         <w:t>مازورة 5-8: كرر مع تغييرات بسيطة</w:t>
+        <w:br/>
+        <w:t>```</w:t>
       </w:r>
     </w:p>
     <w:p>
@@ -4342,31 +4127,14 @@
       <w:r>
         <w:rPr>
           <w:rFonts w:ascii="Calibri" w:hAnsi="Calibri"/>
-          <w:b/>
-          <w:color w:val="333333"/>
+          <w:b w:val="0"/>
           <w:sz w:val="22"/>
           <w:rtl w:val="1"/>
           <w:rFonts w:cs="Calibri"/>
           <w:szCs w:val="22"/>
         </w:rPr>
         <w:t>التقاسيم ‏(Taqasim)‏</w:t>
-      </w:r>
-    </w:p>
-    <w:p>
-      <w:pPr>
-        <w:bidi w:val="1"/>
-        <w:jc w:val="right"/>
-        <w:textDirection w:val="lrTb"/>
-      </w:pPr>
-      <w:r>
-        <w:rPr>
-          <w:rFonts w:ascii="Calibri" w:hAnsi="Calibri"/>
-          <w:b w:val="0"/>
-          <w:sz w:val="22"/>
-          <w:rtl w:val="1"/>
-          <w:rFonts w:cs="Calibri"/>
-          <w:szCs w:val="22"/>
-        </w:rPr>
+        <w:br/>
         <w:t>التقاسيم هي ارتجال لحني حر يبرز جمال المقام. خصائصها:</w:t>
         <w:br/>
         <w:t>- لا تتبع إيقاعاً ثابتاً ‏(في العزف الحي)‏</w:t>
@@ -4385,31 +4153,14 @@
       <w:r>
         <w:rPr>
           <w:rFonts w:ascii="Calibri" w:hAnsi="Calibri"/>
-          <w:b/>
-          <w:color w:val="333333"/>
+          <w:b w:val="0"/>
           <w:sz w:val="22"/>
           <w:rtl w:val="1"/>
           <w:rFonts w:cs="Calibri"/>
           <w:szCs w:val="22"/>
         </w:rPr>
         <w:t>في Sibelius:</w:t>
-      </w:r>
-    </w:p>
-    <w:p>
-      <w:pPr>
-        <w:bidi w:val="1"/>
-        <w:jc w:val="right"/>
-        <w:textDirection w:val="lrTb"/>
-      </w:pPr>
-      <w:r>
-        <w:rPr>
-          <w:rFonts w:ascii="Calibri" w:hAnsi="Calibri"/>
-          <w:b w:val="0"/>
-          <w:sz w:val="22"/>
-          <w:rtl w:val="1"/>
-          <w:rFonts w:cs="Calibri"/>
-          <w:szCs w:val="22"/>
-        </w:rPr>
+        <w:br/>
         <w:t>نكتب التقاسيم بميزان حر أو 4/4 مع نوتات طويلة وقصيرة.</w:t>
       </w:r>
     </w:p>
@@ -5525,82 +5276,21 @@
       <w:r>
         <w:rPr>
           <w:rFonts w:ascii="Calibri" w:hAnsi="Calibri"/>
-          <w:b/>
-          <w:color w:val="333333"/>
+          <w:b w:val="0"/>
           <w:sz w:val="22"/>
           <w:rtl w:val="1"/>
           <w:rFonts w:cs="Calibri"/>
           <w:szCs w:val="22"/>
         </w:rPr>
         <w:t>إيقاع الجوبي ‏(Al-Jubi)‏ – 2/4</w:t>
-      </w:r>
-    </w:p>
-    <w:p>
-      <w:pPr>
-        <w:bidi w:val="1"/>
-        <w:jc w:val="right"/>
-        <w:textDirection w:val="lrTb"/>
-      </w:pPr>
-      <w:r>
-        <w:rPr>
-          <w:rFonts w:ascii="Calibri" w:hAnsi="Calibri"/>
-          <w:sz w:val="22"/>
-          <w:rtl w:val="1"/>
-          <w:rFonts w:cs="Calibri"/>
-          <w:szCs w:val="22"/>
-        </w:rPr>
-        <w:t>• إيقاع عراقي أصيل</w:t>
-      </w:r>
-    </w:p>
-    <w:p>
-      <w:pPr>
-        <w:bidi w:val="1"/>
-        <w:jc w:val="right"/>
-        <w:textDirection w:val="lrTb"/>
-      </w:pPr>
-      <w:r>
-        <w:rPr>
-          <w:rFonts w:ascii="Calibri" w:hAnsi="Calibri"/>
-          <w:sz w:val="22"/>
-          <w:rtl w:val="1"/>
-          <w:rFonts w:cs="Calibri"/>
-          <w:szCs w:val="22"/>
-        </w:rPr>
-        <w:t>• DUM - TAK TAK ‏(مشابه للملفوف لكن بثقل عراقي)‏</w:t>
-      </w:r>
-    </w:p>
-    <w:p>
-      <w:pPr>
-        <w:bidi w:val="1"/>
-        <w:jc w:val="right"/>
-        <w:textDirection w:val="lrTb"/>
-      </w:pPr>
-      <w:r>
-        <w:rPr>
-          <w:rFonts w:ascii="Calibri" w:hAnsi="Calibri"/>
-          <w:sz w:val="22"/>
-          <w:rtl w:val="1"/>
-          <w:rFonts w:cs="Calibri"/>
-          <w:szCs w:val="22"/>
-        </w:rPr>
-        <w:t>• نمط: DUM ‏(يمين)‏ - TAK ‏(يسار)‏ - TAK ‏(يمين)‏</w:t>
-      </w:r>
-    </w:p>
-    <w:p>
-      <w:pPr>
-        <w:bidi w:val="1"/>
-        <w:jc w:val="right"/>
-        <w:textDirection w:val="lrTb"/>
-      </w:pPr>
-      <w:r>
-        <w:rPr>
-          <w:rFonts w:ascii="Calibri" w:hAnsi="Calibri"/>
-          <w:sz w:val="22"/>
-          <w:rtl w:val="1"/>
-          <w:rFonts w:cs="Calibri"/>
-          <w:szCs w:val="22"/>
-        </w:rPr>
-        <w:t>• يُستخدم في الأغاني العراقية البغدادية</w:t>
+        <w:br/>
+        <w:t>- إيقاع عراقي أصيل</w:t>
+        <w:br/>
+        <w:t>- DUM - TAK TAK ‏(مشابه للملفوف لكن بثقل عراقي)‏</w:t>
+        <w:br/>
+        <w:t>- نمط: DUM ‏(يمين)‏ - TAK ‏(يسار)‏ - TAK ‏(يمين)‏</w:t>
+        <w:br/>
+        <w:t>- يُستخدم في الأغاني العراقية البغدادية</w:t>
       </w:r>
     </w:p>
     <w:p>
@@ -5632,65 +5322,19 @@
       <w:r>
         <w:rPr>
           <w:rFonts w:ascii="Calibri" w:hAnsi="Calibri"/>
-          <w:b/>
-          <w:color w:val="333333"/>
+          <w:b w:val="0"/>
           <w:sz w:val="22"/>
           <w:rtl w:val="1"/>
           <w:rFonts w:cs="Calibri"/>
           <w:szCs w:val="22"/>
         </w:rPr>
         <w:t>إيقاع الهجع ‏(Al-Haja)‏ – 4/4</w:t>
-      </w:r>
-    </w:p>
-    <w:p>
-      <w:pPr>
-        <w:bidi w:val="1"/>
-        <w:jc w:val="right"/>
-        <w:textDirection w:val="lrTb"/>
-      </w:pPr>
-      <w:r>
-        <w:rPr>
-          <w:rFonts w:ascii="Calibri" w:hAnsi="Calibri"/>
-          <w:sz w:val="22"/>
-          <w:rtl w:val="1"/>
-          <w:rFonts w:cs="Calibri"/>
-          <w:szCs w:val="22"/>
-        </w:rPr>
-        <w:t>• إيقاع ثقيل، بطيء إلى متوسط</w:t>
-      </w:r>
-    </w:p>
-    <w:p>
-      <w:pPr>
-        <w:bidi w:val="1"/>
-        <w:jc w:val="right"/>
-        <w:textDirection w:val="lrTb"/>
-      </w:pPr>
-      <w:r>
-        <w:rPr>
-          <w:rFonts w:ascii="Calibri" w:hAnsi="Calibri"/>
-          <w:sz w:val="22"/>
-          <w:rtl w:val="1"/>
-          <w:rFonts w:cs="Calibri"/>
-          <w:szCs w:val="22"/>
-        </w:rPr>
-        <w:t>• DUM TAK - DUM DUM TAK</w:t>
-      </w:r>
-    </w:p>
-    <w:p>
-      <w:pPr>
-        <w:bidi w:val="1"/>
-        <w:jc w:val="right"/>
-        <w:textDirection w:val="lrTb"/>
-      </w:pPr>
-      <w:r>
-        <w:rPr>
-          <w:rFonts w:ascii="Calibri" w:hAnsi="Calibri"/>
-          <w:sz w:val="22"/>
-          <w:rtl w:val="1"/>
-          <w:rFonts w:cs="Calibri"/>
-          <w:szCs w:val="22"/>
-        </w:rPr>
-        <w:t>• يُستخدم في الأغاني العراقية الحزينة</w:t>
+        <w:br/>
+        <w:t>- إيقاع ثقيل، بطيء إلى متوسط</w:t>
+        <w:br/>
+        <w:t>- DUM TAK - DUM DUM TAK</w:t>
+        <w:br/>
+        <w:t>- يُستخدم في الأغاني العراقية الحزينة</w:t>
       </w:r>
     </w:p>
     <w:p>
@@ -5741,71 +5385,27 @@
       <w:r>
         <w:rPr>
           <w:rFonts w:ascii="Calibri" w:hAnsi="Calibri"/>
-          <w:b/>
-          <w:color w:val="333333"/>
+          <w:b w:val="0"/>
           <w:sz w:val="22"/>
           <w:rtl w:val="1"/>
           <w:rFonts w:cs="Calibri"/>
           <w:szCs w:val="22"/>
         </w:rPr>
         <w:t>تمرين 1: الجوبي ‏(10 دقائق)‏</w:t>
-      </w:r>
-    </w:p>
-    <w:p>
-      <w:pPr>
-        <w:bidi w:val="1"/>
-        <w:jc w:val="right"/>
-        <w:textDirection w:val="lrTb"/>
-      </w:pPr>
-      <w:r>
-        <w:rPr>
-          <w:rFonts w:ascii="Calibri" w:hAnsi="Calibri"/>
-          <w:sz w:val="22"/>
-          <w:rtl w:val="1"/>
-          <w:rFonts w:cs="Calibri"/>
-          <w:szCs w:val="22"/>
-        </w:rPr>
-        <w:t>Sibelius → Treble Clef → 2/4 → C Major</w:t>
-      </w:r>
-    </w:p>
-    <w:p>
-      <w:pPr>
-        <w:bidi w:val="1"/>
-        <w:jc w:val="right"/>
-        <w:textDirection w:val="lrTb"/>
-      </w:pPr>
-      <w:r>
-        <w:rPr>
-          <w:rFonts w:ascii="Calibri" w:hAnsi="Calibri"/>
-          <w:sz w:val="22"/>
-          <w:rtl w:val="1"/>
-          <w:rFonts w:cs="Calibri"/>
-          <w:szCs w:val="22"/>
-        </w:rPr>
-        <w:t>اكتب إيقاع الجوبي على C:</w:t>
-      </w:r>
-    </w:p>
-    <w:p>
-      <w:pPr>
-        <w:bidi w:val="1"/>
-        <w:jc w:val="right"/>
-        <w:textDirection w:val="lrTb"/>
-        <w:shd w:fill="F5F5F5" w:val="clear"/>
-      </w:pPr>
-      <w:r>
-        <w:rPr>
-          <w:rFonts w:ascii="Courier New" w:hAnsi="Courier New"/>
-          <w:color w:val="333333"/>
-          <w:sz w:val="18"/>
-          <w:rtl w:val="1"/>
-          <w:rFonts w:cs="Calibri"/>
-          <w:szCs w:val="18"/>
-        </w:rPr>
+        <w:br/>
+        <w:t>1. Sibelius → Treble Clef → 2/4 → C Major</w:t>
+        <w:br/>
+        <w:t>2. اكتب إيقاع الجوبي على C:</w:t>
+        <w:br/>
+        <w:t>```</w:t>
+        <w:br/>
         <w:t>مازورة 1: | C ‏(Noire)‏ | C ‏(Croche)‏ C ‏(Croche)‏ |</w:t>
         <w:br/>
         <w:t>مازورة 2: كرر</w:t>
         <w:br/>
         <w:t>مازورة 3-4: كرر</w:t>
+        <w:br/>
+        <w:t>```</w:t>
       </w:r>
     </w:p>
     <w:p>
@@ -5847,69 +5447,25 @@
       <w:r>
         <w:rPr>
           <w:rFonts w:ascii="Calibri" w:hAnsi="Calibri"/>
-          <w:b/>
-          <w:color w:val="333333"/>
+          <w:b w:val="0"/>
           <w:sz w:val="22"/>
           <w:rtl w:val="1"/>
           <w:rFonts w:cs="Calibri"/>
           <w:szCs w:val="22"/>
         </w:rPr>
         <w:t>تمرين 2: الهجع ‏(10 دقائق)‏</w:t>
-      </w:r>
-    </w:p>
-    <w:p>
-      <w:pPr>
-        <w:bidi w:val="1"/>
-        <w:jc w:val="right"/>
-        <w:textDirection w:val="lrTb"/>
-      </w:pPr>
-      <w:r>
-        <w:rPr>
-          <w:rFonts w:ascii="Calibri" w:hAnsi="Calibri"/>
-          <w:sz w:val="22"/>
-          <w:rtl w:val="1"/>
-          <w:rFonts w:cs="Calibri"/>
-          <w:szCs w:val="22"/>
-        </w:rPr>
-        <w:t>غير إلى 4/4</w:t>
-      </w:r>
-    </w:p>
-    <w:p>
-      <w:pPr>
-        <w:bidi w:val="1"/>
-        <w:jc w:val="right"/>
-        <w:textDirection w:val="lrTb"/>
-      </w:pPr>
-      <w:r>
-        <w:rPr>
-          <w:rFonts w:ascii="Calibri" w:hAnsi="Calibri"/>
-          <w:sz w:val="22"/>
-          <w:rtl w:val="1"/>
-          <w:rFonts w:cs="Calibri"/>
-          <w:szCs w:val="22"/>
-        </w:rPr>
-        <w:t>اكتب إيقاع الهجع:</w:t>
-      </w:r>
-    </w:p>
-    <w:p>
-      <w:pPr>
-        <w:bidi w:val="1"/>
-        <w:jc w:val="right"/>
-        <w:textDirection w:val="lrTb"/>
-        <w:shd w:fill="F5F5F5" w:val="clear"/>
-      </w:pPr>
-      <w:r>
-        <w:rPr>
-          <w:rFonts w:ascii="Courier New" w:hAnsi="Courier New"/>
-          <w:color w:val="333333"/>
-          <w:sz w:val="18"/>
-          <w:rtl w:val="1"/>
-          <w:rFonts w:cs="Calibri"/>
-          <w:szCs w:val="18"/>
-        </w:rPr>
+        <w:br/>
+        <w:t>1. غير إلى 4/4</w:t>
+        <w:br/>
+        <w:t>2. اكتب إيقاع الهجع:</w:t>
+        <w:br/>
+        <w:t>```</w:t>
+        <w:br/>
         <w:t>مازورة 1: | C ‏(Noire)‏ | C ‏(Noire)‏ | ‏(Rest Noire)‏ | C ‏(Noire)‏ |</w:t>
         <w:br/>
         <w:t>مازورة 2: | C ‏(Noire)‏ | C ‏(Noire)‏ | ‏(Rest Noire)‏ | ‏(Rest Noire)‏ |</w:t>
+        <w:br/>
+        <w:t>```</w:t>
       </w:r>
     </w:p>
     <w:p>
@@ -5941,32 +5497,16 @@
       <w:r>
         <w:rPr>
           <w:rFonts w:ascii="Calibri" w:hAnsi="Calibri"/>
-          <w:b/>
-          <w:color w:val="333333"/>
+          <w:b w:val="0"/>
           <w:sz w:val="22"/>
           <w:rtl w:val="1"/>
           <w:rFonts w:cs="Calibri"/>
           <w:szCs w:val="22"/>
         </w:rPr>
         <w:t>تمرين 3: الجوبي مع الراست ‏(10 دقائق)‏</w:t>
-      </w:r>
-    </w:p>
-    <w:p>
-      <w:pPr>
-        <w:bidi w:val="1"/>
-        <w:jc w:val="right"/>
-        <w:textDirection w:val="lrTb"/>
-        <w:shd w:fill="F5F5F5" w:val="clear"/>
-      </w:pPr>
-      <w:r>
-        <w:rPr>
-          <w:rFonts w:ascii="Courier New" w:hAnsi="Courier New"/>
-          <w:color w:val="333333"/>
-          <w:sz w:val="18"/>
-          <w:rtl w:val="1"/>
-          <w:rFonts w:cs="Calibri"/>
-          <w:szCs w:val="18"/>
-        </w:rPr>
+        <w:br/>
+        <w:t>```</w:t>
+        <w:br/>
         <w:t>مازورة 1 ‏(جوبي-راست)‏: | C ‏(Noire)‏ | D ‏(Croche)‏ E♭ ‏(Croche)‏ |</w:t>
         <w:br/>
         <w:t>مازورة 2: | F ‏(Noire)‏ | G ‏(Croche)‏ A ‏(Croche)‏ |</w:t>
@@ -5976,6 +5516,8 @@
         <w:t>مازورة 4: | G ‏(Noire)‏ | F ‏(Croche)‏ E♭ ‏(Croche)‏ |</w:t>
         <w:br/>
         <w:t>مازورة 5: | D ‏(Noire)‏ | C ‏(Croche)‏ ‏(Rest Croche)‏ |</w:t>
+        <w:br/>
+        <w:t>```</w:t>
       </w:r>
     </w:p>
     <w:p>
@@ -7105,47 +6647,16 @@
         <w:rPr>
           <w:rFonts w:ascii="Calibri" w:hAnsi="Calibri"/>
           <w:b/>
-          <w:color w:val="333333"/>
           <w:sz w:val="22"/>
           <w:rtl w:val="1"/>
           <w:rFonts w:cs="Calibri"/>
           <w:szCs w:val="22"/>
         </w:rPr>
         <w:t>ربع الهجع ‏(Rub' Al-Haja)‏ – 4/4</w:t>
-      </w:r>
-    </w:p>
-    <w:p>
-      <w:pPr>
-        <w:bidi w:val="1"/>
-        <w:jc w:val="right"/>
-        <w:textDirection w:val="lrTb"/>
-      </w:pPr>
-      <w:r>
-        <w:rPr>
-          <w:rFonts w:ascii="Calibri" w:hAnsi="Calibri"/>
-          <w:sz w:val="22"/>
-          <w:rtl w:val="1"/>
-          <w:rFonts w:cs="Calibri"/>
-          <w:szCs w:val="22"/>
-        </w:rPr>
-        <w:t>• نسخة أخف وأسرع من الهجع</w:t>
-      </w:r>
-    </w:p>
-    <w:p>
-      <w:pPr>
-        <w:bidi w:val="1"/>
-        <w:jc w:val="right"/>
-        <w:textDirection w:val="lrTb"/>
-      </w:pPr>
-      <w:r>
-        <w:rPr>
-          <w:rFonts w:ascii="Calibri" w:hAnsi="Calibri"/>
-          <w:sz w:val="22"/>
-          <w:rtl w:val="1"/>
-          <w:rFonts w:cs="Calibri"/>
-          <w:szCs w:val="22"/>
-        </w:rPr>
-        <w:t>• نمط: DUM TAK TAK DUM TAK</w:t>
+        <w:br/>
+        <w:t>- نسخة أخف وأسرع من الهجع</w:t>
+        <w:br/>
+        <w:t>- نمط: DUM TAK TAK DUM TAK</w:t>
       </w:r>
     </w:p>
     <w:tbl>
@@ -7429,47 +6940,16 @@
         <w:rPr>
           <w:rFonts w:ascii="Calibri" w:hAnsi="Calibri"/>
           <w:b/>
-          <w:color w:val="333333"/>
           <w:sz w:val="22"/>
           <w:rtl w:val="1"/>
           <w:rFonts w:cs="Calibri"/>
           <w:szCs w:val="22"/>
         </w:rPr>
         <w:t>الخشابة ‏(Al-Khashaba)‏ – 4/4</w:t>
-      </w:r>
-    </w:p>
-    <w:p>
-      <w:pPr>
-        <w:bidi w:val="1"/>
-        <w:jc w:val="right"/>
-        <w:textDirection w:val="lrTb"/>
-      </w:pPr>
-      <w:r>
-        <w:rPr>
-          <w:rFonts w:ascii="Calibri" w:hAnsi="Calibri"/>
-          <w:sz w:val="22"/>
-          <w:rtl w:val="1"/>
-          <w:rFonts w:cs="Calibri"/>
-          <w:szCs w:val="22"/>
-        </w:rPr>
-        <w:t>• إيقاع عراقي شعبي</w:t>
-      </w:r>
-    </w:p>
-    <w:p>
-      <w:pPr>
-        <w:bidi w:val="1"/>
-        <w:jc w:val="right"/>
-        <w:textDirection w:val="lrTb"/>
-      </w:pPr>
-      <w:r>
-        <w:rPr>
-          <w:rFonts w:ascii="Calibri" w:hAnsi="Calibri"/>
-          <w:sz w:val="22"/>
-          <w:rtl w:val="1"/>
-          <w:rFonts w:cs="Calibri"/>
-          <w:szCs w:val="22"/>
-        </w:rPr>
-        <w:t>• نمط: DUM DUM TAK TAK TAK</w:t>
+        <w:br/>
+        <w:t>- إيقاع عراقي شعبي</w:t>
+        <w:br/>
+        <w:t>- نمط: DUM DUM TAK TAK TAK</w:t>
       </w:r>
     </w:p>
     <w:tbl>
@@ -8171,14 +7651,19 @@
       <w:r>
         <w:rPr>
           <w:rFonts w:ascii="Calibri" w:hAnsi="Calibri"/>
-          <w:b/>
-          <w:color w:val="333333"/>
+          <w:b w:val="0"/>
           <w:sz w:val="22"/>
           <w:rtl w:val="1"/>
           <w:rFonts w:cs="Calibri"/>
           <w:szCs w:val="22"/>
         </w:rPr>
         <w:t>البلدي ‏(Al-Baladi)‏ – 4/4</w:t>
+        <w:br/>
+        <w:t>- إيقاع مصري شعبي</w:t>
+        <w:br/>
+        <w:t>- نمط: DUM - DUM TAK TAK</w:t>
+        <w:br/>
+        <w:t>- يُستخدم في الموسيقى الشعبية المصرية والعربية</w:t>
       </w:r>
     </w:p>
     <w:p>
@@ -8190,116 +7675,19 @@
       <w:r>
         <w:rPr>
           <w:rFonts w:ascii="Calibri" w:hAnsi="Calibri"/>
-          <w:sz w:val="22"/>
-          <w:rtl w:val="1"/>
-          <w:rFonts w:cs="Calibri"/>
-          <w:szCs w:val="22"/>
-        </w:rPr>
-        <w:t>• إيقاع مصري شعبي</w:t>
-      </w:r>
-    </w:p>
-    <w:p>
-      <w:pPr>
-        <w:bidi w:val="1"/>
-        <w:jc w:val="right"/>
-        <w:textDirection w:val="lrTb"/>
-      </w:pPr>
-      <w:r>
-        <w:rPr>
-          <w:rFonts w:ascii="Calibri" w:hAnsi="Calibri"/>
-          <w:sz w:val="22"/>
-          <w:rtl w:val="1"/>
-          <w:rFonts w:cs="Calibri"/>
-          <w:szCs w:val="22"/>
-        </w:rPr>
-        <w:t>• نمط: DUM - DUM TAK TAK</w:t>
-      </w:r>
-    </w:p>
-    <w:p>
-      <w:pPr>
-        <w:bidi w:val="1"/>
-        <w:jc w:val="right"/>
-        <w:textDirection w:val="lrTb"/>
-      </w:pPr>
-      <w:r>
-        <w:rPr>
-          <w:rFonts w:ascii="Calibri" w:hAnsi="Calibri"/>
-          <w:sz w:val="22"/>
-          <w:rtl w:val="1"/>
-          <w:rFonts w:cs="Calibri"/>
-          <w:szCs w:val="22"/>
-        </w:rPr>
-        <w:t>• يُستخدم في الموسيقى الشعبية المصرية والعربية</w:t>
-      </w:r>
-    </w:p>
-    <w:p>
-      <w:pPr>
-        <w:bidi w:val="1"/>
-        <w:jc w:val="right"/>
-        <w:textDirection w:val="lrTb"/>
-      </w:pPr>
-      <w:r>
-        <w:rPr>
-          <w:rFonts w:ascii="Calibri" w:hAnsi="Calibri"/>
-          <w:b/>
-          <w:color w:val="333333"/>
+          <w:b w:val="0"/>
           <w:sz w:val="22"/>
           <w:rtl w:val="1"/>
           <w:rFonts w:cs="Calibri"/>
           <w:szCs w:val="22"/>
         </w:rPr>
         <w:t>السماعي الثقيل ‏(Al-Sama'i Al-Thaqil)‏ – 10/8</w:t>
-      </w:r>
-    </w:p>
-    <w:p>
-      <w:pPr>
-        <w:bidi w:val="1"/>
-        <w:jc w:val="right"/>
-        <w:textDirection w:val="lrTb"/>
-      </w:pPr>
-      <w:r>
-        <w:rPr>
-          <w:rFonts w:ascii="Calibri" w:hAnsi="Calibri"/>
-          <w:sz w:val="22"/>
-          <w:rtl w:val="1"/>
-          <w:rFonts w:cs="Calibri"/>
-          <w:szCs w:val="22"/>
-        </w:rPr>
-        <w:t>• إيقاع تركي-عربي كلاسيكي</w:t>
-      </w:r>
-    </w:p>
-    <w:p>
-      <w:pPr>
-        <w:bidi w:val="1"/>
-        <w:jc w:val="right"/>
-        <w:textDirection w:val="lrTb"/>
-      </w:pPr>
-      <w:r>
-        <w:rPr>
-          <w:rFonts w:ascii="Calibri" w:hAnsi="Calibri"/>
-          <w:sz w:val="22"/>
-          <w:rtl w:val="1"/>
-          <w:rFonts w:cs="Calibri"/>
-          <w:szCs w:val="22"/>
-        </w:rPr>
-        <w:t>• نمط: DUM TAK TAK DUM TAK DUM TAK ‏(3+2+2+3)‏</w:t>
-      </w:r>
-    </w:p>
-    <w:p>
-      <w:pPr>
-        <w:bidi w:val="1"/>
-        <w:jc w:val="right"/>
-        <w:textDirection w:val="lrTb"/>
-      </w:pPr>
-      <w:r>
-        <w:rPr>
-          <w:rFonts w:ascii="Calibri" w:hAnsi="Calibri"/>
-          <w:sz w:val="22"/>
-          <w:rtl w:val="1"/>
-          <w:rFonts w:cs="Calibri"/>
-          <w:szCs w:val="22"/>
-        </w:rPr>
-        <w:t>• يُستخدم في قالب السماعي</w:t>
+        <w:br/>
+        <w:t>- إيقاع تركي-عربي كلاسيكي</w:t>
+        <w:br/>
+        <w:t>- نمط: DUM TAK TAK DUM TAK DUM TAK ‏(3+2+2+3)‏</w:t>
+        <w:br/>
+        <w:t>- يُستخدم في قالب السماعي</w:t>
       </w:r>
     </w:p>
     <w:p>
@@ -8858,7 +8246,6 @@
         <w:rPr>
           <w:rFonts w:ascii="Calibri" w:hAnsi="Calibri"/>
           <w:b/>
-          <w:color w:val="333333"/>
           <w:sz w:val="22"/>
           <w:rtl w:val="1"/>
           <w:rFonts w:cs="Calibri"/>
@@ -9556,116 +8943,25 @@
       <w:r>
         <w:rPr>
           <w:rFonts w:ascii="Calibri" w:hAnsi="Calibri"/>
-          <w:b/>
-          <w:color w:val="333333"/>
+          <w:b w:val="0"/>
           <w:sz w:val="22"/>
           <w:rtl w:val="1"/>
           <w:rFonts w:cs="Calibri"/>
           <w:szCs w:val="22"/>
         </w:rPr>
         <w:t>المصطلحات الأساسية</w:t>
-      </w:r>
-    </w:p>
-    <w:p>
-      <w:pPr>
-        <w:bidi w:val="1"/>
-        <w:jc w:val="right"/>
-        <w:textDirection w:val="lrTb"/>
-      </w:pPr>
-      <w:r>
-        <w:rPr>
-          <w:rFonts w:ascii="Calibri" w:hAnsi="Calibri"/>
-          <w:sz w:val="22"/>
-          <w:rtl w:val="1"/>
-          <w:rFonts w:cs="Calibri"/>
-          <w:szCs w:val="22"/>
-        </w:rPr>
-        <w:t>• Sibelius Shortcuts: N, 1-7, +/-, T, H, S, K, M, .</w:t>
-      </w:r>
-    </w:p>
-    <w:p>
-      <w:pPr>
-        <w:bidi w:val="1"/>
-        <w:jc w:val="right"/>
-        <w:textDirection w:val="lrTb"/>
-      </w:pPr>
-      <w:r>
-        <w:rPr>
-          <w:rFonts w:ascii="Calibri" w:hAnsi="Calibri"/>
-          <w:sz w:val="22"/>
-          <w:rtl w:val="1"/>
-          <w:rFonts w:cs="Calibri"/>
-          <w:szCs w:val="22"/>
-        </w:rPr>
-        <w:t>• Note Values: Ronde, Blanche, Noire, Croche, Double Croche</w:t>
-      </w:r>
-    </w:p>
-    <w:p>
-      <w:pPr>
-        <w:bidi w:val="1"/>
-        <w:jc w:val="right"/>
-        <w:textDirection w:val="lrTb"/>
-      </w:pPr>
-      <w:r>
-        <w:rPr>
-          <w:rFonts w:ascii="Calibri" w:hAnsi="Calibri"/>
-          <w:sz w:val="22"/>
-          <w:rtl w:val="1"/>
-          <w:rFonts w:cs="Calibri"/>
-          <w:szCs w:val="22"/>
-        </w:rPr>
-        <w:t>• Rests: Whole, Half, Quarter, Eighth</w:t>
-      </w:r>
-    </w:p>
-    <w:p>
-      <w:pPr>
-        <w:bidi w:val="1"/>
-        <w:jc w:val="right"/>
-        <w:textDirection w:val="lrTb"/>
-      </w:pPr>
-      <w:r>
-        <w:rPr>
-          <w:rFonts w:ascii="Calibri" w:hAnsi="Calibri"/>
-          <w:sz w:val="22"/>
-          <w:rtl w:val="1"/>
-          <w:rFonts w:cs="Calibri"/>
-          <w:szCs w:val="22"/>
-        </w:rPr>
-        <w:t>• Dynamics: pp, p, mp, mf, f, ff</w:t>
-      </w:r>
-    </w:p>
-    <w:p>
-      <w:pPr>
-        <w:bidi w:val="1"/>
-        <w:jc w:val="right"/>
-        <w:textDirection w:val="lrTb"/>
-      </w:pPr>
-      <w:r>
-        <w:rPr>
-          <w:rFonts w:ascii="Calibri" w:hAnsi="Calibri"/>
-          <w:sz w:val="22"/>
-          <w:rtl w:val="1"/>
-          <w:rFonts w:cs="Calibri"/>
-          <w:szCs w:val="22"/>
-        </w:rPr>
-        <w:t>• Tuplets: Ctrl+3 ‏(Triplet)‏, Ctrl+5, Ctrl+6</w:t>
-      </w:r>
-    </w:p>
-    <w:p>
-      <w:pPr>
-        <w:bidi w:val="1"/>
-        <w:jc w:val="right"/>
-        <w:textDirection w:val="lrTb"/>
-      </w:pPr>
-      <w:r>
-        <w:rPr>
-          <w:rFonts w:ascii="Calibri" w:hAnsi="Calibri"/>
-          <w:sz w:val="22"/>
-          <w:rtl w:val="1"/>
-          <w:rFonts w:cs="Calibri"/>
-          <w:szCs w:val="22"/>
-        </w:rPr>
-        <w:t>• Accidentals: + ‏(Sharp)‏, - ‏(Flat)‏, = ‏(Natural)‏</w:t>
+        <w:br/>
+        <w:t>- Sibelius Shortcuts: N, 1-7, +/-, T, H, S, K, M, .</w:t>
+        <w:br/>
+        <w:t>- Note Values: Ronde, Blanche, Noire, Croche, Double Croche</w:t>
+        <w:br/>
+        <w:t>- Rests: Whole, Half, Quarter, Eighth</w:t>
+        <w:br/>
+        <w:t>- Dynamics: pp, p, mp, mf, f, ff</w:t>
+        <w:br/>
+        <w:t>- Tuplets: Ctrl+3 ‏(Triplet)‏, Ctrl+5, Ctrl+6</w:t>
+        <w:br/>
+        <w:t>- Accidentals: + ‏(Sharp)‏, - ‏(Flat)‏, = ‏(Natural)‏</w:t>
       </w:r>
     </w:p>
     <w:p>
@@ -9696,31 +8992,14 @@
       <w:r>
         <w:rPr>
           <w:rFonts w:ascii="Calibri" w:hAnsi="Calibri"/>
-          <w:b/>
-          <w:color w:val="333333"/>
+          <w:b w:val="0"/>
           <w:sz w:val="22"/>
           <w:rtl w:val="1"/>
           <w:rFonts w:cs="Calibri"/>
           <w:szCs w:val="22"/>
         </w:rPr>
         <w:t>امتحان منتصف الفصل العملي</w:t>
-      </w:r>
-    </w:p>
-    <w:p>
-      <w:pPr>
-        <w:bidi w:val="1"/>
-        <w:jc w:val="right"/>
-        <w:textDirection w:val="lrTb"/>
-      </w:pPr>
-      <w:r>
-        <w:rPr>
-          <w:rFonts w:ascii="Calibri" w:hAnsi="Calibri"/>
-          <w:b w:val="0"/>
-          <w:sz w:val="22"/>
-          <w:rtl w:val="1"/>
-          <w:rFonts w:cs="Calibri"/>
-          <w:szCs w:val="22"/>
-        </w:rPr>
+        <w:br/>
         <w:t>المطلوب: إنشاء مقطوعة من 32 مازورة</w:t>
       </w:r>
     </w:p>
@@ -9783,31 +9062,14 @@
       <w:r>
         <w:rPr>
           <w:rFonts w:ascii="Calibri" w:hAnsi="Calibri"/>
-          <w:b/>
-          <w:color w:val="333333"/>
+          <w:b w:val="0"/>
           <w:sz w:val="22"/>
           <w:rtl w:val="1"/>
           <w:rFonts w:cs="Calibri"/>
           <w:szCs w:val="22"/>
         </w:rPr>
         <w:t>امتحان نظري ‏(أسئلة سريعة)‏</w:t>
-      </w:r>
-    </w:p>
-    <w:p>
-      <w:pPr>
-        <w:bidi w:val="1"/>
-        <w:jc w:val="right"/>
-        <w:textDirection w:val="lrTb"/>
-      </w:pPr>
-      <w:r>
-        <w:rPr>
-          <w:rFonts w:ascii="Calibri" w:hAnsi="Calibri"/>
-          <w:b w:val="0"/>
-          <w:sz w:val="22"/>
-          <w:rtl w:val="1"/>
-          <w:rFonts w:cs="Calibri"/>
-          <w:szCs w:val="22"/>
-        </w:rPr>
+        <w:br/>
         <w:t>10 أسئلة MCQ عن كل ما تعلمناه.</w:t>
       </w:r>
     </w:p>

--- a/docx_output_v2/Sibelius-Semester1-Part4-Lessons-25-32.docx
+++ b/docx_output_v2/Sibelius-Semester1-Part4-Lessons-25-32.docx
@@ -1932,7 +1932,7 @@
           <w:rFonts w:cs="Calibri"/>
           <w:szCs w:val="28"/>
         </w:rPr>
-        <w:t>5. تطبيق العود | Oud Application</w:t>
+        <w:t>5. تطبيق عملي | Practical Application</w:t>
       </w:r>
     </w:p>
     <w:p>
@@ -1950,7 +1950,7 @@
           <w:rFonts w:cs="Calibri"/>
           <w:szCs w:val="22"/>
         </w:rPr>
-        <w:t>اعزف سلم الراست على العود: C ‏(الوتر الرابع عقدة 1)‏ - D ‏(الوتر الرابع عقدة 3)‏ - E♭ ‏(مفتاح مطلقاً، أقرب للـ E مع شد خفيف)‏ - F ‏(الوتر الثالث عقدة 1)‏. لاحظ ربع الدرجة على D.</w:t>
+        <w:t>اعزف سلم الراست على آلتك الموسيقية: C ‏(الوتر الرابع عقدة 1)‏ - D ‏(الوتر الرابع عقدة 3)‏ - E♭ ‏(مفتاح مطلقاً، أقرب للـ E مع شد خفيف)‏ - F ‏(الوتر الثالث عقدة 1)‏. لاحظ ربع الدرجة على D.</w:t>
       </w:r>
     </w:p>
     <w:p>
@@ -3536,7 +3536,7 @@
           <w:rFonts w:cs="Calibri"/>
           <w:szCs w:val="28"/>
         </w:rPr>
-        <w:t>5. تطبيق العود | Oud Application</w:t>
+        <w:t>5. تطبيق عملي | Practical Application</w:t>
       </w:r>
     </w:p>
     <w:p>
@@ -6055,7 +6055,7 @@
           <w:rFonts w:cs="Calibri"/>
           <w:szCs w:val="28"/>
         </w:rPr>
-        <w:t>5. تطبيق العود | Oud Application</w:t>
+        <w:t>5. تطبيق عملي | Practical Application</w:t>
       </w:r>
     </w:p>
     <w:p>
@@ -10737,7 +10737,7 @@
           <w:rFonts w:cs="Calibri"/>
           <w:szCs w:val="28"/>
         </w:rPr>
-        <w:t>5. تطبيق العود | Oud Application</w:t>
+        <w:t>5. تطبيق عملي | Practical Application</w:t>
       </w:r>
     </w:p>
     <w:p>
@@ -11016,7 +11016,7 @@
                 <w:rFonts w:cs="Calibri"/>
                 <w:szCs w:val="18"/>
               </w:rPr>
-              <w:t>تطبيق العود</w:t>
+              <w:t>تطبيق عملي</w:t>
             </w:r>
           </w:p>
         </w:tc>

--- a/docx_output_v2/Sibelius-Semester1-Part4-Lessons-25-32.docx
+++ b/docx_output_v2/Sibelius-Semester1-Part4-Lessons-25-32.docx
@@ -1913,6 +1913,10 @@
         </w:rPr>
         <w:t>أسئلة: 1. ما هي الدرجات المميزة في مقام الراست؟ 2. ما الفرق بين الراست والعجم؟ 3. كيف تكتب E نصف بيمول؟</w:t>
         <w:br/>
+        <w:t>الواجب المنزلي</w:t>
+        <w:br/>
+        <w:t>1. اكتب تمرين رقم ‏(———)‏ في كتاب الصولفيج المقرر</w:t>
+        <w:br/>
         <w:t>الواجب: اكتب 12 مازورة: سلم راست ‏(4)‏ + جنس راست ‏(4)‏ + لحن راست مع مقسوم ‏(4)‏. احفظ `Lesson25_Rast.sib`</w:t>
       </w:r>
     </w:p>
@@ -3517,6 +3521,10 @@
           <w:rFonts w:cs="Calibri"/>
           <w:szCs w:val="22"/>
         </w:rPr>
+        <w:t>الواجب المنزلي</w:t>
+        <w:br/>
+        <w:t>1. اكتب تمرين رقم ‏(———)‏ في كتاب الصولفيج المقرر</w:t>
+        <w:br/>
         <w:t>الواجب: اكتب 8 مازورات: جنس راست ‏(2)‏ + جنس نوى ‏(2)‏ + لحن راست مع وحدة ‏(4)‏. احفظ `Lesson26_RastGenres.sib`</w:t>
       </w:r>
     </w:p>
@@ -4223,6 +4231,45 @@
       </w:r>
     </w:p>
     <w:p>
+      <w:pPr>
+        <w:jc w:val="right"/>
+        <w:bidi w:val="1"/>
+        <w:textDirection w:val="lrTb"/>
+      </w:pPr>
+      <w:r>
+        <w:rPr>
+          <w:rFonts w:ascii="Calibri" w:hAnsi="Calibri"/>
+          <w:b/>
+          <w:color w:val="34497E"/>
+          <w:sz w:val="28"/>
+          <w:rtl w:val="1"/>
+          <w:rFonts w:cs="Calibri"/>
+          <w:szCs w:val="28"/>
+        </w:rPr>
+        <w:t>4. مراجعة وواجب | Review &amp; HW ‏(5 min)‏</w:t>
+      </w:r>
+    </w:p>
+    <w:p>
+      <w:pPr>
+        <w:bidi w:val="1"/>
+        <w:jc w:val="right"/>
+        <w:textDirection w:val="lrTb"/>
+      </w:pPr>
+      <w:r>
+        <w:rPr>
+          <w:rFonts w:ascii="Calibri" w:hAnsi="Calibri"/>
+          <w:b w:val="0"/>
+          <w:sz w:val="22"/>
+          <w:rtl w:val="1"/>
+          <w:rFonts w:cs="Calibri"/>
+          <w:szCs w:val="22"/>
+        </w:rPr>
+        <w:t>الواجب المنزلي</w:t>
+        <w:br/>
+        <w:t>1. اكتب تمرين رقم ‏(———)‏ في كتاب الصولفيج المقرر</w:t>
+      </w:r>
+    </w:p>
+    <w:p>
       <w:r>
         <w:br w:type="page"/>
       </w:r>
@@ -4761,6 +4808,45 @@
           <w:szCs w:val="28"/>
         </w:rPr>
         <w:t>2-8: مشروع 16-24 مازورة كامل بمقام الراست.</w:t>
+      </w:r>
+    </w:p>
+    <w:p>
+      <w:pPr>
+        <w:jc w:val="right"/>
+        <w:bidi w:val="1"/>
+        <w:textDirection w:val="lrTb"/>
+      </w:pPr>
+      <w:r>
+        <w:rPr>
+          <w:rFonts w:ascii="Calibri" w:hAnsi="Calibri"/>
+          <w:b/>
+          <w:color w:val="34497E"/>
+          <w:sz w:val="28"/>
+          <w:rtl w:val="1"/>
+          <w:rFonts w:cs="Calibri"/>
+          <w:szCs w:val="28"/>
+        </w:rPr>
+        <w:t>4. مراجعة وواجب | Review &amp; HW ‏(5 min)‏</w:t>
+      </w:r>
+    </w:p>
+    <w:p>
+      <w:pPr>
+        <w:bidi w:val="1"/>
+        <w:jc w:val="right"/>
+        <w:textDirection w:val="lrTb"/>
+      </w:pPr>
+      <w:r>
+        <w:rPr>
+          <w:rFonts w:ascii="Calibri" w:hAnsi="Calibri"/>
+          <w:b w:val="0"/>
+          <w:sz w:val="22"/>
+          <w:rtl w:val="1"/>
+          <w:rFonts w:cs="Calibri"/>
+          <w:szCs w:val="22"/>
+        </w:rPr>
+        <w:t>الواجب المنزلي</w:t>
+        <w:br/>
+        <w:t>1. اكتب تمرين رقم ‏(———)‏ في كتاب الصولفيج المقرر</w:t>
       </w:r>
     </w:p>
     <w:p>
@@ -6036,6 +6122,10 @@
         </w:rPr>
         <w:t>أسئلة: 1. ما وزن إيقاع الجوبي؟ 2. ما الفرق بين الجوبي والملفوف؟ 3. ما مميزات الهجع؟</w:t>
         <w:br/>
+        <w:t>الواجب المنزلي</w:t>
+        <w:br/>
+        <w:t>1. اكتب تمرين رقم ‏(———)‏ في كتاب الصولفيج المقرر</w:t>
+        <w:br/>
         <w:t>الواجب: اكتب 12 مازورة: 6 جوبي مع عجم + 6 هجع مع راست. احفظ `Lesson29_Iraqi.sib`</w:t>
       </w:r>
     </w:p>
@@ -7226,6 +7316,45 @@
       </w:r>
     </w:p>
     <w:p>
+      <w:pPr>
+        <w:jc w:val="right"/>
+        <w:bidi w:val="1"/>
+        <w:textDirection w:val="lrTb"/>
+      </w:pPr>
+      <w:r>
+        <w:rPr>
+          <w:rFonts w:ascii="Calibri" w:hAnsi="Calibri"/>
+          <w:b/>
+          <w:color w:val="34497E"/>
+          <w:sz w:val="28"/>
+          <w:rtl w:val="1"/>
+          <w:rFonts w:cs="Calibri"/>
+          <w:szCs w:val="28"/>
+        </w:rPr>
+        <w:t>4. مراجعة وواجب | Review &amp; HW ‏(5 min)‏</w:t>
+      </w:r>
+    </w:p>
+    <w:p>
+      <w:pPr>
+        <w:bidi w:val="1"/>
+        <w:jc w:val="right"/>
+        <w:textDirection w:val="lrTb"/>
+      </w:pPr>
+      <w:r>
+        <w:rPr>
+          <w:rFonts w:ascii="Calibri" w:hAnsi="Calibri"/>
+          <w:b w:val="0"/>
+          <w:sz w:val="22"/>
+          <w:rtl w:val="1"/>
+          <w:rFonts w:cs="Calibri"/>
+          <w:szCs w:val="22"/>
+        </w:rPr>
+        <w:t>الواجب المنزلي</w:t>
+        <w:br/>
+        <w:t>1. اكتب تمرين رقم ‏(———)‏ في كتاب الصولفيج المقرر</w:t>
+      </w:r>
+    </w:p>
+    <w:p>
       <w:r>
         <w:br w:type="page"/>
       </w:r>
@@ -7730,6 +7859,45 @@
           <w:szCs w:val="28"/>
         </w:rPr>
         <w:t>2-8: تطبيقات في Sibelius مع 10/8، اختصارات، تقييم.</w:t>
+      </w:r>
+    </w:p>
+    <w:p>
+      <w:pPr>
+        <w:jc w:val="right"/>
+        <w:bidi w:val="1"/>
+        <w:textDirection w:val="lrTb"/>
+      </w:pPr>
+      <w:r>
+        <w:rPr>
+          <w:rFonts w:ascii="Calibri" w:hAnsi="Calibri"/>
+          <w:b/>
+          <w:color w:val="34497E"/>
+          <w:sz w:val="28"/>
+          <w:rtl w:val="1"/>
+          <w:rFonts w:cs="Calibri"/>
+          <w:szCs w:val="28"/>
+        </w:rPr>
+        <w:t>4. مراجعة وواجب | Review &amp; HW ‏(5 min)‏</w:t>
+      </w:r>
+    </w:p>
+    <w:p>
+      <w:pPr>
+        <w:bidi w:val="1"/>
+        <w:jc w:val="right"/>
+        <w:textDirection w:val="lrTb"/>
+      </w:pPr>
+      <w:r>
+        <w:rPr>
+          <w:rFonts w:ascii="Calibri" w:hAnsi="Calibri"/>
+          <w:b w:val="0"/>
+          <w:sz w:val="22"/>
+          <w:rtl w:val="1"/>
+          <w:rFonts w:cs="Calibri"/>
+          <w:szCs w:val="22"/>
+        </w:rPr>
+        <w:t>الواجب المنزلي</w:t>
+        <w:br/>
+        <w:t>1. اكتب تمرين رقم ‏(———)‏ في كتاب الصولفيج المقرر</w:t>
       </w:r>
     </w:p>
     <w:p>
@@ -10712,6 +10880,10 @@
           <w:rFonts w:cs="Calibri"/>
           <w:szCs w:val="22"/>
         </w:rPr>
+        <w:t>الواجب المنزلي</w:t>
+        <w:br/>
+        <w:t>1. اكتب تمرين رقم ‏(———)‏ في كتاب الصولفيج المقرر</w:t>
+        <w:br/>
         <w:t xml:space="preserve">الواجب: </w:t>
         <w:br/>
         <w:t>1. أكمل مقطوعة الامتحان</w:t>

--- a/docx_output_v2/Sibelius-Semester1-Part4-Lessons-25-32.docx
+++ b/docx_output_v2/Sibelius-Semester1-Part4-Lessons-25-32.docx
@@ -1111,9 +1111,9 @@
         </w:rPr>
         <w:t>النشاط الثاني: العزف على آلتك الموسيقية ‏(10 دقائق)‏</w:t>
         <w:br/>
-        <w:t>- يعزف الطالب سلم العجم صعودا ونزولا على آلتك الموسيقية</w:t>
+        <w:t>- يعزف الطالب سلم العجم صآلةا ونزولا على آلتك الموسيقية</w:t>
         <w:br/>
-        <w:t>- يعزف الطالب سلم النهاوند صعودا ونزولا على آلتك الموسيقية</w:t>
+        <w:t>- يعزف الطالب سلم النهاوند صآلةا ونزولا على آلتك الموسيقية</w:t>
         <w:br/>
         <w:t>- التدريب على التمييز بين ربع النغمات في النهاوند</w:t>
       </w:r>
@@ -3729,9 +3729,9 @@
         </w:rPr>
         <w:t>النشاط الثاني: العزف على آلتك الموسيقية ‏(10 دقائق)‏</w:t>
         <w:br/>
-        <w:t>- يعزف الطالب سلم الراست صعودا ونزولا على آلتك الموسيقية</w:t>
+        <w:t>- يعزف الطالب سلم الراست صآلةا ونزولا على آلتك الموسيقية</w:t>
         <w:br/>
-        <w:t>- يعزف الطالب سلم البياتي صعودا ونزولا على آلتك الموسيقية</w:t>
+        <w:t>- يعزف الطالب سلم البياتي صآلةا ونزولا على آلتك الموسيقية</w:t>
         <w:br/>
         <w:t>- التدريب على التمييز بين ربع النغمات في كلا المقامين</w:t>
         <w:br/>
@@ -6349,11 +6349,11 @@
         </w:rPr>
         <w:t>النشاط الثاني: العزف على آلتك الموسيقية ‏(10 دقائق)‏</w:t>
         <w:br/>
-        <w:t>- يعزف الطالب سلم الحجاز صعودا ونزولا على آلتك الموسيقية</w:t>
+        <w:t>- يعزف الطالب سلم الحجاز صآلةا ونزولا على آلتك الموسيقية</w:t>
         <w:br/>
         <w:t>- التركيز على البعد الزائد بين المي والفا في الحجاز</w:t>
         <w:br/>
-        <w:t>- يعزف الطالب سلم الكرد صعودا ونزولا على آلتك الموسيقية</w:t>
+        <w:t>- يعزف الطالب سلم الكرد صآلةا ونزولا على آلتك الموسيقية</w:t>
         <w:br/>
         <w:t>- المقارنة بين سلم الكرد وسلم النهاوند</w:t>
       </w:r>
@@ -8987,9 +8987,9 @@
         </w:rPr>
         <w:t>النشاط الثاني: العزف على آلتك الموسيقية ‏(10 دقائق)‏</w:t>
         <w:br/>
-        <w:t>- يعزف الطالب سلم السيكاه صعودا ونزولا على آلتك الموسيقية مع البدء من سي نصف بيمول</w:t>
+        <w:t>- يعزف الطالب سلم السيكاه صآلةا ونزولا على آلتك الموسيقية مع البدء من سي نصف بيمول</w:t>
         <w:br/>
-        <w:t>- يعزف الطالب سلم الهزام صعودا ونزولا على آلتك الموسيقية مع البدء من مي نصف بيمول</w:t>
+        <w:t>- يعزف الطالب سلم الهزام صآلةا ونزولا على آلتك الموسيقية مع البدء من مي نصف بيمول</w:t>
         <w:br/>
         <w:t>- التدريب على أرباع النغمات في كلا المقامين</w:t>
       </w:r>
@@ -9348,7 +9348,7 @@
                 <w:rFonts w:cs="Calibri"/>
                 <w:szCs w:val="18"/>
               </w:rPr>
-              <w:t>العودة إلى بداية المقطوعة</w:t>
+              <w:t>آلتك الموسيقية إلى بداية المقطوعة</w:t>
             </w:r>
           </w:p>
         </w:tc>
@@ -11464,7 +11464,7 @@
           <w:rFonts w:cs="Calibri"/>
           <w:szCs w:val="22"/>
         </w:rPr>
-        <w:t>مقام الصبا فريد لأنه يستخدم درجة سي الطبيعية ‏(بدون خفض)‏ في صعوده بينما الدرجات الأخرى منخفضة. هذا التباين يعطي الصبا طابعا مميزا جدا.</w:t>
+        <w:t>مقام الصبا فريد لأنه يستخدم درجة سي الطبيعية ‏(بدون خفض)‏ في صآلةه بينما الدرجات الأخرى منخفضة. هذا التباين يعطي الصبا طابعا مميزا جدا.</w:t>
       </w:r>
     </w:p>
     <w:p>
@@ -11605,11 +11605,11 @@
         </w:rPr>
         <w:t>النشاط الثاني: العزف على آلتك الموسيقية ‏(10 دقائق)‏</w:t>
         <w:br/>
-        <w:t>- يعزف الطالب سلم الصبا صعودا ونزولا على آلتك الموسيقية</w:t>
+        <w:t>- يعزف الطالب سلم الصبا صآلةا ونزولا على آلتك الموسيقية</w:t>
         <w:br/>
         <w:t>- التركيز على التباين بين لا نصف بيمول وسي طبيعية في الصبا</w:t>
         <w:br/>
-        <w:t>- يعزف الطالب سلم نوا أثر صعودا ونزولا على آلتك الموسيقية من صول</w:t>
+        <w:t>- يعزف الطالب سلم نوا أثر صآلةا ونزولا على آلتك الموسيقية من صول</w:t>
         <w:br/>
         <w:t>- التدريب على أرباع النغمات في كلا المقامين</w:t>
       </w:r>
@@ -14302,13 +14302,13 @@
         </w:rPr>
         <w:t>النشاط الثاني: العزف على آلتك الموسيقية ‏(10 دقائق)‏</w:t>
         <w:br/>
-        <w:t>- يعزف الطالب سلم النكريز صعودا ونزولا على آلتك الموسيقية</w:t>
+        <w:t>- يعزف الطالب سلم النكريز صآلةا ونزولا على آلتك الموسيقية</w:t>
         <w:br/>
-        <w:t>- يعزف الطالب سلم أثر كرد صعودا ونزولا على آلتك الموسيقية</w:t>
+        <w:t>- يعزف الطالب سلم أثر كرد صآلةا ونزولا على آلتك الموسيقية</w:t>
         <w:br/>
-        <w:t>- يعزف الطالب سلم الشهناز صعودا ونزولا على آلتك الموسيقية</w:t>
+        <w:t>- يعزف الطالب سلم الشهناز صآلةا ونزولا على آلتك الموسيقية</w:t>
         <w:br/>
-        <w:t>- يعزف الطالب سلم السوزناك صعودا ونزولا على آلتك الموسيقية</w:t>
+        <w:t>- يعزف الطالب سلم السوزناك صآلةا ونزولا على آلتك الموسيقية</w:t>
         <w:br/>
         <w:t>- المقارنة بين المقامات الأربعة</w:t>
       </w:r>
@@ -19823,7 +19823,7 @@
                 <w:rFonts w:cs="Calibri"/>
                 <w:szCs w:val="18"/>
               </w:rPr>
-              <w:t>مجموعة من النغمات المتدرجة صعودا أو نزولا</w:t>
+              <w:t>مجموعة من النغمات المتدرجة صآلةا أو نزولا</w:t>
             </w:r>
           </w:p>
         </w:tc>
@@ -21061,7 +21061,7 @@
         <w:br/>
         <w:t>- يختار كل طالب مقاما من المجموعة الثانية ‏(المقامات 7-14)‏</w:t>
         <w:br/>
-        <w:t>- يعزف سلم ذلك المقام صعودا ونزولا على آلتك الموسيقية</w:t>
+        <w:t>- يعزف سلم ذلك المقام صآلةا ونزولا على آلتك الموسيقية</w:t>
         <w:br/>
         <w:t>- يعزف جملة لحنية بسيطة في نفس المقام</w:t>
       </w:r>
